--- a/Documentation/Dokumentation.docx
+++ b/Documentation/Dokumentation.docx
@@ -1,6 +1,6 @@
 
 <file path=word/document.xml><?xml version="1.0" encoding="utf-8"?>
-<w:document xmlns:wpc="http://schemas.microsoft.com/office/word/2010/wordprocessingCanvas" xmlns:cx="http://schemas.microsoft.com/office/drawing/2014/chartex" xmlns:cx1="http://schemas.microsoft.com/office/drawing/2015/9/8/chartex" xmlns:cx2="http://schemas.microsoft.com/office/drawing/2015/10/21/chartex" xmlns:cx3="http://schemas.microsoft.com/office/drawing/2016/5/9/chartex" xmlns:cx4="http://schemas.microsoft.com/office/drawing/2016/5/10/chartex" xmlns:cx5="http://schemas.microsoft.com/office/drawing/2016/5/11/chartex" xmlns:cx6="http://schemas.microsoft.com/office/drawing/2016/5/12/chartex" xmlns:cx7="http://schemas.microsoft.com/office/drawing/2016/5/13/chartex" xmlns:cx8="http://schemas.microsoft.com/office/drawing/2016/5/14/chartex" xmlns:mc="http://schemas.openxmlformats.org/markup-compatibility/2006" xmlns:aink="http://schemas.microsoft.com/office/drawing/2016/ink" xmlns:am3d="http://schemas.microsoft.com/office/drawing/2017/model3d" xmlns:o="urn:schemas-microsoft-com:office:office" xmlns:oel="http://schemas.microsoft.com/office/2019/extlst" xmlns:r="http://schemas.openxmlformats.org/officeDocument/2006/relationships" xmlns:m="http://schemas.openxmlformats.org/officeDocument/2006/math" xmlns:v="urn:schemas-microsoft-com:vml" xmlns:wp14="http://schemas.microsoft.com/office/word/2010/wordprocessingDrawing" xmlns:wp="http://schemas.openxmlformats.org/drawingml/2006/wordprocessingDrawing" xmlns:w10="urn:schemas-microsoft-com:office:word" xmlns:w="http://schemas.openxmlformats.org/wordprocessingml/2006/main" xmlns:w14="http://schemas.microsoft.com/office/word/2010/wordml" xmlns:w15="http://schemas.microsoft.com/office/word/2012/wordml" xmlns:w16cex="http://schemas.microsoft.com/office/word/2018/wordml/cex" xmlns:w16cid="http://schemas.microsoft.com/office/word/2016/wordml/cid" xmlns:w16="http://schemas.microsoft.com/office/word/2018/wordml" xmlns:w16sdtdh="http://schemas.microsoft.com/office/word/2020/wordml/sdtdatahash" xmlns:w16se="http://schemas.microsoft.com/office/word/2015/wordml/symex" xmlns:wpg="http://schemas.microsoft.com/office/word/2010/wordprocessingGroup" xmlns:wpi="http://schemas.microsoft.com/office/word/2010/wordprocessingInk" xmlns:wne="http://schemas.microsoft.com/office/word/2006/wordml" xmlns:wps="http://schemas.microsoft.com/office/word/2010/wordprocessingShape" mc:Ignorable="w14 w15 w16se w16cid w16 w16cex w16sdtdh wp14">
+<w:document xmlns:wpc="http://schemas.microsoft.com/office/word/2010/wordprocessingCanvas" xmlns:cx="http://schemas.microsoft.com/office/drawing/2014/chartex" xmlns:cx1="http://schemas.microsoft.com/office/drawing/2015/9/8/chartex" xmlns:cx2="http://schemas.microsoft.com/office/drawing/2015/10/21/chartex" xmlns:cx3="http://schemas.microsoft.com/office/drawing/2016/5/9/chartex" xmlns:cx4="http://schemas.microsoft.com/office/drawing/2016/5/10/chartex" xmlns:cx5="http://schemas.microsoft.com/office/drawing/2016/5/11/chartex" xmlns:cx6="http://schemas.microsoft.com/office/drawing/2016/5/12/chartex" xmlns:cx7="http://schemas.microsoft.com/office/drawing/2016/5/13/chartex" xmlns:cx8="http://schemas.microsoft.com/office/drawing/2016/5/14/chartex" xmlns:mc="http://schemas.openxmlformats.org/markup-compatibility/2006" xmlns:aink="http://schemas.microsoft.com/office/drawing/2016/ink" xmlns:am3d="http://schemas.microsoft.com/office/drawing/2017/model3d" xmlns:o="urn:schemas-microsoft-com:office:office" xmlns:oel="http://schemas.microsoft.com/office/2019/extlst" xmlns:r="http://schemas.openxmlformats.org/officeDocument/2006/relationships" xmlns:m="http://schemas.openxmlformats.org/officeDocument/2006/math" xmlns:v="urn:schemas-microsoft-com:vml" xmlns:wp14="http://schemas.microsoft.com/office/word/2010/wordprocessingDrawing" xmlns:wp="http://schemas.openxmlformats.org/drawingml/2006/wordprocessingDrawing" xmlns:w10="urn:schemas-microsoft-com:office:word" xmlns:w="http://schemas.openxmlformats.org/wordprocessingml/2006/main" xmlns:w14="http://schemas.microsoft.com/office/word/2010/wordml" xmlns:w15="http://schemas.microsoft.com/office/word/2012/wordml" xmlns:w16cex="http://schemas.microsoft.com/office/word/2018/wordml/cex" xmlns:w16cid="http://schemas.microsoft.com/office/word/2016/wordml/cid" xmlns:w16="http://schemas.microsoft.com/office/word/2018/wordml" xmlns:w16du="http://schemas.microsoft.com/office/word/2023/wordml/word16du" xmlns:w16sdtdh="http://schemas.microsoft.com/office/word/2020/wordml/sdtdatahash" xmlns:w16se="http://schemas.microsoft.com/office/word/2015/wordml/symex" xmlns:wpg="http://schemas.microsoft.com/office/word/2010/wordprocessingGroup" xmlns:wpi="http://schemas.microsoft.com/office/word/2010/wordprocessingInk" xmlns:wne="http://schemas.microsoft.com/office/word/2006/wordml" xmlns:wps="http://schemas.microsoft.com/office/word/2010/wordprocessingShape" mc:Ignorable="w14 w15 w16se w16cid w16 w16cex w16sdtdh wp14">
   <w:body>
     <w:p/>
     <w:p>
@@ -186,6 +186,7 @@
           <w:szCs w:val="40"/>
         </w:rPr>
       </w:pPr>
+      <w:proofErr w:type="spellStart"/>
       <w:r>
         <w:rPr>
           <w:color w:val="A6A6A6" w:themeColor="background1" w:themeShade="A6"/>
@@ -194,6 +195,7 @@
         </w:rPr>
         <w:t>Hyperformer_ContactSplitter</w:t>
       </w:r>
+      <w:proofErr w:type="spellEnd"/>
     </w:p>
     <w:p>
       <w:pPr>
@@ -288,8 +290,19 @@
           <w:szCs w:val="40"/>
           <w:lang w:val="en-US"/>
         </w:rPr>
-        <w:t>Dipl.-Math. Christian Hübscher</w:t>
-      </w:r>
+        <w:t xml:space="preserve">Dipl.-Math. Christian </w:t>
+      </w:r>
+      <w:proofErr w:type="spellStart"/>
+      <w:r>
+        <w:rPr>
+          <w:color w:val="A6A6A6" w:themeColor="background1" w:themeShade="A6"/>
+          <w:sz w:val="40"/>
+          <w:szCs w:val="40"/>
+          <w:lang w:val="en-US"/>
+        </w:rPr>
+        <w:t>Hübscher</w:t>
+      </w:r>
+      <w:proofErr w:type="spellEnd"/>
     </w:p>
     <w:p>
       <w:pPr>
@@ -1263,11 +1276,13 @@
         <w:spacing w:line="360" w:lineRule="auto"/>
       </w:pPr>
       <w:bookmarkStart w:id="0" w:name="_Toc134474881"/>
+      <w:proofErr w:type="spellStart"/>
       <w:r>
         <w:lastRenderedPageBreak/>
         <w:t>Hyperformer_ContactSplitter</w:t>
       </w:r>
       <w:bookmarkEnd w:id="0"/>
+      <w:proofErr w:type="spellEnd"/>
     </w:p>
     <w:p>
       <w:pPr>
@@ -1308,9 +1323,172 @@
       </w:pPr>
       <w:bookmarkStart w:id="2" w:name="_Toc134474883"/>
       <w:r>
-        <w:t>Composite Components und Dependency Inversion</w:t>
+        <w:t xml:space="preserve">Composite Components und </w:t>
+      </w:r>
+      <w:proofErr w:type="spellStart"/>
+      <w:r>
+        <w:t>Dependency</w:t>
+      </w:r>
+      <w:proofErr w:type="spellEnd"/>
+      <w:r>
+        <w:t xml:space="preserve"> Inversion</w:t>
       </w:r>
       <w:bookmarkEnd w:id="2"/>
+    </w:p>
+    <w:p>
+      <w:pPr>
+        <w:spacing w:line="360" w:lineRule="auto"/>
+      </w:pPr>
+      <w:r>
+        <w:t xml:space="preserve">Die Composite Components Architektur zielt auf eine Entkopplung von Abhängigkeiten auf </w:t>
+      </w:r>
+      <w:r>
+        <w:t>Komponentenebene</w:t>
+      </w:r>
+      <w:r>
+        <w:t xml:space="preserve"> ab</w:t>
+      </w:r>
+      <w:r>
+        <w:t xml:space="preserve">. Eine Komponente besteht </w:t>
+      </w:r>
+      <w:r>
+        <w:t xml:space="preserve">in .NET </w:t>
+      </w:r>
+      <w:r>
+        <w:t xml:space="preserve">immer aus zwei </w:t>
+      </w:r>
+      <w:proofErr w:type="spellStart"/>
+      <w:r>
+        <w:t>Assemblies</w:t>
+      </w:r>
+      <w:proofErr w:type="spellEnd"/>
+      <w:r>
+        <w:t>: Ein Assembly enthält die Implementierungen, das andere die Schnittstellen und Datenklassen (</w:t>
+      </w:r>
+      <w:proofErr w:type="spellStart"/>
+      <w:r>
+        <w:t>Contract</w:t>
+      </w:r>
+      <w:proofErr w:type="spellEnd"/>
+      <w:r>
+        <w:t>)</w:t>
+      </w:r>
+      <w:r>
+        <w:t xml:space="preserve">. </w:t>
+      </w:r>
+      <w:proofErr w:type="spellStart"/>
+      <w:r>
+        <w:t>Assemblies</w:t>
+      </w:r>
+      <w:proofErr w:type="spellEnd"/>
+      <w:r>
+        <w:t xml:space="preserve"> </w:t>
+      </w:r>
+      <w:r>
+        <w:t>besitzen</w:t>
+      </w:r>
+      <w:r>
+        <w:t xml:space="preserve"> dabei immer nur Abhängigkeiten</w:t>
+      </w:r>
+      <w:r>
+        <w:t xml:space="preserve"> zu einer </w:t>
+      </w:r>
+      <w:proofErr w:type="spellStart"/>
+      <w:r>
+        <w:t>Contract</w:t>
+      </w:r>
+      <w:proofErr w:type="spellEnd"/>
+      <w:r>
+        <w:t xml:space="preserve"> Assembly</w:t>
+      </w:r>
+      <w:r>
+        <w:t xml:space="preserve"> (</w:t>
+      </w:r>
+      <w:proofErr w:type="spellStart"/>
+      <w:r>
+        <w:t>Dependency</w:t>
+      </w:r>
+      <w:proofErr w:type="spellEnd"/>
+      <w:r>
+        <w:t xml:space="preserve"> Inversion)</w:t>
+      </w:r>
+      <w:r>
+        <w:t>.</w:t>
+      </w:r>
+      <w:r>
+        <w:t xml:space="preserve"> </w:t>
+      </w:r>
+      <w:r>
+        <w:t>Dies ermöglicht eine Austauschbarkeit auf Komponenten</w:t>
+      </w:r>
+      <w:r>
+        <w:t>ebene.</w:t>
+      </w:r>
+      <w:r>
+        <w:t xml:space="preserve"> Dieses Design wird</w:t>
+      </w:r>
+      <w:r>
+        <w:t xml:space="preserve"> vom Softwarearchitekt David Tilke (</w:t>
+      </w:r>
+      <w:hyperlink r:id="rId12" w:history="1">
+        <w:r>
+          <w:rPr>
+            <w:rStyle w:val="Hyperlink"/>
+          </w:rPr>
+          <w:t>https://www.david-tielke.de</w:t>
+        </w:r>
+      </w:hyperlink>
+      <w:r>
+        <w:t>)</w:t>
+      </w:r>
+      <w:r>
+        <w:t xml:space="preserve"> für </w:t>
+      </w:r>
+      <w:r>
+        <w:t>.NET-Businessanwendungen</w:t>
+      </w:r>
+      <w:r>
+        <w:t xml:space="preserve"> </w:t>
+      </w:r>
+      <w:r>
+        <w:t xml:space="preserve">empfohlen und orientiert sich </w:t>
+      </w:r>
+      <w:r>
+        <w:t>an</w:t>
+      </w:r>
+      <w:r>
+        <w:t xml:space="preserve"> dem </w:t>
+      </w:r>
+      <w:r>
+        <w:t>ISO-9126 Qualitätsmodell</w:t>
+      </w:r>
+      <w:r>
+        <w:t>.</w:t>
+      </w:r>
+    </w:p>
+    <w:p>
+      <w:pPr>
+        <w:pStyle w:val="berschrift2"/>
+        <w:spacing w:line="360" w:lineRule="auto"/>
+      </w:pPr>
+      <w:bookmarkStart w:id="3" w:name="_Toc134474884"/>
+      <w:proofErr w:type="spellStart"/>
+      <w:r>
+        <w:t>Dependency</w:t>
+      </w:r>
+      <w:proofErr w:type="spellEnd"/>
+      <w:r>
+        <w:t xml:space="preserve"> </w:t>
+      </w:r>
+      <w:proofErr w:type="spellStart"/>
+      <w:r>
+        <w:t>Injection</w:t>
+      </w:r>
+      <w:bookmarkEnd w:id="3"/>
+      <w:proofErr w:type="spellEnd"/>
+      <w:r>
+        <w:t xml:space="preserve"> </w:t>
+      </w:r>
     </w:p>
     <w:p>
       <w:pPr>
@@ -1318,49 +1496,57 @@
         <w:jc w:val="both"/>
       </w:pPr>
       <w:r>
-        <w:t xml:space="preserve">Die Composite Components Architektur zielt auf eine Entkopplung von Abhängigkeiten auf </w:t>
-      </w:r>
-      <w:r>
-        <w:t>Komponentenebene</w:t>
-      </w:r>
-      <w:r>
-        <w:t xml:space="preserve">. Eine Komponente besteht immer aus zwei </w:t>
-      </w:r>
-      <w:r>
-        <w:t>Assemblies</w:t>
-      </w:r>
-      <w:r>
-        <w:t>: Ein Assembly enthält die Implementierungen, das andere die Schnittstellen und Datenklassen (Contract)</w:t>
-      </w:r>
-      <w:r>
-        <w:t xml:space="preserve">. </w:t>
-      </w:r>
-      <w:r>
-        <w:t xml:space="preserve">Assemblies </w:t>
-      </w:r>
-      <w:r>
-        <w:t>besitzten</w:t>
-      </w:r>
-      <w:r>
-        <w:t xml:space="preserve"> dabei immer nur Abhängigkeiten</w:t>
-      </w:r>
-      <w:r>
-        <w:t xml:space="preserve"> zu einer Contract Assembly</w:t>
-      </w:r>
-      <w:r>
-        <w:t xml:space="preserve"> (Dependency Inversion)</w:t>
-      </w:r>
-      <w:r>
-        <w:t>.</w:t>
-      </w:r>
+        <w:t xml:space="preserve">Das Mapping von </w:t>
+      </w:r>
+      <w:proofErr w:type="spellStart"/>
+      <w:r>
+        <w:t>Contracts</w:t>
+      </w:r>
+      <w:proofErr w:type="spellEnd"/>
+      <w:r>
+        <w:t xml:space="preserve"> und Implementierungen erfolgt über einen </w:t>
+      </w:r>
+      <w:proofErr w:type="spellStart"/>
+      <w:r>
+        <w:t>Dependecy</w:t>
+      </w:r>
+      <w:proofErr w:type="spellEnd"/>
       <w:r>
         <w:t xml:space="preserve"> </w:t>
       </w:r>
-      <w:r>
-        <w:t>Dies ermöglicht eine Austauschbarkeit auf Komponenten</w:t>
-      </w:r>
-      <w:r>
-        <w:t>ebene.</w:t>
+      <w:proofErr w:type="spellStart"/>
+      <w:r>
+        <w:t>Injection</w:t>
+      </w:r>
+      <w:proofErr w:type="spellEnd"/>
+      <w:r>
+        <w:t xml:space="preserve"> Container, </w:t>
+      </w:r>
+      <w:r>
+        <w:t>dessen Konfiguration</w:t>
+      </w:r>
+      <w:r>
+        <w:t xml:space="preserve"> sich im Hauptprojekt (</w:t>
+      </w:r>
+      <w:proofErr w:type="spellStart"/>
+      <w:r>
+        <w:t>ContactSplitter</w:t>
+      </w:r>
+      <w:proofErr w:type="spellEnd"/>
+      <w:r>
+        <w:t>) befindet. Das Hauptprojekt konsumiert alle Komponenten und führt entsprechende Kompositionen durch.</w:t>
+      </w:r>
+      <w:r>
+        <w:t xml:space="preserve"> </w:t>
+      </w:r>
+      <w:r>
+        <w:t xml:space="preserve">Diese Schritte </w:t>
+      </w:r>
+      <w:r>
+        <w:t>erhöhen die</w:t>
+      </w:r>
+      <w:r>
+        <w:t xml:space="preserve"> Testbarkeit, Wiederverwendbarkeit und Austauschbarkeit der Komponenten und Klassen und erhöhen jeweils die Modularität.</w:t>
       </w:r>
     </w:p>
     <w:p>
@@ -1368,14 +1554,11 @@
         <w:pStyle w:val="berschrift2"/>
         <w:spacing w:line="360" w:lineRule="auto"/>
       </w:pPr>
-      <w:bookmarkStart w:id="3" w:name="_Toc134474884"/>
-      <w:r>
-        <w:t>Dependency Injection</w:t>
-      </w:r>
-      <w:bookmarkEnd w:id="3"/>
-      <w:r>
-        <w:t xml:space="preserve"> </w:t>
-      </w:r>
+      <w:bookmarkStart w:id="4" w:name="_Toc134474885"/>
+      <w:r>
+        <w:t>Schichtenarchitektur</w:t>
+      </w:r>
+      <w:bookmarkEnd w:id="4"/>
     </w:p>
     <w:p>
       <w:pPr>
@@ -1383,31 +1566,98 @@
         <w:jc w:val="both"/>
       </w:pPr>
       <w:r>
-        <w:t xml:space="preserve">Das Mapping von </w:t>
-      </w:r>
-      <w:r>
-        <w:t>Contracts</w:t>
-      </w:r>
-      <w:r>
-        <w:t xml:space="preserve"> und Implementierungen erfolgt über einen Dependecy Injection Container, </w:t>
-      </w:r>
-      <w:r>
-        <w:t>dessen Konfiguration</w:t>
-      </w:r>
-      <w:r>
-        <w:t xml:space="preserve"> sich im Hauptprojekt (ContactSplitter) befindet. Das Hauptprojekt konsumiert alle Komponenten und führt entsprechende Kompositionen durch.</w:t>
+        <w:t xml:space="preserve">Die Schichtenarchitektur sieht </w:t>
+      </w:r>
+      <w:r>
+        <w:t>vor, dass eine</w:t>
       </w:r>
       <w:r>
         <w:t xml:space="preserve"> </w:t>
       </w:r>
       <w:r>
-        <w:t xml:space="preserve">Diese Schritte </w:t>
-      </w:r>
-      <w:r>
-        <w:t>erhöhen die</w:t>
-      </w:r>
-      <w:r>
-        <w:t xml:space="preserve"> Testbarkeit, Wiederverwendbarkeit und Austauschbarkeit der Komponenten und Klassen und erhöhen jeweils die Modularität.</w:t>
+        <w:t xml:space="preserve">Schicht jeweils nur </w:t>
+      </w:r>
+      <w:r>
+        <w:t xml:space="preserve">eine </w:t>
+      </w:r>
+      <w:r>
+        <w:t>Abhängigkeit</w:t>
+      </w:r>
+      <w:r>
+        <w:t xml:space="preserve"> </w:t>
+      </w:r>
+      <w:r>
+        <w:t>zur unmittelbar darunterliegenden Schicht</w:t>
+      </w:r>
+      <w:r>
+        <w:t xml:space="preserve"> besitzt</w:t>
+      </w:r>
+      <w:r>
+        <w:t xml:space="preserve">. </w:t>
+      </w:r>
+      <w:r>
+        <w:t>Im Projekt gibt es die Schichten</w:t>
+      </w:r>
+      <w:r>
+        <w:t xml:space="preserve"> </w:t>
+      </w:r>
+      <w:r>
+        <w:t>UI, Logik und Repository</w:t>
+      </w:r>
+      <w:r>
+        <w:t xml:space="preserve">, welche sich in den </w:t>
+      </w:r>
+      <w:proofErr w:type="spellStart"/>
+      <w:r>
+        <w:t>Assemblies</w:t>
+      </w:r>
+      <w:proofErr w:type="spellEnd"/>
+      <w:r>
+        <w:t>:</w:t>
+      </w:r>
+      <w:r>
+        <w:t xml:space="preserve"> </w:t>
+      </w:r>
+      <w:proofErr w:type="spellStart"/>
+      <w:r>
+        <w:t>ContactSplitter</w:t>
+      </w:r>
+      <w:r>
+        <w:t>.Control</w:t>
+      </w:r>
+      <w:proofErr w:type="spellEnd"/>
+      <w:r>
+        <w:t xml:space="preserve"> </w:t>
+      </w:r>
+      <w:r>
+        <w:t xml:space="preserve">(UI), </w:t>
+      </w:r>
+      <w:proofErr w:type="spellStart"/>
+      <w:r>
+        <w:t>ContactParser.Contracts</w:t>
+      </w:r>
+      <w:proofErr w:type="spellEnd"/>
+      <w:r>
+        <w:t xml:space="preserve"> und </w:t>
+      </w:r>
+      <w:proofErr w:type="spellStart"/>
+      <w:r>
+        <w:t>ContractParser</w:t>
+      </w:r>
+      <w:proofErr w:type="spellEnd"/>
+      <w:r>
+        <w:t xml:space="preserve"> (Logik) </w:t>
+      </w:r>
+      <w:r>
+        <w:t xml:space="preserve">und </w:t>
+      </w:r>
+      <w:proofErr w:type="spellStart"/>
+      <w:r>
+        <w:t>ContactSplitter.Datastorage</w:t>
+      </w:r>
+      <w:proofErr w:type="spellEnd"/>
+      <w:r>
+        <w:t xml:space="preserve"> (Repository) manifestieren. </w:t>
       </w:r>
     </w:p>
     <w:p>
@@ -1415,11 +1665,11 @@
         <w:pStyle w:val="berschrift2"/>
         <w:spacing w:line="360" w:lineRule="auto"/>
       </w:pPr>
-      <w:bookmarkStart w:id="4" w:name="_Toc134474885"/>
-      <w:r>
-        <w:t>Schichtenarchitektur</w:t>
-      </w:r>
-      <w:bookmarkEnd w:id="4"/>
+      <w:bookmarkStart w:id="5" w:name="_Toc134474886"/>
+      <w:r>
+        <w:t>MVVM</w:t>
+      </w:r>
+      <w:bookmarkEnd w:id="5"/>
     </w:p>
     <w:p>
       <w:pPr>
@@ -1427,43 +1677,76 @@
         <w:jc w:val="both"/>
       </w:pPr>
       <w:r>
-        <w:t xml:space="preserve">Die Schichtenarchitektur sieht </w:t>
-      </w:r>
-      <w:r>
-        <w:t xml:space="preserve">vor, dass einer Schicht jeweils nur die unmittelbar </w:t>
-      </w:r>
-      <w:r>
-        <w:t xml:space="preserve">darunterliegende </w:t>
-      </w:r>
-      <w:r>
-        <w:t xml:space="preserve">Schicht kennt. </w:t>
-      </w:r>
-      <w:r>
-        <w:t>Im Projekt gibt es die Schichten UI, Logik und Repository</w:t>
-      </w:r>
-      <w:r>
-        <w:t>, welche sich in den Assemblies</w:t>
-      </w:r>
-      <w:r>
-        <w:t>:</w:t>
-      </w:r>
-      <w:r>
-        <w:t xml:space="preserve"> ContactSplitter</w:t>
-      </w:r>
-      <w:r>
-        <w:t xml:space="preserve">.Control </w:t>
-      </w:r>
-      <w:r>
-        <w:t xml:space="preserve">(UI), </w:t>
-      </w:r>
-      <w:r>
-        <w:t xml:space="preserve">ContactParser.Contracts und ContractParser (Logik) </w:t>
+        <w:t>Die Model-View-</w:t>
+      </w:r>
+      <w:proofErr w:type="spellStart"/>
+      <w:r>
+        <w:t>ViewModel</w:t>
+      </w:r>
+      <w:proofErr w:type="spellEnd"/>
+      <w:r>
+        <w:t xml:space="preserve"> bezieht sich auf das Zusammenspiel von UI</w:t>
+      </w:r>
+      <w:r>
+        <w:t xml:space="preserve">, </w:t>
+      </w:r>
+      <w:r>
+        <w:t>Daten</w:t>
+      </w:r>
+      <w:r>
+        <w:t xml:space="preserve"> und</w:t>
+      </w:r>
+      <w:r>
+        <w:t xml:space="preserve"> UI-</w:t>
+      </w:r>
+      <w:r>
+        <w:t>Logik</w:t>
+      </w:r>
+      <w:r>
+        <w:t xml:space="preserve">. </w:t>
+      </w:r>
+      <w:r>
+        <w:t xml:space="preserve">Durch Bindung an ein </w:t>
+      </w:r>
+      <w:proofErr w:type="spellStart"/>
+      <w:r>
+        <w:t>ViewModel</w:t>
+      </w:r>
+      <w:proofErr w:type="spellEnd"/>
+      <w:r>
+        <w:t xml:space="preserve"> findet die Entkopplung von UI</w:t>
+      </w:r>
+      <w:r>
+        <w:t xml:space="preserve">-Design </w:t>
       </w:r>
       <w:r>
         <w:t xml:space="preserve">und </w:t>
       </w:r>
       <w:r>
-        <w:t xml:space="preserve">ContactSplitter.Datastorage (Repository) manifestieren. </w:t>
+        <w:t>UI-Logik</w:t>
+      </w:r>
+      <w:r>
+        <w:t xml:space="preserve"> statt</w:t>
+      </w:r>
+      <w:r>
+        <w:t xml:space="preserve">. Somit kann das </w:t>
+      </w:r>
+      <w:proofErr w:type="spellStart"/>
+      <w:r>
+        <w:t>View</w:t>
+      </w:r>
+      <w:r>
+        <w:t>M</w:t>
+      </w:r>
+      <w:r>
+        <w:t>odel</w:t>
+      </w:r>
+      <w:proofErr w:type="spellEnd"/>
+      <w:r>
+        <w:t xml:space="preserve"> leicht ausgetauscht werden. </w:t>
+      </w:r>
+      <w:r>
+        <w:t xml:space="preserve"> </w:t>
       </w:r>
     </w:p>
     <w:p>
@@ -1471,69 +1754,18 @@
         <w:pStyle w:val="berschrift2"/>
         <w:spacing w:line="360" w:lineRule="auto"/>
       </w:pPr>
-      <w:bookmarkStart w:id="5" w:name="_Toc134474886"/>
-      <w:r>
-        <w:t>MVVM</w:t>
-      </w:r>
-      <w:bookmarkEnd w:id="5"/>
+      <w:bookmarkStart w:id="6" w:name="_Toc134474887"/>
+      <w:proofErr w:type="spellStart"/>
+      <w:r>
+        <w:t>CleanCode</w:t>
+      </w:r>
+      <w:bookmarkEnd w:id="6"/>
+      <w:proofErr w:type="spellEnd"/>
     </w:p>
     <w:p>
       <w:pPr>
         <w:spacing w:line="360" w:lineRule="auto"/>
         <w:jc w:val="both"/>
-      </w:pPr>
-      <w:r>
-        <w:t>Die Model-View-ViewModel bezieht sich auf das Zusammenspiel von UI</w:t>
-      </w:r>
-      <w:r>
-        <w:t xml:space="preserve">, </w:t>
-      </w:r>
-      <w:r>
-        <w:t>Daten</w:t>
-      </w:r>
-      <w:r>
-        <w:t xml:space="preserve"> und Logik</w:t>
-      </w:r>
-      <w:r>
-        <w:t xml:space="preserve">. </w:t>
-      </w:r>
-      <w:r>
-        <w:t>Durch Bindung an ein ViewModel findet die Entkopplung von UI</w:t>
-      </w:r>
-      <w:r>
-        <w:t xml:space="preserve">-Design </w:t>
-      </w:r>
-      <w:r>
-        <w:t xml:space="preserve">und </w:t>
-      </w:r>
-      <w:r>
-        <w:t>UI-Logik</w:t>
-      </w:r>
-      <w:r>
-        <w:t xml:space="preserve"> statt</w:t>
-      </w:r>
-      <w:r>
-        <w:t xml:space="preserve">. Somit kann das Viewmodel leicht ausgetauscht werden. </w:t>
-      </w:r>
-      <w:r>
-        <w:t xml:space="preserve"> </w:t>
-      </w:r>
-    </w:p>
-    <w:p>
-      <w:pPr>
-        <w:pStyle w:val="berschrift2"/>
-        <w:spacing w:line="360" w:lineRule="auto"/>
-      </w:pPr>
-      <w:bookmarkStart w:id="6" w:name="_Toc134474887"/>
-      <w:r>
-        <w:t>CleanCode</w:t>
-      </w:r>
-      <w:bookmarkEnd w:id="6"/>
-    </w:p>
-    <w:p>
-      <w:pPr>
-        <w:spacing w:line="360" w:lineRule="auto"/>
-        <w:jc w:val="both"/>
         <w:rPr>
           <w:color w:val="0563C1" w:themeColor="hyperlink"/>
           <w:u w:val="single"/>
@@ -1546,13 +1778,44 @@
         <w:t>Einhaltung</w:t>
       </w:r>
       <w:r>
-        <w:t xml:space="preserve"> von CleanCode und entsprechender Codierungsrichtlinien, wurde neben Sorgfalt der Entwickler, das Werkzeug Resharper verwendet</w:t>
+        <w:t xml:space="preserve"> von </w:t>
+      </w:r>
+      <w:proofErr w:type="spellStart"/>
+      <w:r>
+        <w:t>CleanCode</w:t>
+      </w:r>
+      <w:proofErr w:type="spellEnd"/>
+      <w:r>
+        <w:t xml:space="preserve"> und entsprechender Codierungsrichtlinien, wurde neben </w:t>
+      </w:r>
+      <w:proofErr w:type="spellStart"/>
+      <w:r>
+        <w:t>s</w:t>
+      </w:r>
+      <w:r>
+        <w:t>orgfalt</w:t>
+      </w:r>
+      <w:proofErr w:type="spellEnd"/>
+      <w:r>
+        <w:t xml:space="preserve"> der Entwickler, das Werkzeug </w:t>
+      </w:r>
+      <w:proofErr w:type="spellStart"/>
+      <w:r>
+        <w:t>Resharper</w:t>
+      </w:r>
+      <w:proofErr w:type="spellEnd"/>
+      <w:r>
+        <w:t xml:space="preserve"> verwendet</w:t>
       </w:r>
       <w:r>
         <w:t xml:space="preserve">. </w:t>
       </w:r>
       <w:r>
-        <w:t>Dieses Werkzeug führt statische Codeanalysen durch und kann mittels syntaktischer semantischer Analyse Antipatterns, Inkonsistenzen, mögliche Vereinfachungen</w:t>
+        <w:t xml:space="preserve">Dieses Werkzeug führt statische Codeanalysen durch </w:t>
+      </w:r>
+      <w:r>
+        <w:lastRenderedPageBreak/>
+        <w:t>und kann mittels syntaktischer semantischer Analyse Antipatterns, Inkonsistenzen, mögliche Vereinfachungen</w:t>
       </w:r>
       <w:r>
         <w:t xml:space="preserve"> </w:t>
@@ -1564,25 +1827,56 @@
         <w:t>Verletzungen</w:t>
       </w:r>
       <w:r>
-        <w:t xml:space="preserve"> von Codierungsrichlinien (Namenskonventionen, Einrückung, </w:t>
-      </w:r>
-      <w:r>
-        <w:lastRenderedPageBreak/>
+        <w:t xml:space="preserve"> von </w:t>
+      </w:r>
+      <w:proofErr w:type="spellStart"/>
+      <w:r>
+        <w:t>Codierungsrichlinien</w:t>
+      </w:r>
+      <w:proofErr w:type="spellEnd"/>
+      <w:r>
+        <w:t xml:space="preserve"> (Namenskonventionen, Einrückung, </w:t>
+      </w:r>
+      <w:r>
         <w:t>Formatierung</w:t>
       </w:r>
       <w:r>
-        <w:t>...) erkennen. Die verwendeten Codierungsrichlinien sind die von der Firma Jetbrains empfohlenen</w:t>
+        <w:t xml:space="preserve">...) erkennen. Die verwendeten </w:t>
+      </w:r>
+      <w:proofErr w:type="spellStart"/>
+      <w:r>
+        <w:t>Codierungsrichlinien</w:t>
+      </w:r>
+      <w:proofErr w:type="spellEnd"/>
+      <w:r>
+        <w:t xml:space="preserve"> sind die von der Firma </w:t>
+      </w:r>
+      <w:proofErr w:type="spellStart"/>
+      <w:r>
+        <w:t>Jetbrains</w:t>
+      </w:r>
+      <w:proofErr w:type="spellEnd"/>
+      <w:r>
+        <w:t xml:space="preserve"> empfohlenen</w:t>
       </w:r>
       <w:r>
         <w:t xml:space="preserve"> </w:t>
       </w:r>
       <w:r>
-        <w:t>und im Resharper vorkonfigurierten Richtlinien:</w:t>
+        <w:t xml:space="preserve">und im </w:t>
+      </w:r>
+      <w:proofErr w:type="spellStart"/>
+      <w:r>
+        <w:t>Resharper</w:t>
+      </w:r>
+      <w:proofErr w:type="spellEnd"/>
+      <w:r>
+        <w:t xml:space="preserve"> vorkonfigurierten Richtlinien:</w:t>
       </w:r>
       <w:r>
         <w:t xml:space="preserve"> </w:t>
       </w:r>
-      <w:hyperlink r:id="rId12" w:history="1">
+      <w:hyperlink r:id="rId13" w:history="1">
         <w:r>
           <w:rPr>
             <w:rStyle w:val="Hyperlink"/>
@@ -1792,8 +2086,13 @@
         <w:spacing w:line="360" w:lineRule="auto"/>
       </w:pPr>
       <w:r>
-        <w:t>Projektmappe Hyperformer_ContactSplitter</w:t>
-      </w:r>
+        <w:t xml:space="preserve">Projektmappe </w:t>
+      </w:r>
+      <w:proofErr w:type="spellStart"/>
+      <w:r>
+        <w:t>Hyperformer_ContactSplitter</w:t>
+      </w:r>
+      <w:proofErr w:type="spellEnd"/>
     </w:p>
     <w:p>
       <w:pPr>
@@ -1806,12 +2105,26 @@
         <w:rPr>
           <w:lang w:val="en-US"/>
         </w:rPr>
-        <w:t xml:space="preserve">|__ ContactsParser.Contracts    </w:t>
-      </w:r>
+        <w:t xml:space="preserve">|__ </w:t>
+      </w:r>
+      <w:proofErr w:type="spellStart"/>
       <w:r>
         <w:rPr>
           <w:lang w:val="en-US"/>
         </w:rPr>
+        <w:t>ContactsParser.Contracts</w:t>
+      </w:r>
+      <w:proofErr w:type="spellEnd"/>
+      <w:r>
+        <w:rPr>
+          <w:lang w:val="en-US"/>
+        </w:rPr>
+        <w:t xml:space="preserve">    </w:t>
+      </w:r>
+      <w:r>
+        <w:rPr>
+          <w:lang w:val="en-US"/>
+        </w:rPr>
         <w:tab/>
       </w:r>
       <w:r>
@@ -1826,6 +2139,7 @@
         </w:rPr>
         <w:t>(</w:t>
       </w:r>
+      <w:proofErr w:type="spellStart"/>
       <w:r>
         <w:rPr>
           <w:lang w:val="en-US"/>
@@ -1842,7 +2156,28 @@
         <w:rPr>
           <w:lang w:val="en-US"/>
         </w:rPr>
-        <w:t>ehe Abschnitt "Composite Components")</w:t>
+        <w:t>ehe</w:t>
+      </w:r>
+      <w:proofErr w:type="spellEnd"/>
+      <w:r>
+        <w:rPr>
+          <w:lang w:val="en-US"/>
+        </w:rPr>
+        <w:t xml:space="preserve"> </w:t>
+      </w:r>
+      <w:proofErr w:type="spellStart"/>
+      <w:r>
+        <w:rPr>
+          <w:lang w:val="en-US"/>
+        </w:rPr>
+        <w:t>Abschnitt</w:t>
+      </w:r>
+      <w:proofErr w:type="spellEnd"/>
+      <w:r>
+        <w:rPr>
+          <w:lang w:val="en-US"/>
+        </w:rPr>
+        <w:t xml:space="preserve"> "Composite Components")</w:t>
       </w:r>
     </w:p>
     <w:p>
@@ -1850,7 +2185,15 @@
         <w:spacing w:line="360" w:lineRule="auto"/>
       </w:pPr>
       <w:r>
-        <w:t xml:space="preserve">|__ ContactParser               </w:t>
+        <w:t xml:space="preserve">|__ </w:t>
+      </w:r>
+      <w:proofErr w:type="spellStart"/>
+      <w:r>
+        <w:t>ContactParser</w:t>
+      </w:r>
+      <w:proofErr w:type="spellEnd"/>
+      <w:r>
+        <w:t xml:space="preserve">               </w:t>
       </w:r>
       <w:r>
         <w:tab/>
@@ -1873,8 +2216,13 @@
         <w:spacing w:line="360" w:lineRule="auto"/>
       </w:pPr>
       <w:r>
-        <w:t>|__ GPTContactParser</w:t>
-      </w:r>
+        <w:t xml:space="preserve">|__ </w:t>
+      </w:r>
+      <w:proofErr w:type="spellStart"/>
+      <w:r>
+        <w:t>GPTContactParser</w:t>
+      </w:r>
+      <w:proofErr w:type="spellEnd"/>
       <w:r>
         <w:tab/>
       </w:r>
@@ -1892,7 +2240,15 @@
         <w:ind w:left="3540" w:hanging="3540"/>
       </w:pPr>
       <w:r>
-        <w:t xml:space="preserve">|__ ContactSplitter.Control    </w:t>
+        <w:t xml:space="preserve">|__ </w:t>
+      </w:r>
+      <w:proofErr w:type="spellStart"/>
+      <w:r>
+        <w:t>ContactSplitter.Control</w:t>
+      </w:r>
+      <w:proofErr w:type="spellEnd"/>
+      <w:r>
+        <w:t xml:space="preserve">    </w:t>
       </w:r>
       <w:r>
         <w:tab/>
@@ -1935,12 +2291,14 @@
       <w:r>
         <w:t xml:space="preserve">|__ </w:t>
       </w:r>
+      <w:proofErr w:type="spellStart"/>
       <w:r>
         <w:rPr>
           <w:b/>
         </w:rPr>
         <w:t>ContactSplitter</w:t>
       </w:r>
+      <w:proofErr w:type="spellEnd"/>
       <w:r>
         <w:t xml:space="preserve">             </w:t>
       </w:r>
@@ -1959,8 +2317,13 @@
         <w:spacing w:line="360" w:lineRule="auto"/>
       </w:pPr>
       <w:r>
-        <w:t>|__ ContactSplitter.DataStorage</w:t>
-      </w:r>
+        <w:t xml:space="preserve">|__ </w:t>
+      </w:r>
+      <w:proofErr w:type="spellStart"/>
+      <w:r>
+        <w:t>ContactSplitter.DataStorage</w:t>
+      </w:r>
+      <w:proofErr w:type="spellEnd"/>
       <w:r>
         <w:tab/>
         <w:t>(Datenhaltung aller Kontakte usw.)</w:t>
@@ -1971,7 +2334,15 @@
         <w:spacing w:line="360" w:lineRule="auto"/>
       </w:pPr>
       <w:r>
-        <w:t xml:space="preserve">|__ ContactSplitter.Tests       </w:t>
+        <w:t xml:space="preserve">|__ </w:t>
+      </w:r>
+      <w:proofErr w:type="spellStart"/>
+      <w:r>
+        <w:t>ContactSplitter.Tests</w:t>
+      </w:r>
+      <w:proofErr w:type="spellEnd"/>
+      <w:r>
+        <w:t xml:space="preserve">       </w:t>
       </w:r>
       <w:r>
         <w:tab/>
@@ -1994,11 +2365,38 @@
         <w:jc w:val="both"/>
       </w:pPr>
       <w:r>
-        <w:lastRenderedPageBreak/>
-        <w:t>Es handelt sich um jeweils einzelne Projekte, welche in einer Projektmappe zusammengefasst sind und interagieren</w:t>
-      </w:r>
-      <w:r>
-        <w:t xml:space="preserve">. Auf den folgenden Seiten sind Abbildungen zu sehen, welche die einzelnen Klassendiagramme der Projekte dargestellen. </w:t>
+        <w:t>Es handelt sich um jeweils einzelne Projekte</w:t>
+      </w:r>
+      <w:r>
+        <w:t xml:space="preserve"> (</w:t>
+      </w:r>
+      <w:proofErr w:type="spellStart"/>
+      <w:r>
+        <w:t>Assemblies</w:t>
+      </w:r>
+      <w:proofErr w:type="spellEnd"/>
+      <w:r>
+        <w:t>)</w:t>
+      </w:r>
+      <w:r>
+        <w:t>, welche in einer Projektmappe</w:t>
+      </w:r>
+      <w:r>
+        <w:t xml:space="preserve"> (Solution)</w:t>
+      </w:r>
+      <w:r>
+        <w:t xml:space="preserve"> zusammengefasst sind und interagieren</w:t>
+      </w:r>
+      <w:r>
+        <w:t xml:space="preserve">. Auf den folgenden Seiten sind Abbildungen zu sehen, welche die einzelnen Klassendiagramme der Projekte </w:t>
+      </w:r>
+      <w:proofErr w:type="spellStart"/>
+      <w:r>
+        <w:t>dargestellen</w:t>
+      </w:r>
+      <w:proofErr w:type="spellEnd"/>
+      <w:r>
+        <w:t xml:space="preserve">. </w:t>
       </w:r>
     </w:p>
     <w:p>
@@ -2031,8 +2429,8 @@
             <v:path o:extrusionok="f" gradientshapeok="t" o:connecttype="rect"/>
             <o:lock v:ext="edit" aspectratio="t"/>
           </v:shapetype>
-          <v:shape id="_x0000_i1025" type="#_x0000_t75" style="width:641.1pt;height:5in;rotation:270;mso-position-horizontal-relative:text;mso-position-vertical-relative:text" wrapcoords="-36 0 -36 21536 21600 21536 21600 0 -36 0" o:allowoverlap="f">
-            <v:imagedata r:id="rId13" o:title="One"/>
+          <v:shape id="_x0000_i1025" type="#_x0000_t75" style="width:641pt;height:5in;rotation:270;mso-position-horizontal-relative:text;mso-position-vertical-relative:text" wrapcoords="-36 0 -36 21536 21600 21536 21600 0 -36 0" o:allowoverlap="f">
+            <v:imagedata r:id="rId14" o:title="One"/>
           </v:shape>
         </w:pict>
       </w:r>
@@ -2066,8 +2464,8 @@
       <w:r>
         <w:lastRenderedPageBreak/>
         <w:pict w14:anchorId="5A570667">
-          <v:shape id="_x0000_i1026" type="#_x0000_t75" style="width:351.25pt;height:626.1pt;mso-left-percent:-10001;mso-top-percent:-10001;mso-position-horizontal:absolute;mso-position-horizontal-relative:char;mso-position-vertical:absolute;mso-position-vertical-relative:line;mso-left-percent:-10001;mso-top-percent:-10001">
-            <v:imagedata r:id="rId14" o:title="Tow"/>
+          <v:shape id="_x0000_i1026" type="#_x0000_t75" style="width:351.5pt;height:626pt;mso-left-percent:-10001;mso-top-percent:-10001;mso-position-horizontal:absolute;mso-position-horizontal-relative:char;mso-position-vertical:absolute;mso-position-vertical-relative:line;mso-left-percent:-10001;mso-top-percent:-10001">
+            <v:imagedata r:id="rId15" o:title="Tow"/>
           </v:shape>
         </w:pict>
       </w:r>
@@ -2102,8 +2500,8 @@
       <w:r>
         <w:lastRenderedPageBreak/>
         <w:pict w14:anchorId="33698A8F">
-          <v:shape id="_x0000_i1027" type="#_x0000_t75" style="width:361.9pt;height:644.25pt;mso-left-percent:-10001;mso-top-percent:-10001;mso-position-horizontal:absolute;mso-position-horizontal-relative:char;mso-position-vertical:absolute;mso-position-vertical-relative:line;mso-left-percent:-10001;mso-top-percent:-10001">
-            <v:imagedata r:id="rId15" o:title="Three"/>
+          <v:shape id="_x0000_i1027" type="#_x0000_t75" style="width:361.5pt;height:644pt;mso-left-percent:-10001;mso-top-percent:-10001;mso-position-horizontal:absolute;mso-position-horizontal-relative:char;mso-position-vertical:absolute;mso-position-vertical-relative:line;mso-left-percent:-10001;mso-top-percent:-10001">
+            <v:imagedata r:id="rId16" o:title="Three"/>
           </v:shape>
         </w:pict>
       </w:r>
@@ -2131,8 +2529,8 @@
       <w:bookmarkEnd w:id="11"/>
     </w:p>
     <w:sectPr>
-      <w:headerReference w:type="default" r:id="rId16"/>
-      <w:footerReference w:type="default" r:id="rId17"/>
+      <w:headerReference w:type="default" r:id="rId17"/>
+      <w:footerReference w:type="default" r:id="rId18"/>
       <w:pgSz w:w="11906" w:h="16838"/>
       <w:pgMar w:top="1417" w:right="1417" w:bottom="1134" w:left="1417" w:header="708" w:footer="708" w:gutter="0"/>
       <w:cols w:space="708"/>
@@ -2144,7 +2542,7 @@
 </file>
 
 <file path=word/endnotes.xml><?xml version="1.0" encoding="utf-8"?>
-<w:endnotes xmlns:wpc="http://schemas.microsoft.com/office/word/2010/wordprocessingCanvas" xmlns:cx="http://schemas.microsoft.com/office/drawing/2014/chartex" xmlns:cx1="http://schemas.microsoft.com/office/drawing/2015/9/8/chartex" xmlns:cx2="http://schemas.microsoft.com/office/drawing/2015/10/21/chartex" xmlns:cx3="http://schemas.microsoft.com/office/drawing/2016/5/9/chartex" xmlns:cx4="http://schemas.microsoft.com/office/drawing/2016/5/10/chartex" xmlns:cx5="http://schemas.microsoft.com/office/drawing/2016/5/11/chartex" xmlns:cx6="http://schemas.microsoft.com/office/drawing/2016/5/12/chartex" xmlns:cx7="http://schemas.microsoft.com/office/drawing/2016/5/13/chartex" xmlns:cx8="http://schemas.microsoft.com/office/drawing/2016/5/14/chartex" xmlns:mc="http://schemas.openxmlformats.org/markup-compatibility/2006" xmlns:aink="http://schemas.microsoft.com/office/drawing/2016/ink" xmlns:am3d="http://schemas.microsoft.com/office/drawing/2017/model3d" xmlns:o="urn:schemas-microsoft-com:office:office" xmlns:oel="http://schemas.microsoft.com/office/2019/extlst" xmlns:r="http://schemas.openxmlformats.org/officeDocument/2006/relationships" xmlns:m="http://schemas.openxmlformats.org/officeDocument/2006/math" xmlns:v="urn:schemas-microsoft-com:vml" xmlns:wp14="http://schemas.microsoft.com/office/word/2010/wordprocessingDrawing" xmlns:wp="http://schemas.openxmlformats.org/drawingml/2006/wordprocessingDrawing" xmlns:w10="urn:schemas-microsoft-com:office:word" xmlns:w="http://schemas.openxmlformats.org/wordprocessingml/2006/main" xmlns:w14="http://schemas.microsoft.com/office/word/2010/wordml" xmlns:w15="http://schemas.microsoft.com/office/word/2012/wordml" xmlns:w16cex="http://schemas.microsoft.com/office/word/2018/wordml/cex" xmlns:w16cid="http://schemas.microsoft.com/office/word/2016/wordml/cid" xmlns:w16="http://schemas.microsoft.com/office/word/2018/wordml" xmlns:w16sdtdh="http://schemas.microsoft.com/office/word/2020/wordml/sdtdatahash" xmlns:w16se="http://schemas.microsoft.com/office/word/2015/wordml/symex" xmlns:wpg="http://schemas.microsoft.com/office/word/2010/wordprocessingGroup" xmlns:wpi="http://schemas.microsoft.com/office/word/2010/wordprocessingInk" xmlns:wne="http://schemas.microsoft.com/office/word/2006/wordml" xmlns:wps="http://schemas.microsoft.com/office/word/2010/wordprocessingShape" mc:Ignorable="w14 w15 w16se w16cid w16 w16cex w16sdtdh wp14">
+<w:endnotes xmlns:wpc="http://schemas.microsoft.com/office/word/2010/wordprocessingCanvas" xmlns:cx="http://schemas.microsoft.com/office/drawing/2014/chartex" xmlns:cx1="http://schemas.microsoft.com/office/drawing/2015/9/8/chartex" xmlns:cx2="http://schemas.microsoft.com/office/drawing/2015/10/21/chartex" xmlns:cx3="http://schemas.microsoft.com/office/drawing/2016/5/9/chartex" xmlns:cx4="http://schemas.microsoft.com/office/drawing/2016/5/10/chartex" xmlns:cx5="http://schemas.microsoft.com/office/drawing/2016/5/11/chartex" xmlns:cx6="http://schemas.microsoft.com/office/drawing/2016/5/12/chartex" xmlns:cx7="http://schemas.microsoft.com/office/drawing/2016/5/13/chartex" xmlns:cx8="http://schemas.microsoft.com/office/drawing/2016/5/14/chartex" xmlns:mc="http://schemas.openxmlformats.org/markup-compatibility/2006" xmlns:aink="http://schemas.microsoft.com/office/drawing/2016/ink" xmlns:am3d="http://schemas.microsoft.com/office/drawing/2017/model3d" xmlns:o="urn:schemas-microsoft-com:office:office" xmlns:oel="http://schemas.microsoft.com/office/2019/extlst" xmlns:r="http://schemas.openxmlformats.org/officeDocument/2006/relationships" xmlns:m="http://schemas.openxmlformats.org/officeDocument/2006/math" xmlns:v="urn:schemas-microsoft-com:vml" xmlns:wp14="http://schemas.microsoft.com/office/word/2010/wordprocessingDrawing" xmlns:wp="http://schemas.openxmlformats.org/drawingml/2006/wordprocessingDrawing" xmlns:w10="urn:schemas-microsoft-com:office:word" xmlns:w="http://schemas.openxmlformats.org/wordprocessingml/2006/main" xmlns:w14="http://schemas.microsoft.com/office/word/2010/wordml" xmlns:w15="http://schemas.microsoft.com/office/word/2012/wordml" xmlns:w16cex="http://schemas.microsoft.com/office/word/2018/wordml/cex" xmlns:w16cid="http://schemas.microsoft.com/office/word/2016/wordml/cid" xmlns:w16="http://schemas.microsoft.com/office/word/2018/wordml" xmlns:w16du="http://schemas.microsoft.com/office/word/2023/wordml/word16du" xmlns:w16sdtdh="http://schemas.microsoft.com/office/word/2020/wordml/sdtdatahash" xmlns:w16se="http://schemas.microsoft.com/office/word/2015/wordml/symex" xmlns:wpg="http://schemas.microsoft.com/office/word/2010/wordprocessingGroup" xmlns:wpi="http://schemas.microsoft.com/office/word/2010/wordprocessingInk" xmlns:wne="http://schemas.microsoft.com/office/word/2006/wordml" xmlns:wps="http://schemas.microsoft.com/office/word/2010/wordprocessingShape" mc:Ignorable="w14 w15 w16se w16cid w16 w16cex w16sdtdh wp14">
   <w:endnote w:type="separator" w:id="-1">
     <w:p>
       <w:pPr>
@@ -2169,7 +2567,7 @@
 </file>
 
 <file path=word/footer1.xml><?xml version="1.0" encoding="utf-8"?>
-<w:ftr xmlns:wpc="http://schemas.microsoft.com/office/word/2010/wordprocessingCanvas" xmlns:cx="http://schemas.microsoft.com/office/drawing/2014/chartex" xmlns:cx1="http://schemas.microsoft.com/office/drawing/2015/9/8/chartex" xmlns:cx2="http://schemas.microsoft.com/office/drawing/2015/10/21/chartex" xmlns:cx3="http://schemas.microsoft.com/office/drawing/2016/5/9/chartex" xmlns:cx4="http://schemas.microsoft.com/office/drawing/2016/5/10/chartex" xmlns:cx5="http://schemas.microsoft.com/office/drawing/2016/5/11/chartex" xmlns:cx6="http://schemas.microsoft.com/office/drawing/2016/5/12/chartex" xmlns:cx7="http://schemas.microsoft.com/office/drawing/2016/5/13/chartex" xmlns:cx8="http://schemas.microsoft.com/office/drawing/2016/5/14/chartex" xmlns:mc="http://schemas.openxmlformats.org/markup-compatibility/2006" xmlns:aink="http://schemas.microsoft.com/office/drawing/2016/ink" xmlns:am3d="http://schemas.microsoft.com/office/drawing/2017/model3d" xmlns:o="urn:schemas-microsoft-com:office:office" xmlns:oel="http://schemas.microsoft.com/office/2019/extlst" xmlns:r="http://schemas.openxmlformats.org/officeDocument/2006/relationships" xmlns:m="http://schemas.openxmlformats.org/officeDocument/2006/math" xmlns:v="urn:schemas-microsoft-com:vml" xmlns:wp14="http://schemas.microsoft.com/office/word/2010/wordprocessingDrawing" xmlns:wp="http://schemas.openxmlformats.org/drawingml/2006/wordprocessingDrawing" xmlns:w10="urn:schemas-microsoft-com:office:word" xmlns:w="http://schemas.openxmlformats.org/wordprocessingml/2006/main" xmlns:w14="http://schemas.microsoft.com/office/word/2010/wordml" xmlns:w15="http://schemas.microsoft.com/office/word/2012/wordml" xmlns:w16cex="http://schemas.microsoft.com/office/word/2018/wordml/cex" xmlns:w16cid="http://schemas.microsoft.com/office/word/2016/wordml/cid" xmlns:w16="http://schemas.microsoft.com/office/word/2018/wordml" xmlns:w16sdtdh="http://schemas.microsoft.com/office/word/2020/wordml/sdtdatahash" xmlns:w16se="http://schemas.microsoft.com/office/word/2015/wordml/symex" xmlns:wpg="http://schemas.microsoft.com/office/word/2010/wordprocessingGroup" xmlns:wpi="http://schemas.microsoft.com/office/word/2010/wordprocessingInk" xmlns:wne="http://schemas.microsoft.com/office/word/2006/wordml" xmlns:wps="http://schemas.microsoft.com/office/word/2010/wordprocessingShape" mc:Ignorable="w14 w15 w16se w16cid w16 w16cex w16sdtdh wp14">
+<w:ftr xmlns:wpc="http://schemas.microsoft.com/office/word/2010/wordprocessingCanvas" xmlns:cx="http://schemas.microsoft.com/office/drawing/2014/chartex" xmlns:cx1="http://schemas.microsoft.com/office/drawing/2015/9/8/chartex" xmlns:cx2="http://schemas.microsoft.com/office/drawing/2015/10/21/chartex" xmlns:cx3="http://schemas.microsoft.com/office/drawing/2016/5/9/chartex" xmlns:cx4="http://schemas.microsoft.com/office/drawing/2016/5/10/chartex" xmlns:cx5="http://schemas.microsoft.com/office/drawing/2016/5/11/chartex" xmlns:cx6="http://schemas.microsoft.com/office/drawing/2016/5/12/chartex" xmlns:cx7="http://schemas.microsoft.com/office/drawing/2016/5/13/chartex" xmlns:cx8="http://schemas.microsoft.com/office/drawing/2016/5/14/chartex" xmlns:mc="http://schemas.openxmlformats.org/markup-compatibility/2006" xmlns:aink="http://schemas.microsoft.com/office/drawing/2016/ink" xmlns:am3d="http://schemas.microsoft.com/office/drawing/2017/model3d" xmlns:o="urn:schemas-microsoft-com:office:office" xmlns:oel="http://schemas.microsoft.com/office/2019/extlst" xmlns:r="http://schemas.openxmlformats.org/officeDocument/2006/relationships" xmlns:m="http://schemas.openxmlformats.org/officeDocument/2006/math" xmlns:v="urn:schemas-microsoft-com:vml" xmlns:wp14="http://schemas.microsoft.com/office/word/2010/wordprocessingDrawing" xmlns:wp="http://schemas.openxmlformats.org/drawingml/2006/wordprocessingDrawing" xmlns:w10="urn:schemas-microsoft-com:office:word" xmlns:w="http://schemas.openxmlformats.org/wordprocessingml/2006/main" xmlns:w14="http://schemas.microsoft.com/office/word/2010/wordml" xmlns:w15="http://schemas.microsoft.com/office/word/2012/wordml" xmlns:w16cex="http://schemas.microsoft.com/office/word/2018/wordml/cex" xmlns:w16cid="http://schemas.microsoft.com/office/word/2016/wordml/cid" xmlns:w16="http://schemas.microsoft.com/office/word/2018/wordml" xmlns:w16du="http://schemas.microsoft.com/office/word/2023/wordml/word16du" xmlns:w16sdtdh="http://schemas.microsoft.com/office/word/2020/wordml/sdtdatahash" xmlns:w16se="http://schemas.microsoft.com/office/word/2015/wordml/symex" xmlns:wpg="http://schemas.microsoft.com/office/word/2010/wordprocessingGroup" xmlns:wpi="http://schemas.microsoft.com/office/word/2010/wordprocessingInk" xmlns:wne="http://schemas.microsoft.com/office/word/2006/wordml" xmlns:wps="http://schemas.microsoft.com/office/word/2010/wordprocessingShape" mc:Ignorable="w14 w15 w16se w16cid w16 w16cex w16sdtdh wp14">
   <w:p>
     <w:pPr>
       <w:pStyle w:val="Fuzeile"/>
@@ -2217,7 +2615,7 @@
         <w:rPr>
           <w:noProof/>
         </w:rPr>
-        <w:t>Architektur</w:t>
+        <w:t>Dokumentation.docx</w:t>
       </w:r>
     </w:fldSimple>
   </w:p>
@@ -2225,7 +2623,7 @@
 </file>
 
 <file path=word/footnotes.xml><?xml version="1.0" encoding="utf-8"?>
-<w:footnotes xmlns:wpc="http://schemas.microsoft.com/office/word/2010/wordprocessingCanvas" xmlns:cx="http://schemas.microsoft.com/office/drawing/2014/chartex" xmlns:cx1="http://schemas.microsoft.com/office/drawing/2015/9/8/chartex" xmlns:cx2="http://schemas.microsoft.com/office/drawing/2015/10/21/chartex" xmlns:cx3="http://schemas.microsoft.com/office/drawing/2016/5/9/chartex" xmlns:cx4="http://schemas.microsoft.com/office/drawing/2016/5/10/chartex" xmlns:cx5="http://schemas.microsoft.com/office/drawing/2016/5/11/chartex" xmlns:cx6="http://schemas.microsoft.com/office/drawing/2016/5/12/chartex" xmlns:cx7="http://schemas.microsoft.com/office/drawing/2016/5/13/chartex" xmlns:cx8="http://schemas.microsoft.com/office/drawing/2016/5/14/chartex" xmlns:mc="http://schemas.openxmlformats.org/markup-compatibility/2006" xmlns:aink="http://schemas.microsoft.com/office/drawing/2016/ink" xmlns:am3d="http://schemas.microsoft.com/office/drawing/2017/model3d" xmlns:o="urn:schemas-microsoft-com:office:office" xmlns:oel="http://schemas.microsoft.com/office/2019/extlst" xmlns:r="http://schemas.openxmlformats.org/officeDocument/2006/relationships" xmlns:m="http://schemas.openxmlformats.org/officeDocument/2006/math" xmlns:v="urn:schemas-microsoft-com:vml" xmlns:wp14="http://schemas.microsoft.com/office/word/2010/wordprocessingDrawing" xmlns:wp="http://schemas.openxmlformats.org/drawingml/2006/wordprocessingDrawing" xmlns:w10="urn:schemas-microsoft-com:office:word" xmlns:w="http://schemas.openxmlformats.org/wordprocessingml/2006/main" xmlns:w14="http://schemas.microsoft.com/office/word/2010/wordml" xmlns:w15="http://schemas.microsoft.com/office/word/2012/wordml" xmlns:w16cex="http://schemas.microsoft.com/office/word/2018/wordml/cex" xmlns:w16cid="http://schemas.microsoft.com/office/word/2016/wordml/cid" xmlns:w16="http://schemas.microsoft.com/office/word/2018/wordml" xmlns:w16sdtdh="http://schemas.microsoft.com/office/word/2020/wordml/sdtdatahash" xmlns:w16se="http://schemas.microsoft.com/office/word/2015/wordml/symex" xmlns:wpg="http://schemas.microsoft.com/office/word/2010/wordprocessingGroup" xmlns:wpi="http://schemas.microsoft.com/office/word/2010/wordprocessingInk" xmlns:wne="http://schemas.microsoft.com/office/word/2006/wordml" xmlns:wps="http://schemas.microsoft.com/office/word/2010/wordprocessingShape" mc:Ignorable="w14 w15 w16se w16cid w16 w16cex w16sdtdh wp14">
+<w:footnotes xmlns:wpc="http://schemas.microsoft.com/office/word/2010/wordprocessingCanvas" xmlns:cx="http://schemas.microsoft.com/office/drawing/2014/chartex" xmlns:cx1="http://schemas.microsoft.com/office/drawing/2015/9/8/chartex" xmlns:cx2="http://schemas.microsoft.com/office/drawing/2015/10/21/chartex" xmlns:cx3="http://schemas.microsoft.com/office/drawing/2016/5/9/chartex" xmlns:cx4="http://schemas.microsoft.com/office/drawing/2016/5/10/chartex" xmlns:cx5="http://schemas.microsoft.com/office/drawing/2016/5/11/chartex" xmlns:cx6="http://schemas.microsoft.com/office/drawing/2016/5/12/chartex" xmlns:cx7="http://schemas.microsoft.com/office/drawing/2016/5/13/chartex" xmlns:cx8="http://schemas.microsoft.com/office/drawing/2016/5/14/chartex" xmlns:mc="http://schemas.openxmlformats.org/markup-compatibility/2006" xmlns:aink="http://schemas.microsoft.com/office/drawing/2016/ink" xmlns:am3d="http://schemas.microsoft.com/office/drawing/2017/model3d" xmlns:o="urn:schemas-microsoft-com:office:office" xmlns:oel="http://schemas.microsoft.com/office/2019/extlst" xmlns:r="http://schemas.openxmlformats.org/officeDocument/2006/relationships" xmlns:m="http://schemas.openxmlformats.org/officeDocument/2006/math" xmlns:v="urn:schemas-microsoft-com:vml" xmlns:wp14="http://schemas.microsoft.com/office/word/2010/wordprocessingDrawing" xmlns:wp="http://schemas.openxmlformats.org/drawingml/2006/wordprocessingDrawing" xmlns:w10="urn:schemas-microsoft-com:office:word" xmlns:w="http://schemas.openxmlformats.org/wordprocessingml/2006/main" xmlns:w14="http://schemas.microsoft.com/office/word/2010/wordml" xmlns:w15="http://schemas.microsoft.com/office/word/2012/wordml" xmlns:w16cex="http://schemas.microsoft.com/office/word/2018/wordml/cex" xmlns:w16cid="http://schemas.microsoft.com/office/word/2016/wordml/cid" xmlns:w16="http://schemas.microsoft.com/office/word/2018/wordml" xmlns:w16du="http://schemas.microsoft.com/office/word/2023/wordml/word16du" xmlns:w16sdtdh="http://schemas.microsoft.com/office/word/2020/wordml/sdtdatahash" xmlns:w16se="http://schemas.microsoft.com/office/word/2015/wordml/symex" xmlns:wpg="http://schemas.microsoft.com/office/word/2010/wordprocessingGroup" xmlns:wpi="http://schemas.microsoft.com/office/word/2010/wordprocessingInk" xmlns:wne="http://schemas.microsoft.com/office/word/2006/wordml" xmlns:wps="http://schemas.microsoft.com/office/word/2010/wordprocessingShape" mc:Ignorable="w14 w15 w16se w16cid w16 w16cex w16sdtdh wp14">
   <w:footnote w:type="separator" w:id="-1">
     <w:p>
       <w:pPr>
@@ -2250,7 +2648,7 @@
 </file>
 
 <file path=word/header1.xml><?xml version="1.0" encoding="utf-8"?>
-<w:hdr xmlns:wpc="http://schemas.microsoft.com/office/word/2010/wordprocessingCanvas" xmlns:cx="http://schemas.microsoft.com/office/drawing/2014/chartex" xmlns:cx1="http://schemas.microsoft.com/office/drawing/2015/9/8/chartex" xmlns:cx2="http://schemas.microsoft.com/office/drawing/2015/10/21/chartex" xmlns:cx3="http://schemas.microsoft.com/office/drawing/2016/5/9/chartex" xmlns:cx4="http://schemas.microsoft.com/office/drawing/2016/5/10/chartex" xmlns:cx5="http://schemas.microsoft.com/office/drawing/2016/5/11/chartex" xmlns:cx6="http://schemas.microsoft.com/office/drawing/2016/5/12/chartex" xmlns:cx7="http://schemas.microsoft.com/office/drawing/2016/5/13/chartex" xmlns:cx8="http://schemas.microsoft.com/office/drawing/2016/5/14/chartex" xmlns:mc="http://schemas.openxmlformats.org/markup-compatibility/2006" xmlns:aink="http://schemas.microsoft.com/office/drawing/2016/ink" xmlns:am3d="http://schemas.microsoft.com/office/drawing/2017/model3d" xmlns:o="urn:schemas-microsoft-com:office:office" xmlns:oel="http://schemas.microsoft.com/office/2019/extlst" xmlns:r="http://schemas.openxmlformats.org/officeDocument/2006/relationships" xmlns:m="http://schemas.openxmlformats.org/officeDocument/2006/math" xmlns:v="urn:schemas-microsoft-com:vml" xmlns:wp14="http://schemas.microsoft.com/office/word/2010/wordprocessingDrawing" xmlns:wp="http://schemas.openxmlformats.org/drawingml/2006/wordprocessingDrawing" xmlns:w10="urn:schemas-microsoft-com:office:word" xmlns:w="http://schemas.openxmlformats.org/wordprocessingml/2006/main" xmlns:w14="http://schemas.microsoft.com/office/word/2010/wordml" xmlns:w15="http://schemas.microsoft.com/office/word/2012/wordml" xmlns:w16cex="http://schemas.microsoft.com/office/word/2018/wordml/cex" xmlns:w16cid="http://schemas.microsoft.com/office/word/2016/wordml/cid" xmlns:w16="http://schemas.microsoft.com/office/word/2018/wordml" xmlns:w16sdtdh="http://schemas.microsoft.com/office/word/2020/wordml/sdtdatahash" xmlns:w16se="http://schemas.microsoft.com/office/word/2015/wordml/symex" xmlns:wpg="http://schemas.microsoft.com/office/word/2010/wordprocessingGroup" xmlns:wpi="http://schemas.microsoft.com/office/word/2010/wordprocessingInk" xmlns:wne="http://schemas.microsoft.com/office/word/2006/wordml" xmlns:wps="http://schemas.microsoft.com/office/word/2010/wordprocessingShape" mc:Ignorable="w14 w15 w16se w16cid w16 w16cex w16sdtdh wp14">
+<w:hdr xmlns:wpc="http://schemas.microsoft.com/office/word/2010/wordprocessingCanvas" xmlns:cx="http://schemas.microsoft.com/office/drawing/2014/chartex" xmlns:cx1="http://schemas.microsoft.com/office/drawing/2015/9/8/chartex" xmlns:cx2="http://schemas.microsoft.com/office/drawing/2015/10/21/chartex" xmlns:cx3="http://schemas.microsoft.com/office/drawing/2016/5/9/chartex" xmlns:cx4="http://schemas.microsoft.com/office/drawing/2016/5/10/chartex" xmlns:cx5="http://schemas.microsoft.com/office/drawing/2016/5/11/chartex" xmlns:cx6="http://schemas.microsoft.com/office/drawing/2016/5/12/chartex" xmlns:cx7="http://schemas.microsoft.com/office/drawing/2016/5/13/chartex" xmlns:cx8="http://schemas.microsoft.com/office/drawing/2016/5/14/chartex" xmlns:mc="http://schemas.openxmlformats.org/markup-compatibility/2006" xmlns:aink="http://schemas.microsoft.com/office/drawing/2016/ink" xmlns:am3d="http://schemas.microsoft.com/office/drawing/2017/model3d" xmlns:o="urn:schemas-microsoft-com:office:office" xmlns:oel="http://schemas.microsoft.com/office/2019/extlst" xmlns:r="http://schemas.openxmlformats.org/officeDocument/2006/relationships" xmlns:m="http://schemas.openxmlformats.org/officeDocument/2006/math" xmlns:v="urn:schemas-microsoft-com:vml" xmlns:wp14="http://schemas.microsoft.com/office/word/2010/wordprocessingDrawing" xmlns:wp="http://schemas.openxmlformats.org/drawingml/2006/wordprocessingDrawing" xmlns:w10="urn:schemas-microsoft-com:office:word" xmlns:w="http://schemas.openxmlformats.org/wordprocessingml/2006/main" xmlns:w14="http://schemas.microsoft.com/office/word/2010/wordml" xmlns:w15="http://schemas.microsoft.com/office/word/2012/wordml" xmlns:w16cex="http://schemas.microsoft.com/office/word/2018/wordml/cex" xmlns:w16cid="http://schemas.microsoft.com/office/word/2016/wordml/cid" xmlns:w16="http://schemas.microsoft.com/office/word/2018/wordml" xmlns:w16du="http://schemas.microsoft.com/office/word/2023/wordml/word16du" xmlns:w16sdtdh="http://schemas.microsoft.com/office/word/2020/wordml/sdtdatahash" xmlns:w16se="http://schemas.microsoft.com/office/word/2015/wordml/symex" xmlns:wpg="http://schemas.microsoft.com/office/word/2010/wordprocessingGroup" xmlns:wpi="http://schemas.microsoft.com/office/word/2010/wordprocessingInk" xmlns:wne="http://schemas.microsoft.com/office/word/2006/wordml" xmlns:wps="http://schemas.microsoft.com/office/word/2010/wordprocessingShape" mc:Ignorable="w14 w15 w16se w16cid w16 w16cex w16sdtdh wp14">
   <w:p>
     <w:pPr>
       <w:pStyle w:val="Kopfzeile"/>
@@ -2509,6 +2907,7 @@
     <w:lsdException w:name="HTML Sample" w:semiHidden="1" w:unhideWhenUsed="1"/>
     <w:lsdException w:name="HTML Typewriter" w:semiHidden="1" w:unhideWhenUsed="1"/>
     <w:lsdException w:name="HTML Variable" w:semiHidden="1" w:unhideWhenUsed="1"/>
+    <w:lsdException w:name="Normal Table" w:semiHidden="1" w:unhideWhenUsed="1"/>
     <w:lsdException w:name="annotation subject" w:semiHidden="1" w:unhideWhenUsed="1"/>
     <w:lsdException w:name="No List" w:semiHidden="1" w:unhideWhenUsed="1"/>
     <w:lsdException w:name="Outline List 1" w:semiHidden="1" w:unhideWhenUsed="1"/>
@@ -2551,8 +2950,11 @@
     <w:lsdException w:name="Table Contemporary" w:semiHidden="1" w:unhideWhenUsed="1"/>
     <w:lsdException w:name="Table Elegant" w:semiHidden="1" w:unhideWhenUsed="1"/>
     <w:lsdException w:name="Table Professional" w:semiHidden="1" w:unhideWhenUsed="1"/>
+    <w:lsdException w:name="Table Subtle 1" w:semiHidden="1" w:unhideWhenUsed="1"/>
     <w:lsdException w:name="Table Subtle 2" w:semiHidden="1" w:unhideWhenUsed="1"/>
     <w:lsdException w:name="Table Web 1" w:semiHidden="1" w:unhideWhenUsed="1"/>
+    <w:lsdException w:name="Table Web 2" w:semiHidden="1" w:unhideWhenUsed="1"/>
+    <w:lsdException w:name="Table Web 3" w:semiHidden="1" w:unhideWhenUsed="1"/>
     <w:lsdException w:name="Balloon Text" w:semiHidden="1" w:unhideWhenUsed="1"/>
     <w:lsdException w:name="Table Grid" w:uiPriority="39"/>
     <w:lsdException w:name="Table Theme" w:semiHidden="1" w:unhideWhenUsed="1"/>
@@ -3062,6 +3464,18 @@
       <w:spacing w:after="0"/>
     </w:pPr>
   </w:style>
+  <w:style w:type="character" w:styleId="NichtaufgelsteErwhnung">
+    <w:name w:val="Unresolved Mention"/>
+    <w:basedOn w:val="Absatz-Standardschriftart"/>
+    <w:uiPriority w:val="99"/>
+    <w:semiHidden/>
+    <w:unhideWhenUsed/>
+    <w:rsid w:val="007B3D4D"/>
+    <w:rPr>
+      <w:color w:val="605E5C"/>
+      <w:shd w:val="clear" w:color="auto" w:fill="E1DFDD"/>
+    </w:rPr>
+  </w:style>
 </w:styles>
 </file>
 
@@ -3361,27 +3775,6 @@
 </file>
 
 <file path=customXml/item1.xml><?xml version="1.0" encoding="utf-8"?>
-<?mso-contentType ?>
-<FormTemplates xmlns="http://schemas.microsoft.com/sharepoint/v3/contenttype/forms">
-  <Display>DocumentLibraryForm</Display>
-  <Edit>DocumentLibraryForm</Edit>
-  <New>DocumentLibraryForm</New>
-</FormTemplates>
-</file>
-
-<file path=customXml/item2.xml><?xml version="1.0" encoding="utf-8"?>
-<p:properties xmlns:p="http://schemas.microsoft.com/office/2006/metadata/properties" xmlns:xsi="http://www.w3.org/2001/XMLSchema-instance" xmlns:pc="http://schemas.microsoft.com/office/infopath/2007/PartnerControls">
-  <documentManagement>
-    <_activity xmlns="84ce651a-e28d-4e68-81c1-12757b1bac30" xsi:nil="true"/>
-  </documentManagement>
-</p:properties>
-</file>
-
-<file path=customXml/item3.xml><?xml version="1.0" encoding="utf-8"?>
-<b:Sources xmlns:b="http://schemas.openxmlformats.org/officeDocument/2006/bibliography" xmlns="http://schemas.openxmlformats.org/officeDocument/2006/bibliography" SelectedStyle="\APASixthEditionOfficeOnline.xsl" StyleName="APA" Version="6"/>
-</file>
-
-<file path=customXml/item4.xml><?xml version="1.0" encoding="utf-8"?>
 <ct:contentTypeSchema xmlns:ct="http://schemas.microsoft.com/office/2006/metadata/contentType" xmlns:ma="http://schemas.microsoft.com/office/2006/metadata/properties/metaAttributes" ct:_="" ma:_="" ma:contentTypeName="Dokument" ma:contentTypeID="0x010100A38337EFE7BE7B409AF79633F7BE1B5F" ma:contentTypeVersion="12" ma:contentTypeDescription="Ein neues Dokument erstellen." ma:contentTypeScope="" ma:versionID="af509a0b8f6ef6dc1d88cb8f0e71fd31">
   <xsd:schema xmlns:xsd="http://www.w3.org/2001/XMLSchema" xmlns:xs="http://www.w3.org/2001/XMLSchema" xmlns:p="http://schemas.microsoft.com/office/2006/metadata/properties" xmlns:ns3="84ce651a-e28d-4e68-81c1-12757b1bac30" xmlns:ns4="1c55c1ce-ac50-4f3d-aa3c-6a9cfeeda7a4" targetNamespace="http://schemas.microsoft.com/office/2006/metadata/properties" ma:root="true" ma:fieldsID="72ee5615be5b539f53693c2d80c4b717" ns3:_="" ns4:_="">
     <xsd:import namespace="84ce651a-e28d-4e68-81c1-12757b1bac30"/>
@@ -3598,33 +3991,28 @@
 </ct:contentTypeSchema>
 </file>
 
-<file path=customXml/itemProps1.xml><?xml version="1.0" encoding="utf-8"?>
-<ds:datastoreItem xmlns:ds="http://schemas.openxmlformats.org/officeDocument/2006/customXml" ds:itemID="{C4D5DEE7-EC10-4B68-8EF6-4E054E99DDA0}">
-  <ds:schemaRefs>
-    <ds:schemaRef ds:uri="http://schemas.microsoft.com/sharepoint/v3/contenttype/forms"/>
-  </ds:schemaRefs>
-</ds:datastoreItem>
+<file path=customXml/item2.xml><?xml version="1.0" encoding="utf-8"?>
+<b:Sources xmlns:b="http://schemas.openxmlformats.org/officeDocument/2006/bibliography" xmlns="http://schemas.openxmlformats.org/officeDocument/2006/bibliography" SelectedStyle="\APASixthEditionOfficeOnline.xsl" StyleName="APA" Version="6"/>
 </file>
 
-<file path=customXml/itemProps2.xml><?xml version="1.0" encoding="utf-8"?>
-<ds:datastoreItem xmlns:ds="http://schemas.openxmlformats.org/officeDocument/2006/customXml" ds:itemID="{EF19AF65-F834-4899-8769-D9C53809A992}">
-  <ds:schemaRefs>
-    <ds:schemaRef ds:uri="http://schemas.microsoft.com/office/2006/metadata/properties"/>
-    <ds:schemaRef ds:uri="http://schemas.microsoft.com/office/infopath/2007/PartnerControls"/>
-    <ds:schemaRef ds:uri="84ce651a-e28d-4e68-81c1-12757b1bac30"/>
-  </ds:schemaRefs>
-</ds:datastoreItem>
+<file path=customXml/item3.xml><?xml version="1.0" encoding="utf-8"?>
+<p:properties xmlns:p="http://schemas.microsoft.com/office/2006/metadata/properties" xmlns:xsi="http://www.w3.org/2001/XMLSchema-instance" xmlns:pc="http://schemas.microsoft.com/office/infopath/2007/PartnerControls">
+  <documentManagement>
+    <_activity xmlns="84ce651a-e28d-4e68-81c1-12757b1bac30" xsi:nil="true"/>
+  </documentManagement>
+</p:properties>
 </file>
 
-<file path=customXml/itemProps3.xml><?xml version="1.0" encoding="utf-8"?>
-<ds:datastoreItem xmlns:ds="http://schemas.openxmlformats.org/officeDocument/2006/customXml" ds:itemID="{060E8326-3A22-422D-B313-C499E2E8EEA7}">
-  <ds:schemaRefs>
-    <ds:schemaRef ds:uri="http://schemas.openxmlformats.org/officeDocument/2006/bibliography"/>
-  </ds:schemaRefs>
-</ds:datastoreItem>
+<file path=customXml/item4.xml><?xml version="1.0" encoding="utf-8"?>
+<?mso-contentType ?>
+<FormTemplates xmlns="http://schemas.microsoft.com/sharepoint/v3/contenttype/forms">
+  <Display>DocumentLibraryForm</Display>
+  <Edit>DocumentLibraryForm</Edit>
+  <New>DocumentLibraryForm</New>
+</FormTemplates>
 </file>
 
-<file path=customXml/itemProps4.xml><?xml version="1.0" encoding="utf-8"?>
+<file path=customXml/itemProps1.xml><?xml version="1.0" encoding="utf-8"?>
 <ds:datastoreItem xmlns:ds="http://schemas.openxmlformats.org/officeDocument/2006/customXml" ds:itemID="{44D8C1AE-B5FF-47BE-9DE3-126F3CD3D4AB}">
   <ds:schemaRefs>
     <ds:schemaRef ds:uri="http://schemas.microsoft.com/office/2006/metadata/contentType"/>
@@ -3641,4 +4029,30 @@
     <ds:schemaRef ds:uri="http://schemas.microsoft.com/internal/obd"/>
   </ds:schemaRefs>
 </ds:datastoreItem>
+</file>
+
+<file path=customXml/itemProps2.xml><?xml version="1.0" encoding="utf-8"?>
+<ds:datastoreItem xmlns:ds="http://schemas.openxmlformats.org/officeDocument/2006/customXml" ds:itemID="{060E8326-3A22-422D-B313-C499E2E8EEA7}">
+  <ds:schemaRefs>
+    <ds:schemaRef ds:uri="http://schemas.openxmlformats.org/officeDocument/2006/bibliography"/>
+  </ds:schemaRefs>
+</ds:datastoreItem>
+</file>
+
+<file path=customXml/itemProps3.xml><?xml version="1.0" encoding="utf-8"?>
+<ds:datastoreItem xmlns:ds="http://schemas.openxmlformats.org/officeDocument/2006/customXml" ds:itemID="{EF19AF65-F834-4899-8769-D9C53809A992}">
+  <ds:schemaRefs>
+    <ds:schemaRef ds:uri="http://schemas.microsoft.com/office/2006/metadata/properties"/>
+    <ds:schemaRef ds:uri="http://schemas.microsoft.com/office/infopath/2007/PartnerControls"/>
+    <ds:schemaRef ds:uri="84ce651a-e28d-4e68-81c1-12757b1bac30"/>
+  </ds:schemaRefs>
+</ds:datastoreItem>
+</file>
+
+<file path=customXml/itemProps4.xml><?xml version="1.0" encoding="utf-8"?>
+<ds:datastoreItem xmlns:ds="http://schemas.openxmlformats.org/officeDocument/2006/customXml" ds:itemID="{C4D5DEE7-EC10-4B68-8EF6-4E054E99DDA0}">
+  <ds:schemaRefs>
+    <ds:schemaRef ds:uri="http://schemas.microsoft.com/sharepoint/v3/contenttype/forms"/>
+  </ds:schemaRefs>
+</ds:datastoreItem>
 </file>
--- a/Documentation/Dokumentation.docx
+++ b/Documentation/Dokumentation.docx
@@ -2401,6 +2401,18 @@
     </w:p>
     <w:p>
       <w:pPr>
+        <w:spacing w:line="360" w:lineRule="auto"/>
+        <w:jc w:val="both"/>
+      </w:pPr>
+    </w:p>
+    <w:p>
+      <w:pPr>
+        <w:spacing w:line="360" w:lineRule="auto"/>
+        <w:jc w:val="both"/>
+      </w:pPr>
+    </w:p>
+    <w:p>
+      <w:pPr>
         <w:keepNext/>
         <w:jc w:val="center"/>
       </w:pPr>
@@ -2464,7 +2476,7 @@
       <w:r>
         <w:lastRenderedPageBreak/>
         <w:pict w14:anchorId="5A570667">
-          <v:shape id="_x0000_i1026" type="#_x0000_t75" style="width:351.5pt;height:626pt;mso-left-percent:-10001;mso-top-percent:-10001;mso-position-horizontal:absolute;mso-position-horizontal-relative:char;mso-position-vertical:absolute;mso-position-vertical-relative:line;mso-left-percent:-10001;mso-top-percent:-10001">
+          <v:shape id="_x0000_i1026" type="#_x0000_t75" style="width:351.4pt;height:625.95pt;mso-left-percent:-10001;mso-top-percent:-10001;mso-position-horizontal:absolute;mso-position-horizontal-relative:char;mso-position-vertical:absolute;mso-position-vertical-relative:line;mso-left-percent:-10001;mso-top-percent:-10001">
             <v:imagedata r:id="rId15" o:title="Tow"/>
           </v:shape>
         </w:pict>
@@ -2500,7 +2512,7 @@
       <w:r>
         <w:lastRenderedPageBreak/>
         <w:pict w14:anchorId="33698A8F">
-          <v:shape id="_x0000_i1027" type="#_x0000_t75" style="width:361.5pt;height:644pt;mso-left-percent:-10001;mso-top-percent:-10001;mso-position-horizontal:absolute;mso-position-horizontal-relative:char;mso-position-vertical:absolute;mso-position-vertical-relative:line;mso-left-percent:-10001;mso-top-percent:-10001">
+          <v:shape id="_x0000_i1027" type="#_x0000_t75" style="width:361.6pt;height:644.25pt;mso-left-percent:-10001;mso-top-percent:-10001;mso-position-horizontal:absolute;mso-position-horizontal-relative:char;mso-position-vertical:absolute;mso-position-vertical-relative:line;mso-left-percent:-10001;mso-top-percent:-10001">
             <v:imagedata r:id="rId16" o:title="Three"/>
           </v:shape>
         </w:pict>

--- a/Documentation/Dokumentation.docx
+++ b/Documentation/Dokumentation.docx
@@ -37,7 +37,7 @@
             <wp:effectExtent l="0" t="0" r="0" b="0"/>
             <wp:wrapNone/>
             <wp:docPr id="6" name="Grafik 6" descr="Aktivierung / Passworteingabe für neue Benutzerkonten">
-              <a:hlinkClick xmlns:a="http://schemas.openxmlformats.org/drawingml/2006/main" r:id="rId10"/>
+              <a:hlinkClick xmlns:a="http://schemas.openxmlformats.org/drawingml/2006/main" r:id="rId11"/>
             </wp:docPr>
             <wp:cNvGraphicFramePr>
               <a:graphicFrameLocks xmlns:a="http://schemas.openxmlformats.org/drawingml/2006/main" noChangeAspect="1"/>
@@ -47,14 +47,14 @@
                 <pic:pic xmlns:pic="http://schemas.openxmlformats.org/drawingml/2006/picture">
                   <pic:nvPicPr>
                     <pic:cNvPr id="6" name="Grafik 6" descr="Aktivierung / Passworteingabe für neue Benutzerkonten">
-                      <a:hlinkClick r:id="rId10"/>
+                      <a:hlinkClick r:id="rId11"/>
                     </pic:cNvPr>
                     <pic:cNvPicPr>
                       <a:picLocks noChangeAspect="1" noChangeArrowheads="1"/>
                     </pic:cNvPicPr>
                   </pic:nvPicPr>
                   <pic:blipFill rotWithShape="1">
-                    <a:blip r:embed="rId11" cstate="print">
+                    <a:blip r:embed="rId12" cstate="print">
                       <a:extLst>
                         <a:ext uri="{28A0092B-C50C-407E-A947-70E740481C1C}">
                           <a14:useLocalDpi xmlns:a14="http://schemas.microsoft.com/office/drawing/2010/main" val="0"/>
@@ -186,7 +186,6 @@
           <w:szCs w:val="40"/>
         </w:rPr>
       </w:pPr>
-      <w:proofErr w:type="spellStart"/>
       <w:r>
         <w:rPr>
           <w:color w:val="A6A6A6" w:themeColor="background1" w:themeShade="A6"/>
@@ -195,7 +194,6 @@
         </w:rPr>
         <w:t>Hyperformer_ContactSplitter</w:t>
       </w:r>
-      <w:proofErr w:type="spellEnd"/>
     </w:p>
     <w:p>
       <w:pPr>
@@ -290,19 +288,8 @@
           <w:szCs w:val="40"/>
           <w:lang w:val="en-US"/>
         </w:rPr>
-        <w:t xml:space="preserve">Dipl.-Math. Christian </w:t>
-      </w:r>
-      <w:proofErr w:type="spellStart"/>
-      <w:r>
-        <w:rPr>
-          <w:color w:val="A6A6A6" w:themeColor="background1" w:themeShade="A6"/>
-          <w:sz w:val="40"/>
-          <w:szCs w:val="40"/>
-          <w:lang w:val="en-US"/>
-        </w:rPr>
-        <w:t>Hübscher</w:t>
-      </w:r>
-      <w:proofErr w:type="spellEnd"/>
+        <w:t>Dipl.-Math. Christian Hübscher</w:t>
+      </w:r>
     </w:p>
     <w:p>
       <w:pPr>
@@ -1276,13 +1263,11 @@
         <w:spacing w:line="360" w:lineRule="auto"/>
       </w:pPr>
       <w:bookmarkStart w:id="0" w:name="_Toc134474881"/>
-      <w:proofErr w:type="spellStart"/>
       <w:r>
         <w:lastRenderedPageBreak/>
         <w:t>Hyperformer_ContactSplitter</w:t>
       </w:r>
       <w:bookmarkEnd w:id="0"/>
-      <w:proofErr w:type="spellEnd"/>
     </w:p>
     <w:p>
       <w:pPr>
@@ -1323,15 +1308,7 @@
       </w:pPr>
       <w:bookmarkStart w:id="2" w:name="_Toc134474883"/>
       <w:r>
-        <w:t xml:space="preserve">Composite Components und </w:t>
-      </w:r>
-      <w:proofErr w:type="spellStart"/>
-      <w:r>
-        <w:t>Dependency</w:t>
-      </w:r>
-      <w:proofErr w:type="spellEnd"/>
-      <w:r>
-        <w:t xml:space="preserve"> Inversion</w:t>
+        <w:t>Composite Components und Dependency Inversion</w:t>
       </w:r>
       <w:bookmarkEnd w:id="2"/>
     </w:p>
@@ -1357,68 +1334,37 @@
       <w:r>
         <w:t xml:space="preserve">immer aus zwei </w:t>
       </w:r>
-      <w:proofErr w:type="spellStart"/>
       <w:r>
         <w:t>Assemblies</w:t>
       </w:r>
-      <w:proofErr w:type="spellEnd"/>
-      <w:r>
-        <w:t>: Ein Assembly enthält die Implementierungen, das andere die Schnittstellen und Datenklassen (</w:t>
-      </w:r>
-      <w:proofErr w:type="spellStart"/>
-      <w:r>
-        <w:t>Contract</w:t>
-      </w:r>
-      <w:proofErr w:type="spellEnd"/>
-      <w:r>
-        <w:t>)</w:t>
+      <w:r>
+        <w:t>: Ein Assembly enthält die Implementierungen, das andere die Schnittstellen und Datenklassen (Contract)</w:t>
       </w:r>
       <w:r>
         <w:t xml:space="preserve">. </w:t>
       </w:r>
-      <w:proofErr w:type="spellStart"/>
-      <w:r>
-        <w:t>Assemblies</w:t>
-      </w:r>
-      <w:proofErr w:type="spellEnd"/>
+      <w:r>
+        <w:t xml:space="preserve">Assemblies </w:t>
+      </w:r>
+      <w:r>
+        <w:t>besitzen</w:t>
+      </w:r>
+      <w:r>
+        <w:t xml:space="preserve"> dabei immer nur Abhängigkeiten</w:t>
+      </w:r>
+      <w:r>
+        <w:t xml:space="preserve"> zu einer Contract Assembly</w:t>
+      </w:r>
+      <w:r>
+        <w:t xml:space="preserve"> (Dependency Inversion)</w:t>
+      </w:r>
+      <w:r>
+        <w:t>.</w:t>
+      </w:r>
       <w:r>
         <w:t xml:space="preserve"> </w:t>
       </w:r>
       <w:r>
-        <w:t>besitzen</w:t>
-      </w:r>
-      <w:r>
-        <w:t xml:space="preserve"> dabei immer nur Abhängigkeiten</w:t>
-      </w:r>
-      <w:r>
-        <w:t xml:space="preserve"> zu einer </w:t>
-      </w:r>
-      <w:proofErr w:type="spellStart"/>
-      <w:r>
-        <w:t>Contract</w:t>
-      </w:r>
-      <w:proofErr w:type="spellEnd"/>
-      <w:r>
-        <w:t xml:space="preserve"> Assembly</w:t>
-      </w:r>
-      <w:r>
-        <w:t xml:space="preserve"> (</w:t>
-      </w:r>
-      <w:proofErr w:type="spellStart"/>
-      <w:r>
-        <w:t>Dependency</w:t>
-      </w:r>
-      <w:proofErr w:type="spellEnd"/>
-      <w:r>
-        <w:t xml:space="preserve"> Inversion)</w:t>
-      </w:r>
-      <w:r>
-        <w:t>.</w:t>
-      </w:r>
-      <w:r>
-        <w:t xml:space="preserve"> </w:t>
-      </w:r>
-      <w:r>
         <w:t>Dies ermöglicht eine Austauschbarkeit auf Komponenten</w:t>
       </w:r>
       <w:r>
@@ -1430,7 +1376,7 @@
       <w:r>
         <w:t xml:space="preserve"> vom Softwarearchitekt David Tilke (</w:t>
       </w:r>
-      <w:hyperlink r:id="rId12" w:history="1">
+      <w:hyperlink r:id="rId13" w:history="1">
         <w:r>
           <w:rPr>
             <w:rStyle w:val="Hyperlink"/>
@@ -1472,20 +1418,10 @@
         <w:spacing w:line="360" w:lineRule="auto"/>
       </w:pPr>
       <w:bookmarkStart w:id="3" w:name="_Toc134474884"/>
-      <w:proofErr w:type="spellStart"/>
-      <w:r>
-        <w:t>Dependency</w:t>
-      </w:r>
-      <w:proofErr w:type="spellEnd"/>
-      <w:r>
-        <w:t xml:space="preserve"> </w:t>
-      </w:r>
-      <w:proofErr w:type="spellStart"/>
-      <w:r>
-        <w:t>Injection</w:t>
+      <w:r>
+        <w:t>Dependency Injection</w:t>
       </w:r>
       <w:bookmarkEnd w:id="3"/>
-      <w:proofErr w:type="spellEnd"/>
       <w:r>
         <w:t xml:space="preserve"> </w:t>
       </w:r>
@@ -1498,43 +1434,17 @@
       <w:r>
         <w:t xml:space="preserve">Das Mapping von </w:t>
       </w:r>
-      <w:proofErr w:type="spellStart"/>
       <w:r>
         <w:t>Contracts</w:t>
       </w:r>
-      <w:proofErr w:type="spellEnd"/>
-      <w:r>
-        <w:t xml:space="preserve"> und Implementierungen erfolgt über einen </w:t>
-      </w:r>
-      <w:proofErr w:type="spellStart"/>
-      <w:r>
-        <w:t>Dependecy</w:t>
-      </w:r>
-      <w:proofErr w:type="spellEnd"/>
-      <w:r>
-        <w:t xml:space="preserve"> </w:t>
-      </w:r>
-      <w:proofErr w:type="spellStart"/>
-      <w:r>
-        <w:t>Injection</w:t>
-      </w:r>
-      <w:proofErr w:type="spellEnd"/>
-      <w:r>
-        <w:t xml:space="preserve"> Container, </w:t>
+      <w:r>
+        <w:t xml:space="preserve"> und Implementierungen erfolgt über einen Dependecy Injection Container, </w:t>
       </w:r>
       <w:r>
         <w:t>dessen Konfiguration</w:t>
       </w:r>
       <w:r>
-        <w:t xml:space="preserve"> sich im Hauptprojekt (</w:t>
-      </w:r>
-      <w:proofErr w:type="spellStart"/>
-      <w:r>
-        <w:t>ContactSplitter</w:t>
-      </w:r>
-      <w:proofErr w:type="spellEnd"/>
-      <w:r>
-        <w:t>) befindet. Das Hauptprojekt konsumiert alle Komponenten und führt entsprechende Kompositionen durch.</w:t>
+        <w:t xml:space="preserve"> sich im Hauptprojekt (ContactSplitter) befindet. Das Hauptprojekt konsumiert alle Komponenten und führt entsprechende Kompositionen durch.</w:t>
       </w:r>
       <w:r>
         <w:t xml:space="preserve"> </w:t>
@@ -1605,59 +1515,28 @@
         <w:t>UI, Logik und Repository</w:t>
       </w:r>
       <w:r>
-        <w:t xml:space="preserve">, welche sich in den </w:t>
-      </w:r>
-      <w:proofErr w:type="spellStart"/>
-      <w:r>
-        <w:t>Assemblies</w:t>
-      </w:r>
-      <w:proofErr w:type="spellEnd"/>
+        <w:t>, welche sich in den Assemblies</w:t>
+      </w:r>
       <w:r>
         <w:t>:</w:t>
       </w:r>
       <w:r>
-        <w:t xml:space="preserve"> </w:t>
-      </w:r>
-      <w:proofErr w:type="spellStart"/>
-      <w:r>
-        <w:t>ContactSplitter</w:t>
-      </w:r>
-      <w:r>
-        <w:t>.Control</w:t>
-      </w:r>
-      <w:proofErr w:type="spellEnd"/>
-      <w:r>
-        <w:t xml:space="preserve"> </w:t>
+        <w:t xml:space="preserve"> ContactSplitter</w:t>
+      </w:r>
+      <w:r>
+        <w:t xml:space="preserve">.Control </w:t>
       </w:r>
       <w:r>
         <w:t xml:space="preserve">(UI), </w:t>
       </w:r>
-      <w:proofErr w:type="spellStart"/>
-      <w:r>
-        <w:t>ContactParser.Contracts</w:t>
-      </w:r>
-      <w:proofErr w:type="spellEnd"/>
-      <w:r>
-        <w:t xml:space="preserve"> und </w:t>
-      </w:r>
-      <w:proofErr w:type="spellStart"/>
-      <w:r>
-        <w:t>ContractParser</w:t>
-      </w:r>
-      <w:proofErr w:type="spellEnd"/>
-      <w:r>
-        <w:t xml:space="preserve"> (Logik) </w:t>
+      <w:r>
+        <w:t xml:space="preserve">ContactParser.Contracts und ContractParser (Logik) </w:t>
       </w:r>
       <w:r>
         <w:t xml:space="preserve">und </w:t>
       </w:r>
-      <w:proofErr w:type="spellStart"/>
-      <w:r>
-        <w:t>ContactSplitter.Datastorage</w:t>
-      </w:r>
-      <w:proofErr w:type="spellEnd"/>
-      <w:r>
-        <w:t xml:space="preserve"> (Repository) manifestieren. </w:t>
+      <w:r>
+        <w:t xml:space="preserve">ContactSplitter.Datastorage (Repository) manifestieren. </w:t>
       </w:r>
     </w:p>
     <w:p>
@@ -1677,15 +1556,7 @@
         <w:jc w:val="both"/>
       </w:pPr>
       <w:r>
-        <w:t>Die Model-View-</w:t>
-      </w:r>
-      <w:proofErr w:type="spellStart"/>
-      <w:r>
-        <w:t>ViewModel</w:t>
-      </w:r>
-      <w:proofErr w:type="spellEnd"/>
-      <w:r>
-        <w:t xml:space="preserve"> bezieht sich auf das Zusammenspiel von UI</w:t>
+        <w:t>Die Model-View-ViewModel bezieht sich auf das Zusammenspiel von UI</w:t>
       </w:r>
       <w:r>
         <w:t xml:space="preserve">, </w:t>
@@ -1706,15 +1577,7 @@
         <w:t xml:space="preserve">. </w:t>
       </w:r>
       <w:r>
-        <w:t xml:space="preserve">Durch Bindung an ein </w:t>
-      </w:r>
-      <w:proofErr w:type="spellStart"/>
-      <w:r>
-        <w:t>ViewModel</w:t>
-      </w:r>
-      <w:proofErr w:type="spellEnd"/>
-      <w:r>
-        <w:t xml:space="preserve"> findet die Entkopplung von UI</w:t>
+        <w:t>Durch Bindung an ein ViewModel findet die Entkopplung von UI</w:t>
       </w:r>
       <w:r>
         <w:t xml:space="preserve">-Design </w:t>
@@ -1729,21 +1592,13 @@
         <w:t xml:space="preserve"> statt</w:t>
       </w:r>
       <w:r>
-        <w:t xml:space="preserve">. Somit kann das </w:t>
-      </w:r>
-      <w:proofErr w:type="spellStart"/>
-      <w:r>
-        <w:t>View</w:t>
+        <w:t>. Somit kann das View</w:t>
       </w:r>
       <w:r>
         <w:t>M</w:t>
       </w:r>
       <w:r>
-        <w:t>odel</w:t>
-      </w:r>
-      <w:proofErr w:type="spellEnd"/>
-      <w:r>
-        <w:t xml:space="preserve"> leicht ausgetauscht werden. </w:t>
+        <w:t xml:space="preserve">odel leicht ausgetauscht werden. </w:t>
       </w:r>
       <w:r>
         <w:t xml:space="preserve"> </w:t>
@@ -1755,12 +1610,10 @@
         <w:spacing w:line="360" w:lineRule="auto"/>
       </w:pPr>
       <w:bookmarkStart w:id="6" w:name="_Toc134474887"/>
-      <w:proofErr w:type="spellStart"/>
       <w:r>
         <w:t>CleanCode</w:t>
       </w:r>
       <w:bookmarkEnd w:id="6"/>
-      <w:proofErr w:type="spellEnd"/>
     </w:p>
     <w:p>
       <w:pPr>
@@ -1778,34 +1631,13 @@
         <w:t>Einhaltung</w:t>
       </w:r>
       <w:r>
-        <w:t xml:space="preserve"> von </w:t>
-      </w:r>
-      <w:proofErr w:type="spellStart"/>
-      <w:r>
-        <w:t>CleanCode</w:t>
-      </w:r>
-      <w:proofErr w:type="spellEnd"/>
-      <w:r>
-        <w:t xml:space="preserve"> und entsprechender Codierungsrichtlinien, wurde neben </w:t>
-      </w:r>
-      <w:proofErr w:type="spellStart"/>
+        <w:t xml:space="preserve"> von CleanCode und entsprechender Codierungsrichtlinien, wurde neben </w:t>
+      </w:r>
       <w:r>
         <w:t>s</w:t>
       </w:r>
       <w:r>
-        <w:t>orgfalt</w:t>
-      </w:r>
-      <w:proofErr w:type="spellEnd"/>
-      <w:r>
-        <w:t xml:space="preserve"> der Entwickler, das Werkzeug </w:t>
-      </w:r>
-      <w:proofErr w:type="spellStart"/>
-      <w:r>
-        <w:t>Resharper</w:t>
-      </w:r>
-      <w:proofErr w:type="spellEnd"/>
-      <w:r>
-        <w:t xml:space="preserve"> verwendet</w:t>
+        <w:t>orgfalt der Entwickler, das Werkzeug Resharper verwendet</w:t>
       </w:r>
       <w:r>
         <w:t xml:space="preserve">. </w:t>
@@ -1827,56 +1659,24 @@
         <w:t>Verletzungen</w:t>
       </w:r>
       <w:r>
-        <w:t xml:space="preserve"> von </w:t>
-      </w:r>
-      <w:proofErr w:type="spellStart"/>
-      <w:r>
-        <w:t>Codierungsrichlinien</w:t>
-      </w:r>
-      <w:proofErr w:type="spellEnd"/>
-      <w:r>
-        <w:t xml:space="preserve"> (Namenskonventionen, Einrückung, </w:t>
+        <w:t xml:space="preserve"> von Codierungsrichlinien (Namenskonventionen, Einrückung, </w:t>
       </w:r>
       <w:r>
         <w:t>Formatierung</w:t>
       </w:r>
       <w:r>
-        <w:t xml:space="preserve">...) erkennen. Die verwendeten </w:t>
-      </w:r>
-      <w:proofErr w:type="spellStart"/>
-      <w:r>
-        <w:t>Codierungsrichlinien</w:t>
-      </w:r>
-      <w:proofErr w:type="spellEnd"/>
-      <w:r>
-        <w:t xml:space="preserve"> sind die von der Firma </w:t>
-      </w:r>
-      <w:proofErr w:type="spellStart"/>
-      <w:r>
-        <w:t>Jetbrains</w:t>
-      </w:r>
-      <w:proofErr w:type="spellEnd"/>
-      <w:r>
-        <w:t xml:space="preserve"> empfohlenen</w:t>
+        <w:t>...) erkennen. Die verwendeten Codierungsrichlinien sind die von der Firma Jetbrains empfohlenen</w:t>
       </w:r>
       <w:r>
         <w:t xml:space="preserve"> </w:t>
       </w:r>
       <w:r>
-        <w:t xml:space="preserve">und im </w:t>
-      </w:r>
-      <w:proofErr w:type="spellStart"/>
-      <w:r>
-        <w:t>Resharper</w:t>
-      </w:r>
-      <w:proofErr w:type="spellEnd"/>
-      <w:r>
-        <w:t xml:space="preserve"> vorkonfigurierten Richtlinien:</w:t>
+        <w:t>und im Resharper vorkonfigurierten Richtlinien:</w:t>
       </w:r>
       <w:r>
         <w:t xml:space="preserve"> </w:t>
       </w:r>
-      <w:hyperlink r:id="rId13" w:history="1">
+      <w:hyperlink r:id="rId14" w:history="1">
         <w:r>
           <w:rPr>
             <w:rStyle w:val="Hyperlink"/>
@@ -2086,13 +1886,8 @@
         <w:spacing w:line="360" w:lineRule="auto"/>
       </w:pPr>
       <w:r>
-        <w:t xml:space="preserve">Projektmappe </w:t>
-      </w:r>
-      <w:proofErr w:type="spellStart"/>
-      <w:r>
-        <w:t>Hyperformer_ContactSplitter</w:t>
-      </w:r>
-      <w:proofErr w:type="spellEnd"/>
+        <w:t>Projektmappe Hyperformer_ContactSplitter</w:t>
+      </w:r>
     </w:p>
     <w:p>
       <w:pPr>
@@ -2105,79 +1900,66 @@
         <w:rPr>
           <w:lang w:val="en-US"/>
         </w:rPr>
-        <w:t xml:space="preserve">|__ </w:t>
-      </w:r>
-      <w:proofErr w:type="spellStart"/>
+        <w:t xml:space="preserve">|__ ContactsParser.Contracts    </w:t>
+      </w:r>
       <w:r>
         <w:rPr>
           <w:lang w:val="en-US"/>
         </w:rPr>
-        <w:t>ContactsParser.Contracts</w:t>
-      </w:r>
-      <w:proofErr w:type="spellEnd"/>
+        <w:tab/>
+      </w:r>
       <w:r>
         <w:rPr>
           <w:lang w:val="en-US"/>
         </w:rPr>
-        <w:t xml:space="preserve">    </w:t>
+        <w:tab/>
       </w:r>
       <w:r>
         <w:rPr>
           <w:lang w:val="en-US"/>
         </w:rPr>
+        <w:t>(</w:t>
+      </w:r>
+      <w:r>
+        <w:rPr>
+          <w:lang w:val="en-US"/>
+        </w:rPr>
+        <w:t>S</w:t>
+      </w:r>
+      <w:r>
+        <w:rPr>
+          <w:lang w:val="en-US"/>
+        </w:rPr>
+        <w:t>i</w:t>
+      </w:r>
+      <w:r>
+        <w:rPr>
+          <w:lang w:val="en-US"/>
+        </w:rPr>
+        <w:t>ehe Abschnitt "Composite Components")</w:t>
+      </w:r>
+    </w:p>
+    <w:p>
+      <w:pPr>
+        <w:spacing w:line="360" w:lineRule="auto"/>
+      </w:pPr>
+      <w:r>
+        <w:t xml:space="preserve">|__ ContactParser               </w:t>
+      </w:r>
+      <w:r>
         <w:tab/>
       </w:r>
       <w:r>
-        <w:rPr>
-          <w:lang w:val="en-US"/>
-        </w:rPr>
         <w:tab/>
       </w:r>
       <w:r>
-        <w:rPr>
-          <w:lang w:val="en-US"/>
-        </w:rPr>
-        <w:t>(</w:t>
-      </w:r>
-      <w:proofErr w:type="spellStart"/>
-      <w:r>
-        <w:rPr>
-          <w:lang w:val="en-US"/>
-        </w:rPr>
-        <w:t>S</w:t>
-      </w:r>
-      <w:r>
-        <w:rPr>
-          <w:lang w:val="en-US"/>
-        </w:rPr>
-        <w:t>i</w:t>
-      </w:r>
-      <w:r>
-        <w:rPr>
-          <w:lang w:val="en-US"/>
-        </w:rPr>
-        <w:t>ehe</w:t>
-      </w:r>
-      <w:proofErr w:type="spellEnd"/>
-      <w:r>
-        <w:rPr>
-          <w:lang w:val="en-US"/>
-        </w:rPr>
-        <w:t xml:space="preserve"> </w:t>
-      </w:r>
-      <w:proofErr w:type="spellStart"/>
-      <w:r>
-        <w:rPr>
-          <w:lang w:val="en-US"/>
-        </w:rPr>
-        <w:t>Abschnitt</w:t>
-      </w:r>
-      <w:proofErr w:type="spellEnd"/>
-      <w:r>
-        <w:rPr>
-          <w:lang w:val="en-US"/>
-        </w:rPr>
-        <w:t xml:space="preserve"> "Composite Components")</w:t>
+        <w:t xml:space="preserve">(Logik des </w:t>
+      </w:r>
+      <w:r>
+        <w:t xml:space="preserve">klassischen </w:t>
+      </w:r>
+      <w:r>
+        <w:t>Parsens)</w:t>
       </w:r>
     </w:p>
     <w:p>
@@ -2185,44 +1967,8 @@
         <w:spacing w:line="360" w:lineRule="auto"/>
       </w:pPr>
       <w:r>
-        <w:t xml:space="preserve">|__ </w:t>
-      </w:r>
-      <w:proofErr w:type="spellStart"/>
-      <w:r>
-        <w:t>ContactParser</w:t>
-      </w:r>
-      <w:proofErr w:type="spellEnd"/>
-      <w:r>
-        <w:t xml:space="preserve">               </w:t>
-      </w:r>
-      <w:r>
-        <w:tab/>
-      </w:r>
-      <w:r>
-        <w:tab/>
-      </w:r>
-      <w:r>
-        <w:t xml:space="preserve">(Logik des </w:t>
-      </w:r>
-      <w:r>
-        <w:t xml:space="preserve">klassischen </w:t>
-      </w:r>
-      <w:r>
-        <w:t>Parsens)</w:t>
-      </w:r>
-    </w:p>
-    <w:p>
-      <w:pPr>
-        <w:spacing w:line="360" w:lineRule="auto"/>
-      </w:pPr>
-      <w:r>
-        <w:t xml:space="preserve">|__ </w:t>
-      </w:r>
-      <w:proofErr w:type="spellStart"/>
-      <w:r>
-        <w:t>GPTContactParser</w:t>
-      </w:r>
-      <w:proofErr w:type="spellEnd"/>
+        <w:t>|__ GPTContactParser</w:t>
+      </w:r>
       <w:r>
         <w:tab/>
       </w:r>
@@ -2240,48 +1986,66 @@
         <w:ind w:left="3540" w:hanging="3540"/>
       </w:pPr>
       <w:r>
+        <w:t xml:space="preserve">|__ ContactSplitter.Control    </w:t>
+      </w:r>
+      <w:r>
+        <w:tab/>
+      </w:r>
+      <w:r>
+        <w:t>(</w:t>
+      </w:r>
+      <w:r>
+        <w:t xml:space="preserve">Wiederverwendbares </w:t>
+      </w:r>
+      <w:r>
+        <w:t>UI-Element</w:t>
+      </w:r>
+      <w:r>
+        <w:t xml:space="preserve">, </w:t>
+      </w:r>
+      <w:r>
+        <w:t xml:space="preserve">welches </w:t>
+      </w:r>
+      <w:r>
+        <w:t>Darstellung,</w:t>
+      </w:r>
+      <w:r>
+        <w:t xml:space="preserve"> </w:t>
+      </w:r>
+      <w:r>
+        <w:t>Eingabe</w:t>
+      </w:r>
+      <w:r>
+        <w:t xml:space="preserve">, </w:t>
+      </w:r>
+      <w:r>
+        <w:t>Ausgabe regelt)</w:t>
+      </w:r>
+    </w:p>
+    <w:p>
+      <w:pPr>
+        <w:spacing w:line="360" w:lineRule="auto"/>
+      </w:pPr>
+      <w:r>
         <w:t xml:space="preserve">|__ </w:t>
       </w:r>
-      <w:proofErr w:type="spellStart"/>
-      <w:r>
-        <w:t>ContactSplitter.Control</w:t>
-      </w:r>
-      <w:proofErr w:type="spellEnd"/>
-      <w:r>
-        <w:t xml:space="preserve">    </w:t>
+      <w:r>
+        <w:rPr>
+          <w:b/>
+        </w:rPr>
+        <w:t>ContactSplitter</w:t>
+      </w:r>
+      <w:r>
+        <w:t xml:space="preserve">             </w:t>
       </w:r>
       <w:r>
         <w:tab/>
       </w:r>
       <w:r>
-        <w:t>(</w:t>
-      </w:r>
-      <w:r>
-        <w:t xml:space="preserve">Wiederverwendbares </w:t>
-      </w:r>
-      <w:r>
-        <w:t>UI-Element</w:t>
-      </w:r>
-      <w:r>
-        <w:t xml:space="preserve">, </w:t>
-      </w:r>
-      <w:r>
-        <w:t xml:space="preserve">welches </w:t>
-      </w:r>
-      <w:r>
-        <w:t>Darstellung,</w:t>
-      </w:r>
-      <w:r>
-        <w:t xml:space="preserve"> </w:t>
-      </w:r>
-      <w:r>
-        <w:t>Eingabe</w:t>
-      </w:r>
-      <w:r>
-        <w:t xml:space="preserve">, </w:t>
-      </w:r>
-      <w:r>
-        <w:t>Ausgabe regelt)</w:t>
+        <w:tab/>
+      </w:r>
+      <w:r>
+        <w:t>(Hauptprojekt)</w:t>
       </w:r>
     </w:p>
     <w:p>
@@ -2289,41 +2053,8 @@
         <w:spacing w:line="360" w:lineRule="auto"/>
       </w:pPr>
       <w:r>
-        <w:t xml:space="preserve">|__ </w:t>
-      </w:r>
-      <w:proofErr w:type="spellStart"/>
-      <w:r>
-        <w:rPr>
-          <w:b/>
-        </w:rPr>
-        <w:t>ContactSplitter</w:t>
-      </w:r>
-      <w:proofErr w:type="spellEnd"/>
-      <w:r>
-        <w:t xml:space="preserve">             </w:t>
-      </w:r>
-      <w:r>
-        <w:tab/>
-      </w:r>
-      <w:r>
-        <w:tab/>
-      </w:r>
-      <w:r>
-        <w:t>(Hauptprojekt)</w:t>
-      </w:r>
-    </w:p>
-    <w:p>
-      <w:pPr>
-        <w:spacing w:line="360" w:lineRule="auto"/>
-      </w:pPr>
-      <w:r>
-        <w:t xml:space="preserve">|__ </w:t>
-      </w:r>
-      <w:proofErr w:type="spellStart"/>
-      <w:r>
-        <w:t>ContactSplitter.DataStorage</w:t>
-      </w:r>
-      <w:proofErr w:type="spellEnd"/>
+        <w:t>|__ ContactSplitter.DataStorage</w:t>
+      </w:r>
       <w:r>
         <w:tab/>
         <w:t>(Datenhaltung aller Kontakte usw.)</w:t>
@@ -2334,15 +2065,7 @@
         <w:spacing w:line="360" w:lineRule="auto"/>
       </w:pPr>
       <w:r>
-        <w:t xml:space="preserve">|__ </w:t>
-      </w:r>
-      <w:proofErr w:type="spellStart"/>
-      <w:r>
-        <w:t>ContactSplitter.Tests</w:t>
-      </w:r>
-      <w:proofErr w:type="spellEnd"/>
-      <w:r>
-        <w:t xml:space="preserve">       </w:t>
+        <w:t xml:space="preserve">|__ ContactSplitter.Tests       </w:t>
       </w:r>
       <w:r>
         <w:tab/>
@@ -2368,15 +2091,7 @@
         <w:t>Es handelt sich um jeweils einzelne Projekte</w:t>
       </w:r>
       <w:r>
-        <w:t xml:space="preserve"> (</w:t>
-      </w:r>
-      <w:proofErr w:type="spellStart"/>
-      <w:r>
-        <w:t>Assemblies</w:t>
-      </w:r>
-      <w:proofErr w:type="spellEnd"/>
-      <w:r>
-        <w:t>)</w:t>
+        <w:t xml:space="preserve"> (Assemblies)</w:t>
       </w:r>
       <w:r>
         <w:t>, welche in einer Projektmappe</w:t>
@@ -2388,15 +2103,609 @@
         <w:t xml:space="preserve"> zusammengefasst sind und interagieren</w:t>
       </w:r>
       <w:r>
-        <w:t xml:space="preserve">. Auf den folgenden Seiten sind Abbildungen zu sehen, welche die einzelnen Klassendiagramme der Projekte </w:t>
-      </w:r>
-      <w:proofErr w:type="spellStart"/>
-      <w:r>
-        <w:t>dargestellen</w:t>
-      </w:r>
-      <w:proofErr w:type="spellEnd"/>
-      <w:r>
-        <w:t xml:space="preserve">. </w:t>
+        <w:t xml:space="preserve">. Auf den folgenden Seiten sind Abbildungen zu sehen, welche die einzelnen Klassendiagramme der Projekte dargestellen. </w:t>
+      </w:r>
+    </w:p>
+    <w:p>
+      <w:pPr>
+        <w:pStyle w:val="berschrift1"/>
+        <w:rPr>
+          <w:rFonts w:eastAsia="Times New Roman"/>
+          <w:lang w:eastAsia="de-DE"/>
+        </w:rPr>
+      </w:pPr>
+      <w:r>
+        <w:rPr>
+          <w:rFonts w:eastAsia="Times New Roman"/>
+          <w:lang w:eastAsia="de-DE"/>
+        </w:rPr>
+        <w:t>User Stories</w:t>
+      </w:r>
+    </w:p>
+    <w:p>
+      <w:pPr>
+        <w:pStyle w:val="Listenabsatz"/>
+        <w:numPr>
+          <w:ilvl w:val="0"/>
+          <w:numId w:val="2"/>
+        </w:numPr>
+        <w:rPr>
+          <w:lang w:eastAsia="de-DE"/>
+        </w:rPr>
+      </w:pPr>
+      <w:r>
+        <w:rPr>
+          <w:lang w:eastAsia="de-DE"/>
+        </w:rPr>
+        <w:t>Als Nutzer möchte ich ein manuelles Textfenster haben, um die Zerlegung der Anrede manuell anzupassen, falls die automatische Zuordnung nicht korrekt ist oder ich den Kontant selbst eintragen möchte.</w:t>
+      </w:r>
+    </w:p>
+    <w:p>
+      <w:pPr>
+        <w:pStyle w:val="Listenabsatz"/>
+        <w:numPr>
+          <w:ilvl w:val="0"/>
+          <w:numId w:val="2"/>
+        </w:numPr>
+        <w:rPr>
+          <w:lang w:eastAsia="de-DE"/>
+        </w:rPr>
+      </w:pPr>
+      <w:r>
+        <w:rPr>
+          <w:lang w:eastAsia="de-DE"/>
+        </w:rPr>
+        <w:t>Als Nutzer möchte ich die Möglichkeit haben, neue Titel manuell hinzuzufügen, um die Genauigkeit der automatischen Zuordnung in Zukunft zu verbessern.</w:t>
+      </w:r>
+    </w:p>
+    <w:p>
+      <w:pPr>
+        <w:pStyle w:val="Listenabsatz"/>
+        <w:numPr>
+          <w:ilvl w:val="0"/>
+          <w:numId w:val="2"/>
+        </w:numPr>
+        <w:rPr>
+          <w:lang w:eastAsia="de-DE"/>
+        </w:rPr>
+      </w:pPr>
+      <w:r>
+        <w:rPr>
+          <w:lang w:eastAsia="de-DE"/>
+        </w:rPr>
+        <w:t>Als Nutzer möchte ich, dass das System das Geschlecht einer Person automatisch erkennt, wenn es über die Anrede identifiziert werden kann.</w:t>
+      </w:r>
+    </w:p>
+    <w:p>
+      <w:pPr>
+        <w:pStyle w:val="Listenabsatz"/>
+        <w:numPr>
+          <w:ilvl w:val="0"/>
+          <w:numId w:val="2"/>
+        </w:numPr>
+        <w:rPr>
+          <w:lang w:eastAsia="de-DE"/>
+        </w:rPr>
+      </w:pPr>
+      <w:r>
+        <w:rPr>
+          <w:lang w:eastAsia="de-DE"/>
+        </w:rPr>
+        <w:t>Als Nutzer möchte ich gespeicherte Kontakte nachträglich verändern und löschen können, um mein Adressbuch aktuell zu halten.</w:t>
+      </w:r>
+    </w:p>
+    <w:p>
+      <w:pPr>
+        <w:pStyle w:val="berschrift1"/>
+        <w:rPr>
+          <w:rFonts w:eastAsia="Times New Roman"/>
+          <w:lang w:eastAsia="de-DE"/>
+        </w:rPr>
+      </w:pPr>
+      <w:r>
+        <w:rPr>
+          <w:lang w:eastAsia="de-DE"/>
+        </w:rPr>
+        <w:t>Definition Of Done</w:t>
+      </w:r>
+    </w:p>
+    <w:p>
+      <w:pPr>
+        <w:pStyle w:val="Listenabsatz"/>
+        <w:numPr>
+          <w:ilvl w:val="0"/>
+          <w:numId w:val="2"/>
+        </w:numPr>
+        <w:rPr>
+          <w:lang w:eastAsia="de-DE"/>
+        </w:rPr>
+      </w:pPr>
+      <w:r>
+        <w:rPr>
+          <w:lang w:eastAsia="de-DE"/>
+        </w:rPr>
+        <w:t>Alle Anforderungen des Kunden und des Entwicklerteams sind erfüllt und umgesetzt.</w:t>
+      </w:r>
+    </w:p>
+    <w:p>
+      <w:pPr>
+        <w:pStyle w:val="Listenabsatz"/>
+        <w:numPr>
+          <w:ilvl w:val="0"/>
+          <w:numId w:val="2"/>
+        </w:numPr>
+        <w:rPr>
+          <w:lang w:eastAsia="de-DE"/>
+        </w:rPr>
+      </w:pPr>
+      <w:r>
+        <w:rPr>
+          <w:lang w:eastAsia="de-DE"/>
+        </w:rPr>
+        <w:t xml:space="preserve">Die App kann die Personenmerkmale </w:t>
+      </w:r>
+      <w:r>
+        <w:rPr>
+          <w:lang w:eastAsia="de-DE"/>
+        </w:rPr>
+        <w:t xml:space="preserve">in verschiedenen textuellen Repräsentationen </w:t>
+      </w:r>
+      <w:r>
+        <w:rPr>
+          <w:lang w:eastAsia="de-DE"/>
+        </w:rPr>
+        <w:t>korrekt parsen.</w:t>
+      </w:r>
+    </w:p>
+    <w:p>
+      <w:pPr>
+        <w:pStyle w:val="Listenabsatz"/>
+        <w:numPr>
+          <w:ilvl w:val="0"/>
+          <w:numId w:val="2"/>
+        </w:numPr>
+        <w:rPr>
+          <w:lang w:eastAsia="de-DE"/>
+        </w:rPr>
+      </w:pPr>
+      <w:r>
+        <w:rPr>
+          <w:lang w:eastAsia="de-DE"/>
+        </w:rPr>
+        <w:t>Die App bietet die Möglichkeit bei Bedarf</w:t>
+      </w:r>
+      <w:r>
+        <w:rPr>
+          <w:lang w:eastAsia="de-DE"/>
+        </w:rPr>
+        <w:t xml:space="preserve"> geparste Personenmerkmale manuell </w:t>
+      </w:r>
+      <w:r>
+        <w:rPr>
+          <w:lang w:eastAsia="de-DE"/>
+        </w:rPr>
+        <w:t>anzupassen</w:t>
+      </w:r>
+      <w:r>
+        <w:rPr>
+          <w:lang w:eastAsia="de-DE"/>
+        </w:rPr>
+        <w:t>.</w:t>
+      </w:r>
+    </w:p>
+    <w:p>
+      <w:pPr>
+        <w:pStyle w:val="Listenabsatz"/>
+        <w:numPr>
+          <w:ilvl w:val="0"/>
+          <w:numId w:val="2"/>
+        </w:numPr>
+        <w:rPr>
+          <w:lang w:eastAsia="de-DE"/>
+        </w:rPr>
+      </w:pPr>
+      <w:r>
+        <w:t>Die App bietet eine Möglichkeit für</w:t>
+      </w:r>
+      <w:r>
+        <w:t xml:space="preserve"> den</w:t>
+      </w:r>
+      <w:r>
+        <w:t xml:space="preserve"> Benutzer, </w:t>
+      </w:r>
+      <w:r>
+        <w:t>seine</w:t>
+      </w:r>
+      <w:r>
+        <w:t xml:space="preserve"> Kontakte </w:t>
+      </w:r>
+      <w:r>
+        <w:t>abzurufen</w:t>
+      </w:r>
+    </w:p>
+    <w:p>
+      <w:pPr>
+        <w:pStyle w:val="Listenabsatz"/>
+        <w:numPr>
+          <w:ilvl w:val="0"/>
+          <w:numId w:val="2"/>
+        </w:numPr>
+        <w:rPr>
+          <w:lang w:eastAsia="de-DE"/>
+        </w:rPr>
+      </w:pPr>
+      <w:r>
+        <w:t>Die App bietet eine einfache Möglichkeit für die Benutzer, Personenmerkmale zu suchen und zu filtern.</w:t>
+      </w:r>
+    </w:p>
+    <w:p>
+      <w:pPr>
+        <w:pStyle w:val="Listenabsatz"/>
+        <w:numPr>
+          <w:ilvl w:val="0"/>
+          <w:numId w:val="2"/>
+        </w:numPr>
+        <w:rPr>
+          <w:lang w:eastAsia="de-DE"/>
+        </w:rPr>
+      </w:pPr>
+      <w:r>
+        <w:rPr>
+          <w:lang w:eastAsia="de-DE"/>
+        </w:rPr>
+        <w:t>Die App ist benutzerfreundlich gestaltet und einfach zu bedienen.</w:t>
+      </w:r>
+    </w:p>
+    <w:p>
+      <w:pPr>
+        <w:pStyle w:val="Listenabsatz"/>
+        <w:numPr>
+          <w:ilvl w:val="0"/>
+          <w:numId w:val="2"/>
+        </w:numPr>
+        <w:rPr>
+          <w:lang w:eastAsia="de-DE"/>
+        </w:rPr>
+      </w:pPr>
+      <w:r>
+        <w:rPr>
+          <w:lang w:eastAsia="de-DE"/>
+        </w:rPr>
+        <w:t>Die App ist gut dokumentiert, einschließlich der Funktionsweise, der Systemanforderungen und der</w:t>
+      </w:r>
+      <w:r>
+        <w:rPr>
+          <w:lang w:eastAsia="de-DE"/>
+        </w:rPr>
+        <w:t xml:space="preserve"> Architektur</w:t>
+      </w:r>
+      <w:r>
+        <w:rPr>
+          <w:lang w:eastAsia="de-DE"/>
+        </w:rPr>
+        <w:t>.</w:t>
+      </w:r>
+    </w:p>
+    <w:p>
+      <w:pPr>
+        <w:pStyle w:val="Listenabsatz"/>
+        <w:numPr>
+          <w:ilvl w:val="0"/>
+          <w:numId w:val="2"/>
+        </w:numPr>
+        <w:rPr>
+          <w:lang w:eastAsia="de-DE"/>
+        </w:rPr>
+      </w:pPr>
+      <w:r>
+        <w:rPr>
+          <w:lang w:eastAsia="de-DE"/>
+        </w:rPr>
+        <w:t>Die App ist erfolgreich getestet und alle Fehler und Bugs sind behoben.</w:t>
+      </w:r>
+    </w:p>
+    <w:p>
+      <w:pPr>
+        <w:pStyle w:val="Listenabsatz"/>
+        <w:numPr>
+          <w:ilvl w:val="0"/>
+          <w:numId w:val="2"/>
+        </w:numPr>
+        <w:rPr>
+          <w:lang w:eastAsia="de-DE"/>
+        </w:rPr>
+      </w:pPr>
+      <w:r>
+        <w:rPr>
+          <w:lang w:eastAsia="de-DE"/>
+        </w:rPr>
+        <w:t>Die App ist bereit für die Veröffentlichung und wird von den Benutzern positiv aufgenommen.</w:t>
+      </w:r>
+    </w:p>
+    <w:p>
+      <w:pPr>
+        <w:rPr>
+          <w:lang w:eastAsia="de-DE"/>
+        </w:rPr>
+      </w:pPr>
+    </w:p>
+    <w:p>
+      <w:pPr>
+        <w:rPr>
+          <w:rFonts w:asciiTheme="majorHAnsi" w:eastAsiaTheme="majorEastAsia" w:hAnsiTheme="majorHAnsi" w:cstheme="majorBidi"/>
+          <w:color w:val="2F5496" w:themeColor="accent1" w:themeShade="BF"/>
+          <w:sz w:val="32"/>
+          <w:szCs w:val="32"/>
+          <w:lang w:eastAsia="de-DE"/>
+        </w:rPr>
+      </w:pPr>
+      <w:r>
+        <w:rPr>
+          <w:lang w:eastAsia="de-DE"/>
+        </w:rPr>
+        <w:br w:type="page"/>
+      </w:r>
+    </w:p>
+    <w:p>
+      <w:pPr>
+        <w:pStyle w:val="berschrift1"/>
+        <w:rPr>
+          <w:lang w:eastAsia="de-DE"/>
+        </w:rPr>
+      </w:pPr>
+      <w:r>
+        <w:rPr>
+          <w:lang w:eastAsia="de-DE"/>
+        </w:rPr>
+        <w:lastRenderedPageBreak/>
+        <w:t>Release Note</w:t>
+      </w:r>
+    </w:p>
+    <w:p>
+      <w:pPr>
+        <w:rPr>
+          <w:lang w:eastAsia="de-DE"/>
+        </w:rPr>
+      </w:pPr>
+      <w:r>
+        <w:rPr>
+          <w:lang w:eastAsia="de-DE"/>
+        </w:rPr>
+        <w:t>Willkommen zur ersten Veröffentlichung der App! Wir freuen uns, Ihnen unsere brandneue Anwendung für die Verwaltung Ihrer Kontakte und Personenmerkmale vorstellen zu können. Die App wurde entwickelt, um Ihnen zu helfen, Ihre Kontakte besser zu organisieren und Informationen schnell zu finden.</w:t>
+      </w:r>
+    </w:p>
+    <w:p>
+      <w:pPr>
+        <w:rPr>
+          <w:lang w:eastAsia="de-DE"/>
+        </w:rPr>
+      </w:pPr>
+    </w:p>
+    <w:p>
+      <w:pPr>
+        <w:rPr>
+          <w:lang w:eastAsia="de-DE"/>
+        </w:rPr>
+      </w:pPr>
+      <w:r>
+        <w:rPr>
+          <w:lang w:eastAsia="de-DE"/>
+        </w:rPr>
+        <w:t xml:space="preserve">Die wichtigsten Funktionen der App in </w:t>
+      </w:r>
+      <w:r>
+        <w:rPr>
+          <w:lang w:eastAsia="de-DE"/>
+        </w:rPr>
+        <w:t xml:space="preserve">dieser </w:t>
+      </w:r>
+      <w:r>
+        <w:rPr>
+          <w:lang w:eastAsia="de-DE"/>
+        </w:rPr>
+        <w:t>Version sind:</w:t>
+      </w:r>
+    </w:p>
+    <w:p>
+      <w:pPr>
+        <w:pStyle w:val="Listenabsatz"/>
+        <w:numPr>
+          <w:ilvl w:val="0"/>
+          <w:numId w:val="4"/>
+        </w:numPr>
+        <w:rPr>
+          <w:lang w:eastAsia="de-DE"/>
+        </w:rPr>
+      </w:pPr>
+      <w:r>
+        <w:rPr>
+          <w:lang w:eastAsia="de-DE"/>
+        </w:rPr>
+        <w:t>Die Möglichkeit, Personenmerkmale aus verschiedenen textuellen Repräsentationen zu parsen und zu speichern.</w:t>
+      </w:r>
+    </w:p>
+    <w:p>
+      <w:pPr>
+        <w:pStyle w:val="Listenabsatz"/>
+        <w:numPr>
+          <w:ilvl w:val="0"/>
+          <w:numId w:val="4"/>
+        </w:numPr>
+        <w:rPr>
+          <w:lang w:eastAsia="de-DE"/>
+        </w:rPr>
+      </w:pPr>
+      <w:r>
+        <w:rPr>
+          <w:lang w:eastAsia="de-DE"/>
+        </w:rPr>
+        <w:t>Eine Funktion, mit der Sie geparste Personenmerkmale manuell anpassen können, wenn sie falsch oder unzureichend erkannt wurden.</w:t>
+      </w:r>
+    </w:p>
+    <w:p>
+      <w:pPr>
+        <w:pStyle w:val="Listenabsatz"/>
+        <w:numPr>
+          <w:ilvl w:val="0"/>
+          <w:numId w:val="4"/>
+        </w:numPr>
+        <w:rPr>
+          <w:lang w:eastAsia="de-DE"/>
+        </w:rPr>
+      </w:pPr>
+      <w:r>
+        <w:rPr>
+          <w:lang w:eastAsia="de-DE"/>
+        </w:rPr>
+        <w:t>Eine Such- und Filterfunktion, die es Ihnen ermöglicht, Personenmerkmale einfach zu finden und zu filtern.</w:t>
+      </w:r>
+    </w:p>
+    <w:p>
+      <w:pPr>
+        <w:pStyle w:val="Listenabsatz"/>
+        <w:numPr>
+          <w:ilvl w:val="0"/>
+          <w:numId w:val="4"/>
+        </w:numPr>
+        <w:rPr>
+          <w:lang w:eastAsia="de-DE"/>
+        </w:rPr>
+      </w:pPr>
+      <w:r>
+        <w:rPr>
+          <w:lang w:eastAsia="de-DE"/>
+        </w:rPr>
+        <w:t>Eine Benutzeroberfläche, die die Bedienung der App einfach und intuitiv</w:t>
+      </w:r>
+      <w:r>
+        <w:rPr>
+          <w:lang w:eastAsia="de-DE"/>
+        </w:rPr>
+        <w:t xml:space="preserve"> nutzbar </w:t>
+      </w:r>
+      <w:r>
+        <w:rPr>
+          <w:lang w:eastAsia="de-DE"/>
+        </w:rPr>
+        <w:t>macht.</w:t>
+      </w:r>
+    </w:p>
+    <w:p>
+      <w:pPr>
+        <w:rPr>
+          <w:lang w:eastAsia="de-DE"/>
+        </w:rPr>
+      </w:pPr>
+    </w:p>
+    <w:p>
+      <w:pPr>
+        <w:rPr>
+          <w:lang w:eastAsia="de-DE"/>
+        </w:rPr>
+      </w:pPr>
+      <w:r>
+        <w:rPr>
+          <w:lang w:eastAsia="de-DE"/>
+        </w:rPr>
+        <w:t>Diese erste Veröffentlichung enthält auch einige wichtige Hinweise und Anweisungen für Benutzer:</w:t>
+      </w:r>
+    </w:p>
+    <w:p>
+      <w:pPr>
+        <w:pStyle w:val="Listenabsatz"/>
+        <w:numPr>
+          <w:ilvl w:val="0"/>
+          <w:numId w:val="5"/>
+        </w:numPr>
+        <w:rPr>
+          <w:lang w:eastAsia="de-DE"/>
+        </w:rPr>
+      </w:pPr>
+      <w:r>
+        <w:rPr>
+          <w:lang w:eastAsia="de-DE"/>
+        </w:rPr>
+        <w:t xml:space="preserve">Die </w:t>
+      </w:r>
+      <w:r>
+        <w:rPr>
+          <w:lang w:eastAsia="de-DE"/>
+        </w:rPr>
+        <w:t>App</w:t>
+      </w:r>
+      <w:r>
+        <w:rPr>
+          <w:lang w:eastAsia="de-DE"/>
+        </w:rPr>
+        <w:t xml:space="preserve"> derzeit nur für Windows Geräte verfügbar.</w:t>
+      </w:r>
+    </w:p>
+    <w:p>
+      <w:pPr>
+        <w:pStyle w:val="Listenabsatz"/>
+        <w:numPr>
+          <w:ilvl w:val="0"/>
+          <w:numId w:val="5"/>
+        </w:numPr>
+        <w:rPr>
+          <w:lang w:eastAsia="de-DE"/>
+        </w:rPr>
+      </w:pPr>
+      <w:r>
+        <w:rPr>
+          <w:lang w:eastAsia="de-DE"/>
+        </w:rPr>
+        <w:t>Verwendete OpenSource-Lizenzen sind in der App angegeben</w:t>
+      </w:r>
+    </w:p>
+    <w:p>
+      <w:pPr>
+        <w:pStyle w:val="Listenabsatz"/>
+        <w:numPr>
+          <w:ilvl w:val="0"/>
+          <w:numId w:val="5"/>
+        </w:numPr>
+        <w:rPr>
+          <w:lang w:eastAsia="de-DE"/>
+        </w:rPr>
+      </w:pPr>
+      <w:r>
+        <w:rPr>
+          <w:lang w:eastAsia="de-DE"/>
+        </w:rPr>
+        <w:t>Die</w:t>
+      </w:r>
+      <w:r>
+        <w:rPr>
+          <w:lang w:eastAsia="de-DE"/>
+        </w:rPr>
+        <w:t xml:space="preserve"> App ist offline nutzbar, benötigt jedoch für eine Spezialfunktion Internetzugriff</w:t>
+      </w:r>
+    </w:p>
+    <w:p>
+      <w:pPr>
+        <w:rPr>
+          <w:lang w:eastAsia="de-DE"/>
+        </w:rPr>
+      </w:pPr>
+      <w:r>
+        <w:rPr>
+          <w:lang w:eastAsia="de-DE"/>
+        </w:rPr>
+        <w:t>Wir hoffen, dass Sie die App genießen werden und freuen uns auf Ihr Feedback, um zukünftige Updates zu verbessern und zu optimieren.</w:t>
+      </w:r>
+    </w:p>
+    <w:p>
+      <w:pPr>
+        <w:rPr>
+          <w:lang w:eastAsia="de-DE"/>
+        </w:rPr>
+      </w:pPr>
+      <w:r>
+        <w:rPr>
+          <w:lang w:eastAsia="de-DE"/>
+        </w:rPr>
+        <w:t>Diese Releasenote bietet eine kurze Zusammenfassung der wichtigsten Funktionen der App und enthält wichtige Hinweise und Anweisungen für Benutzer. Sie soll sicherstellen, dass Benutzer die App schnell verstehen und nutzen können.</w:t>
       </w:r>
     </w:p>
     <w:p>
@@ -2407,8 +2716,14 @@
     </w:p>
     <w:p>
       <w:pPr>
-        <w:spacing w:line="360" w:lineRule="auto"/>
-        <w:jc w:val="both"/>
+        <w:keepNext/>
+        <w:jc w:val="center"/>
+      </w:pPr>
+    </w:p>
+    <w:p>
+      <w:pPr>
+        <w:keepNext/>
+        <w:jc w:val="center"/>
       </w:pPr>
     </w:p>
     <w:p>
@@ -2442,7 +2757,7 @@
             <o:lock v:ext="edit" aspectratio="t"/>
           </v:shapetype>
           <v:shape id="_x0000_i1025" type="#_x0000_t75" style="width:641pt;height:5in;rotation:270;mso-position-horizontal-relative:text;mso-position-vertical-relative:text" wrapcoords="-36 0 -36 21536 21600 21536 21600 0 -36 0" o:allowoverlap="f">
-            <v:imagedata r:id="rId14" o:title="One"/>
+            <v:imagedata r:id="rId15" o:title="One"/>
           </v:shape>
         </w:pict>
       </w:r>
@@ -2456,14 +2771,27 @@
       <w:r>
         <w:t xml:space="preserve">Abbildung </w:t>
       </w:r>
-      <w:fldSimple w:instr=" SEQ Abbildung \* ARABIC ">
-        <w:r>
-          <w:rPr>
-            <w:noProof/>
-          </w:rPr>
-          <w:t>1</w:t>
-        </w:r>
-      </w:fldSimple>
+      <w:r>
+        <w:fldChar w:fldCharType="begin"/>
+      </w:r>
+      <w:r>
+        <w:instrText xml:space="preserve"> SEQ Abbildung \* ARABIC </w:instrText>
+      </w:r>
+      <w:r>
+        <w:fldChar w:fldCharType="separate"/>
+      </w:r>
+      <w:r>
+        <w:rPr>
+          <w:noProof/>
+        </w:rPr>
+        <w:t>1</w:t>
+      </w:r>
+      <w:r>
+        <w:rPr>
+          <w:noProof/>
+        </w:rPr>
+        <w:fldChar w:fldCharType="end"/>
+      </w:r>
       <w:r>
         <w:t>: Klassendiagramm Teil eins</w:t>
       </w:r>
@@ -2477,7 +2805,7 @@
         <w:lastRenderedPageBreak/>
         <w:pict w14:anchorId="5A570667">
           <v:shape id="_x0000_i1026" type="#_x0000_t75" style="width:351.4pt;height:625.95pt;mso-left-percent:-10001;mso-top-percent:-10001;mso-position-horizontal:absolute;mso-position-horizontal-relative:char;mso-position-vertical:absolute;mso-position-vertical-relative:line;mso-left-percent:-10001;mso-top-percent:-10001">
-            <v:imagedata r:id="rId15" o:title="Tow"/>
+            <v:imagedata r:id="rId16" o:title="Tow"/>
           </v:shape>
         </w:pict>
       </w:r>
@@ -2491,14 +2819,27 @@
       <w:r>
         <w:t xml:space="preserve">Abbildung </w:t>
       </w:r>
-      <w:fldSimple w:instr=" SEQ Abbildung \* ARABIC ">
-        <w:r>
-          <w:rPr>
-            <w:noProof/>
-          </w:rPr>
-          <w:t>2</w:t>
-        </w:r>
-      </w:fldSimple>
+      <w:r>
+        <w:fldChar w:fldCharType="begin"/>
+      </w:r>
+      <w:r>
+        <w:instrText xml:space="preserve"> SEQ Abbildung \* ARABIC </w:instrText>
+      </w:r>
+      <w:r>
+        <w:fldChar w:fldCharType="separate"/>
+      </w:r>
+      <w:r>
+        <w:rPr>
+          <w:noProof/>
+        </w:rPr>
+        <w:t>2</w:t>
+      </w:r>
+      <w:r>
+        <w:rPr>
+          <w:noProof/>
+        </w:rPr>
+        <w:fldChar w:fldCharType="end"/>
+      </w:r>
       <w:r>
         <w:t>: Klassendiagramm Teil zwei</w:t>
       </w:r>
@@ -2513,7 +2854,7 @@
         <w:lastRenderedPageBreak/>
         <w:pict w14:anchorId="33698A8F">
           <v:shape id="_x0000_i1027" type="#_x0000_t75" style="width:361.6pt;height:644.25pt;mso-left-percent:-10001;mso-top-percent:-10001;mso-position-horizontal:absolute;mso-position-horizontal-relative:char;mso-position-vertical:absolute;mso-position-vertical-relative:line;mso-left-percent:-10001;mso-top-percent:-10001">
-            <v:imagedata r:id="rId16" o:title="Three"/>
+            <v:imagedata r:id="rId17" o:title="Three"/>
           </v:shape>
         </w:pict>
       </w:r>
@@ -2527,22 +2868,35 @@
       <w:r>
         <w:t xml:space="preserve">Abbildung </w:t>
       </w:r>
-      <w:fldSimple w:instr=" SEQ Abbildung \* ARABIC ">
-        <w:r>
-          <w:rPr>
-            <w:noProof/>
-          </w:rPr>
-          <w:t>3</w:t>
-        </w:r>
-      </w:fldSimple>
+      <w:r>
+        <w:fldChar w:fldCharType="begin"/>
+      </w:r>
+      <w:r>
+        <w:instrText xml:space="preserve"> SEQ Abbildung \* ARABIC </w:instrText>
+      </w:r>
+      <w:r>
+        <w:fldChar w:fldCharType="separate"/>
+      </w:r>
+      <w:r>
+        <w:rPr>
+          <w:noProof/>
+        </w:rPr>
+        <w:t>3</w:t>
+      </w:r>
+      <w:r>
+        <w:rPr>
+          <w:noProof/>
+        </w:rPr>
+        <w:fldChar w:fldCharType="end"/>
+      </w:r>
       <w:r>
         <w:t>: Klassendiagramm Teil drei</w:t>
       </w:r>
       <w:bookmarkEnd w:id="11"/>
     </w:p>
     <w:sectPr>
-      <w:headerReference w:type="default" r:id="rId17"/>
-      <w:footerReference w:type="default" r:id="rId18"/>
+      <w:headerReference w:type="default" r:id="rId18"/>
+      <w:footerReference w:type="default" r:id="rId19"/>
       <w:pgSz w:w="11906" w:h="16838"/>
       <w:pgMar w:top="1417" w:right="1417" w:bottom="1134" w:left="1417" w:header="708" w:footer="708" w:gutter="0"/>
       <w:cols w:space="708"/>
@@ -2794,6 +3148,627 @@
     </w:pPr>
   </w:p>
 </w:hdr>
+</file>
+
+<file path=word/numbering.xml><?xml version="1.0" encoding="utf-8"?>
+<w:numbering xmlns:wpc="http://schemas.microsoft.com/office/word/2010/wordprocessingCanvas" xmlns:cx="http://schemas.microsoft.com/office/drawing/2014/chartex" xmlns:cx1="http://schemas.microsoft.com/office/drawing/2015/9/8/chartex" xmlns:cx2="http://schemas.microsoft.com/office/drawing/2015/10/21/chartex" xmlns:cx3="http://schemas.microsoft.com/office/drawing/2016/5/9/chartex" xmlns:cx4="http://schemas.microsoft.com/office/drawing/2016/5/10/chartex" xmlns:cx5="http://schemas.microsoft.com/office/drawing/2016/5/11/chartex" xmlns:cx6="http://schemas.microsoft.com/office/drawing/2016/5/12/chartex" xmlns:cx7="http://schemas.microsoft.com/office/drawing/2016/5/13/chartex" xmlns:cx8="http://schemas.microsoft.com/office/drawing/2016/5/14/chartex" xmlns:mc="http://schemas.openxmlformats.org/markup-compatibility/2006" xmlns:aink="http://schemas.microsoft.com/office/drawing/2016/ink" xmlns:am3d="http://schemas.microsoft.com/office/drawing/2017/model3d" xmlns:o="urn:schemas-microsoft-com:office:office" xmlns:oel="http://schemas.microsoft.com/office/2019/extlst" xmlns:r="http://schemas.openxmlformats.org/officeDocument/2006/relationships" xmlns:m="http://schemas.openxmlformats.org/officeDocument/2006/math" xmlns:v="urn:schemas-microsoft-com:vml" xmlns:wp14="http://schemas.microsoft.com/office/word/2010/wordprocessingDrawing" xmlns:wp="http://schemas.openxmlformats.org/drawingml/2006/wordprocessingDrawing" xmlns:w10="urn:schemas-microsoft-com:office:word" xmlns:w="http://schemas.openxmlformats.org/wordprocessingml/2006/main" xmlns:w14="http://schemas.microsoft.com/office/word/2010/wordml" xmlns:w15="http://schemas.microsoft.com/office/word/2012/wordml" xmlns:w16cex="http://schemas.microsoft.com/office/word/2018/wordml/cex" xmlns:w16cid="http://schemas.microsoft.com/office/word/2016/wordml/cid" xmlns:w16="http://schemas.microsoft.com/office/word/2018/wordml" xmlns:w16du="http://schemas.microsoft.com/office/word/2023/wordml/word16du" xmlns:w16sdtdh="http://schemas.microsoft.com/office/word/2020/wordml/sdtdatahash" xmlns:w16se="http://schemas.microsoft.com/office/word/2015/wordml/symex" xmlns:wpg="http://schemas.microsoft.com/office/word/2010/wordprocessingGroup" xmlns:wpi="http://schemas.microsoft.com/office/word/2010/wordprocessingInk" xmlns:wne="http://schemas.microsoft.com/office/word/2006/wordml" xmlns:wps="http://schemas.microsoft.com/office/word/2010/wordprocessingShape" mc:Ignorable="w14 w15 w16se w16cid w16 w16cex w16sdtdh wp14">
+  <w:abstractNum w:abstractNumId="0" w15:restartNumberingAfterBreak="0">
+    <w:nsid w:val="174E42EC"/>
+    <w:multiLevelType w:val="multilevel"/>
+    <w:tmpl w:val="577EE510"/>
+    <w:lvl w:ilvl="0">
+      <w:start w:val="1"/>
+      <w:numFmt w:val="bullet"/>
+      <w:lvlText w:val=""/>
+      <w:lvlJc w:val="left"/>
+      <w:pPr>
+        <w:tabs>
+          <w:tab w:val="num" w:pos="720"/>
+        </w:tabs>
+        <w:ind w:left="720" w:hanging="360"/>
+      </w:pPr>
+      <w:rPr>
+        <w:rFonts w:ascii="Symbol" w:hAnsi="Symbol" w:hint="default"/>
+        <w:sz w:val="20"/>
+      </w:rPr>
+    </w:lvl>
+    <w:lvl w:ilvl="1" w:tentative="1">
+      <w:start w:val="1"/>
+      <w:numFmt w:val="bullet"/>
+      <w:lvlText w:val="o"/>
+      <w:lvlJc w:val="left"/>
+      <w:pPr>
+        <w:tabs>
+          <w:tab w:val="num" w:pos="1440"/>
+        </w:tabs>
+        <w:ind w:left="1440" w:hanging="360"/>
+      </w:pPr>
+      <w:rPr>
+        <w:rFonts w:ascii="Courier New" w:hAnsi="Courier New" w:hint="default"/>
+        <w:sz w:val="20"/>
+      </w:rPr>
+    </w:lvl>
+    <w:lvl w:ilvl="2" w:tentative="1">
+      <w:start w:val="1"/>
+      <w:numFmt w:val="bullet"/>
+      <w:lvlText w:val=""/>
+      <w:lvlJc w:val="left"/>
+      <w:pPr>
+        <w:tabs>
+          <w:tab w:val="num" w:pos="2160"/>
+        </w:tabs>
+        <w:ind w:left="2160" w:hanging="360"/>
+      </w:pPr>
+      <w:rPr>
+        <w:rFonts w:ascii="Wingdings" w:hAnsi="Wingdings" w:hint="default"/>
+        <w:sz w:val="20"/>
+      </w:rPr>
+    </w:lvl>
+    <w:lvl w:ilvl="3" w:tentative="1">
+      <w:start w:val="1"/>
+      <w:numFmt w:val="bullet"/>
+      <w:lvlText w:val=""/>
+      <w:lvlJc w:val="left"/>
+      <w:pPr>
+        <w:tabs>
+          <w:tab w:val="num" w:pos="2880"/>
+        </w:tabs>
+        <w:ind w:left="2880" w:hanging="360"/>
+      </w:pPr>
+      <w:rPr>
+        <w:rFonts w:ascii="Wingdings" w:hAnsi="Wingdings" w:hint="default"/>
+        <w:sz w:val="20"/>
+      </w:rPr>
+    </w:lvl>
+    <w:lvl w:ilvl="4" w:tentative="1">
+      <w:start w:val="1"/>
+      <w:numFmt w:val="bullet"/>
+      <w:lvlText w:val=""/>
+      <w:lvlJc w:val="left"/>
+      <w:pPr>
+        <w:tabs>
+          <w:tab w:val="num" w:pos="3600"/>
+        </w:tabs>
+        <w:ind w:left="3600" w:hanging="360"/>
+      </w:pPr>
+      <w:rPr>
+        <w:rFonts w:ascii="Wingdings" w:hAnsi="Wingdings" w:hint="default"/>
+        <w:sz w:val="20"/>
+      </w:rPr>
+    </w:lvl>
+    <w:lvl w:ilvl="5" w:tentative="1">
+      <w:start w:val="1"/>
+      <w:numFmt w:val="bullet"/>
+      <w:lvlText w:val=""/>
+      <w:lvlJc w:val="left"/>
+      <w:pPr>
+        <w:tabs>
+          <w:tab w:val="num" w:pos="4320"/>
+        </w:tabs>
+        <w:ind w:left="4320" w:hanging="360"/>
+      </w:pPr>
+      <w:rPr>
+        <w:rFonts w:ascii="Wingdings" w:hAnsi="Wingdings" w:hint="default"/>
+        <w:sz w:val="20"/>
+      </w:rPr>
+    </w:lvl>
+    <w:lvl w:ilvl="6" w:tentative="1">
+      <w:start w:val="1"/>
+      <w:numFmt w:val="bullet"/>
+      <w:lvlText w:val=""/>
+      <w:lvlJc w:val="left"/>
+      <w:pPr>
+        <w:tabs>
+          <w:tab w:val="num" w:pos="5040"/>
+        </w:tabs>
+        <w:ind w:left="5040" w:hanging="360"/>
+      </w:pPr>
+      <w:rPr>
+        <w:rFonts w:ascii="Wingdings" w:hAnsi="Wingdings" w:hint="default"/>
+        <w:sz w:val="20"/>
+      </w:rPr>
+    </w:lvl>
+    <w:lvl w:ilvl="7" w:tentative="1">
+      <w:start w:val="1"/>
+      <w:numFmt w:val="bullet"/>
+      <w:lvlText w:val=""/>
+      <w:lvlJc w:val="left"/>
+      <w:pPr>
+        <w:tabs>
+          <w:tab w:val="num" w:pos="5760"/>
+        </w:tabs>
+        <w:ind w:left="5760" w:hanging="360"/>
+      </w:pPr>
+      <w:rPr>
+        <w:rFonts w:ascii="Wingdings" w:hAnsi="Wingdings" w:hint="default"/>
+        <w:sz w:val="20"/>
+      </w:rPr>
+    </w:lvl>
+    <w:lvl w:ilvl="8" w:tentative="1">
+      <w:start w:val="1"/>
+      <w:numFmt w:val="bullet"/>
+      <w:lvlText w:val=""/>
+      <w:lvlJc w:val="left"/>
+      <w:pPr>
+        <w:tabs>
+          <w:tab w:val="num" w:pos="6480"/>
+        </w:tabs>
+        <w:ind w:left="6480" w:hanging="360"/>
+      </w:pPr>
+      <w:rPr>
+        <w:rFonts w:ascii="Wingdings" w:hAnsi="Wingdings" w:hint="default"/>
+        <w:sz w:val="20"/>
+      </w:rPr>
+    </w:lvl>
+  </w:abstractNum>
+  <w:abstractNum w:abstractNumId="1" w15:restartNumberingAfterBreak="0">
+    <w:nsid w:val="186927D1"/>
+    <w:multiLevelType w:val="hybridMultilevel"/>
+    <w:tmpl w:val="4516DD6C"/>
+    <w:lvl w:ilvl="0" w:tplc="04070001">
+      <w:start w:val="1"/>
+      <w:numFmt w:val="bullet"/>
+      <w:lvlText w:val=""/>
+      <w:lvlJc w:val="left"/>
+      <w:pPr>
+        <w:ind w:left="720" w:hanging="360"/>
+      </w:pPr>
+      <w:rPr>
+        <w:rFonts w:ascii="Symbol" w:hAnsi="Symbol" w:hint="default"/>
+      </w:rPr>
+    </w:lvl>
+    <w:lvl w:ilvl="1" w:tplc="04070003" w:tentative="1">
+      <w:start w:val="1"/>
+      <w:numFmt w:val="bullet"/>
+      <w:lvlText w:val="o"/>
+      <w:lvlJc w:val="left"/>
+      <w:pPr>
+        <w:ind w:left="1440" w:hanging="360"/>
+      </w:pPr>
+      <w:rPr>
+        <w:rFonts w:ascii="Courier New" w:hAnsi="Courier New" w:cs="Courier New" w:hint="default"/>
+      </w:rPr>
+    </w:lvl>
+    <w:lvl w:ilvl="2" w:tplc="04070005" w:tentative="1">
+      <w:start w:val="1"/>
+      <w:numFmt w:val="bullet"/>
+      <w:lvlText w:val=""/>
+      <w:lvlJc w:val="left"/>
+      <w:pPr>
+        <w:ind w:left="2160" w:hanging="360"/>
+      </w:pPr>
+      <w:rPr>
+        <w:rFonts w:ascii="Wingdings" w:hAnsi="Wingdings" w:hint="default"/>
+      </w:rPr>
+    </w:lvl>
+    <w:lvl w:ilvl="3" w:tplc="04070001" w:tentative="1">
+      <w:start w:val="1"/>
+      <w:numFmt w:val="bullet"/>
+      <w:lvlText w:val=""/>
+      <w:lvlJc w:val="left"/>
+      <w:pPr>
+        <w:ind w:left="2880" w:hanging="360"/>
+      </w:pPr>
+      <w:rPr>
+        <w:rFonts w:ascii="Symbol" w:hAnsi="Symbol" w:hint="default"/>
+      </w:rPr>
+    </w:lvl>
+    <w:lvl w:ilvl="4" w:tplc="04070003" w:tentative="1">
+      <w:start w:val="1"/>
+      <w:numFmt w:val="bullet"/>
+      <w:lvlText w:val="o"/>
+      <w:lvlJc w:val="left"/>
+      <w:pPr>
+        <w:ind w:left="3600" w:hanging="360"/>
+      </w:pPr>
+      <w:rPr>
+        <w:rFonts w:ascii="Courier New" w:hAnsi="Courier New" w:cs="Courier New" w:hint="default"/>
+      </w:rPr>
+    </w:lvl>
+    <w:lvl w:ilvl="5" w:tplc="04070005" w:tentative="1">
+      <w:start w:val="1"/>
+      <w:numFmt w:val="bullet"/>
+      <w:lvlText w:val=""/>
+      <w:lvlJc w:val="left"/>
+      <w:pPr>
+        <w:ind w:left="4320" w:hanging="360"/>
+      </w:pPr>
+      <w:rPr>
+        <w:rFonts w:ascii="Wingdings" w:hAnsi="Wingdings" w:hint="default"/>
+      </w:rPr>
+    </w:lvl>
+    <w:lvl w:ilvl="6" w:tplc="04070001" w:tentative="1">
+      <w:start w:val="1"/>
+      <w:numFmt w:val="bullet"/>
+      <w:lvlText w:val=""/>
+      <w:lvlJc w:val="left"/>
+      <w:pPr>
+        <w:ind w:left="5040" w:hanging="360"/>
+      </w:pPr>
+      <w:rPr>
+        <w:rFonts w:ascii="Symbol" w:hAnsi="Symbol" w:hint="default"/>
+      </w:rPr>
+    </w:lvl>
+    <w:lvl w:ilvl="7" w:tplc="04070003" w:tentative="1">
+      <w:start w:val="1"/>
+      <w:numFmt w:val="bullet"/>
+      <w:lvlText w:val="o"/>
+      <w:lvlJc w:val="left"/>
+      <w:pPr>
+        <w:ind w:left="5760" w:hanging="360"/>
+      </w:pPr>
+      <w:rPr>
+        <w:rFonts w:ascii="Courier New" w:hAnsi="Courier New" w:cs="Courier New" w:hint="default"/>
+      </w:rPr>
+    </w:lvl>
+    <w:lvl w:ilvl="8" w:tplc="04070005" w:tentative="1">
+      <w:start w:val="1"/>
+      <w:numFmt w:val="bullet"/>
+      <w:lvlText w:val=""/>
+      <w:lvlJc w:val="left"/>
+      <w:pPr>
+        <w:ind w:left="6480" w:hanging="360"/>
+      </w:pPr>
+      <w:rPr>
+        <w:rFonts w:ascii="Wingdings" w:hAnsi="Wingdings" w:hint="default"/>
+      </w:rPr>
+    </w:lvl>
+  </w:abstractNum>
+  <w:abstractNum w:abstractNumId="2" w15:restartNumberingAfterBreak="0">
+    <w:nsid w:val="335D27F0"/>
+    <w:multiLevelType w:val="hybridMultilevel"/>
+    <w:tmpl w:val="5142DC22"/>
+    <w:lvl w:ilvl="0" w:tplc="04070001">
+      <w:start w:val="1"/>
+      <w:numFmt w:val="bullet"/>
+      <w:lvlText w:val=""/>
+      <w:lvlJc w:val="left"/>
+      <w:pPr>
+        <w:ind w:left="720" w:hanging="360"/>
+      </w:pPr>
+      <w:rPr>
+        <w:rFonts w:ascii="Symbol" w:hAnsi="Symbol" w:hint="default"/>
+      </w:rPr>
+    </w:lvl>
+    <w:lvl w:ilvl="1" w:tplc="04070003" w:tentative="1">
+      <w:start w:val="1"/>
+      <w:numFmt w:val="bullet"/>
+      <w:lvlText w:val="o"/>
+      <w:lvlJc w:val="left"/>
+      <w:pPr>
+        <w:ind w:left="1440" w:hanging="360"/>
+      </w:pPr>
+      <w:rPr>
+        <w:rFonts w:ascii="Courier New" w:hAnsi="Courier New" w:cs="Courier New" w:hint="default"/>
+      </w:rPr>
+    </w:lvl>
+    <w:lvl w:ilvl="2" w:tplc="04070005" w:tentative="1">
+      <w:start w:val="1"/>
+      <w:numFmt w:val="bullet"/>
+      <w:lvlText w:val=""/>
+      <w:lvlJc w:val="left"/>
+      <w:pPr>
+        <w:ind w:left="2160" w:hanging="360"/>
+      </w:pPr>
+      <w:rPr>
+        <w:rFonts w:ascii="Wingdings" w:hAnsi="Wingdings" w:hint="default"/>
+      </w:rPr>
+    </w:lvl>
+    <w:lvl w:ilvl="3" w:tplc="04070001" w:tentative="1">
+      <w:start w:val="1"/>
+      <w:numFmt w:val="bullet"/>
+      <w:lvlText w:val=""/>
+      <w:lvlJc w:val="left"/>
+      <w:pPr>
+        <w:ind w:left="2880" w:hanging="360"/>
+      </w:pPr>
+      <w:rPr>
+        <w:rFonts w:ascii="Symbol" w:hAnsi="Symbol" w:hint="default"/>
+      </w:rPr>
+    </w:lvl>
+    <w:lvl w:ilvl="4" w:tplc="04070003" w:tentative="1">
+      <w:start w:val="1"/>
+      <w:numFmt w:val="bullet"/>
+      <w:lvlText w:val="o"/>
+      <w:lvlJc w:val="left"/>
+      <w:pPr>
+        <w:ind w:left="3600" w:hanging="360"/>
+      </w:pPr>
+      <w:rPr>
+        <w:rFonts w:ascii="Courier New" w:hAnsi="Courier New" w:cs="Courier New" w:hint="default"/>
+      </w:rPr>
+    </w:lvl>
+    <w:lvl w:ilvl="5" w:tplc="04070005" w:tentative="1">
+      <w:start w:val="1"/>
+      <w:numFmt w:val="bullet"/>
+      <w:lvlText w:val=""/>
+      <w:lvlJc w:val="left"/>
+      <w:pPr>
+        <w:ind w:left="4320" w:hanging="360"/>
+      </w:pPr>
+      <w:rPr>
+        <w:rFonts w:ascii="Wingdings" w:hAnsi="Wingdings" w:hint="default"/>
+      </w:rPr>
+    </w:lvl>
+    <w:lvl w:ilvl="6" w:tplc="04070001" w:tentative="1">
+      <w:start w:val="1"/>
+      <w:numFmt w:val="bullet"/>
+      <w:lvlText w:val=""/>
+      <w:lvlJc w:val="left"/>
+      <w:pPr>
+        <w:ind w:left="5040" w:hanging="360"/>
+      </w:pPr>
+      <w:rPr>
+        <w:rFonts w:ascii="Symbol" w:hAnsi="Symbol" w:hint="default"/>
+      </w:rPr>
+    </w:lvl>
+    <w:lvl w:ilvl="7" w:tplc="04070003" w:tentative="1">
+      <w:start w:val="1"/>
+      <w:numFmt w:val="bullet"/>
+      <w:lvlText w:val="o"/>
+      <w:lvlJc w:val="left"/>
+      <w:pPr>
+        <w:ind w:left="5760" w:hanging="360"/>
+      </w:pPr>
+      <w:rPr>
+        <w:rFonts w:ascii="Courier New" w:hAnsi="Courier New" w:cs="Courier New" w:hint="default"/>
+      </w:rPr>
+    </w:lvl>
+    <w:lvl w:ilvl="8" w:tplc="04070005" w:tentative="1">
+      <w:start w:val="1"/>
+      <w:numFmt w:val="bullet"/>
+      <w:lvlText w:val=""/>
+      <w:lvlJc w:val="left"/>
+      <w:pPr>
+        <w:ind w:left="6480" w:hanging="360"/>
+      </w:pPr>
+      <w:rPr>
+        <w:rFonts w:ascii="Wingdings" w:hAnsi="Wingdings" w:hint="default"/>
+      </w:rPr>
+    </w:lvl>
+  </w:abstractNum>
+  <w:abstractNum w:abstractNumId="3" w15:restartNumberingAfterBreak="0">
+    <w:nsid w:val="5E0B20A2"/>
+    <w:multiLevelType w:val="hybridMultilevel"/>
+    <w:tmpl w:val="4ED0F53A"/>
+    <w:lvl w:ilvl="0" w:tplc="04070001">
+      <w:start w:val="1"/>
+      <w:numFmt w:val="bullet"/>
+      <w:lvlText w:val=""/>
+      <w:lvlJc w:val="left"/>
+      <w:pPr>
+        <w:ind w:left="924" w:hanging="360"/>
+      </w:pPr>
+      <w:rPr>
+        <w:rFonts w:ascii="Symbol" w:hAnsi="Symbol" w:hint="default"/>
+      </w:rPr>
+    </w:lvl>
+    <w:lvl w:ilvl="1" w:tplc="04070003" w:tentative="1">
+      <w:start w:val="1"/>
+      <w:numFmt w:val="bullet"/>
+      <w:lvlText w:val="o"/>
+      <w:lvlJc w:val="left"/>
+      <w:pPr>
+        <w:ind w:left="1644" w:hanging="360"/>
+      </w:pPr>
+      <w:rPr>
+        <w:rFonts w:ascii="Courier New" w:hAnsi="Courier New" w:cs="Courier New" w:hint="default"/>
+      </w:rPr>
+    </w:lvl>
+    <w:lvl w:ilvl="2" w:tplc="04070005" w:tentative="1">
+      <w:start w:val="1"/>
+      <w:numFmt w:val="bullet"/>
+      <w:lvlText w:val=""/>
+      <w:lvlJc w:val="left"/>
+      <w:pPr>
+        <w:ind w:left="2364" w:hanging="360"/>
+      </w:pPr>
+      <w:rPr>
+        <w:rFonts w:ascii="Wingdings" w:hAnsi="Wingdings" w:hint="default"/>
+      </w:rPr>
+    </w:lvl>
+    <w:lvl w:ilvl="3" w:tplc="04070001" w:tentative="1">
+      <w:start w:val="1"/>
+      <w:numFmt w:val="bullet"/>
+      <w:lvlText w:val=""/>
+      <w:lvlJc w:val="left"/>
+      <w:pPr>
+        <w:ind w:left="3084" w:hanging="360"/>
+      </w:pPr>
+      <w:rPr>
+        <w:rFonts w:ascii="Symbol" w:hAnsi="Symbol" w:hint="default"/>
+      </w:rPr>
+    </w:lvl>
+    <w:lvl w:ilvl="4" w:tplc="04070003" w:tentative="1">
+      <w:start w:val="1"/>
+      <w:numFmt w:val="bullet"/>
+      <w:lvlText w:val="o"/>
+      <w:lvlJc w:val="left"/>
+      <w:pPr>
+        <w:ind w:left="3804" w:hanging="360"/>
+      </w:pPr>
+      <w:rPr>
+        <w:rFonts w:ascii="Courier New" w:hAnsi="Courier New" w:cs="Courier New" w:hint="default"/>
+      </w:rPr>
+    </w:lvl>
+    <w:lvl w:ilvl="5" w:tplc="04070005" w:tentative="1">
+      <w:start w:val="1"/>
+      <w:numFmt w:val="bullet"/>
+      <w:lvlText w:val=""/>
+      <w:lvlJc w:val="left"/>
+      <w:pPr>
+        <w:ind w:left="4524" w:hanging="360"/>
+      </w:pPr>
+      <w:rPr>
+        <w:rFonts w:ascii="Wingdings" w:hAnsi="Wingdings" w:hint="default"/>
+      </w:rPr>
+    </w:lvl>
+    <w:lvl w:ilvl="6" w:tplc="04070001" w:tentative="1">
+      <w:start w:val="1"/>
+      <w:numFmt w:val="bullet"/>
+      <w:lvlText w:val=""/>
+      <w:lvlJc w:val="left"/>
+      <w:pPr>
+        <w:ind w:left="5244" w:hanging="360"/>
+      </w:pPr>
+      <w:rPr>
+        <w:rFonts w:ascii="Symbol" w:hAnsi="Symbol" w:hint="default"/>
+      </w:rPr>
+    </w:lvl>
+    <w:lvl w:ilvl="7" w:tplc="04070003" w:tentative="1">
+      <w:start w:val="1"/>
+      <w:numFmt w:val="bullet"/>
+      <w:lvlText w:val="o"/>
+      <w:lvlJc w:val="left"/>
+      <w:pPr>
+        <w:ind w:left="5964" w:hanging="360"/>
+      </w:pPr>
+      <w:rPr>
+        <w:rFonts w:ascii="Courier New" w:hAnsi="Courier New" w:cs="Courier New" w:hint="default"/>
+      </w:rPr>
+    </w:lvl>
+    <w:lvl w:ilvl="8" w:tplc="04070005" w:tentative="1">
+      <w:start w:val="1"/>
+      <w:numFmt w:val="bullet"/>
+      <w:lvlText w:val=""/>
+      <w:lvlJc w:val="left"/>
+      <w:pPr>
+        <w:ind w:left="6684" w:hanging="360"/>
+      </w:pPr>
+      <w:rPr>
+        <w:rFonts w:ascii="Wingdings" w:hAnsi="Wingdings" w:hint="default"/>
+      </w:rPr>
+    </w:lvl>
+  </w:abstractNum>
+  <w:abstractNum w:abstractNumId="4" w15:restartNumberingAfterBreak="0">
+    <w:nsid w:val="6C555292"/>
+    <w:multiLevelType w:val="multilevel"/>
+    <w:tmpl w:val="FE1AE6FC"/>
+    <w:lvl w:ilvl="0">
+      <w:start w:val="1"/>
+      <w:numFmt w:val="decimal"/>
+      <w:lvlText w:val="%1."/>
+      <w:lvlJc w:val="left"/>
+      <w:pPr>
+        <w:tabs>
+          <w:tab w:val="num" w:pos="720"/>
+        </w:tabs>
+        <w:ind w:left="720" w:hanging="360"/>
+      </w:pPr>
+    </w:lvl>
+    <w:lvl w:ilvl="1" w:tentative="1">
+      <w:start w:val="1"/>
+      <w:numFmt w:val="decimal"/>
+      <w:lvlText w:val="%2."/>
+      <w:lvlJc w:val="left"/>
+      <w:pPr>
+        <w:tabs>
+          <w:tab w:val="num" w:pos="1440"/>
+        </w:tabs>
+        <w:ind w:left="1440" w:hanging="360"/>
+      </w:pPr>
+    </w:lvl>
+    <w:lvl w:ilvl="2" w:tentative="1">
+      <w:start w:val="1"/>
+      <w:numFmt w:val="decimal"/>
+      <w:lvlText w:val="%3."/>
+      <w:lvlJc w:val="left"/>
+      <w:pPr>
+        <w:tabs>
+          <w:tab w:val="num" w:pos="2160"/>
+        </w:tabs>
+        <w:ind w:left="2160" w:hanging="360"/>
+      </w:pPr>
+    </w:lvl>
+    <w:lvl w:ilvl="3" w:tentative="1">
+      <w:start w:val="1"/>
+      <w:numFmt w:val="decimal"/>
+      <w:lvlText w:val="%4."/>
+      <w:lvlJc w:val="left"/>
+      <w:pPr>
+        <w:tabs>
+          <w:tab w:val="num" w:pos="2880"/>
+        </w:tabs>
+        <w:ind w:left="2880" w:hanging="360"/>
+      </w:pPr>
+    </w:lvl>
+    <w:lvl w:ilvl="4" w:tentative="1">
+      <w:start w:val="1"/>
+      <w:numFmt w:val="decimal"/>
+      <w:lvlText w:val="%5."/>
+      <w:lvlJc w:val="left"/>
+      <w:pPr>
+        <w:tabs>
+          <w:tab w:val="num" w:pos="3600"/>
+        </w:tabs>
+        <w:ind w:left="3600" w:hanging="360"/>
+      </w:pPr>
+    </w:lvl>
+    <w:lvl w:ilvl="5" w:tentative="1">
+      <w:start w:val="1"/>
+      <w:numFmt w:val="decimal"/>
+      <w:lvlText w:val="%6."/>
+      <w:lvlJc w:val="left"/>
+      <w:pPr>
+        <w:tabs>
+          <w:tab w:val="num" w:pos="4320"/>
+        </w:tabs>
+        <w:ind w:left="4320" w:hanging="360"/>
+      </w:pPr>
+    </w:lvl>
+    <w:lvl w:ilvl="6" w:tentative="1">
+      <w:start w:val="1"/>
+      <w:numFmt w:val="decimal"/>
+      <w:lvlText w:val="%7."/>
+      <w:lvlJc w:val="left"/>
+      <w:pPr>
+        <w:tabs>
+          <w:tab w:val="num" w:pos="5040"/>
+        </w:tabs>
+        <w:ind w:left="5040" w:hanging="360"/>
+      </w:pPr>
+    </w:lvl>
+    <w:lvl w:ilvl="7" w:tentative="1">
+      <w:start w:val="1"/>
+      <w:numFmt w:val="decimal"/>
+      <w:lvlText w:val="%8."/>
+      <w:lvlJc w:val="left"/>
+      <w:pPr>
+        <w:tabs>
+          <w:tab w:val="num" w:pos="5760"/>
+        </w:tabs>
+        <w:ind w:left="5760" w:hanging="360"/>
+      </w:pPr>
+    </w:lvl>
+    <w:lvl w:ilvl="8" w:tentative="1">
+      <w:start w:val="1"/>
+      <w:numFmt w:val="decimal"/>
+      <w:lvlText w:val="%9."/>
+      <w:lvlJc w:val="left"/>
+      <w:pPr>
+        <w:tabs>
+          <w:tab w:val="num" w:pos="6480"/>
+        </w:tabs>
+        <w:ind w:left="6480" w:hanging="360"/>
+      </w:pPr>
+    </w:lvl>
+  </w:abstractNum>
+  <w:num w:numId="1" w16cid:durableId="494956340">
+    <w:abstractNumId w:val="4"/>
+  </w:num>
+  <w:num w:numId="2" w16cid:durableId="1076514157">
+    <w:abstractNumId w:val="1"/>
+  </w:num>
+  <w:num w:numId="3" w16cid:durableId="1064108110">
+    <w:abstractNumId w:val="0"/>
+  </w:num>
+  <w:num w:numId="4" w16cid:durableId="78136532">
+    <w:abstractNumId w:val="2"/>
+  </w:num>
+  <w:num w:numId="5" w16cid:durableId="1138495253">
+    <w:abstractNumId w:val="3"/>
+  </w:num>
+</w:numbering>
 </file>
 
 <file path=word/styles.xml><?xml version="1.0" encoding="utf-8"?>
@@ -3488,6 +4463,34 @@
       <w:shd w:val="clear" w:color="auto" w:fill="E1DFDD"/>
     </w:rPr>
   </w:style>
+  <w:style w:type="paragraph" w:styleId="StandardWeb">
+    <w:name w:val="Normal (Web)"/>
+    <w:basedOn w:val="Standard"/>
+    <w:uiPriority w:val="99"/>
+    <w:semiHidden/>
+    <w:unhideWhenUsed/>
+    <w:rsid w:val="004158DD"/>
+    <w:pPr>
+      <w:spacing w:before="100" w:beforeAutospacing="1" w:after="100" w:afterAutospacing="1" w:line="240" w:lineRule="auto"/>
+    </w:pPr>
+    <w:rPr>
+      <w:rFonts w:ascii="Times New Roman" w:eastAsia="Times New Roman" w:hAnsi="Times New Roman" w:cs="Times New Roman"/>
+      <w:sz w:val="24"/>
+      <w:szCs w:val="24"/>
+      <w:lang w:eastAsia="de-DE"/>
+    </w:rPr>
+  </w:style>
+  <w:style w:type="paragraph" w:styleId="Listenabsatz">
+    <w:name w:val="List Paragraph"/>
+    <w:basedOn w:val="Standard"/>
+    <w:uiPriority w:val="34"/>
+    <w:qFormat/>
+    <w:rsid w:val="00CA7795"/>
+    <w:pPr>
+      <w:ind w:left="720"/>
+      <w:contextualSpacing/>
+    </w:pPr>
+  </w:style>
 </w:styles>
 </file>
 

--- a/Documentation/Dokumentation.docx
+++ b/Documentation/Dokumentation.docx
@@ -1403,13 +1403,7 @@
         <w:t>an</w:t>
       </w:r>
       <w:r>
-        <w:t xml:space="preserve"> dem </w:t>
-      </w:r>
-      <w:r>
-        <w:t>ISO-9126 Qualitätsmodell</w:t>
-      </w:r>
-      <w:r>
-        <w:t>.</w:t>
+        <w:t xml:space="preserve"> dem ISO-9126 Qualitätsmodell.</w:t>
       </w:r>
     </w:p>
     <w:p>
@@ -2655,7 +2649,43 @@
         <w:rPr>
           <w:lang w:eastAsia="de-DE"/>
         </w:rPr>
-        <w:t>Verwendete OpenSource-Lizenzen sind in der App angegeben</w:t>
+        <w:t>Verwendete Open</w:t>
+      </w:r>
+      <w:r>
+        <w:rPr>
+          <w:lang w:eastAsia="de-DE"/>
+        </w:rPr>
+        <w:t xml:space="preserve"> </w:t>
+      </w:r>
+      <w:r>
+        <w:rPr>
+          <w:lang w:eastAsia="de-DE"/>
+        </w:rPr>
+        <w:t>Source</w:t>
+      </w:r>
+      <w:r>
+        <w:rPr>
+          <w:lang w:eastAsia="de-DE"/>
+        </w:rPr>
+        <w:t xml:space="preserve"> </w:t>
+      </w:r>
+      <w:r>
+        <w:rPr>
+          <w:lang w:eastAsia="de-DE"/>
+        </w:rPr>
+        <w:t xml:space="preserve">Lizenzen sind in der App </w:t>
+      </w:r>
+      <w:r>
+        <w:rPr>
+          <w:lang w:eastAsia="de-DE"/>
+        </w:rPr>
+        <w:t xml:space="preserve">auf der Einstellungsseite </w:t>
+      </w:r>
+      <w:r>
+        <w:rPr>
+          <w:lang w:eastAsia="de-DE"/>
+        </w:rPr>
+        <w:t>angegeben</w:t>
       </w:r>
     </w:p>
     <w:p>
@@ -2771,27 +2801,14 @@
       <w:r>
         <w:t xml:space="preserve">Abbildung </w:t>
       </w:r>
-      <w:r>
-        <w:fldChar w:fldCharType="begin"/>
-      </w:r>
-      <w:r>
-        <w:instrText xml:space="preserve"> SEQ Abbildung \* ARABIC </w:instrText>
-      </w:r>
-      <w:r>
-        <w:fldChar w:fldCharType="separate"/>
-      </w:r>
-      <w:r>
-        <w:rPr>
-          <w:noProof/>
-        </w:rPr>
-        <w:t>1</w:t>
-      </w:r>
-      <w:r>
-        <w:rPr>
-          <w:noProof/>
-        </w:rPr>
-        <w:fldChar w:fldCharType="end"/>
-      </w:r>
+      <w:fldSimple w:instr=" SEQ Abbildung \* ARABIC ">
+        <w:r>
+          <w:rPr>
+            <w:noProof/>
+          </w:rPr>
+          <w:t>1</w:t>
+        </w:r>
+      </w:fldSimple>
       <w:r>
         <w:t>: Klassendiagramm Teil eins</w:t>
       </w:r>
@@ -2819,27 +2836,14 @@
       <w:r>
         <w:t xml:space="preserve">Abbildung </w:t>
       </w:r>
-      <w:r>
-        <w:fldChar w:fldCharType="begin"/>
-      </w:r>
-      <w:r>
-        <w:instrText xml:space="preserve"> SEQ Abbildung \* ARABIC </w:instrText>
-      </w:r>
-      <w:r>
-        <w:fldChar w:fldCharType="separate"/>
-      </w:r>
-      <w:r>
-        <w:rPr>
-          <w:noProof/>
-        </w:rPr>
-        <w:t>2</w:t>
-      </w:r>
-      <w:r>
-        <w:rPr>
-          <w:noProof/>
-        </w:rPr>
-        <w:fldChar w:fldCharType="end"/>
-      </w:r>
+      <w:fldSimple w:instr=" SEQ Abbildung \* ARABIC ">
+        <w:r>
+          <w:rPr>
+            <w:noProof/>
+          </w:rPr>
+          <w:t>2</w:t>
+        </w:r>
+      </w:fldSimple>
       <w:r>
         <w:t>: Klassendiagramm Teil zwei</w:t>
       </w:r>
@@ -2868,27 +2872,14 @@
       <w:r>
         <w:t xml:space="preserve">Abbildung </w:t>
       </w:r>
-      <w:r>
-        <w:fldChar w:fldCharType="begin"/>
-      </w:r>
-      <w:r>
-        <w:instrText xml:space="preserve"> SEQ Abbildung \* ARABIC </w:instrText>
-      </w:r>
-      <w:r>
-        <w:fldChar w:fldCharType="separate"/>
-      </w:r>
-      <w:r>
-        <w:rPr>
-          <w:noProof/>
-        </w:rPr>
-        <w:t>3</w:t>
-      </w:r>
-      <w:r>
-        <w:rPr>
-          <w:noProof/>
-        </w:rPr>
-        <w:fldChar w:fldCharType="end"/>
-      </w:r>
+      <w:fldSimple w:instr=" SEQ Abbildung \* ARABIC ">
+        <w:r>
+          <w:rPr>
+            <w:noProof/>
+          </w:rPr>
+          <w:t>3</w:t>
+        </w:r>
+      </w:fldSimple>
       <w:r>
         <w:t>: Klassendiagramm Teil drei</w:t>
       </w:r>
@@ -4790,6 +4781,27 @@
 </file>
 
 <file path=customXml/item1.xml><?xml version="1.0" encoding="utf-8"?>
+<?mso-contentType ?>
+<FormTemplates xmlns="http://schemas.microsoft.com/sharepoint/v3/contenttype/forms">
+  <Display>DocumentLibraryForm</Display>
+  <Edit>DocumentLibraryForm</Edit>
+  <New>DocumentLibraryForm</New>
+</FormTemplates>
+</file>
+
+<file path=customXml/item2.xml><?xml version="1.0" encoding="utf-8"?>
+<p:properties xmlns:p="http://schemas.microsoft.com/office/2006/metadata/properties" xmlns:xsi="http://www.w3.org/2001/XMLSchema-instance" xmlns:pc="http://schemas.microsoft.com/office/infopath/2007/PartnerControls">
+  <documentManagement>
+    <_activity xmlns="84ce651a-e28d-4e68-81c1-12757b1bac30" xsi:nil="true"/>
+  </documentManagement>
+</p:properties>
+</file>
+
+<file path=customXml/item3.xml><?xml version="1.0" encoding="utf-8"?>
+<b:Sources xmlns:b="http://schemas.openxmlformats.org/officeDocument/2006/bibliography" xmlns="http://schemas.openxmlformats.org/officeDocument/2006/bibliography" SelectedStyle="\APASixthEditionOfficeOnline.xsl" StyleName="APA" Version="6"/>
+</file>
+
+<file path=customXml/item4.xml><?xml version="1.0" encoding="utf-8"?>
 <ct:contentTypeSchema xmlns:ct="http://schemas.microsoft.com/office/2006/metadata/contentType" xmlns:ma="http://schemas.microsoft.com/office/2006/metadata/properties/metaAttributes" ct:_="" ma:_="" ma:contentTypeName="Dokument" ma:contentTypeID="0x010100A38337EFE7BE7B409AF79633F7BE1B5F" ma:contentTypeVersion="12" ma:contentTypeDescription="Ein neues Dokument erstellen." ma:contentTypeScope="" ma:versionID="af509a0b8f6ef6dc1d88cb8f0e71fd31">
   <xsd:schema xmlns:xsd="http://www.w3.org/2001/XMLSchema" xmlns:xs="http://www.w3.org/2001/XMLSchema" xmlns:p="http://schemas.microsoft.com/office/2006/metadata/properties" xmlns:ns3="84ce651a-e28d-4e68-81c1-12757b1bac30" xmlns:ns4="1c55c1ce-ac50-4f3d-aa3c-6a9cfeeda7a4" targetNamespace="http://schemas.microsoft.com/office/2006/metadata/properties" ma:root="true" ma:fieldsID="72ee5615be5b539f53693c2d80c4b717" ns3:_="" ns4:_="">
     <xsd:import namespace="84ce651a-e28d-4e68-81c1-12757b1bac30"/>
@@ -5006,28 +5018,33 @@
 </ct:contentTypeSchema>
 </file>
 
-<file path=customXml/item2.xml><?xml version="1.0" encoding="utf-8"?>
-<b:Sources xmlns:b="http://schemas.openxmlformats.org/officeDocument/2006/bibliography" xmlns="http://schemas.openxmlformats.org/officeDocument/2006/bibliography" SelectedStyle="\APASixthEditionOfficeOnline.xsl" StyleName="APA" Version="6"/>
+<file path=customXml/itemProps1.xml><?xml version="1.0" encoding="utf-8"?>
+<ds:datastoreItem xmlns:ds="http://schemas.openxmlformats.org/officeDocument/2006/customXml" ds:itemID="{C4D5DEE7-EC10-4B68-8EF6-4E054E99DDA0}">
+  <ds:schemaRefs>
+    <ds:schemaRef ds:uri="http://schemas.microsoft.com/sharepoint/v3/contenttype/forms"/>
+  </ds:schemaRefs>
+</ds:datastoreItem>
 </file>
 
-<file path=customXml/item3.xml><?xml version="1.0" encoding="utf-8"?>
-<p:properties xmlns:p="http://schemas.microsoft.com/office/2006/metadata/properties" xmlns:xsi="http://www.w3.org/2001/XMLSchema-instance" xmlns:pc="http://schemas.microsoft.com/office/infopath/2007/PartnerControls">
-  <documentManagement>
-    <_activity xmlns="84ce651a-e28d-4e68-81c1-12757b1bac30" xsi:nil="true"/>
-  </documentManagement>
-</p:properties>
+<file path=customXml/itemProps2.xml><?xml version="1.0" encoding="utf-8"?>
+<ds:datastoreItem xmlns:ds="http://schemas.openxmlformats.org/officeDocument/2006/customXml" ds:itemID="{EF19AF65-F834-4899-8769-D9C53809A992}">
+  <ds:schemaRefs>
+    <ds:schemaRef ds:uri="http://schemas.microsoft.com/office/2006/metadata/properties"/>
+    <ds:schemaRef ds:uri="http://schemas.microsoft.com/office/infopath/2007/PartnerControls"/>
+    <ds:schemaRef ds:uri="84ce651a-e28d-4e68-81c1-12757b1bac30"/>
+  </ds:schemaRefs>
+</ds:datastoreItem>
 </file>
 
-<file path=customXml/item4.xml><?xml version="1.0" encoding="utf-8"?>
-<?mso-contentType ?>
-<FormTemplates xmlns="http://schemas.microsoft.com/sharepoint/v3/contenttype/forms">
-  <Display>DocumentLibraryForm</Display>
-  <Edit>DocumentLibraryForm</Edit>
-  <New>DocumentLibraryForm</New>
-</FormTemplates>
+<file path=customXml/itemProps3.xml><?xml version="1.0" encoding="utf-8"?>
+<ds:datastoreItem xmlns:ds="http://schemas.openxmlformats.org/officeDocument/2006/customXml" ds:itemID="{060E8326-3A22-422D-B313-C499E2E8EEA7}">
+  <ds:schemaRefs>
+    <ds:schemaRef ds:uri="http://schemas.openxmlformats.org/officeDocument/2006/bibliography"/>
+  </ds:schemaRefs>
+</ds:datastoreItem>
 </file>
 
-<file path=customXml/itemProps1.xml><?xml version="1.0" encoding="utf-8"?>
+<file path=customXml/itemProps4.xml><?xml version="1.0" encoding="utf-8"?>
 <ds:datastoreItem xmlns:ds="http://schemas.openxmlformats.org/officeDocument/2006/customXml" ds:itemID="{44D8C1AE-B5FF-47BE-9DE3-126F3CD3D4AB}">
   <ds:schemaRefs>
     <ds:schemaRef ds:uri="http://schemas.microsoft.com/office/2006/metadata/contentType"/>
@@ -5044,30 +5061,4 @@
     <ds:schemaRef ds:uri="http://schemas.microsoft.com/internal/obd"/>
   </ds:schemaRefs>
 </ds:datastoreItem>
-</file>
-
-<file path=customXml/itemProps2.xml><?xml version="1.0" encoding="utf-8"?>
-<ds:datastoreItem xmlns:ds="http://schemas.openxmlformats.org/officeDocument/2006/customXml" ds:itemID="{060E8326-3A22-422D-B313-C499E2E8EEA7}">
-  <ds:schemaRefs>
-    <ds:schemaRef ds:uri="http://schemas.openxmlformats.org/officeDocument/2006/bibliography"/>
-  </ds:schemaRefs>
-</ds:datastoreItem>
-</file>
-
-<file path=customXml/itemProps3.xml><?xml version="1.0" encoding="utf-8"?>
-<ds:datastoreItem xmlns:ds="http://schemas.openxmlformats.org/officeDocument/2006/customXml" ds:itemID="{EF19AF65-F834-4899-8769-D9C53809A992}">
-  <ds:schemaRefs>
-    <ds:schemaRef ds:uri="http://schemas.microsoft.com/office/2006/metadata/properties"/>
-    <ds:schemaRef ds:uri="http://schemas.microsoft.com/office/infopath/2007/PartnerControls"/>
-    <ds:schemaRef ds:uri="84ce651a-e28d-4e68-81c1-12757b1bac30"/>
-  </ds:schemaRefs>
-</ds:datastoreItem>
-</file>
-
-<file path=customXml/itemProps4.xml><?xml version="1.0" encoding="utf-8"?>
-<ds:datastoreItem xmlns:ds="http://schemas.openxmlformats.org/officeDocument/2006/customXml" ds:itemID="{C4D5DEE7-EC10-4B68-8EF6-4E054E99DDA0}">
-  <ds:schemaRefs>
-    <ds:schemaRef ds:uri="http://schemas.microsoft.com/sharepoint/v3/contenttype/forms"/>
-  </ds:schemaRefs>
-</ds:datastoreItem>
 </file>
--- a/Documentation/Dokumentation.docx
+++ b/Documentation/Dokumentation.docx
@@ -186,6 +186,7 @@
           <w:szCs w:val="40"/>
         </w:rPr>
       </w:pPr>
+      <w:proofErr w:type="spellStart"/>
       <w:r>
         <w:rPr>
           <w:color w:val="A6A6A6" w:themeColor="background1" w:themeShade="A6"/>
@@ -194,6 +195,7 @@
         </w:rPr>
         <w:t>Hyperformer_ContactSplitter</w:t>
       </w:r>
+      <w:proofErr w:type="spellEnd"/>
     </w:p>
     <w:p>
       <w:pPr>
@@ -288,8 +290,19 @@
           <w:szCs w:val="40"/>
           <w:lang w:val="en-US"/>
         </w:rPr>
-        <w:t>Dipl.-Math. Christian Hübscher</w:t>
-      </w:r>
+        <w:t xml:space="preserve">Dipl.-Math. Christian </w:t>
+      </w:r>
+      <w:proofErr w:type="spellStart"/>
+      <w:r>
+        <w:rPr>
+          <w:color w:val="A6A6A6" w:themeColor="background1" w:themeShade="A6"/>
+          <w:sz w:val="40"/>
+          <w:szCs w:val="40"/>
+          <w:lang w:val="en-US"/>
+        </w:rPr>
+        <w:t>Hübscher</w:t>
+      </w:r>
+      <w:proofErr w:type="spellEnd"/>
     </w:p>
     <w:p>
       <w:pPr>
@@ -1263,11 +1276,13 @@
         <w:spacing w:line="360" w:lineRule="auto"/>
       </w:pPr>
       <w:bookmarkStart w:id="0" w:name="_Toc134474881"/>
+      <w:proofErr w:type="spellStart"/>
       <w:r>
         <w:lastRenderedPageBreak/>
         <w:t>Hyperformer_ContactSplitter</w:t>
       </w:r>
       <w:bookmarkEnd w:id="0"/>
+      <w:proofErr w:type="spellEnd"/>
     </w:p>
     <w:p>
       <w:pPr>
@@ -1308,7 +1323,15 @@
       </w:pPr>
       <w:bookmarkStart w:id="2" w:name="_Toc134474883"/>
       <w:r>
-        <w:t>Composite Components und Dependency Inversion</w:t>
+        <w:t xml:space="preserve">Composite Components und </w:t>
+      </w:r>
+      <w:proofErr w:type="spellStart"/>
+      <w:r>
+        <w:t>Dependency</w:t>
+      </w:r>
+      <w:proofErr w:type="spellEnd"/>
+      <w:r>
+        <w:t xml:space="preserve"> Inversion</w:t>
       </w:r>
       <w:bookmarkEnd w:id="2"/>
     </w:p>
@@ -1334,17 +1357,32 @@
       <w:r>
         <w:t xml:space="preserve">immer aus zwei </w:t>
       </w:r>
+      <w:proofErr w:type="spellStart"/>
       <w:r>
         <w:t>Assemblies</w:t>
       </w:r>
-      <w:r>
-        <w:t>: Ein Assembly enthält die Implementierungen, das andere die Schnittstellen und Datenklassen (Contract)</w:t>
+      <w:proofErr w:type="spellEnd"/>
+      <w:r>
+        <w:t>: Ein Assembly enthält die Implementierungen, das andere die Schnittstellen und Datenklassen (</w:t>
+      </w:r>
+      <w:proofErr w:type="spellStart"/>
+      <w:r>
+        <w:t>Contract</w:t>
+      </w:r>
+      <w:proofErr w:type="spellEnd"/>
+      <w:r>
+        <w:t>)</w:t>
       </w:r>
       <w:r>
         <w:t xml:space="preserve">. </w:t>
       </w:r>
-      <w:r>
-        <w:t xml:space="preserve">Assemblies </w:t>
+      <w:proofErr w:type="spellStart"/>
+      <w:r>
+        <w:t>Assemblies</w:t>
+      </w:r>
+      <w:proofErr w:type="spellEnd"/>
+      <w:r>
+        <w:t xml:space="preserve"> </w:t>
       </w:r>
       <w:r>
         <w:t>besitzen</w:t>
@@ -1353,10 +1391,26 @@
         <w:t xml:space="preserve"> dabei immer nur Abhängigkeiten</w:t>
       </w:r>
       <w:r>
-        <w:t xml:space="preserve"> zu einer Contract Assembly</w:t>
-      </w:r>
-      <w:r>
-        <w:t xml:space="preserve"> (Dependency Inversion)</w:t>
+        <w:t xml:space="preserve"> zu einer </w:t>
+      </w:r>
+      <w:proofErr w:type="spellStart"/>
+      <w:r>
+        <w:t>Contract</w:t>
+      </w:r>
+      <w:proofErr w:type="spellEnd"/>
+      <w:r>
+        <w:t xml:space="preserve"> Assembly</w:t>
+      </w:r>
+      <w:r>
+        <w:t xml:space="preserve"> (</w:t>
+      </w:r>
+      <w:proofErr w:type="spellStart"/>
+      <w:r>
+        <w:t>Dependency</w:t>
+      </w:r>
+      <w:proofErr w:type="spellEnd"/>
+      <w:r>
+        <w:t xml:space="preserve"> Inversion)</w:t>
       </w:r>
       <w:r>
         <w:t>.</w:t>
@@ -1412,10 +1466,20 @@
         <w:spacing w:line="360" w:lineRule="auto"/>
       </w:pPr>
       <w:bookmarkStart w:id="3" w:name="_Toc134474884"/>
-      <w:r>
-        <w:t>Dependency Injection</w:t>
+      <w:proofErr w:type="spellStart"/>
+      <w:r>
+        <w:t>Dependency</w:t>
+      </w:r>
+      <w:proofErr w:type="spellEnd"/>
+      <w:r>
+        <w:t xml:space="preserve"> </w:t>
+      </w:r>
+      <w:proofErr w:type="spellStart"/>
+      <w:r>
+        <w:t>Injection</w:t>
       </w:r>
       <w:bookmarkEnd w:id="3"/>
+      <w:proofErr w:type="spellEnd"/>
       <w:r>
         <w:t xml:space="preserve"> </w:t>
       </w:r>
@@ -1428,17 +1492,43 @@
       <w:r>
         <w:t xml:space="preserve">Das Mapping von </w:t>
       </w:r>
+      <w:proofErr w:type="spellStart"/>
       <w:r>
         <w:t>Contracts</w:t>
       </w:r>
-      <w:r>
-        <w:t xml:space="preserve"> und Implementierungen erfolgt über einen Dependecy Injection Container, </w:t>
+      <w:proofErr w:type="spellEnd"/>
+      <w:r>
+        <w:t xml:space="preserve"> und Implementierungen erfolgt über einen </w:t>
+      </w:r>
+      <w:proofErr w:type="spellStart"/>
+      <w:r>
+        <w:t>Dependecy</w:t>
+      </w:r>
+      <w:proofErr w:type="spellEnd"/>
+      <w:r>
+        <w:t xml:space="preserve"> </w:t>
+      </w:r>
+      <w:proofErr w:type="spellStart"/>
+      <w:r>
+        <w:t>Injection</w:t>
+      </w:r>
+      <w:proofErr w:type="spellEnd"/>
+      <w:r>
+        <w:t xml:space="preserve"> Container, </w:t>
       </w:r>
       <w:r>
         <w:t>dessen Konfiguration</w:t>
       </w:r>
       <w:r>
-        <w:t xml:space="preserve"> sich im Hauptprojekt (ContactSplitter) befindet. Das Hauptprojekt konsumiert alle Komponenten und führt entsprechende Kompositionen durch.</w:t>
+        <w:t xml:space="preserve"> sich im Hauptprojekt (</w:t>
+      </w:r>
+      <w:proofErr w:type="spellStart"/>
+      <w:r>
+        <w:t>ContactSplitter</w:t>
+      </w:r>
+      <w:proofErr w:type="spellEnd"/>
+      <w:r>
+        <w:t>) befindet. Das Hauptprojekt konsumiert alle Komponenten und führt entsprechende Kompositionen durch.</w:t>
       </w:r>
       <w:r>
         <w:t xml:space="preserve"> </w:t>
@@ -1509,28 +1599,59 @@
         <w:t>UI, Logik und Repository</w:t>
       </w:r>
       <w:r>
-        <w:t>, welche sich in den Assemblies</w:t>
-      </w:r>
+        <w:t xml:space="preserve">, welche sich in den </w:t>
+      </w:r>
+      <w:proofErr w:type="spellStart"/>
+      <w:r>
+        <w:t>Assemblies</w:t>
+      </w:r>
+      <w:proofErr w:type="spellEnd"/>
       <w:r>
         <w:t>:</w:t>
       </w:r>
       <w:r>
-        <w:t xml:space="preserve"> ContactSplitter</w:t>
-      </w:r>
-      <w:r>
-        <w:t xml:space="preserve">.Control </w:t>
+        <w:t xml:space="preserve"> </w:t>
+      </w:r>
+      <w:proofErr w:type="spellStart"/>
+      <w:r>
+        <w:t>ContactSplitter</w:t>
+      </w:r>
+      <w:r>
+        <w:t>.Control</w:t>
+      </w:r>
+      <w:proofErr w:type="spellEnd"/>
+      <w:r>
+        <w:t xml:space="preserve"> </w:t>
       </w:r>
       <w:r>
         <w:t xml:space="preserve">(UI), </w:t>
       </w:r>
-      <w:r>
-        <w:t xml:space="preserve">ContactParser.Contracts und ContractParser (Logik) </w:t>
+      <w:proofErr w:type="spellStart"/>
+      <w:r>
+        <w:t>ContactParser.Contracts</w:t>
+      </w:r>
+      <w:proofErr w:type="spellEnd"/>
+      <w:r>
+        <w:t xml:space="preserve"> und </w:t>
+      </w:r>
+      <w:proofErr w:type="spellStart"/>
+      <w:r>
+        <w:t>ContractParser</w:t>
+      </w:r>
+      <w:proofErr w:type="spellEnd"/>
+      <w:r>
+        <w:t xml:space="preserve"> (Logik) </w:t>
       </w:r>
       <w:r>
         <w:t xml:space="preserve">und </w:t>
       </w:r>
-      <w:r>
-        <w:t xml:space="preserve">ContactSplitter.Datastorage (Repository) manifestieren. </w:t>
+      <w:proofErr w:type="spellStart"/>
+      <w:r>
+        <w:t>ContactSplitter.Datastorage</w:t>
+      </w:r>
+      <w:proofErr w:type="spellEnd"/>
+      <w:r>
+        <w:t xml:space="preserve"> (Repository) manifestieren. </w:t>
       </w:r>
     </w:p>
     <w:p>
@@ -1550,7 +1671,15 @@
         <w:jc w:val="both"/>
       </w:pPr>
       <w:r>
-        <w:t>Die Model-View-ViewModel bezieht sich auf das Zusammenspiel von UI</w:t>
+        <w:t>Die Model-View-</w:t>
+      </w:r>
+      <w:proofErr w:type="spellStart"/>
+      <w:r>
+        <w:t>ViewModel</w:t>
+      </w:r>
+      <w:proofErr w:type="spellEnd"/>
+      <w:r>
+        <w:t xml:space="preserve"> bezieht sich auf das Zusammenspiel von UI</w:t>
       </w:r>
       <w:r>
         <w:t xml:space="preserve">, </w:t>
@@ -1571,7 +1700,15 @@
         <w:t xml:space="preserve">. </w:t>
       </w:r>
       <w:r>
-        <w:t>Durch Bindung an ein ViewModel findet die Entkopplung von UI</w:t>
+        <w:t xml:space="preserve">Durch Bindung an ein </w:t>
+      </w:r>
+      <w:proofErr w:type="spellStart"/>
+      <w:r>
+        <w:t>ViewModel</w:t>
+      </w:r>
+      <w:proofErr w:type="spellEnd"/>
+      <w:r>
+        <w:t xml:space="preserve"> findet die Entkopplung von UI</w:t>
       </w:r>
       <w:r>
         <w:t xml:space="preserve">-Design </w:t>
@@ -1586,13 +1723,21 @@
         <w:t xml:space="preserve"> statt</w:t>
       </w:r>
       <w:r>
-        <w:t>. Somit kann das View</w:t>
+        <w:t xml:space="preserve">. Somit kann das </w:t>
+      </w:r>
+      <w:proofErr w:type="spellStart"/>
+      <w:r>
+        <w:t>View</w:t>
       </w:r>
       <w:r>
         <w:t>M</w:t>
       </w:r>
       <w:r>
-        <w:t xml:space="preserve">odel leicht ausgetauscht werden. </w:t>
+        <w:t>odel</w:t>
+      </w:r>
+      <w:proofErr w:type="spellEnd"/>
+      <w:r>
+        <w:t xml:space="preserve"> leicht ausgetauscht werden. </w:t>
       </w:r>
       <w:r>
         <w:t xml:space="preserve"> </w:t>
@@ -1604,10 +1749,12 @@
         <w:spacing w:line="360" w:lineRule="auto"/>
       </w:pPr>
       <w:bookmarkStart w:id="6" w:name="_Toc134474887"/>
+      <w:proofErr w:type="spellStart"/>
       <w:r>
         <w:t>CleanCode</w:t>
       </w:r>
       <w:bookmarkEnd w:id="6"/>
+      <w:proofErr w:type="spellEnd"/>
     </w:p>
     <w:p>
       <w:pPr>
@@ -1625,13 +1772,34 @@
         <w:t>Einhaltung</w:t>
       </w:r>
       <w:r>
-        <w:t xml:space="preserve"> von CleanCode und entsprechender Codierungsrichtlinien, wurde neben </w:t>
-      </w:r>
+        <w:t xml:space="preserve"> von </w:t>
+      </w:r>
+      <w:proofErr w:type="spellStart"/>
+      <w:r>
+        <w:t>CleanCode</w:t>
+      </w:r>
+      <w:proofErr w:type="spellEnd"/>
+      <w:r>
+        <w:t xml:space="preserve"> und entsprechender Codierungsrichtlinien, wurde neben </w:t>
+      </w:r>
+      <w:proofErr w:type="spellStart"/>
       <w:r>
         <w:t>s</w:t>
       </w:r>
       <w:r>
-        <w:t>orgfalt der Entwickler, das Werkzeug Resharper verwendet</w:t>
+        <w:t>orgfalt</w:t>
+      </w:r>
+      <w:proofErr w:type="spellEnd"/>
+      <w:r>
+        <w:t xml:space="preserve"> der Entwickler, das Werkzeug </w:t>
+      </w:r>
+      <w:proofErr w:type="spellStart"/>
+      <w:r>
+        <w:t>Resharper</w:t>
+      </w:r>
+      <w:proofErr w:type="spellEnd"/>
+      <w:r>
+        <w:t xml:space="preserve"> verwendet</w:t>
       </w:r>
       <w:r>
         <w:t xml:space="preserve">. </w:t>
@@ -1653,19 +1821,51 @@
         <w:t>Verletzungen</w:t>
       </w:r>
       <w:r>
-        <w:t xml:space="preserve"> von Codierungsrichlinien (Namenskonventionen, Einrückung, </w:t>
+        <w:t xml:space="preserve"> von </w:t>
+      </w:r>
+      <w:proofErr w:type="spellStart"/>
+      <w:r>
+        <w:t>Codierungsrichlinien</w:t>
+      </w:r>
+      <w:proofErr w:type="spellEnd"/>
+      <w:r>
+        <w:t xml:space="preserve"> (Namenskonventionen, Einrückung, </w:t>
       </w:r>
       <w:r>
         <w:t>Formatierung</w:t>
       </w:r>
       <w:r>
-        <w:t>...) erkennen. Die verwendeten Codierungsrichlinien sind die von der Firma Jetbrains empfohlenen</w:t>
+        <w:t xml:space="preserve">...) erkennen. Die verwendeten </w:t>
+      </w:r>
+      <w:proofErr w:type="spellStart"/>
+      <w:r>
+        <w:t>Codierungsrichlinien</w:t>
+      </w:r>
+      <w:proofErr w:type="spellEnd"/>
+      <w:r>
+        <w:t xml:space="preserve"> sind die von der Firma </w:t>
+      </w:r>
+      <w:proofErr w:type="spellStart"/>
+      <w:r>
+        <w:t>Jetbrains</w:t>
+      </w:r>
+      <w:proofErr w:type="spellEnd"/>
+      <w:r>
+        <w:t xml:space="preserve"> empfohlenen</w:t>
       </w:r>
       <w:r>
         <w:t xml:space="preserve"> </w:t>
       </w:r>
       <w:r>
-        <w:t>und im Resharper vorkonfigurierten Richtlinien:</w:t>
+        <w:t xml:space="preserve">und im </w:t>
+      </w:r>
+      <w:proofErr w:type="spellStart"/>
+      <w:r>
+        <w:t>Resharper</w:t>
+      </w:r>
+      <w:proofErr w:type="spellEnd"/>
+      <w:r>
+        <w:t xml:space="preserve"> vorkonfigurierten Richtlinien:</w:t>
       </w:r>
       <w:r>
         <w:t xml:space="preserve"> </w:t>
@@ -1880,8 +2080,13 @@
         <w:spacing w:line="360" w:lineRule="auto"/>
       </w:pPr>
       <w:r>
-        <w:t>Projektmappe Hyperformer_ContactSplitter</w:t>
-      </w:r>
+        <w:t xml:space="preserve">Projektmappe </w:t>
+      </w:r>
+      <w:proofErr w:type="spellStart"/>
+      <w:r>
+        <w:t>Hyperformer_ContactSplitter</w:t>
+      </w:r>
+      <w:proofErr w:type="spellEnd"/>
     </w:p>
     <w:p>
       <w:pPr>
@@ -1894,12 +2099,26 @@
         <w:rPr>
           <w:lang w:val="en-US"/>
         </w:rPr>
-        <w:t xml:space="preserve">|__ ContactsParser.Contracts    </w:t>
-      </w:r>
+        <w:t xml:space="preserve">|__ </w:t>
+      </w:r>
+      <w:proofErr w:type="spellStart"/>
       <w:r>
         <w:rPr>
           <w:lang w:val="en-US"/>
         </w:rPr>
+        <w:t>ContactsParser.Contracts</w:t>
+      </w:r>
+      <w:proofErr w:type="spellEnd"/>
+      <w:r>
+        <w:rPr>
+          <w:lang w:val="en-US"/>
+        </w:rPr>
+        <w:t xml:space="preserve">    </w:t>
+      </w:r>
+      <w:r>
+        <w:rPr>
+          <w:lang w:val="en-US"/>
+        </w:rPr>
         <w:tab/>
       </w:r>
       <w:r>
@@ -1914,6 +2133,7 @@
         </w:rPr>
         <w:t>(</w:t>
       </w:r>
+      <w:proofErr w:type="spellStart"/>
       <w:r>
         <w:rPr>
           <w:lang w:val="en-US"/>
@@ -1930,7 +2150,28 @@
         <w:rPr>
           <w:lang w:val="en-US"/>
         </w:rPr>
-        <w:t>ehe Abschnitt "Composite Components")</w:t>
+        <w:t>ehe</w:t>
+      </w:r>
+      <w:proofErr w:type="spellEnd"/>
+      <w:r>
+        <w:rPr>
+          <w:lang w:val="en-US"/>
+        </w:rPr>
+        <w:t xml:space="preserve"> </w:t>
+      </w:r>
+      <w:proofErr w:type="spellStart"/>
+      <w:r>
+        <w:rPr>
+          <w:lang w:val="en-US"/>
+        </w:rPr>
+        <w:t>Abschnitt</w:t>
+      </w:r>
+      <w:proofErr w:type="spellEnd"/>
+      <w:r>
+        <w:rPr>
+          <w:lang w:val="en-US"/>
+        </w:rPr>
+        <w:t xml:space="preserve"> "Composite Components")</w:t>
       </w:r>
     </w:p>
     <w:p>
@@ -1938,7 +2179,15 @@
         <w:spacing w:line="360" w:lineRule="auto"/>
       </w:pPr>
       <w:r>
-        <w:t xml:space="preserve">|__ ContactParser               </w:t>
+        <w:t xml:space="preserve">|__ </w:t>
+      </w:r>
+      <w:proofErr w:type="spellStart"/>
+      <w:r>
+        <w:t>ContactParser</w:t>
+      </w:r>
+      <w:proofErr w:type="spellEnd"/>
+      <w:r>
+        <w:t xml:space="preserve">               </w:t>
       </w:r>
       <w:r>
         <w:tab/>
@@ -1961,8 +2210,13 @@
         <w:spacing w:line="360" w:lineRule="auto"/>
       </w:pPr>
       <w:r>
-        <w:t>|__ GPTContactParser</w:t>
-      </w:r>
+        <w:t xml:space="preserve">|__ </w:t>
+      </w:r>
+      <w:proofErr w:type="spellStart"/>
+      <w:r>
+        <w:t>GPTContactParser</w:t>
+      </w:r>
+      <w:proofErr w:type="spellEnd"/>
       <w:r>
         <w:tab/>
       </w:r>
@@ -1980,7 +2234,15 @@
         <w:ind w:left="3540" w:hanging="3540"/>
       </w:pPr>
       <w:r>
-        <w:t xml:space="preserve">|__ ContactSplitter.Control    </w:t>
+        <w:t xml:space="preserve">|__ </w:t>
+      </w:r>
+      <w:proofErr w:type="spellStart"/>
+      <w:r>
+        <w:t>ContactSplitter.Control</w:t>
+      </w:r>
+      <w:proofErr w:type="spellEnd"/>
+      <w:r>
+        <w:t xml:space="preserve">    </w:t>
       </w:r>
       <w:r>
         <w:tab/>
@@ -2023,12 +2285,14 @@
       <w:r>
         <w:t xml:space="preserve">|__ </w:t>
       </w:r>
+      <w:proofErr w:type="spellStart"/>
       <w:r>
         <w:rPr>
           <w:b/>
         </w:rPr>
         <w:t>ContactSplitter</w:t>
       </w:r>
+      <w:proofErr w:type="spellEnd"/>
       <w:r>
         <w:t xml:space="preserve">             </w:t>
       </w:r>
@@ -2047,8 +2311,13 @@
         <w:spacing w:line="360" w:lineRule="auto"/>
       </w:pPr>
       <w:r>
-        <w:t>|__ ContactSplitter.DataStorage</w:t>
-      </w:r>
+        <w:t xml:space="preserve">|__ </w:t>
+      </w:r>
+      <w:proofErr w:type="spellStart"/>
+      <w:r>
+        <w:t>ContactSplitter.DataStorage</w:t>
+      </w:r>
+      <w:proofErr w:type="spellEnd"/>
       <w:r>
         <w:tab/>
         <w:t>(Datenhaltung aller Kontakte usw.)</w:t>
@@ -2059,7 +2328,15 @@
         <w:spacing w:line="360" w:lineRule="auto"/>
       </w:pPr>
       <w:r>
-        <w:t xml:space="preserve">|__ ContactSplitter.Tests       </w:t>
+        <w:t xml:space="preserve">|__ </w:t>
+      </w:r>
+      <w:proofErr w:type="spellStart"/>
+      <w:r>
+        <w:t>ContactSplitter.Tests</w:t>
+      </w:r>
+      <w:proofErr w:type="spellEnd"/>
+      <w:r>
+        <w:t xml:space="preserve">       </w:t>
       </w:r>
       <w:r>
         <w:tab/>
@@ -2085,7 +2362,15 @@
         <w:t>Es handelt sich um jeweils einzelne Projekte</w:t>
       </w:r>
       <w:r>
-        <w:t xml:space="preserve"> (Assemblies)</w:t>
+        <w:t xml:space="preserve"> (</w:t>
+      </w:r>
+      <w:proofErr w:type="spellStart"/>
+      <w:r>
+        <w:t>Assemblies</w:t>
+      </w:r>
+      <w:proofErr w:type="spellEnd"/>
+      <w:r>
+        <w:t>)</w:t>
       </w:r>
       <w:r>
         <w:t>, welche in einer Projektmappe</w:t>
@@ -2097,7 +2382,20 @@
         <w:t xml:space="preserve"> zusammengefasst sind und interagieren</w:t>
       </w:r>
       <w:r>
-        <w:t xml:space="preserve">. Auf den folgenden Seiten sind Abbildungen zu sehen, welche die einzelnen Klassendiagramme der Projekte dargestellen. </w:t>
+        <w:t xml:space="preserve">. Auf den folgenden Seiten sind Abbildungen zu sehen, welche die einzelnen Klassendiagramme der Projekte </w:t>
+      </w:r>
+      <w:proofErr w:type="spellStart"/>
+      <w:r>
+        <w:t>dargestellen</w:t>
+      </w:r>
+      <w:proofErr w:type="spellEnd"/>
+      <w:r>
+        <w:t xml:space="preserve">. </w:t>
+      </w:r>
+    </w:p>
+    <w:p>
+      <w:r>
+        <w:br w:type="page"/>
       </w:r>
     </w:p>
     <w:p>
@@ -2113,6 +2411,7 @@
           <w:rFonts w:eastAsia="Times New Roman"/>
           <w:lang w:eastAsia="de-DE"/>
         </w:rPr>
+        <w:lastRenderedPageBreak/>
         <w:t>User Stories</w:t>
       </w:r>
     </w:p>
@@ -2137,20 +2436,341 @@
     <w:p>
       <w:pPr>
         <w:pStyle w:val="Listenabsatz"/>
+        <w:rPr>
+          <w:lang w:eastAsia="de-DE"/>
+        </w:rPr>
+      </w:pPr>
+    </w:p>
+    <w:p>
+      <w:pPr>
+        <w:pStyle w:val="Listenabsatz"/>
+        <w:rPr>
+          <w:lang w:eastAsia="de-DE"/>
+        </w:rPr>
+      </w:pPr>
+      <w:r>
+        <w:rPr>
+          <w:lang w:eastAsia="de-DE"/>
+        </w:rPr>
+        <w:t>Akzeptanzkriterien</w:t>
+      </w:r>
+    </w:p>
+    <w:p>
+      <w:pPr>
+        <w:pStyle w:val="Listenabsatz"/>
+        <w:numPr>
+          <w:ilvl w:val="1"/>
+          <w:numId w:val="2"/>
+        </w:numPr>
+      </w:pPr>
+      <w:r>
+        <w:t xml:space="preserve">Das System sollte ein Textfeld zur Verfügung stellen, in dem Nutzer Anreden manuell </w:t>
+      </w:r>
+      <w:r>
+        <w:t xml:space="preserve"> </w:t>
+      </w:r>
+      <w:r>
+        <w:t xml:space="preserve">bearbeiten können. </w:t>
+      </w:r>
+    </w:p>
+    <w:p>
+      <w:pPr>
+        <w:pStyle w:val="Listenabsatz"/>
+        <w:numPr>
+          <w:ilvl w:val="1"/>
+          <w:numId w:val="2"/>
+        </w:numPr>
+      </w:pPr>
+      <w:r>
+        <w:t xml:space="preserve">Beim Parsen sollen die </w:t>
+      </w:r>
+      <w:r>
+        <w:t xml:space="preserve">Textfenster bereits mit den erkannten </w:t>
+      </w:r>
+      <w:r>
+        <w:t>Personenmerkmale</w:t>
+      </w:r>
+      <w:r>
+        <w:t xml:space="preserve"> gefüllt werden</w:t>
+      </w:r>
+    </w:p>
+    <w:p>
+      <w:pPr>
+        <w:ind w:firstLine="708"/>
+      </w:pPr>
+      <w:r>
+        <w:t>Priorisierung: Hoch</w:t>
+      </w:r>
+    </w:p>
+    <w:p>
+      <w:pPr>
+        <w:pStyle w:val="Listenabsatz"/>
         <w:numPr>
           <w:ilvl w:val="0"/>
-          <w:numId w:val="2"/>
+          <w:numId w:val="7"/>
         </w:numPr>
-        <w:rPr>
-          <w:lang w:eastAsia="de-DE"/>
-        </w:rPr>
-      </w:pPr>
-      <w:r>
-        <w:rPr>
-          <w:lang w:eastAsia="de-DE"/>
-        </w:rPr>
-        <w:t>Als Nutzer möchte ich die Möglichkeit haben, neue Titel manuell hinzuzufügen, um die Genauigkeit der automatischen Zuordnung in Zukunft zu verbessern.</w:t>
-      </w:r>
+      </w:pPr>
+      <w:r>
+        <w:t>Als Nutzer möchte ich die Möglichkeit haben, neue Titel manuell hinzuzufügen, um die Genauigkeit der automatischen Zuordnung in Zukunft zu verbessern</w:t>
+      </w:r>
+    </w:p>
+    <w:p>
+      <w:pPr>
+        <w:pStyle w:val="Listenabsatz"/>
+      </w:pPr>
+    </w:p>
+    <w:p>
+      <w:pPr>
+        <w:pStyle w:val="Listenabsatz"/>
+      </w:pPr>
+      <w:r>
+        <w:t>Akzeptanzkriterien</w:t>
+      </w:r>
+    </w:p>
+    <w:p>
+      <w:pPr>
+        <w:pStyle w:val="Listenabsatz"/>
+        <w:numPr>
+          <w:ilvl w:val="2"/>
+          <w:numId w:val="7"/>
+        </w:numPr>
+      </w:pPr>
+      <w:r>
+        <w:t>Das System sollte eine Funktion zum Hinzufügen neuer Titel bieten, die der Nutzer eingeben kann.</w:t>
+      </w:r>
+    </w:p>
+    <w:p>
+      <w:pPr>
+        <w:pStyle w:val="Listenabsatz"/>
+        <w:numPr>
+          <w:ilvl w:val="2"/>
+          <w:numId w:val="7"/>
+        </w:numPr>
+      </w:pPr>
+      <w:r>
+        <w:t>Das System sollte den neu hinzugefügten Titel in der automatischen Zuordnung für zukünftige Fälle berücksichtigen.</w:t>
+      </w:r>
+    </w:p>
+    <w:p>
+      <w:pPr>
+        <w:pStyle w:val="Listenabsatz"/>
+        <w:numPr>
+          <w:ilvl w:val="2"/>
+          <w:numId w:val="7"/>
+        </w:numPr>
+      </w:pPr>
+      <w:r>
+        <w:t>Das System soll die bereits existierenden Titel anzeigen</w:t>
+      </w:r>
+    </w:p>
+    <w:p>
+      <w:pPr>
+        <w:ind w:firstLine="708"/>
+      </w:pPr>
+      <w:r>
+        <w:t xml:space="preserve">Priorisierung: </w:t>
+      </w:r>
+      <w:r>
+        <w:t>Hoch</w:t>
+      </w:r>
+    </w:p>
+    <w:p>
+      <w:pPr>
+        <w:pStyle w:val="Listenabsatz"/>
+        <w:numPr>
+          <w:ilvl w:val="0"/>
+          <w:numId w:val="8"/>
+        </w:numPr>
+      </w:pPr>
+      <w:r>
+        <w:rPr>
+          <w:lang w:eastAsia="de-DE"/>
+        </w:rPr>
+        <w:t>Als Nutzer möchte ich, dass das System das Geschlecht einer Person automatisch erkennt, wenn es über die Anrede identifiziert werden kann.</w:t>
+      </w:r>
+    </w:p>
+    <w:p>
+      <w:pPr>
+        <w:pStyle w:val="Listenabsatz"/>
+        <w:rPr>
+          <w:lang w:eastAsia="de-DE"/>
+        </w:rPr>
+      </w:pPr>
+    </w:p>
+    <w:p>
+      <w:pPr>
+        <w:pStyle w:val="Listenabsatz"/>
+        <w:rPr>
+          <w:lang w:eastAsia="de-DE"/>
+        </w:rPr>
+      </w:pPr>
+      <w:r>
+        <w:rPr>
+          <w:lang w:eastAsia="de-DE"/>
+        </w:rPr>
+        <w:t>Akzeptanzkriterien:</w:t>
+      </w:r>
+    </w:p>
+    <w:p>
+      <w:pPr>
+        <w:pStyle w:val="Listenabsatz"/>
+        <w:numPr>
+          <w:ilvl w:val="0"/>
+          <w:numId w:val="9"/>
+        </w:numPr>
+      </w:pPr>
+      <w:r>
+        <w:t xml:space="preserve">Das System sollte das Geschlecht einer Person basierend auf der Anrede automatisch erkennen und zuordnen. </w:t>
+      </w:r>
+    </w:p>
+    <w:p>
+      <w:pPr>
+        <w:ind w:firstLine="708"/>
+      </w:pPr>
+      <w:r>
+        <w:t xml:space="preserve">Priorisierung: </w:t>
+      </w:r>
+      <w:r>
+        <w:t>Mittel</w:t>
+      </w:r>
+      <w:r>
+        <w:br/>
+      </w:r>
+    </w:p>
+    <w:p>
+      <w:pPr>
+        <w:pStyle w:val="Listenabsatz"/>
+        <w:numPr>
+          <w:ilvl w:val="0"/>
+          <w:numId w:val="8"/>
+        </w:numPr>
+        <w:rPr>
+          <w:lang w:eastAsia="de-DE"/>
+        </w:rPr>
+      </w:pPr>
+      <w:r>
+        <w:rPr>
+          <w:lang w:eastAsia="de-DE"/>
+        </w:rPr>
+        <w:t>Als Nutzer möchte ich gespeicherte Kontakte nachträglich verändern und löschen können, um mein Adressbuch aktuell zu halten.</w:t>
+      </w:r>
+    </w:p>
+    <w:p>
+      <w:pPr>
+        <w:ind w:firstLine="708"/>
+        <w:rPr>
+          <w:lang w:eastAsia="de-DE"/>
+        </w:rPr>
+      </w:pPr>
+      <w:r>
+        <w:rPr>
+          <w:lang w:eastAsia="de-DE"/>
+        </w:rPr>
+        <w:t>Akzeptanzkriterien:</w:t>
+      </w:r>
+    </w:p>
+    <w:p>
+      <w:pPr>
+        <w:pStyle w:val="Listenabsatz"/>
+        <w:numPr>
+          <w:ilvl w:val="1"/>
+          <w:numId w:val="8"/>
+        </w:numPr>
+        <w:rPr>
+          <w:lang w:eastAsia="de-DE"/>
+        </w:rPr>
+      </w:pPr>
+      <w:r>
+        <w:t>Das System sollte es dem Nutzer ermöglichen, gespeicherte Kontaktinformationen zu bearbeiten, einschließlich Anrede, Name, Titel und Geschlecht.</w:t>
+      </w:r>
+    </w:p>
+    <w:p>
+      <w:pPr>
+        <w:pStyle w:val="Listenabsatz"/>
+        <w:numPr>
+          <w:ilvl w:val="1"/>
+          <w:numId w:val="8"/>
+        </w:numPr>
+        <w:rPr>
+          <w:lang w:eastAsia="de-DE"/>
+        </w:rPr>
+      </w:pPr>
+      <w:r>
+        <w:t>Das System sollte eine Funktion zum Löschen von Kontakten bereitstellen.</w:t>
+      </w:r>
+    </w:p>
+    <w:p>
+      <w:pPr>
+        <w:pStyle w:val="Listenabsatz"/>
+        <w:numPr>
+          <w:ilvl w:val="1"/>
+          <w:numId w:val="8"/>
+        </w:numPr>
+        <w:rPr>
+          <w:lang w:eastAsia="de-DE"/>
+        </w:rPr>
+      </w:pPr>
+      <w:r>
+        <w:t xml:space="preserve">Änderungen und Löschungen von Kontakten sollten unmittelbar in der Kontaktliste des Nutzers aktualisiert werden. </w:t>
+      </w:r>
+    </w:p>
+    <w:p>
+      <w:pPr>
+        <w:ind w:firstLine="708"/>
+      </w:pPr>
+      <w:r>
+        <w:t>Priorisierung: Hoch</w:t>
+      </w:r>
+    </w:p>
+    <w:p>
+      <w:r>
+        <w:br w:type="page"/>
+      </w:r>
+    </w:p>
+    <w:p>
+      <w:pPr>
+        <w:ind w:firstLine="708"/>
+        <w:rPr>
+          <w:lang w:eastAsia="de-DE"/>
+        </w:rPr>
+      </w:pPr>
+    </w:p>
+    <w:p>
+      <w:pPr>
+        <w:pStyle w:val="berschrift1"/>
+        <w:rPr>
+          <w:rFonts w:eastAsia="Times New Roman"/>
+          <w:lang w:eastAsia="de-DE"/>
+        </w:rPr>
+      </w:pPr>
+      <w:r>
+        <w:rPr>
+          <w:lang w:eastAsia="de-DE"/>
+        </w:rPr>
+        <w:t xml:space="preserve">Definition </w:t>
+      </w:r>
+      <w:proofErr w:type="spellStart"/>
+      <w:r>
+        <w:rPr>
+          <w:lang w:eastAsia="de-DE"/>
+        </w:rPr>
+        <w:t>Of</w:t>
+      </w:r>
+      <w:proofErr w:type="spellEnd"/>
+      <w:r>
+        <w:rPr>
+          <w:lang w:eastAsia="de-DE"/>
+        </w:rPr>
+        <w:t xml:space="preserve"> </w:t>
+      </w:r>
+      <w:proofErr w:type="spellStart"/>
+      <w:r>
+        <w:rPr>
+          <w:lang w:eastAsia="de-DE"/>
+        </w:rPr>
+        <w:t>Done</w:t>
+      </w:r>
+      <w:proofErr w:type="spellEnd"/>
     </w:p>
     <w:p>
       <w:pPr>
@@ -2167,7 +2787,7 @@
         <w:rPr>
           <w:lang w:eastAsia="de-DE"/>
         </w:rPr>
-        <w:t>Als Nutzer möchte ich, dass das System das Geschlecht einer Person automatisch erkennt, wenn es über die Anrede identifiziert werden kann.</w:t>
+        <w:t>Alle Anforderungen des Kunden und des Entwicklerteams sind erfüllt und umgesetzt.</w:t>
       </w:r>
     </w:p>
     <w:p>
@@ -2185,22 +2805,19 @@
         <w:rPr>
           <w:lang w:eastAsia="de-DE"/>
         </w:rPr>
-        <w:t>Als Nutzer möchte ich gespeicherte Kontakte nachträglich verändern und löschen können, um mein Adressbuch aktuell zu halten.</w:t>
-      </w:r>
-    </w:p>
-    <w:p>
-      <w:pPr>
-        <w:pStyle w:val="berschrift1"/>
-        <w:rPr>
-          <w:rFonts w:eastAsia="Times New Roman"/>
-          <w:lang w:eastAsia="de-DE"/>
-        </w:rPr>
-      </w:pPr>
-      <w:r>
-        <w:rPr>
-          <w:lang w:eastAsia="de-DE"/>
-        </w:rPr>
-        <w:t>Definition Of Done</w:t>
+        <w:t xml:space="preserve">Die App kann die Personenmerkmale </w:t>
+      </w:r>
+      <w:r>
+        <w:rPr>
+          <w:lang w:eastAsia="de-DE"/>
+        </w:rPr>
+        <w:t xml:space="preserve">in verschiedenen textuellen Repräsentationen </w:t>
+      </w:r>
+      <w:r>
+        <w:rPr>
+          <w:lang w:eastAsia="de-DE"/>
+        </w:rPr>
+        <w:t>korrekt parsen.</w:t>
       </w:r>
     </w:p>
     <w:p>
@@ -2218,7 +2835,25 @@
         <w:rPr>
           <w:lang w:eastAsia="de-DE"/>
         </w:rPr>
-        <w:t>Alle Anforderungen des Kunden und des Entwicklerteams sind erfüllt und umgesetzt.</w:t>
+        <w:t>Die App bietet die Möglichkeit bei Bedarf</w:t>
+      </w:r>
+      <w:r>
+        <w:rPr>
+          <w:lang w:eastAsia="de-DE"/>
+        </w:rPr>
+        <w:t xml:space="preserve"> geparste Personenmerkmale manuell </w:t>
+      </w:r>
+      <w:r>
+        <w:rPr>
+          <w:lang w:eastAsia="de-DE"/>
+        </w:rPr>
+        <w:t>anzupassen</w:t>
+      </w:r>
+      <w:r>
+        <w:rPr>
+          <w:lang w:eastAsia="de-DE"/>
+        </w:rPr>
+        <w:t>.</w:t>
       </w:r>
     </w:p>
     <w:p>
@@ -2233,22 +2868,22 @@
         </w:rPr>
       </w:pPr>
       <w:r>
-        <w:rPr>
-          <w:lang w:eastAsia="de-DE"/>
-        </w:rPr>
-        <w:t xml:space="preserve">Die App kann die Personenmerkmale </w:t>
-      </w:r>
-      <w:r>
-        <w:rPr>
-          <w:lang w:eastAsia="de-DE"/>
-        </w:rPr>
-        <w:t xml:space="preserve">in verschiedenen textuellen Repräsentationen </w:t>
-      </w:r>
-      <w:r>
-        <w:rPr>
-          <w:lang w:eastAsia="de-DE"/>
-        </w:rPr>
-        <w:t>korrekt parsen.</w:t>
+        <w:t>Die App bietet eine Möglichkeit für</w:t>
+      </w:r>
+      <w:r>
+        <w:t xml:space="preserve"> den</w:t>
+      </w:r>
+      <w:r>
+        <w:t xml:space="preserve"> Benutzer, </w:t>
+      </w:r>
+      <w:r>
+        <w:t>seine</w:t>
+      </w:r>
+      <w:r>
+        <w:t xml:space="preserve"> Kontakte </w:t>
+      </w:r>
+      <w:r>
+        <w:t>abzurufen</w:t>
       </w:r>
     </w:p>
     <w:p>
@@ -2263,28 +2898,7 @@
         </w:rPr>
       </w:pPr>
       <w:r>
-        <w:rPr>
-          <w:lang w:eastAsia="de-DE"/>
-        </w:rPr>
-        <w:t>Die App bietet die Möglichkeit bei Bedarf</w:t>
-      </w:r>
-      <w:r>
-        <w:rPr>
-          <w:lang w:eastAsia="de-DE"/>
-        </w:rPr>
-        <w:t xml:space="preserve"> geparste Personenmerkmale manuell </w:t>
-      </w:r>
-      <w:r>
-        <w:rPr>
-          <w:lang w:eastAsia="de-DE"/>
-        </w:rPr>
-        <w:t>anzupassen</w:t>
-      </w:r>
-      <w:r>
-        <w:rPr>
-          <w:lang w:eastAsia="de-DE"/>
-        </w:rPr>
-        <w:t>.</w:t>
+        <w:t>Die App bietet eine einfache Möglichkeit für die Benutzer, Personenmerkmale zu suchen und zu filtern.</w:t>
       </w:r>
     </w:p>
     <w:p>
@@ -2299,22 +2913,10 @@
         </w:rPr>
       </w:pPr>
       <w:r>
-        <w:t>Die App bietet eine Möglichkeit für</w:t>
-      </w:r>
-      <w:r>
-        <w:t xml:space="preserve"> den</w:t>
-      </w:r>
-      <w:r>
-        <w:t xml:space="preserve"> Benutzer, </w:t>
-      </w:r>
-      <w:r>
-        <w:t>seine</w:t>
-      </w:r>
-      <w:r>
-        <w:t xml:space="preserve"> Kontakte </w:t>
-      </w:r>
-      <w:r>
-        <w:t>abzurufen</w:t>
+        <w:rPr>
+          <w:lang w:eastAsia="de-DE"/>
+        </w:rPr>
+        <w:t>Die App ist benutzerfreundlich gestaltet und einfach zu bedienen.</w:t>
       </w:r>
     </w:p>
     <w:p>
@@ -2329,7 +2931,22 @@
         </w:rPr>
       </w:pPr>
       <w:r>
-        <w:t>Die App bietet eine einfache Möglichkeit für die Benutzer, Personenmerkmale zu suchen und zu filtern.</w:t>
+        <w:rPr>
+          <w:lang w:eastAsia="de-DE"/>
+        </w:rPr>
+        <w:t>Die App ist gut dokumentiert, einschließlich der Funktionsweise, der Systemanforderungen und der</w:t>
+      </w:r>
+      <w:r>
+        <w:rPr>
+          <w:lang w:eastAsia="de-DE"/>
+        </w:rPr>
+        <w:t xml:space="preserve"> Architektur</w:t>
+      </w:r>
+      <w:r>
+        <w:rPr>
+          <w:lang w:eastAsia="de-DE"/>
+        </w:rPr>
+        <w:t>.</w:t>
       </w:r>
     </w:p>
     <w:p>
@@ -2347,7 +2964,7 @@
         <w:rPr>
           <w:lang w:eastAsia="de-DE"/>
         </w:rPr>
-        <w:t>Die App ist benutzerfreundlich gestaltet und einfach zu bedienen.</w:t>
+        <w:t>Die App ist erfolgreich getestet und alle Fehler und Bugs sind behoben.</w:t>
       </w:r>
     </w:p>
     <w:p>
@@ -2365,54 +2982,6 @@
         <w:rPr>
           <w:lang w:eastAsia="de-DE"/>
         </w:rPr>
-        <w:t>Die App ist gut dokumentiert, einschließlich der Funktionsweise, der Systemanforderungen und der</w:t>
-      </w:r>
-      <w:r>
-        <w:rPr>
-          <w:lang w:eastAsia="de-DE"/>
-        </w:rPr>
-        <w:t xml:space="preserve"> Architektur</w:t>
-      </w:r>
-      <w:r>
-        <w:rPr>
-          <w:lang w:eastAsia="de-DE"/>
-        </w:rPr>
-        <w:t>.</w:t>
-      </w:r>
-    </w:p>
-    <w:p>
-      <w:pPr>
-        <w:pStyle w:val="Listenabsatz"/>
-        <w:numPr>
-          <w:ilvl w:val="0"/>
-          <w:numId w:val="2"/>
-        </w:numPr>
-        <w:rPr>
-          <w:lang w:eastAsia="de-DE"/>
-        </w:rPr>
-      </w:pPr>
-      <w:r>
-        <w:rPr>
-          <w:lang w:eastAsia="de-DE"/>
-        </w:rPr>
-        <w:t>Die App ist erfolgreich getestet und alle Fehler und Bugs sind behoben.</w:t>
-      </w:r>
-    </w:p>
-    <w:p>
-      <w:pPr>
-        <w:pStyle w:val="Listenabsatz"/>
-        <w:numPr>
-          <w:ilvl w:val="0"/>
-          <w:numId w:val="2"/>
-        </w:numPr>
-        <w:rPr>
-          <w:lang w:eastAsia="de-DE"/>
-        </w:rPr>
-      </w:pPr>
-      <w:r>
-        <w:rPr>
-          <w:lang w:eastAsia="de-DE"/>
-        </w:rPr>
         <w:t>Die App ist bereit für die Veröffentlichung und wird von den Benutzern positiv aufgenommen.</w:t>
       </w:r>
     </w:p>
@@ -2735,7 +3304,21 @@
         <w:rPr>
           <w:lang w:eastAsia="de-DE"/>
         </w:rPr>
-        <w:t>Diese Releasenote bietet eine kurze Zusammenfassung der wichtigsten Funktionen der App und enthält wichtige Hinweise und Anweisungen für Benutzer. Sie soll sicherstellen, dass Benutzer die App schnell verstehen und nutzen können.</w:t>
+        <w:t xml:space="preserve">Diese </w:t>
+      </w:r>
+      <w:proofErr w:type="spellStart"/>
+      <w:r>
+        <w:rPr>
+          <w:lang w:eastAsia="de-DE"/>
+        </w:rPr>
+        <w:t>Releasenote</w:t>
+      </w:r>
+      <w:proofErr w:type="spellEnd"/>
+      <w:r>
+        <w:rPr>
+          <w:lang w:eastAsia="de-DE"/>
+        </w:rPr>
+        <w:t xml:space="preserve"> bietet eine kurze Zusammenfassung der wichtigsten Funktionen der App und enthält wichtige Hinweise und Anweisungen für Benutzer. Sie soll sicherstellen, dass Benutzer die App schnell verstehen und nutzen können.</w:t>
       </w:r>
     </w:p>
     <w:p>
@@ -2801,14 +3384,27 @@
       <w:r>
         <w:t xml:space="preserve">Abbildung </w:t>
       </w:r>
-      <w:fldSimple w:instr=" SEQ Abbildung \* ARABIC ">
-        <w:r>
-          <w:rPr>
-            <w:noProof/>
-          </w:rPr>
-          <w:t>1</w:t>
-        </w:r>
-      </w:fldSimple>
+      <w:r>
+        <w:fldChar w:fldCharType="begin"/>
+      </w:r>
+      <w:r>
+        <w:instrText xml:space="preserve"> SEQ Abbildung \* ARABIC </w:instrText>
+      </w:r>
+      <w:r>
+        <w:fldChar w:fldCharType="separate"/>
+      </w:r>
+      <w:r>
+        <w:rPr>
+          <w:noProof/>
+        </w:rPr>
+        <w:t>1</w:t>
+      </w:r>
+      <w:r>
+        <w:rPr>
+          <w:noProof/>
+        </w:rPr>
+        <w:fldChar w:fldCharType="end"/>
+      </w:r>
       <w:r>
         <w:t>: Klassendiagramm Teil eins</w:t>
       </w:r>
@@ -2836,14 +3432,27 @@
       <w:r>
         <w:t xml:space="preserve">Abbildung </w:t>
       </w:r>
-      <w:fldSimple w:instr=" SEQ Abbildung \* ARABIC ">
-        <w:r>
-          <w:rPr>
-            <w:noProof/>
-          </w:rPr>
-          <w:t>2</w:t>
-        </w:r>
-      </w:fldSimple>
+      <w:r>
+        <w:fldChar w:fldCharType="begin"/>
+      </w:r>
+      <w:r>
+        <w:instrText xml:space="preserve"> SEQ Abbildung \* ARABIC </w:instrText>
+      </w:r>
+      <w:r>
+        <w:fldChar w:fldCharType="separate"/>
+      </w:r>
+      <w:r>
+        <w:rPr>
+          <w:noProof/>
+        </w:rPr>
+        <w:t>2</w:t>
+      </w:r>
+      <w:r>
+        <w:rPr>
+          <w:noProof/>
+        </w:rPr>
+        <w:fldChar w:fldCharType="end"/>
+      </w:r>
       <w:r>
         <w:t>: Klassendiagramm Teil zwei</w:t>
       </w:r>
@@ -2872,14 +3481,27 @@
       <w:r>
         <w:t xml:space="preserve">Abbildung </w:t>
       </w:r>
-      <w:fldSimple w:instr=" SEQ Abbildung \* ARABIC ">
-        <w:r>
-          <w:rPr>
-            <w:noProof/>
-          </w:rPr>
-          <w:t>3</w:t>
-        </w:r>
-      </w:fldSimple>
+      <w:r>
+        <w:fldChar w:fldCharType="begin"/>
+      </w:r>
+      <w:r>
+        <w:instrText xml:space="preserve"> SEQ Abbildung \* ARABIC </w:instrText>
+      </w:r>
+      <w:r>
+        <w:fldChar w:fldCharType="separate"/>
+      </w:r>
+      <w:r>
+        <w:rPr>
+          <w:noProof/>
+        </w:rPr>
+        <w:t>3</w:t>
+      </w:r>
+      <w:r>
+        <w:rPr>
+          <w:noProof/>
+        </w:rPr>
+        <w:fldChar w:fldCharType="end"/>
+      </w:r>
       <w:r>
         <w:t>: Klassendiagramm Teil drei</w:t>
       </w:r>
@@ -3144,6 +3766,119 @@
 <file path=word/numbering.xml><?xml version="1.0" encoding="utf-8"?>
 <w:numbering xmlns:wpc="http://schemas.microsoft.com/office/word/2010/wordprocessingCanvas" xmlns:cx="http://schemas.microsoft.com/office/drawing/2014/chartex" xmlns:cx1="http://schemas.microsoft.com/office/drawing/2015/9/8/chartex" xmlns:cx2="http://schemas.microsoft.com/office/drawing/2015/10/21/chartex" xmlns:cx3="http://schemas.microsoft.com/office/drawing/2016/5/9/chartex" xmlns:cx4="http://schemas.microsoft.com/office/drawing/2016/5/10/chartex" xmlns:cx5="http://schemas.microsoft.com/office/drawing/2016/5/11/chartex" xmlns:cx6="http://schemas.microsoft.com/office/drawing/2016/5/12/chartex" xmlns:cx7="http://schemas.microsoft.com/office/drawing/2016/5/13/chartex" xmlns:cx8="http://schemas.microsoft.com/office/drawing/2016/5/14/chartex" xmlns:mc="http://schemas.openxmlformats.org/markup-compatibility/2006" xmlns:aink="http://schemas.microsoft.com/office/drawing/2016/ink" xmlns:am3d="http://schemas.microsoft.com/office/drawing/2017/model3d" xmlns:o="urn:schemas-microsoft-com:office:office" xmlns:oel="http://schemas.microsoft.com/office/2019/extlst" xmlns:r="http://schemas.openxmlformats.org/officeDocument/2006/relationships" xmlns:m="http://schemas.openxmlformats.org/officeDocument/2006/math" xmlns:v="urn:schemas-microsoft-com:vml" xmlns:wp14="http://schemas.microsoft.com/office/word/2010/wordprocessingDrawing" xmlns:wp="http://schemas.openxmlformats.org/drawingml/2006/wordprocessingDrawing" xmlns:w10="urn:schemas-microsoft-com:office:word" xmlns:w="http://schemas.openxmlformats.org/wordprocessingml/2006/main" xmlns:w14="http://schemas.microsoft.com/office/word/2010/wordml" xmlns:w15="http://schemas.microsoft.com/office/word/2012/wordml" xmlns:w16cex="http://schemas.microsoft.com/office/word/2018/wordml/cex" xmlns:w16cid="http://schemas.microsoft.com/office/word/2016/wordml/cid" xmlns:w16="http://schemas.microsoft.com/office/word/2018/wordml" xmlns:w16du="http://schemas.microsoft.com/office/word/2023/wordml/word16du" xmlns:w16sdtdh="http://schemas.microsoft.com/office/word/2020/wordml/sdtdatahash" xmlns:w16se="http://schemas.microsoft.com/office/word/2015/wordml/symex" xmlns:wpg="http://schemas.microsoft.com/office/word/2010/wordprocessingGroup" xmlns:wpi="http://schemas.microsoft.com/office/word/2010/wordprocessingInk" xmlns:wne="http://schemas.microsoft.com/office/word/2006/wordml" xmlns:wps="http://schemas.microsoft.com/office/word/2010/wordprocessingShape" mc:Ignorable="w14 w15 w16se w16cid w16 w16cex w16sdtdh wp14">
   <w:abstractNum w:abstractNumId="0" w15:restartNumberingAfterBreak="0">
+    <w:nsid w:val="0515202D"/>
+    <w:multiLevelType w:val="hybridMultilevel"/>
+    <w:tmpl w:val="22406B94"/>
+    <w:lvl w:ilvl="0" w:tplc="04070001">
+      <w:start w:val="1"/>
+      <w:numFmt w:val="bullet"/>
+      <w:lvlText w:val=""/>
+      <w:lvlJc w:val="left"/>
+      <w:pPr>
+        <w:ind w:left="720" w:hanging="360"/>
+      </w:pPr>
+      <w:rPr>
+        <w:rFonts w:ascii="Symbol" w:hAnsi="Symbol" w:hint="default"/>
+      </w:rPr>
+    </w:lvl>
+    <w:lvl w:ilvl="1" w:tplc="04070003">
+      <w:start w:val="1"/>
+      <w:numFmt w:val="bullet"/>
+      <w:lvlText w:val="o"/>
+      <w:lvlJc w:val="left"/>
+      <w:pPr>
+        <w:ind w:left="1440" w:hanging="360"/>
+      </w:pPr>
+      <w:rPr>
+        <w:rFonts w:ascii="Courier New" w:hAnsi="Courier New" w:cs="Courier New" w:hint="default"/>
+      </w:rPr>
+    </w:lvl>
+    <w:lvl w:ilvl="2" w:tplc="04070005" w:tentative="1">
+      <w:start w:val="1"/>
+      <w:numFmt w:val="bullet"/>
+      <w:lvlText w:val=""/>
+      <w:lvlJc w:val="left"/>
+      <w:pPr>
+        <w:ind w:left="2160" w:hanging="360"/>
+      </w:pPr>
+      <w:rPr>
+        <w:rFonts w:ascii="Wingdings" w:hAnsi="Wingdings" w:hint="default"/>
+      </w:rPr>
+    </w:lvl>
+    <w:lvl w:ilvl="3" w:tplc="04070001" w:tentative="1">
+      <w:start w:val="1"/>
+      <w:numFmt w:val="bullet"/>
+      <w:lvlText w:val=""/>
+      <w:lvlJc w:val="left"/>
+      <w:pPr>
+        <w:ind w:left="2880" w:hanging="360"/>
+      </w:pPr>
+      <w:rPr>
+        <w:rFonts w:ascii="Symbol" w:hAnsi="Symbol" w:hint="default"/>
+      </w:rPr>
+    </w:lvl>
+    <w:lvl w:ilvl="4" w:tplc="04070003" w:tentative="1">
+      <w:start w:val="1"/>
+      <w:numFmt w:val="bullet"/>
+      <w:lvlText w:val="o"/>
+      <w:lvlJc w:val="left"/>
+      <w:pPr>
+        <w:ind w:left="3600" w:hanging="360"/>
+      </w:pPr>
+      <w:rPr>
+        <w:rFonts w:ascii="Courier New" w:hAnsi="Courier New" w:cs="Courier New" w:hint="default"/>
+      </w:rPr>
+    </w:lvl>
+    <w:lvl w:ilvl="5" w:tplc="04070005" w:tentative="1">
+      <w:start w:val="1"/>
+      <w:numFmt w:val="bullet"/>
+      <w:lvlText w:val=""/>
+      <w:lvlJc w:val="left"/>
+      <w:pPr>
+        <w:ind w:left="4320" w:hanging="360"/>
+      </w:pPr>
+      <w:rPr>
+        <w:rFonts w:ascii="Wingdings" w:hAnsi="Wingdings" w:hint="default"/>
+      </w:rPr>
+    </w:lvl>
+    <w:lvl w:ilvl="6" w:tplc="04070001" w:tentative="1">
+      <w:start w:val="1"/>
+      <w:numFmt w:val="bullet"/>
+      <w:lvlText w:val=""/>
+      <w:lvlJc w:val="left"/>
+      <w:pPr>
+        <w:ind w:left="5040" w:hanging="360"/>
+      </w:pPr>
+      <w:rPr>
+        <w:rFonts w:ascii="Symbol" w:hAnsi="Symbol" w:hint="default"/>
+      </w:rPr>
+    </w:lvl>
+    <w:lvl w:ilvl="7" w:tplc="04070003" w:tentative="1">
+      <w:start w:val="1"/>
+      <w:numFmt w:val="bullet"/>
+      <w:lvlText w:val="o"/>
+      <w:lvlJc w:val="left"/>
+      <w:pPr>
+        <w:ind w:left="5760" w:hanging="360"/>
+      </w:pPr>
+      <w:rPr>
+        <w:rFonts w:ascii="Courier New" w:hAnsi="Courier New" w:cs="Courier New" w:hint="default"/>
+      </w:rPr>
+    </w:lvl>
+    <w:lvl w:ilvl="8" w:tplc="04070005" w:tentative="1">
+      <w:start w:val="1"/>
+      <w:numFmt w:val="bullet"/>
+      <w:lvlText w:val=""/>
+      <w:lvlJc w:val="left"/>
+      <w:pPr>
+        <w:ind w:left="6480" w:hanging="360"/>
+      </w:pPr>
+      <w:rPr>
+        <w:rFonts w:ascii="Wingdings" w:hAnsi="Wingdings" w:hint="default"/>
+      </w:rPr>
+    </w:lvl>
+  </w:abstractNum>
+  <w:abstractNum w:abstractNumId="1" w15:restartNumberingAfterBreak="0">
     <w:nsid w:val="174E42EC"/>
     <w:multiLevelType w:val="multilevel"/>
     <w:tmpl w:val="577EE510"/>
@@ -3292,10 +4027,10 @@
       </w:rPr>
     </w:lvl>
   </w:abstractNum>
-  <w:abstractNum w:abstractNumId="1" w15:restartNumberingAfterBreak="0">
+  <w:abstractNum w:abstractNumId="2" w15:restartNumberingAfterBreak="0">
     <w:nsid w:val="186927D1"/>
     <w:multiLevelType w:val="hybridMultilevel"/>
-    <w:tmpl w:val="4516DD6C"/>
+    <w:tmpl w:val="34C61F38"/>
     <w:lvl w:ilvl="0" w:tplc="04070001">
       <w:start w:val="1"/>
       <w:numFmt w:val="bullet"/>
@@ -3308,7 +4043,7 @@
         <w:rFonts w:ascii="Symbol" w:hAnsi="Symbol" w:hint="default"/>
       </w:rPr>
     </w:lvl>
-    <w:lvl w:ilvl="1" w:tplc="04070003" w:tentative="1">
+    <w:lvl w:ilvl="1" w:tplc="04070003">
       <w:start w:val="1"/>
       <w:numFmt w:val="bullet"/>
       <w:lvlText w:val="o"/>
@@ -3320,7 +4055,7 @@
         <w:rFonts w:ascii="Courier New" w:hAnsi="Courier New" w:cs="Courier New" w:hint="default"/>
       </w:rPr>
     </w:lvl>
-    <w:lvl w:ilvl="2" w:tplc="04070005" w:tentative="1">
+    <w:lvl w:ilvl="2" w:tplc="04070005">
       <w:start w:val="1"/>
       <w:numFmt w:val="bullet"/>
       <w:lvlText w:val=""/>
@@ -3405,7 +4140,7 @@
       </w:rPr>
     </w:lvl>
   </w:abstractNum>
-  <w:abstractNum w:abstractNumId="2" w15:restartNumberingAfterBreak="0">
+  <w:abstractNum w:abstractNumId="3" w15:restartNumberingAfterBreak="0">
     <w:nsid w:val="335D27F0"/>
     <w:multiLevelType w:val="hybridMultilevel"/>
     <w:tmpl w:val="5142DC22"/>
@@ -3518,7 +4253,120 @@
       </w:rPr>
     </w:lvl>
   </w:abstractNum>
-  <w:abstractNum w:abstractNumId="3" w15:restartNumberingAfterBreak="0">
+  <w:abstractNum w:abstractNumId="4" w15:restartNumberingAfterBreak="0">
+    <w:nsid w:val="3D471F34"/>
+    <w:multiLevelType w:val="hybridMultilevel"/>
+    <w:tmpl w:val="76285514"/>
+    <w:lvl w:ilvl="0" w:tplc="04070003">
+      <w:start w:val="1"/>
+      <w:numFmt w:val="bullet"/>
+      <w:lvlText w:val="o"/>
+      <w:lvlJc w:val="left"/>
+      <w:pPr>
+        <w:ind w:left="360" w:hanging="360"/>
+      </w:pPr>
+      <w:rPr>
+        <w:rFonts w:ascii="Courier New" w:hAnsi="Courier New" w:cs="Courier New" w:hint="default"/>
+      </w:rPr>
+    </w:lvl>
+    <w:lvl w:ilvl="1" w:tplc="04070003">
+      <w:start w:val="1"/>
+      <w:numFmt w:val="bullet"/>
+      <w:lvlText w:val="o"/>
+      <w:lvlJc w:val="left"/>
+      <w:pPr>
+        <w:ind w:left="360" w:hanging="360"/>
+      </w:pPr>
+      <w:rPr>
+        <w:rFonts w:ascii="Courier New" w:hAnsi="Courier New" w:cs="Courier New" w:hint="default"/>
+      </w:rPr>
+    </w:lvl>
+    <w:lvl w:ilvl="2" w:tplc="04070005" w:tentative="1">
+      <w:start w:val="1"/>
+      <w:numFmt w:val="bullet"/>
+      <w:lvlText w:val=""/>
+      <w:lvlJc w:val="left"/>
+      <w:pPr>
+        <w:ind w:left="1080" w:hanging="360"/>
+      </w:pPr>
+      <w:rPr>
+        <w:rFonts w:ascii="Wingdings" w:hAnsi="Wingdings" w:hint="default"/>
+      </w:rPr>
+    </w:lvl>
+    <w:lvl w:ilvl="3" w:tplc="04070001" w:tentative="1">
+      <w:start w:val="1"/>
+      <w:numFmt w:val="bullet"/>
+      <w:lvlText w:val=""/>
+      <w:lvlJc w:val="left"/>
+      <w:pPr>
+        <w:ind w:left="1800" w:hanging="360"/>
+      </w:pPr>
+      <w:rPr>
+        <w:rFonts w:ascii="Symbol" w:hAnsi="Symbol" w:hint="default"/>
+      </w:rPr>
+    </w:lvl>
+    <w:lvl w:ilvl="4" w:tplc="04070003" w:tentative="1">
+      <w:start w:val="1"/>
+      <w:numFmt w:val="bullet"/>
+      <w:lvlText w:val="o"/>
+      <w:lvlJc w:val="left"/>
+      <w:pPr>
+        <w:ind w:left="2520" w:hanging="360"/>
+      </w:pPr>
+      <w:rPr>
+        <w:rFonts w:ascii="Courier New" w:hAnsi="Courier New" w:cs="Courier New" w:hint="default"/>
+      </w:rPr>
+    </w:lvl>
+    <w:lvl w:ilvl="5" w:tplc="04070005" w:tentative="1">
+      <w:start w:val="1"/>
+      <w:numFmt w:val="bullet"/>
+      <w:lvlText w:val=""/>
+      <w:lvlJc w:val="left"/>
+      <w:pPr>
+        <w:ind w:left="3240" w:hanging="360"/>
+      </w:pPr>
+      <w:rPr>
+        <w:rFonts w:ascii="Wingdings" w:hAnsi="Wingdings" w:hint="default"/>
+      </w:rPr>
+    </w:lvl>
+    <w:lvl w:ilvl="6" w:tplc="04070001" w:tentative="1">
+      <w:start w:val="1"/>
+      <w:numFmt w:val="bullet"/>
+      <w:lvlText w:val=""/>
+      <w:lvlJc w:val="left"/>
+      <w:pPr>
+        <w:ind w:left="3960" w:hanging="360"/>
+      </w:pPr>
+      <w:rPr>
+        <w:rFonts w:ascii="Symbol" w:hAnsi="Symbol" w:hint="default"/>
+      </w:rPr>
+    </w:lvl>
+    <w:lvl w:ilvl="7" w:tplc="04070003" w:tentative="1">
+      <w:start w:val="1"/>
+      <w:numFmt w:val="bullet"/>
+      <w:lvlText w:val="o"/>
+      <w:lvlJc w:val="left"/>
+      <w:pPr>
+        <w:ind w:left="4680" w:hanging="360"/>
+      </w:pPr>
+      <w:rPr>
+        <w:rFonts w:ascii="Courier New" w:hAnsi="Courier New" w:cs="Courier New" w:hint="default"/>
+      </w:rPr>
+    </w:lvl>
+    <w:lvl w:ilvl="8" w:tplc="04070005" w:tentative="1">
+      <w:start w:val="1"/>
+      <w:numFmt w:val="bullet"/>
+      <w:lvlText w:val=""/>
+      <w:lvlJc w:val="left"/>
+      <w:pPr>
+        <w:ind w:left="5400" w:hanging="360"/>
+      </w:pPr>
+      <w:rPr>
+        <w:rFonts w:ascii="Wingdings" w:hAnsi="Wingdings" w:hint="default"/>
+      </w:rPr>
+    </w:lvl>
+  </w:abstractNum>
+  <w:abstractNum w:abstractNumId="5" w15:restartNumberingAfterBreak="0">
     <w:nsid w:val="5E0B20A2"/>
     <w:multiLevelType w:val="hybridMultilevel"/>
     <w:tmpl w:val="4ED0F53A"/>
@@ -3631,7 +4479,120 @@
       </w:rPr>
     </w:lvl>
   </w:abstractNum>
-  <w:abstractNum w:abstractNumId="4" w15:restartNumberingAfterBreak="0">
+  <w:abstractNum w:abstractNumId="6" w15:restartNumberingAfterBreak="0">
+    <w:nsid w:val="5E0F3532"/>
+    <w:multiLevelType w:val="hybridMultilevel"/>
+    <w:tmpl w:val="50DEEB84"/>
+    <w:lvl w:ilvl="0" w:tplc="04070001">
+      <w:start w:val="1"/>
+      <w:numFmt w:val="bullet"/>
+      <w:lvlText w:val=""/>
+      <w:lvlJc w:val="left"/>
+      <w:pPr>
+        <w:ind w:left="720" w:hanging="360"/>
+      </w:pPr>
+      <w:rPr>
+        <w:rFonts w:ascii="Symbol" w:hAnsi="Symbol" w:hint="default"/>
+      </w:rPr>
+    </w:lvl>
+    <w:lvl w:ilvl="1" w:tplc="04070003">
+      <w:start w:val="1"/>
+      <w:numFmt w:val="bullet"/>
+      <w:lvlText w:val="o"/>
+      <w:lvlJc w:val="left"/>
+      <w:pPr>
+        <w:ind w:left="720" w:hanging="360"/>
+      </w:pPr>
+      <w:rPr>
+        <w:rFonts w:ascii="Courier New" w:hAnsi="Courier New" w:cs="Courier New" w:hint="default"/>
+      </w:rPr>
+    </w:lvl>
+    <w:lvl w:ilvl="2" w:tplc="04070003">
+      <w:start w:val="1"/>
+      <w:numFmt w:val="bullet"/>
+      <w:lvlText w:val="o"/>
+      <w:lvlJc w:val="left"/>
+      <w:pPr>
+        <w:ind w:left="1440" w:hanging="360"/>
+      </w:pPr>
+      <w:rPr>
+        <w:rFonts w:ascii="Courier New" w:hAnsi="Courier New" w:cs="Courier New" w:hint="default"/>
+      </w:rPr>
+    </w:lvl>
+    <w:lvl w:ilvl="3" w:tplc="04070001">
+      <w:start w:val="1"/>
+      <w:numFmt w:val="bullet"/>
+      <w:lvlText w:val=""/>
+      <w:lvlJc w:val="left"/>
+      <w:pPr>
+        <w:ind w:left="2160" w:hanging="360"/>
+      </w:pPr>
+      <w:rPr>
+        <w:rFonts w:ascii="Symbol" w:hAnsi="Symbol" w:hint="default"/>
+      </w:rPr>
+    </w:lvl>
+    <w:lvl w:ilvl="4" w:tplc="04070003" w:tentative="1">
+      <w:start w:val="1"/>
+      <w:numFmt w:val="bullet"/>
+      <w:lvlText w:val="o"/>
+      <w:lvlJc w:val="left"/>
+      <w:pPr>
+        <w:ind w:left="2880" w:hanging="360"/>
+      </w:pPr>
+      <w:rPr>
+        <w:rFonts w:ascii="Courier New" w:hAnsi="Courier New" w:cs="Courier New" w:hint="default"/>
+      </w:rPr>
+    </w:lvl>
+    <w:lvl w:ilvl="5" w:tplc="04070005" w:tentative="1">
+      <w:start w:val="1"/>
+      <w:numFmt w:val="bullet"/>
+      <w:lvlText w:val=""/>
+      <w:lvlJc w:val="left"/>
+      <w:pPr>
+        <w:ind w:left="3600" w:hanging="360"/>
+      </w:pPr>
+      <w:rPr>
+        <w:rFonts w:ascii="Wingdings" w:hAnsi="Wingdings" w:hint="default"/>
+      </w:rPr>
+    </w:lvl>
+    <w:lvl w:ilvl="6" w:tplc="04070001" w:tentative="1">
+      <w:start w:val="1"/>
+      <w:numFmt w:val="bullet"/>
+      <w:lvlText w:val=""/>
+      <w:lvlJc w:val="left"/>
+      <w:pPr>
+        <w:ind w:left="4320" w:hanging="360"/>
+      </w:pPr>
+      <w:rPr>
+        <w:rFonts w:ascii="Symbol" w:hAnsi="Symbol" w:hint="default"/>
+      </w:rPr>
+    </w:lvl>
+    <w:lvl w:ilvl="7" w:tplc="04070003" w:tentative="1">
+      <w:start w:val="1"/>
+      <w:numFmt w:val="bullet"/>
+      <w:lvlText w:val="o"/>
+      <w:lvlJc w:val="left"/>
+      <w:pPr>
+        <w:ind w:left="5040" w:hanging="360"/>
+      </w:pPr>
+      <w:rPr>
+        <w:rFonts w:ascii="Courier New" w:hAnsi="Courier New" w:cs="Courier New" w:hint="default"/>
+      </w:rPr>
+    </w:lvl>
+    <w:lvl w:ilvl="8" w:tplc="04070005" w:tentative="1">
+      <w:start w:val="1"/>
+      <w:numFmt w:val="bullet"/>
+      <w:lvlText w:val=""/>
+      <w:lvlJc w:val="left"/>
+      <w:pPr>
+        <w:ind w:left="5760" w:hanging="360"/>
+      </w:pPr>
+      <w:rPr>
+        <w:rFonts w:ascii="Wingdings" w:hAnsi="Wingdings" w:hint="default"/>
+      </w:rPr>
+    </w:lvl>
+  </w:abstractNum>
+  <w:abstractNum w:abstractNumId="7" w15:restartNumberingAfterBreak="0">
     <w:nsid w:val="6C555292"/>
     <w:multiLevelType w:val="multilevel"/>
     <w:tmpl w:val="FE1AE6FC"/>
@@ -3744,20 +4705,145 @@
       </w:pPr>
     </w:lvl>
   </w:abstractNum>
+  <w:abstractNum w:abstractNumId="8" w15:restartNumberingAfterBreak="0">
+    <w:nsid w:val="7C2738BA"/>
+    <w:multiLevelType w:val="hybridMultilevel"/>
+    <w:tmpl w:val="AE2A36B4"/>
+    <w:lvl w:ilvl="0" w:tplc="04070003">
+      <w:start w:val="1"/>
+      <w:numFmt w:val="bullet"/>
+      <w:lvlText w:val="o"/>
+      <w:lvlJc w:val="left"/>
+      <w:pPr>
+        <w:ind w:left="1440" w:hanging="360"/>
+      </w:pPr>
+      <w:rPr>
+        <w:rFonts w:ascii="Courier New" w:hAnsi="Courier New" w:cs="Courier New" w:hint="default"/>
+      </w:rPr>
+    </w:lvl>
+    <w:lvl w:ilvl="1" w:tplc="04070003" w:tentative="1">
+      <w:start w:val="1"/>
+      <w:numFmt w:val="bullet"/>
+      <w:lvlText w:val="o"/>
+      <w:lvlJc w:val="left"/>
+      <w:pPr>
+        <w:ind w:left="2160" w:hanging="360"/>
+      </w:pPr>
+      <w:rPr>
+        <w:rFonts w:ascii="Courier New" w:hAnsi="Courier New" w:cs="Courier New" w:hint="default"/>
+      </w:rPr>
+    </w:lvl>
+    <w:lvl w:ilvl="2" w:tplc="04070005" w:tentative="1">
+      <w:start w:val="1"/>
+      <w:numFmt w:val="bullet"/>
+      <w:lvlText w:val=""/>
+      <w:lvlJc w:val="left"/>
+      <w:pPr>
+        <w:ind w:left="2880" w:hanging="360"/>
+      </w:pPr>
+      <w:rPr>
+        <w:rFonts w:ascii="Wingdings" w:hAnsi="Wingdings" w:hint="default"/>
+      </w:rPr>
+    </w:lvl>
+    <w:lvl w:ilvl="3" w:tplc="04070001" w:tentative="1">
+      <w:start w:val="1"/>
+      <w:numFmt w:val="bullet"/>
+      <w:lvlText w:val=""/>
+      <w:lvlJc w:val="left"/>
+      <w:pPr>
+        <w:ind w:left="3600" w:hanging="360"/>
+      </w:pPr>
+      <w:rPr>
+        <w:rFonts w:ascii="Symbol" w:hAnsi="Symbol" w:hint="default"/>
+      </w:rPr>
+    </w:lvl>
+    <w:lvl w:ilvl="4" w:tplc="04070003" w:tentative="1">
+      <w:start w:val="1"/>
+      <w:numFmt w:val="bullet"/>
+      <w:lvlText w:val="o"/>
+      <w:lvlJc w:val="left"/>
+      <w:pPr>
+        <w:ind w:left="4320" w:hanging="360"/>
+      </w:pPr>
+      <w:rPr>
+        <w:rFonts w:ascii="Courier New" w:hAnsi="Courier New" w:cs="Courier New" w:hint="default"/>
+      </w:rPr>
+    </w:lvl>
+    <w:lvl w:ilvl="5" w:tplc="04070005" w:tentative="1">
+      <w:start w:val="1"/>
+      <w:numFmt w:val="bullet"/>
+      <w:lvlText w:val=""/>
+      <w:lvlJc w:val="left"/>
+      <w:pPr>
+        <w:ind w:left="5040" w:hanging="360"/>
+      </w:pPr>
+      <w:rPr>
+        <w:rFonts w:ascii="Wingdings" w:hAnsi="Wingdings" w:hint="default"/>
+      </w:rPr>
+    </w:lvl>
+    <w:lvl w:ilvl="6" w:tplc="04070001" w:tentative="1">
+      <w:start w:val="1"/>
+      <w:numFmt w:val="bullet"/>
+      <w:lvlText w:val=""/>
+      <w:lvlJc w:val="left"/>
+      <w:pPr>
+        <w:ind w:left="5760" w:hanging="360"/>
+      </w:pPr>
+      <w:rPr>
+        <w:rFonts w:ascii="Symbol" w:hAnsi="Symbol" w:hint="default"/>
+      </w:rPr>
+    </w:lvl>
+    <w:lvl w:ilvl="7" w:tplc="04070003" w:tentative="1">
+      <w:start w:val="1"/>
+      <w:numFmt w:val="bullet"/>
+      <w:lvlText w:val="o"/>
+      <w:lvlJc w:val="left"/>
+      <w:pPr>
+        <w:ind w:left="6480" w:hanging="360"/>
+      </w:pPr>
+      <w:rPr>
+        <w:rFonts w:ascii="Courier New" w:hAnsi="Courier New" w:cs="Courier New" w:hint="default"/>
+      </w:rPr>
+    </w:lvl>
+    <w:lvl w:ilvl="8" w:tplc="04070005" w:tentative="1">
+      <w:start w:val="1"/>
+      <w:numFmt w:val="bullet"/>
+      <w:lvlText w:val=""/>
+      <w:lvlJc w:val="left"/>
+      <w:pPr>
+        <w:ind w:left="7200" w:hanging="360"/>
+      </w:pPr>
+      <w:rPr>
+        <w:rFonts w:ascii="Wingdings" w:hAnsi="Wingdings" w:hint="default"/>
+      </w:rPr>
+    </w:lvl>
+  </w:abstractNum>
   <w:num w:numId="1" w16cid:durableId="494956340">
+    <w:abstractNumId w:val="7"/>
+  </w:num>
+  <w:num w:numId="2" w16cid:durableId="1076514157">
+    <w:abstractNumId w:val="2"/>
+  </w:num>
+  <w:num w:numId="3" w16cid:durableId="1064108110">
+    <w:abstractNumId w:val="1"/>
+  </w:num>
+  <w:num w:numId="4" w16cid:durableId="78136532">
+    <w:abstractNumId w:val="3"/>
+  </w:num>
+  <w:num w:numId="5" w16cid:durableId="1138495253">
+    <w:abstractNumId w:val="5"/>
+  </w:num>
+  <w:num w:numId="6" w16cid:durableId="1688873504">
     <w:abstractNumId w:val="4"/>
   </w:num>
-  <w:num w:numId="2" w16cid:durableId="1076514157">
-    <w:abstractNumId w:val="1"/>
+  <w:num w:numId="7" w16cid:durableId="1975716729">
+    <w:abstractNumId w:val="6"/>
   </w:num>
-  <w:num w:numId="3" w16cid:durableId="1064108110">
+  <w:num w:numId="8" w16cid:durableId="33385795">
     <w:abstractNumId w:val="0"/>
   </w:num>
-  <w:num w:numId="4" w16cid:durableId="78136532">
-    <w:abstractNumId w:val="2"/>
-  </w:num>
-  <w:num w:numId="5" w16cid:durableId="1138495253">
-    <w:abstractNumId w:val="3"/>
+  <w:num w:numId="9" w16cid:durableId="1262910778">
+    <w:abstractNumId w:val="8"/>
   </w:num>
 </w:numbering>
 </file>
@@ -4781,27 +5867,6 @@
 </file>
 
 <file path=customXml/item1.xml><?xml version="1.0" encoding="utf-8"?>
-<?mso-contentType ?>
-<FormTemplates xmlns="http://schemas.microsoft.com/sharepoint/v3/contenttype/forms">
-  <Display>DocumentLibraryForm</Display>
-  <Edit>DocumentLibraryForm</Edit>
-  <New>DocumentLibraryForm</New>
-</FormTemplates>
-</file>
-
-<file path=customXml/item2.xml><?xml version="1.0" encoding="utf-8"?>
-<p:properties xmlns:p="http://schemas.microsoft.com/office/2006/metadata/properties" xmlns:xsi="http://www.w3.org/2001/XMLSchema-instance" xmlns:pc="http://schemas.microsoft.com/office/infopath/2007/PartnerControls">
-  <documentManagement>
-    <_activity xmlns="84ce651a-e28d-4e68-81c1-12757b1bac30" xsi:nil="true"/>
-  </documentManagement>
-</p:properties>
-</file>
-
-<file path=customXml/item3.xml><?xml version="1.0" encoding="utf-8"?>
-<b:Sources xmlns:b="http://schemas.openxmlformats.org/officeDocument/2006/bibliography" xmlns="http://schemas.openxmlformats.org/officeDocument/2006/bibliography" SelectedStyle="\APASixthEditionOfficeOnline.xsl" StyleName="APA" Version="6"/>
-</file>
-
-<file path=customXml/item4.xml><?xml version="1.0" encoding="utf-8"?>
 <ct:contentTypeSchema xmlns:ct="http://schemas.microsoft.com/office/2006/metadata/contentType" xmlns:ma="http://schemas.microsoft.com/office/2006/metadata/properties/metaAttributes" ct:_="" ma:_="" ma:contentTypeName="Dokument" ma:contentTypeID="0x010100A38337EFE7BE7B409AF79633F7BE1B5F" ma:contentTypeVersion="12" ma:contentTypeDescription="Ein neues Dokument erstellen." ma:contentTypeScope="" ma:versionID="af509a0b8f6ef6dc1d88cb8f0e71fd31">
   <xsd:schema xmlns:xsd="http://www.w3.org/2001/XMLSchema" xmlns:xs="http://www.w3.org/2001/XMLSchema" xmlns:p="http://schemas.microsoft.com/office/2006/metadata/properties" xmlns:ns3="84ce651a-e28d-4e68-81c1-12757b1bac30" xmlns:ns4="1c55c1ce-ac50-4f3d-aa3c-6a9cfeeda7a4" targetNamespace="http://schemas.microsoft.com/office/2006/metadata/properties" ma:root="true" ma:fieldsID="72ee5615be5b539f53693c2d80c4b717" ns3:_="" ns4:_="">
     <xsd:import namespace="84ce651a-e28d-4e68-81c1-12757b1bac30"/>
@@ -5018,33 +6083,28 @@
 </ct:contentTypeSchema>
 </file>
 
-<file path=customXml/itemProps1.xml><?xml version="1.0" encoding="utf-8"?>
-<ds:datastoreItem xmlns:ds="http://schemas.openxmlformats.org/officeDocument/2006/customXml" ds:itemID="{C4D5DEE7-EC10-4B68-8EF6-4E054E99DDA0}">
-  <ds:schemaRefs>
-    <ds:schemaRef ds:uri="http://schemas.microsoft.com/sharepoint/v3/contenttype/forms"/>
-  </ds:schemaRefs>
-</ds:datastoreItem>
+<file path=customXml/item2.xml><?xml version="1.0" encoding="utf-8"?>
+<b:Sources xmlns:b="http://schemas.openxmlformats.org/officeDocument/2006/bibliography" xmlns="http://schemas.openxmlformats.org/officeDocument/2006/bibliography" SelectedStyle="\APASixthEditionOfficeOnline.xsl" StyleName="APA" Version="6"/>
 </file>
 
-<file path=customXml/itemProps2.xml><?xml version="1.0" encoding="utf-8"?>
-<ds:datastoreItem xmlns:ds="http://schemas.openxmlformats.org/officeDocument/2006/customXml" ds:itemID="{EF19AF65-F834-4899-8769-D9C53809A992}">
-  <ds:schemaRefs>
-    <ds:schemaRef ds:uri="http://schemas.microsoft.com/office/2006/metadata/properties"/>
-    <ds:schemaRef ds:uri="http://schemas.microsoft.com/office/infopath/2007/PartnerControls"/>
-    <ds:schemaRef ds:uri="84ce651a-e28d-4e68-81c1-12757b1bac30"/>
-  </ds:schemaRefs>
-</ds:datastoreItem>
+<file path=customXml/item3.xml><?xml version="1.0" encoding="utf-8"?>
+<p:properties xmlns:p="http://schemas.microsoft.com/office/2006/metadata/properties" xmlns:xsi="http://www.w3.org/2001/XMLSchema-instance" xmlns:pc="http://schemas.microsoft.com/office/infopath/2007/PartnerControls">
+  <documentManagement>
+    <_activity xmlns="84ce651a-e28d-4e68-81c1-12757b1bac30" xsi:nil="true"/>
+  </documentManagement>
+</p:properties>
 </file>
 
-<file path=customXml/itemProps3.xml><?xml version="1.0" encoding="utf-8"?>
-<ds:datastoreItem xmlns:ds="http://schemas.openxmlformats.org/officeDocument/2006/customXml" ds:itemID="{060E8326-3A22-422D-B313-C499E2E8EEA7}">
-  <ds:schemaRefs>
-    <ds:schemaRef ds:uri="http://schemas.openxmlformats.org/officeDocument/2006/bibliography"/>
-  </ds:schemaRefs>
-</ds:datastoreItem>
+<file path=customXml/item4.xml><?xml version="1.0" encoding="utf-8"?>
+<?mso-contentType ?>
+<FormTemplates xmlns="http://schemas.microsoft.com/sharepoint/v3/contenttype/forms">
+  <Display>DocumentLibraryForm</Display>
+  <Edit>DocumentLibraryForm</Edit>
+  <New>DocumentLibraryForm</New>
+</FormTemplates>
 </file>
 
-<file path=customXml/itemProps4.xml><?xml version="1.0" encoding="utf-8"?>
+<file path=customXml/itemProps1.xml><?xml version="1.0" encoding="utf-8"?>
 <ds:datastoreItem xmlns:ds="http://schemas.openxmlformats.org/officeDocument/2006/customXml" ds:itemID="{44D8C1AE-B5FF-47BE-9DE3-126F3CD3D4AB}">
   <ds:schemaRefs>
     <ds:schemaRef ds:uri="http://schemas.microsoft.com/office/2006/metadata/contentType"/>
@@ -5061,4 +6121,30 @@
     <ds:schemaRef ds:uri="http://schemas.microsoft.com/internal/obd"/>
   </ds:schemaRefs>
 </ds:datastoreItem>
+</file>
+
+<file path=customXml/itemProps2.xml><?xml version="1.0" encoding="utf-8"?>
+<ds:datastoreItem xmlns:ds="http://schemas.openxmlformats.org/officeDocument/2006/customXml" ds:itemID="{060E8326-3A22-422D-B313-C499E2E8EEA7}">
+  <ds:schemaRefs>
+    <ds:schemaRef ds:uri="http://schemas.openxmlformats.org/officeDocument/2006/bibliography"/>
+  </ds:schemaRefs>
+</ds:datastoreItem>
+</file>
+
+<file path=customXml/itemProps3.xml><?xml version="1.0" encoding="utf-8"?>
+<ds:datastoreItem xmlns:ds="http://schemas.openxmlformats.org/officeDocument/2006/customXml" ds:itemID="{EF19AF65-F834-4899-8769-D9C53809A992}">
+  <ds:schemaRefs>
+    <ds:schemaRef ds:uri="http://schemas.microsoft.com/office/2006/metadata/properties"/>
+    <ds:schemaRef ds:uri="http://schemas.microsoft.com/office/infopath/2007/PartnerControls"/>
+    <ds:schemaRef ds:uri="84ce651a-e28d-4e68-81c1-12757b1bac30"/>
+  </ds:schemaRefs>
+</ds:datastoreItem>
+</file>
+
+<file path=customXml/itemProps4.xml><?xml version="1.0" encoding="utf-8"?>
+<ds:datastoreItem xmlns:ds="http://schemas.openxmlformats.org/officeDocument/2006/customXml" ds:itemID="{C4D5DEE7-EC10-4B68-8EF6-4E054E99DDA0}">
+  <ds:schemaRefs>
+    <ds:schemaRef ds:uri="http://schemas.microsoft.com/sharepoint/v3/contenttype/forms"/>
+  </ds:schemaRefs>
+</ds:datastoreItem>
 </file>
--- a/Documentation/Dokumentation.docx
+++ b/Documentation/Dokumentation.docx
@@ -186,7 +186,6 @@
           <w:szCs w:val="40"/>
         </w:rPr>
       </w:pPr>
-      <w:proofErr w:type="spellStart"/>
       <w:r>
         <w:rPr>
           <w:color w:val="A6A6A6" w:themeColor="background1" w:themeShade="A6"/>
@@ -195,7 +194,6 @@
         </w:rPr>
         <w:t>Hyperformer_ContactSplitter</w:t>
       </w:r>
-      <w:proofErr w:type="spellEnd"/>
     </w:p>
     <w:p>
       <w:pPr>
@@ -290,19 +288,8 @@
           <w:szCs w:val="40"/>
           <w:lang w:val="en-US"/>
         </w:rPr>
-        <w:t xml:space="preserve">Dipl.-Math. Christian </w:t>
-      </w:r>
-      <w:proofErr w:type="spellStart"/>
-      <w:r>
-        <w:rPr>
-          <w:color w:val="A6A6A6" w:themeColor="background1" w:themeShade="A6"/>
-          <w:sz w:val="40"/>
-          <w:szCs w:val="40"/>
-          <w:lang w:val="en-US"/>
-        </w:rPr>
-        <w:t>Hübscher</w:t>
-      </w:r>
-      <w:proofErr w:type="spellEnd"/>
+        <w:t>Dipl.-Math. Christian Hübscher</w:t>
+      </w:r>
     </w:p>
     <w:p>
       <w:pPr>
@@ -1276,13 +1263,11 @@
         <w:spacing w:line="360" w:lineRule="auto"/>
       </w:pPr>
       <w:bookmarkStart w:id="0" w:name="_Toc134474881"/>
-      <w:proofErr w:type="spellStart"/>
       <w:r>
         <w:lastRenderedPageBreak/>
         <w:t>Hyperformer_ContactSplitter</w:t>
       </w:r>
       <w:bookmarkEnd w:id="0"/>
-      <w:proofErr w:type="spellEnd"/>
     </w:p>
     <w:p>
       <w:pPr>
@@ -1323,15 +1308,7 @@
       </w:pPr>
       <w:bookmarkStart w:id="2" w:name="_Toc134474883"/>
       <w:r>
-        <w:t xml:space="preserve">Composite Components und </w:t>
-      </w:r>
-      <w:proofErr w:type="spellStart"/>
-      <w:r>
-        <w:t>Dependency</w:t>
-      </w:r>
-      <w:proofErr w:type="spellEnd"/>
-      <w:r>
-        <w:t xml:space="preserve"> Inversion</w:t>
+        <w:t>Composite Components und Dependency Inversion</w:t>
       </w:r>
       <w:bookmarkEnd w:id="2"/>
     </w:p>
@@ -1357,32 +1334,17 @@
       <w:r>
         <w:t xml:space="preserve">immer aus zwei </w:t>
       </w:r>
-      <w:proofErr w:type="spellStart"/>
       <w:r>
         <w:t>Assemblies</w:t>
       </w:r>
-      <w:proofErr w:type="spellEnd"/>
-      <w:r>
-        <w:t>: Ein Assembly enthält die Implementierungen, das andere die Schnittstellen und Datenklassen (</w:t>
-      </w:r>
-      <w:proofErr w:type="spellStart"/>
-      <w:r>
-        <w:t>Contract</w:t>
-      </w:r>
-      <w:proofErr w:type="spellEnd"/>
-      <w:r>
-        <w:t>)</w:t>
+      <w:r>
+        <w:t>: Ein Assembly enthält die Implementierungen, das andere die Schnittstellen und Datenklassen (Contract)</w:t>
       </w:r>
       <w:r>
         <w:t xml:space="preserve">. </w:t>
       </w:r>
-      <w:proofErr w:type="spellStart"/>
-      <w:r>
-        <w:t>Assemblies</w:t>
-      </w:r>
-      <w:proofErr w:type="spellEnd"/>
-      <w:r>
-        <w:t xml:space="preserve"> </w:t>
+      <w:r>
+        <w:t xml:space="preserve">Assemblies </w:t>
       </w:r>
       <w:r>
         <w:t>besitzen</w:t>
@@ -1391,26 +1353,10 @@
         <w:t xml:space="preserve"> dabei immer nur Abhängigkeiten</w:t>
       </w:r>
       <w:r>
-        <w:t xml:space="preserve"> zu einer </w:t>
-      </w:r>
-      <w:proofErr w:type="spellStart"/>
-      <w:r>
-        <w:t>Contract</w:t>
-      </w:r>
-      <w:proofErr w:type="spellEnd"/>
-      <w:r>
-        <w:t xml:space="preserve"> Assembly</w:t>
-      </w:r>
-      <w:r>
-        <w:t xml:space="preserve"> (</w:t>
-      </w:r>
-      <w:proofErr w:type="spellStart"/>
-      <w:r>
-        <w:t>Dependency</w:t>
-      </w:r>
-      <w:proofErr w:type="spellEnd"/>
-      <w:r>
-        <w:t xml:space="preserve"> Inversion)</w:t>
+        <w:t xml:space="preserve"> zu einer Contract Assembly</w:t>
+      </w:r>
+      <w:r>
+        <w:t xml:space="preserve"> (Dependency Inversion)</w:t>
       </w:r>
       <w:r>
         <w:t>.</w:t>
@@ -1466,20 +1412,10 @@
         <w:spacing w:line="360" w:lineRule="auto"/>
       </w:pPr>
       <w:bookmarkStart w:id="3" w:name="_Toc134474884"/>
-      <w:proofErr w:type="spellStart"/>
-      <w:r>
-        <w:t>Dependency</w:t>
-      </w:r>
-      <w:proofErr w:type="spellEnd"/>
-      <w:r>
-        <w:t xml:space="preserve"> </w:t>
-      </w:r>
-      <w:proofErr w:type="spellStart"/>
-      <w:r>
-        <w:t>Injection</w:t>
+      <w:r>
+        <w:t>Dependency Injection</w:t>
       </w:r>
       <w:bookmarkEnd w:id="3"/>
-      <w:proofErr w:type="spellEnd"/>
       <w:r>
         <w:t xml:space="preserve"> </w:t>
       </w:r>
@@ -1492,43 +1428,17 @@
       <w:r>
         <w:t xml:space="preserve">Das Mapping von </w:t>
       </w:r>
-      <w:proofErr w:type="spellStart"/>
       <w:r>
         <w:t>Contracts</w:t>
       </w:r>
-      <w:proofErr w:type="spellEnd"/>
-      <w:r>
-        <w:t xml:space="preserve"> und Implementierungen erfolgt über einen </w:t>
-      </w:r>
-      <w:proofErr w:type="spellStart"/>
-      <w:r>
-        <w:t>Dependecy</w:t>
-      </w:r>
-      <w:proofErr w:type="spellEnd"/>
-      <w:r>
-        <w:t xml:space="preserve"> </w:t>
-      </w:r>
-      <w:proofErr w:type="spellStart"/>
-      <w:r>
-        <w:t>Injection</w:t>
-      </w:r>
-      <w:proofErr w:type="spellEnd"/>
-      <w:r>
-        <w:t xml:space="preserve"> Container, </w:t>
+      <w:r>
+        <w:t xml:space="preserve"> und Implementierungen erfolgt über einen Dependecy Injection Container, </w:t>
       </w:r>
       <w:r>
         <w:t>dessen Konfiguration</w:t>
       </w:r>
       <w:r>
-        <w:t xml:space="preserve"> sich im Hauptprojekt (</w:t>
-      </w:r>
-      <w:proofErr w:type="spellStart"/>
-      <w:r>
-        <w:t>ContactSplitter</w:t>
-      </w:r>
-      <w:proofErr w:type="spellEnd"/>
-      <w:r>
-        <w:t>) befindet. Das Hauptprojekt konsumiert alle Komponenten und führt entsprechende Kompositionen durch.</w:t>
+        <w:t xml:space="preserve"> sich im Hauptprojekt (ContactSplitter) befindet. Das Hauptprojekt konsumiert alle Komponenten und führt entsprechende Kompositionen durch.</w:t>
       </w:r>
       <w:r>
         <w:t xml:space="preserve"> </w:t>
@@ -1599,59 +1509,28 @@
         <w:t>UI, Logik und Repository</w:t>
       </w:r>
       <w:r>
-        <w:t xml:space="preserve">, welche sich in den </w:t>
-      </w:r>
-      <w:proofErr w:type="spellStart"/>
-      <w:r>
-        <w:t>Assemblies</w:t>
-      </w:r>
-      <w:proofErr w:type="spellEnd"/>
+        <w:t>, welche sich in den Assemblies</w:t>
+      </w:r>
       <w:r>
         <w:t>:</w:t>
       </w:r>
       <w:r>
-        <w:t xml:space="preserve"> </w:t>
-      </w:r>
-      <w:proofErr w:type="spellStart"/>
-      <w:r>
-        <w:t>ContactSplitter</w:t>
-      </w:r>
-      <w:r>
-        <w:t>.Control</w:t>
-      </w:r>
-      <w:proofErr w:type="spellEnd"/>
-      <w:r>
-        <w:t xml:space="preserve"> </w:t>
+        <w:t xml:space="preserve"> ContactSplitter</w:t>
+      </w:r>
+      <w:r>
+        <w:t xml:space="preserve">.Control </w:t>
       </w:r>
       <w:r>
         <w:t xml:space="preserve">(UI), </w:t>
       </w:r>
-      <w:proofErr w:type="spellStart"/>
-      <w:r>
-        <w:t>ContactParser.Contracts</w:t>
-      </w:r>
-      <w:proofErr w:type="spellEnd"/>
-      <w:r>
-        <w:t xml:space="preserve"> und </w:t>
-      </w:r>
-      <w:proofErr w:type="spellStart"/>
-      <w:r>
-        <w:t>ContractParser</w:t>
-      </w:r>
-      <w:proofErr w:type="spellEnd"/>
-      <w:r>
-        <w:t xml:space="preserve"> (Logik) </w:t>
+      <w:r>
+        <w:t xml:space="preserve">ContactParser.Contracts und ContractParser (Logik) </w:t>
       </w:r>
       <w:r>
         <w:t xml:space="preserve">und </w:t>
       </w:r>
-      <w:proofErr w:type="spellStart"/>
-      <w:r>
-        <w:t>ContactSplitter.Datastorage</w:t>
-      </w:r>
-      <w:proofErr w:type="spellEnd"/>
-      <w:r>
-        <w:t xml:space="preserve"> (Repository) manifestieren. </w:t>
+      <w:r>
+        <w:t xml:space="preserve">ContactSplitter.Datastorage (Repository) manifestieren. </w:t>
       </w:r>
     </w:p>
     <w:p>
@@ -1671,15 +1550,7 @@
         <w:jc w:val="both"/>
       </w:pPr>
       <w:r>
-        <w:t>Die Model-View-</w:t>
-      </w:r>
-      <w:proofErr w:type="spellStart"/>
-      <w:r>
-        <w:t>ViewModel</w:t>
-      </w:r>
-      <w:proofErr w:type="spellEnd"/>
-      <w:r>
-        <w:t xml:space="preserve"> bezieht sich auf das Zusammenspiel von UI</w:t>
+        <w:t>Die Model-View-ViewModel bezieht sich auf das Zusammenspiel von UI</w:t>
       </w:r>
       <w:r>
         <w:t xml:space="preserve">, </w:t>
@@ -1700,15 +1571,7 @@
         <w:t xml:space="preserve">. </w:t>
       </w:r>
       <w:r>
-        <w:t xml:space="preserve">Durch Bindung an ein </w:t>
-      </w:r>
-      <w:proofErr w:type="spellStart"/>
-      <w:r>
-        <w:t>ViewModel</w:t>
-      </w:r>
-      <w:proofErr w:type="spellEnd"/>
-      <w:r>
-        <w:t xml:space="preserve"> findet die Entkopplung von UI</w:t>
+        <w:t>Durch Bindung an ein ViewModel findet die Entkopplung von UI</w:t>
       </w:r>
       <w:r>
         <w:t xml:space="preserve">-Design </w:t>
@@ -1723,21 +1586,13 @@
         <w:t xml:space="preserve"> statt</w:t>
       </w:r>
       <w:r>
-        <w:t xml:space="preserve">. Somit kann das </w:t>
-      </w:r>
-      <w:proofErr w:type="spellStart"/>
-      <w:r>
-        <w:t>View</w:t>
+        <w:t>. Somit kann das View</w:t>
       </w:r>
       <w:r>
         <w:t>M</w:t>
       </w:r>
       <w:r>
-        <w:t>odel</w:t>
-      </w:r>
-      <w:proofErr w:type="spellEnd"/>
-      <w:r>
-        <w:t xml:space="preserve"> leicht ausgetauscht werden. </w:t>
+        <w:t xml:space="preserve">odel leicht ausgetauscht werden. </w:t>
       </w:r>
       <w:r>
         <w:t xml:space="preserve"> </w:t>
@@ -1749,12 +1604,10 @@
         <w:spacing w:line="360" w:lineRule="auto"/>
       </w:pPr>
       <w:bookmarkStart w:id="6" w:name="_Toc134474887"/>
-      <w:proofErr w:type="spellStart"/>
       <w:r>
         <w:t>CleanCode</w:t>
       </w:r>
       <w:bookmarkEnd w:id="6"/>
-      <w:proofErr w:type="spellEnd"/>
     </w:p>
     <w:p>
       <w:pPr>
@@ -1772,34 +1625,13 @@
         <w:t>Einhaltung</w:t>
       </w:r>
       <w:r>
-        <w:t xml:space="preserve"> von </w:t>
-      </w:r>
-      <w:proofErr w:type="spellStart"/>
-      <w:r>
-        <w:t>CleanCode</w:t>
-      </w:r>
-      <w:proofErr w:type="spellEnd"/>
-      <w:r>
-        <w:t xml:space="preserve"> und entsprechender Codierungsrichtlinien, wurde neben </w:t>
-      </w:r>
-      <w:proofErr w:type="spellStart"/>
+        <w:t xml:space="preserve"> von CleanCode und entsprechender Codierungsrichtlinien, wurde neben </w:t>
+      </w:r>
       <w:r>
         <w:t>s</w:t>
       </w:r>
       <w:r>
-        <w:t>orgfalt</w:t>
-      </w:r>
-      <w:proofErr w:type="spellEnd"/>
-      <w:r>
-        <w:t xml:space="preserve"> der Entwickler, das Werkzeug </w:t>
-      </w:r>
-      <w:proofErr w:type="spellStart"/>
-      <w:r>
-        <w:t>Resharper</w:t>
-      </w:r>
-      <w:proofErr w:type="spellEnd"/>
-      <w:r>
-        <w:t xml:space="preserve"> verwendet</w:t>
+        <w:t>orgfalt der Entwickler, das Werkzeug Resharper verwendet</w:t>
       </w:r>
       <w:r>
         <w:t xml:space="preserve">. </w:t>
@@ -1821,51 +1653,19 @@
         <w:t>Verletzungen</w:t>
       </w:r>
       <w:r>
-        <w:t xml:space="preserve"> von </w:t>
-      </w:r>
-      <w:proofErr w:type="spellStart"/>
-      <w:r>
-        <w:t>Codierungsrichlinien</w:t>
-      </w:r>
-      <w:proofErr w:type="spellEnd"/>
-      <w:r>
-        <w:t xml:space="preserve"> (Namenskonventionen, Einrückung, </w:t>
+        <w:t xml:space="preserve"> von Codierungsrichlinien (Namenskonventionen, Einrückung, </w:t>
       </w:r>
       <w:r>
         <w:t>Formatierung</w:t>
       </w:r>
       <w:r>
-        <w:t xml:space="preserve">...) erkennen. Die verwendeten </w:t>
-      </w:r>
-      <w:proofErr w:type="spellStart"/>
-      <w:r>
-        <w:t>Codierungsrichlinien</w:t>
-      </w:r>
-      <w:proofErr w:type="spellEnd"/>
-      <w:r>
-        <w:t xml:space="preserve"> sind die von der Firma </w:t>
-      </w:r>
-      <w:proofErr w:type="spellStart"/>
-      <w:r>
-        <w:t>Jetbrains</w:t>
-      </w:r>
-      <w:proofErr w:type="spellEnd"/>
-      <w:r>
-        <w:t xml:space="preserve"> empfohlenen</w:t>
+        <w:t>...) erkennen. Die verwendeten Codierungsrichlinien sind die von der Firma Jetbrains empfohlenen</w:t>
       </w:r>
       <w:r>
         <w:t xml:space="preserve"> </w:t>
       </w:r>
       <w:r>
-        <w:t xml:space="preserve">und im </w:t>
-      </w:r>
-      <w:proofErr w:type="spellStart"/>
-      <w:r>
-        <w:t>Resharper</w:t>
-      </w:r>
-      <w:proofErr w:type="spellEnd"/>
-      <w:r>
-        <w:t xml:space="preserve"> vorkonfigurierten Richtlinien:</w:t>
+        <w:t>und im Resharper vorkonfigurierten Richtlinien:</w:t>
       </w:r>
       <w:r>
         <w:t xml:space="preserve"> </w:t>
@@ -2080,13 +1880,8 @@
         <w:spacing w:line="360" w:lineRule="auto"/>
       </w:pPr>
       <w:r>
-        <w:t xml:space="preserve">Projektmappe </w:t>
-      </w:r>
-      <w:proofErr w:type="spellStart"/>
-      <w:r>
-        <w:t>Hyperformer_ContactSplitter</w:t>
-      </w:r>
-      <w:proofErr w:type="spellEnd"/>
+        <w:t>Projektmappe Hyperformer_ContactSplitter</w:t>
+      </w:r>
     </w:p>
     <w:p>
       <w:pPr>
@@ -2099,79 +1894,66 @@
         <w:rPr>
           <w:lang w:val="en-US"/>
         </w:rPr>
-        <w:t xml:space="preserve">|__ </w:t>
-      </w:r>
-      <w:proofErr w:type="spellStart"/>
+        <w:t xml:space="preserve">|__ ContactsParser.Contracts    </w:t>
+      </w:r>
       <w:r>
         <w:rPr>
           <w:lang w:val="en-US"/>
         </w:rPr>
-        <w:t>ContactsParser.Contracts</w:t>
-      </w:r>
-      <w:proofErr w:type="spellEnd"/>
+        <w:tab/>
+      </w:r>
       <w:r>
         <w:rPr>
           <w:lang w:val="en-US"/>
         </w:rPr>
-        <w:t xml:space="preserve">    </w:t>
+        <w:tab/>
       </w:r>
       <w:r>
         <w:rPr>
           <w:lang w:val="en-US"/>
         </w:rPr>
+        <w:t>(</w:t>
+      </w:r>
+      <w:r>
+        <w:rPr>
+          <w:lang w:val="en-US"/>
+        </w:rPr>
+        <w:t>S</w:t>
+      </w:r>
+      <w:r>
+        <w:rPr>
+          <w:lang w:val="en-US"/>
+        </w:rPr>
+        <w:t>i</w:t>
+      </w:r>
+      <w:r>
+        <w:rPr>
+          <w:lang w:val="en-US"/>
+        </w:rPr>
+        <w:t>ehe Abschnitt "Composite Components")</w:t>
+      </w:r>
+    </w:p>
+    <w:p>
+      <w:pPr>
+        <w:spacing w:line="360" w:lineRule="auto"/>
+      </w:pPr>
+      <w:r>
+        <w:t xml:space="preserve">|__ ContactParser               </w:t>
+      </w:r>
+      <w:r>
         <w:tab/>
       </w:r>
       <w:r>
-        <w:rPr>
-          <w:lang w:val="en-US"/>
-        </w:rPr>
         <w:tab/>
       </w:r>
       <w:r>
-        <w:rPr>
-          <w:lang w:val="en-US"/>
-        </w:rPr>
-        <w:t>(</w:t>
-      </w:r>
-      <w:proofErr w:type="spellStart"/>
-      <w:r>
-        <w:rPr>
-          <w:lang w:val="en-US"/>
-        </w:rPr>
-        <w:t>S</w:t>
-      </w:r>
-      <w:r>
-        <w:rPr>
-          <w:lang w:val="en-US"/>
-        </w:rPr>
-        <w:t>i</w:t>
-      </w:r>
-      <w:r>
-        <w:rPr>
-          <w:lang w:val="en-US"/>
-        </w:rPr>
-        <w:t>ehe</w:t>
-      </w:r>
-      <w:proofErr w:type="spellEnd"/>
-      <w:r>
-        <w:rPr>
-          <w:lang w:val="en-US"/>
-        </w:rPr>
-        <w:t xml:space="preserve"> </w:t>
-      </w:r>
-      <w:proofErr w:type="spellStart"/>
-      <w:r>
-        <w:rPr>
-          <w:lang w:val="en-US"/>
-        </w:rPr>
-        <w:t>Abschnitt</w:t>
-      </w:r>
-      <w:proofErr w:type="spellEnd"/>
-      <w:r>
-        <w:rPr>
-          <w:lang w:val="en-US"/>
-        </w:rPr>
-        <w:t xml:space="preserve"> "Composite Components")</w:t>
+        <w:t xml:space="preserve">(Logik des </w:t>
+      </w:r>
+      <w:r>
+        <w:t xml:space="preserve">klassischen </w:t>
+      </w:r>
+      <w:r>
+        <w:t>Parsens)</w:t>
       </w:r>
     </w:p>
     <w:p>
@@ -2179,44 +1961,8 @@
         <w:spacing w:line="360" w:lineRule="auto"/>
       </w:pPr>
       <w:r>
-        <w:t xml:space="preserve">|__ </w:t>
-      </w:r>
-      <w:proofErr w:type="spellStart"/>
-      <w:r>
-        <w:t>ContactParser</w:t>
-      </w:r>
-      <w:proofErr w:type="spellEnd"/>
-      <w:r>
-        <w:t xml:space="preserve">               </w:t>
-      </w:r>
-      <w:r>
-        <w:tab/>
-      </w:r>
-      <w:r>
-        <w:tab/>
-      </w:r>
-      <w:r>
-        <w:t xml:space="preserve">(Logik des </w:t>
-      </w:r>
-      <w:r>
-        <w:t xml:space="preserve">klassischen </w:t>
-      </w:r>
-      <w:r>
-        <w:t>Parsens)</w:t>
-      </w:r>
-    </w:p>
-    <w:p>
-      <w:pPr>
-        <w:spacing w:line="360" w:lineRule="auto"/>
-      </w:pPr>
-      <w:r>
-        <w:t xml:space="preserve">|__ </w:t>
-      </w:r>
-      <w:proofErr w:type="spellStart"/>
-      <w:r>
-        <w:t>GPTContactParser</w:t>
-      </w:r>
-      <w:proofErr w:type="spellEnd"/>
+        <w:t>|__ GPTContactParser</w:t>
+      </w:r>
       <w:r>
         <w:tab/>
       </w:r>
@@ -2234,48 +1980,66 @@
         <w:ind w:left="3540" w:hanging="3540"/>
       </w:pPr>
       <w:r>
+        <w:t xml:space="preserve">|__ ContactSplitter.Control    </w:t>
+      </w:r>
+      <w:r>
+        <w:tab/>
+      </w:r>
+      <w:r>
+        <w:t>(</w:t>
+      </w:r>
+      <w:r>
+        <w:t xml:space="preserve">Wiederverwendbares </w:t>
+      </w:r>
+      <w:r>
+        <w:t>UI-Element</w:t>
+      </w:r>
+      <w:r>
+        <w:t xml:space="preserve">, </w:t>
+      </w:r>
+      <w:r>
+        <w:t xml:space="preserve">welches </w:t>
+      </w:r>
+      <w:r>
+        <w:t>Darstellung,</w:t>
+      </w:r>
+      <w:r>
+        <w:t xml:space="preserve"> </w:t>
+      </w:r>
+      <w:r>
+        <w:t>Eingabe</w:t>
+      </w:r>
+      <w:r>
+        <w:t xml:space="preserve">, </w:t>
+      </w:r>
+      <w:r>
+        <w:t>Ausgabe regelt)</w:t>
+      </w:r>
+    </w:p>
+    <w:p>
+      <w:pPr>
+        <w:spacing w:line="360" w:lineRule="auto"/>
+      </w:pPr>
+      <w:r>
         <w:t xml:space="preserve">|__ </w:t>
       </w:r>
-      <w:proofErr w:type="spellStart"/>
-      <w:r>
-        <w:t>ContactSplitter.Control</w:t>
-      </w:r>
-      <w:proofErr w:type="spellEnd"/>
-      <w:r>
-        <w:t xml:space="preserve">    </w:t>
+      <w:r>
+        <w:rPr>
+          <w:b/>
+        </w:rPr>
+        <w:t>ContactSplitter</w:t>
+      </w:r>
+      <w:r>
+        <w:t xml:space="preserve">             </w:t>
       </w:r>
       <w:r>
         <w:tab/>
       </w:r>
       <w:r>
-        <w:t>(</w:t>
-      </w:r>
-      <w:r>
-        <w:t xml:space="preserve">Wiederverwendbares </w:t>
-      </w:r>
-      <w:r>
-        <w:t>UI-Element</w:t>
-      </w:r>
-      <w:r>
-        <w:t xml:space="preserve">, </w:t>
-      </w:r>
-      <w:r>
-        <w:t xml:space="preserve">welches </w:t>
-      </w:r>
-      <w:r>
-        <w:t>Darstellung,</w:t>
-      </w:r>
-      <w:r>
-        <w:t xml:space="preserve"> </w:t>
-      </w:r>
-      <w:r>
-        <w:t>Eingabe</w:t>
-      </w:r>
-      <w:r>
-        <w:t xml:space="preserve">, </w:t>
-      </w:r>
-      <w:r>
-        <w:t>Ausgabe regelt)</w:t>
+        <w:tab/>
+      </w:r>
+      <w:r>
+        <w:t>(Hauptprojekt)</w:t>
       </w:r>
     </w:p>
     <w:p>
@@ -2283,41 +2047,8 @@
         <w:spacing w:line="360" w:lineRule="auto"/>
       </w:pPr>
       <w:r>
-        <w:t xml:space="preserve">|__ </w:t>
-      </w:r>
-      <w:proofErr w:type="spellStart"/>
-      <w:r>
-        <w:rPr>
-          <w:b/>
-        </w:rPr>
-        <w:t>ContactSplitter</w:t>
-      </w:r>
-      <w:proofErr w:type="spellEnd"/>
-      <w:r>
-        <w:t xml:space="preserve">             </w:t>
-      </w:r>
-      <w:r>
-        <w:tab/>
-      </w:r>
-      <w:r>
-        <w:tab/>
-      </w:r>
-      <w:r>
-        <w:t>(Hauptprojekt)</w:t>
-      </w:r>
-    </w:p>
-    <w:p>
-      <w:pPr>
-        <w:spacing w:line="360" w:lineRule="auto"/>
-      </w:pPr>
-      <w:r>
-        <w:t xml:space="preserve">|__ </w:t>
-      </w:r>
-      <w:proofErr w:type="spellStart"/>
-      <w:r>
-        <w:t>ContactSplitter.DataStorage</w:t>
-      </w:r>
-      <w:proofErr w:type="spellEnd"/>
+        <w:t>|__ ContactSplitter.DataStorage</w:t>
+      </w:r>
       <w:r>
         <w:tab/>
         <w:t>(Datenhaltung aller Kontakte usw.)</w:t>
@@ -2328,15 +2059,7 @@
         <w:spacing w:line="360" w:lineRule="auto"/>
       </w:pPr>
       <w:r>
-        <w:t xml:space="preserve">|__ </w:t>
-      </w:r>
-      <w:proofErr w:type="spellStart"/>
-      <w:r>
-        <w:t>ContactSplitter.Tests</w:t>
-      </w:r>
-      <w:proofErr w:type="spellEnd"/>
-      <w:r>
-        <w:t xml:space="preserve">       </w:t>
+        <w:t xml:space="preserve">|__ ContactSplitter.Tests       </w:t>
       </w:r>
       <w:r>
         <w:tab/>
@@ -2362,15 +2085,7 @@
         <w:t>Es handelt sich um jeweils einzelne Projekte</w:t>
       </w:r>
       <w:r>
-        <w:t xml:space="preserve"> (</w:t>
-      </w:r>
-      <w:proofErr w:type="spellStart"/>
-      <w:r>
-        <w:t>Assemblies</w:t>
-      </w:r>
-      <w:proofErr w:type="spellEnd"/>
-      <w:r>
-        <w:t>)</w:t>
+        <w:t xml:space="preserve"> (Assemblies)</w:t>
       </w:r>
       <w:r>
         <w:t>, welche in einer Projektmappe</w:t>
@@ -2382,15 +2097,7 @@
         <w:t xml:space="preserve"> zusammengefasst sind und interagieren</w:t>
       </w:r>
       <w:r>
-        <w:t xml:space="preserve">. Auf den folgenden Seiten sind Abbildungen zu sehen, welche die einzelnen Klassendiagramme der Projekte </w:t>
-      </w:r>
-      <w:proofErr w:type="spellStart"/>
-      <w:r>
-        <w:t>dargestellen</w:t>
-      </w:r>
-      <w:proofErr w:type="spellEnd"/>
-      <w:r>
-        <w:t xml:space="preserve">. </w:t>
+        <w:t xml:space="preserve">. Auf den folgenden Seiten sind Abbildungen zu sehen, welche die einzelnen Klassendiagramme der Projekte dargestellen. </w:t>
       </w:r>
     </w:p>
     <w:p>
@@ -2628,10 +2335,7 @@
         <w:ind w:firstLine="708"/>
       </w:pPr>
       <w:r>
-        <w:t xml:space="preserve">Priorisierung: </w:t>
-      </w:r>
-      <w:r>
-        <w:t>Mittel</w:t>
+        <w:t>Priorisierung: Mittel</w:t>
       </w:r>
       <w:r>
         <w:br/>
@@ -2747,30 +2451,8 @@
         <w:rPr>
           <w:lang w:eastAsia="de-DE"/>
         </w:rPr>
-        <w:t xml:space="preserve">Definition </w:t>
-      </w:r>
-      <w:proofErr w:type="spellStart"/>
-      <w:r>
-        <w:rPr>
-          <w:lang w:eastAsia="de-DE"/>
-        </w:rPr>
-        <w:t>Of</w:t>
-      </w:r>
-      <w:proofErr w:type="spellEnd"/>
-      <w:r>
-        <w:rPr>
-          <w:lang w:eastAsia="de-DE"/>
-        </w:rPr>
-        <w:t xml:space="preserve"> </w:t>
-      </w:r>
-      <w:proofErr w:type="spellStart"/>
-      <w:r>
-        <w:rPr>
-          <w:lang w:eastAsia="de-DE"/>
-        </w:rPr>
-        <w:t>Done</w:t>
-      </w:r>
-      <w:proofErr w:type="spellEnd"/>
+        <w:t>Definition Of Done</w:t>
+      </w:r>
     </w:p>
     <w:p>
       <w:pPr>
@@ -2913,10 +2595,7 @@
         </w:rPr>
       </w:pPr>
       <w:r>
-        <w:rPr>
-          <w:lang w:eastAsia="de-DE"/>
-        </w:rPr>
-        <w:t>Die App ist benutzerfreundlich gestaltet und einfach zu bedienen.</w:t>
+        <w:t>Die App bietet die Möglichkeit Kontakte zu löschen</w:t>
       </w:r>
     </w:p>
     <w:p>
@@ -2926,26 +2605,20 @@
           <w:ilvl w:val="0"/>
           <w:numId w:val="2"/>
         </w:numPr>
-        <w:rPr>
-          <w:lang w:eastAsia="de-DE"/>
-        </w:rPr>
-      </w:pPr>
-      <w:r>
-        <w:rPr>
-          <w:lang w:eastAsia="de-DE"/>
-        </w:rPr>
-        <w:t>Die App ist gut dokumentiert, einschließlich der Funktionsweise, der Systemanforderungen und der</w:t>
-      </w:r>
-      <w:r>
-        <w:rPr>
-          <w:lang w:eastAsia="de-DE"/>
-        </w:rPr>
-        <w:t xml:space="preserve"> Architektur</w:t>
-      </w:r>
-      <w:r>
-        <w:rPr>
-          <w:lang w:eastAsia="de-DE"/>
-        </w:rPr>
+      </w:pPr>
+      <w:r>
+        <w:t xml:space="preserve">Die App bietet die Möglichkeit </w:t>
+      </w:r>
+      <w:r>
+        <w:t xml:space="preserve">mögliche </w:t>
+      </w:r>
+      <w:r>
+        <w:t xml:space="preserve">Titel </w:t>
+      </w:r>
+      <w:r>
+        <w:t>zu konfigurieren, um künftige Parsevorgänge zu optimieren</w:t>
+      </w:r>
+      <w:r>
         <w:t>.</w:t>
       </w:r>
     </w:p>
@@ -2964,7 +2637,7 @@
         <w:rPr>
           <w:lang w:eastAsia="de-DE"/>
         </w:rPr>
-        <w:t>Die App ist erfolgreich getestet und alle Fehler und Bugs sind behoben.</w:t>
+        <w:t>Die App ist benutzerfreundlich gestaltet und einfach zu bedienen.</w:t>
       </w:r>
     </w:p>
     <w:p>
@@ -2982,6 +2655,54 @@
         <w:rPr>
           <w:lang w:eastAsia="de-DE"/>
         </w:rPr>
+        <w:t>Die App ist gut dokumentiert, einschließlich der Funktionsweise, der Systemanforderungen und der</w:t>
+      </w:r>
+      <w:r>
+        <w:rPr>
+          <w:lang w:eastAsia="de-DE"/>
+        </w:rPr>
+        <w:t xml:space="preserve"> Architektur</w:t>
+      </w:r>
+      <w:r>
+        <w:rPr>
+          <w:lang w:eastAsia="de-DE"/>
+        </w:rPr>
+        <w:t>.</w:t>
+      </w:r>
+    </w:p>
+    <w:p>
+      <w:pPr>
+        <w:pStyle w:val="Listenabsatz"/>
+        <w:numPr>
+          <w:ilvl w:val="0"/>
+          <w:numId w:val="2"/>
+        </w:numPr>
+        <w:rPr>
+          <w:lang w:eastAsia="de-DE"/>
+        </w:rPr>
+      </w:pPr>
+      <w:r>
+        <w:rPr>
+          <w:lang w:eastAsia="de-DE"/>
+        </w:rPr>
+        <w:t>Die App ist erfolgreich getestet und alle Fehler und Bugs sind behoben.</w:t>
+      </w:r>
+    </w:p>
+    <w:p>
+      <w:pPr>
+        <w:pStyle w:val="Listenabsatz"/>
+        <w:numPr>
+          <w:ilvl w:val="0"/>
+          <w:numId w:val="2"/>
+        </w:numPr>
+        <w:rPr>
+          <w:lang w:eastAsia="de-DE"/>
+        </w:rPr>
+      </w:pPr>
+      <w:r>
+        <w:rPr>
+          <w:lang w:eastAsia="de-DE"/>
+        </w:rPr>
         <w:t>Die App ist bereit für die Veröffentlichung und wird von den Benutzern positiv aufgenommen.</w:t>
       </w:r>
     </w:p>
@@ -3304,21 +3025,7 @@
         <w:rPr>
           <w:lang w:eastAsia="de-DE"/>
         </w:rPr>
-        <w:t xml:space="preserve">Diese </w:t>
-      </w:r>
-      <w:proofErr w:type="spellStart"/>
-      <w:r>
-        <w:rPr>
-          <w:lang w:eastAsia="de-DE"/>
-        </w:rPr>
-        <w:t>Releasenote</w:t>
-      </w:r>
-      <w:proofErr w:type="spellEnd"/>
-      <w:r>
-        <w:rPr>
-          <w:lang w:eastAsia="de-DE"/>
-        </w:rPr>
-        <w:t xml:space="preserve"> bietet eine kurze Zusammenfassung der wichtigsten Funktionen der App und enthält wichtige Hinweise und Anweisungen für Benutzer. Sie soll sicherstellen, dass Benutzer die App schnell verstehen und nutzen können.</w:t>
+        <w:t>Diese Releasenote bietet eine kurze Zusammenfassung der wichtigsten Funktionen der App und enthält wichtige Hinweise und Anweisungen für Benutzer. Sie soll sicherstellen, dass Benutzer die App schnell verstehen und nutzen können.</w:t>
       </w:r>
     </w:p>
     <w:p>
@@ -3384,27 +3091,14 @@
       <w:r>
         <w:t xml:space="preserve">Abbildung </w:t>
       </w:r>
-      <w:r>
-        <w:fldChar w:fldCharType="begin"/>
-      </w:r>
-      <w:r>
-        <w:instrText xml:space="preserve"> SEQ Abbildung \* ARABIC </w:instrText>
-      </w:r>
-      <w:r>
-        <w:fldChar w:fldCharType="separate"/>
-      </w:r>
-      <w:r>
-        <w:rPr>
-          <w:noProof/>
-        </w:rPr>
-        <w:t>1</w:t>
-      </w:r>
-      <w:r>
-        <w:rPr>
-          <w:noProof/>
-        </w:rPr>
-        <w:fldChar w:fldCharType="end"/>
-      </w:r>
+      <w:fldSimple w:instr=" SEQ Abbildung \* ARABIC ">
+        <w:r>
+          <w:rPr>
+            <w:noProof/>
+          </w:rPr>
+          <w:t>1</w:t>
+        </w:r>
+      </w:fldSimple>
       <w:r>
         <w:t>: Klassendiagramm Teil eins</w:t>
       </w:r>
@@ -3432,27 +3126,14 @@
       <w:r>
         <w:t xml:space="preserve">Abbildung </w:t>
       </w:r>
-      <w:r>
-        <w:fldChar w:fldCharType="begin"/>
-      </w:r>
-      <w:r>
-        <w:instrText xml:space="preserve"> SEQ Abbildung \* ARABIC </w:instrText>
-      </w:r>
-      <w:r>
-        <w:fldChar w:fldCharType="separate"/>
-      </w:r>
-      <w:r>
-        <w:rPr>
-          <w:noProof/>
-        </w:rPr>
-        <w:t>2</w:t>
-      </w:r>
-      <w:r>
-        <w:rPr>
-          <w:noProof/>
-        </w:rPr>
-        <w:fldChar w:fldCharType="end"/>
-      </w:r>
+      <w:fldSimple w:instr=" SEQ Abbildung \* ARABIC ">
+        <w:r>
+          <w:rPr>
+            <w:noProof/>
+          </w:rPr>
+          <w:t>2</w:t>
+        </w:r>
+      </w:fldSimple>
       <w:r>
         <w:t>: Klassendiagramm Teil zwei</w:t>
       </w:r>
@@ -3481,27 +3162,14 @@
       <w:r>
         <w:t xml:space="preserve">Abbildung </w:t>
       </w:r>
-      <w:r>
-        <w:fldChar w:fldCharType="begin"/>
-      </w:r>
-      <w:r>
-        <w:instrText xml:space="preserve"> SEQ Abbildung \* ARABIC </w:instrText>
-      </w:r>
-      <w:r>
-        <w:fldChar w:fldCharType="separate"/>
-      </w:r>
-      <w:r>
-        <w:rPr>
-          <w:noProof/>
-        </w:rPr>
-        <w:t>3</w:t>
-      </w:r>
-      <w:r>
-        <w:rPr>
-          <w:noProof/>
-        </w:rPr>
-        <w:fldChar w:fldCharType="end"/>
-      </w:r>
+      <w:fldSimple w:instr=" SEQ Abbildung \* ARABIC ">
+        <w:r>
+          <w:rPr>
+            <w:noProof/>
+          </w:rPr>
+          <w:t>3</w:t>
+        </w:r>
+      </w:fldSimple>
       <w:r>
         <w:t>: Klassendiagramm Teil drei</w:t>
       </w:r>
@@ -5867,6 +5535,27 @@
 </file>
 
 <file path=customXml/item1.xml><?xml version="1.0" encoding="utf-8"?>
+<?mso-contentType ?>
+<FormTemplates xmlns="http://schemas.microsoft.com/sharepoint/v3/contenttype/forms">
+  <Display>DocumentLibraryForm</Display>
+  <Edit>DocumentLibraryForm</Edit>
+  <New>DocumentLibraryForm</New>
+</FormTemplates>
+</file>
+
+<file path=customXml/item2.xml><?xml version="1.0" encoding="utf-8"?>
+<p:properties xmlns:p="http://schemas.microsoft.com/office/2006/metadata/properties" xmlns:xsi="http://www.w3.org/2001/XMLSchema-instance" xmlns:pc="http://schemas.microsoft.com/office/infopath/2007/PartnerControls">
+  <documentManagement>
+    <_activity xmlns="84ce651a-e28d-4e68-81c1-12757b1bac30" xsi:nil="true"/>
+  </documentManagement>
+</p:properties>
+</file>
+
+<file path=customXml/item3.xml><?xml version="1.0" encoding="utf-8"?>
+<b:Sources xmlns:b="http://schemas.openxmlformats.org/officeDocument/2006/bibliography" xmlns="http://schemas.openxmlformats.org/officeDocument/2006/bibliography" SelectedStyle="\APASixthEditionOfficeOnline.xsl" StyleName="APA" Version="6"/>
+</file>
+
+<file path=customXml/item4.xml><?xml version="1.0" encoding="utf-8"?>
 <ct:contentTypeSchema xmlns:ct="http://schemas.microsoft.com/office/2006/metadata/contentType" xmlns:ma="http://schemas.microsoft.com/office/2006/metadata/properties/metaAttributes" ct:_="" ma:_="" ma:contentTypeName="Dokument" ma:contentTypeID="0x010100A38337EFE7BE7B409AF79633F7BE1B5F" ma:contentTypeVersion="12" ma:contentTypeDescription="Ein neues Dokument erstellen." ma:contentTypeScope="" ma:versionID="af509a0b8f6ef6dc1d88cb8f0e71fd31">
   <xsd:schema xmlns:xsd="http://www.w3.org/2001/XMLSchema" xmlns:xs="http://www.w3.org/2001/XMLSchema" xmlns:p="http://schemas.microsoft.com/office/2006/metadata/properties" xmlns:ns3="84ce651a-e28d-4e68-81c1-12757b1bac30" xmlns:ns4="1c55c1ce-ac50-4f3d-aa3c-6a9cfeeda7a4" targetNamespace="http://schemas.microsoft.com/office/2006/metadata/properties" ma:root="true" ma:fieldsID="72ee5615be5b539f53693c2d80c4b717" ns3:_="" ns4:_="">
     <xsd:import namespace="84ce651a-e28d-4e68-81c1-12757b1bac30"/>
@@ -6083,28 +5772,33 @@
 </ct:contentTypeSchema>
 </file>
 
-<file path=customXml/item2.xml><?xml version="1.0" encoding="utf-8"?>
-<b:Sources xmlns:b="http://schemas.openxmlformats.org/officeDocument/2006/bibliography" xmlns="http://schemas.openxmlformats.org/officeDocument/2006/bibliography" SelectedStyle="\APASixthEditionOfficeOnline.xsl" StyleName="APA" Version="6"/>
+<file path=customXml/itemProps1.xml><?xml version="1.0" encoding="utf-8"?>
+<ds:datastoreItem xmlns:ds="http://schemas.openxmlformats.org/officeDocument/2006/customXml" ds:itemID="{C4D5DEE7-EC10-4B68-8EF6-4E054E99DDA0}">
+  <ds:schemaRefs>
+    <ds:schemaRef ds:uri="http://schemas.microsoft.com/sharepoint/v3/contenttype/forms"/>
+  </ds:schemaRefs>
+</ds:datastoreItem>
 </file>
 
-<file path=customXml/item3.xml><?xml version="1.0" encoding="utf-8"?>
-<p:properties xmlns:p="http://schemas.microsoft.com/office/2006/metadata/properties" xmlns:xsi="http://www.w3.org/2001/XMLSchema-instance" xmlns:pc="http://schemas.microsoft.com/office/infopath/2007/PartnerControls">
-  <documentManagement>
-    <_activity xmlns="84ce651a-e28d-4e68-81c1-12757b1bac30" xsi:nil="true"/>
-  </documentManagement>
-</p:properties>
+<file path=customXml/itemProps2.xml><?xml version="1.0" encoding="utf-8"?>
+<ds:datastoreItem xmlns:ds="http://schemas.openxmlformats.org/officeDocument/2006/customXml" ds:itemID="{EF19AF65-F834-4899-8769-D9C53809A992}">
+  <ds:schemaRefs>
+    <ds:schemaRef ds:uri="http://schemas.microsoft.com/office/2006/metadata/properties"/>
+    <ds:schemaRef ds:uri="http://schemas.microsoft.com/office/infopath/2007/PartnerControls"/>
+    <ds:schemaRef ds:uri="84ce651a-e28d-4e68-81c1-12757b1bac30"/>
+  </ds:schemaRefs>
+</ds:datastoreItem>
 </file>
 
-<file path=customXml/item4.xml><?xml version="1.0" encoding="utf-8"?>
-<?mso-contentType ?>
-<FormTemplates xmlns="http://schemas.microsoft.com/sharepoint/v3/contenttype/forms">
-  <Display>DocumentLibraryForm</Display>
-  <Edit>DocumentLibraryForm</Edit>
-  <New>DocumentLibraryForm</New>
-</FormTemplates>
+<file path=customXml/itemProps3.xml><?xml version="1.0" encoding="utf-8"?>
+<ds:datastoreItem xmlns:ds="http://schemas.openxmlformats.org/officeDocument/2006/customXml" ds:itemID="{060E8326-3A22-422D-B313-C499E2E8EEA7}">
+  <ds:schemaRefs>
+    <ds:schemaRef ds:uri="http://schemas.openxmlformats.org/officeDocument/2006/bibliography"/>
+  </ds:schemaRefs>
+</ds:datastoreItem>
 </file>
 
-<file path=customXml/itemProps1.xml><?xml version="1.0" encoding="utf-8"?>
+<file path=customXml/itemProps4.xml><?xml version="1.0" encoding="utf-8"?>
 <ds:datastoreItem xmlns:ds="http://schemas.openxmlformats.org/officeDocument/2006/customXml" ds:itemID="{44D8C1AE-B5FF-47BE-9DE3-126F3CD3D4AB}">
   <ds:schemaRefs>
     <ds:schemaRef ds:uri="http://schemas.microsoft.com/office/2006/metadata/contentType"/>
@@ -6121,30 +5815,4 @@
     <ds:schemaRef ds:uri="http://schemas.microsoft.com/internal/obd"/>
   </ds:schemaRefs>
 </ds:datastoreItem>
-</file>
-
-<file path=customXml/itemProps2.xml><?xml version="1.0" encoding="utf-8"?>
-<ds:datastoreItem xmlns:ds="http://schemas.openxmlformats.org/officeDocument/2006/customXml" ds:itemID="{060E8326-3A22-422D-B313-C499E2E8EEA7}">
-  <ds:schemaRefs>
-    <ds:schemaRef ds:uri="http://schemas.openxmlformats.org/officeDocument/2006/bibliography"/>
-  </ds:schemaRefs>
-</ds:datastoreItem>
-</file>
-
-<file path=customXml/itemProps3.xml><?xml version="1.0" encoding="utf-8"?>
-<ds:datastoreItem xmlns:ds="http://schemas.openxmlformats.org/officeDocument/2006/customXml" ds:itemID="{EF19AF65-F834-4899-8769-D9C53809A992}">
-  <ds:schemaRefs>
-    <ds:schemaRef ds:uri="http://schemas.microsoft.com/office/2006/metadata/properties"/>
-    <ds:schemaRef ds:uri="http://schemas.microsoft.com/office/infopath/2007/PartnerControls"/>
-    <ds:schemaRef ds:uri="84ce651a-e28d-4e68-81c1-12757b1bac30"/>
-  </ds:schemaRefs>
-</ds:datastoreItem>
-</file>
-
-<file path=customXml/itemProps4.xml><?xml version="1.0" encoding="utf-8"?>
-<ds:datastoreItem xmlns:ds="http://schemas.openxmlformats.org/officeDocument/2006/customXml" ds:itemID="{C4D5DEE7-EC10-4B68-8EF6-4E054E99DDA0}">
-  <ds:schemaRefs>
-    <ds:schemaRef ds:uri="http://schemas.microsoft.com/sharepoint/v3/contenttype/forms"/>
-  </ds:schemaRefs>
-</ds:datastoreItem>
 </file>
--- a/Documentation/Dokumentation.docx
+++ b/Documentation/Dokumentation.docx
@@ -186,6 +186,7 @@
           <w:szCs w:val="40"/>
         </w:rPr>
       </w:pPr>
+      <w:proofErr w:type="spellStart"/>
       <w:r>
         <w:rPr>
           <w:color w:val="A6A6A6" w:themeColor="background1" w:themeShade="A6"/>
@@ -194,6 +195,7 @@
         </w:rPr>
         <w:t>Hyperformer_ContactSplitter</w:t>
       </w:r>
+      <w:proofErr w:type="spellEnd"/>
     </w:p>
     <w:p>
       <w:pPr>
@@ -288,8 +290,19 @@
           <w:szCs w:val="40"/>
           <w:lang w:val="en-US"/>
         </w:rPr>
-        <w:t>Dipl.-Math. Christian Hübscher</w:t>
-      </w:r>
+        <w:t xml:space="preserve">Dipl.-Math. Christian </w:t>
+      </w:r>
+      <w:proofErr w:type="spellStart"/>
+      <w:r>
+        <w:rPr>
+          <w:color w:val="A6A6A6" w:themeColor="background1" w:themeShade="A6"/>
+          <w:sz w:val="40"/>
+          <w:szCs w:val="40"/>
+          <w:lang w:val="en-US"/>
+        </w:rPr>
+        <w:t>Hübscher</w:t>
+      </w:r>
+      <w:proofErr w:type="spellEnd"/>
     </w:p>
     <w:p>
       <w:pPr>
@@ -1263,11 +1276,13 @@
         <w:spacing w:line="360" w:lineRule="auto"/>
       </w:pPr>
       <w:bookmarkStart w:id="0" w:name="_Toc134474881"/>
+      <w:proofErr w:type="spellStart"/>
       <w:r>
         <w:lastRenderedPageBreak/>
         <w:t>Hyperformer_ContactSplitter</w:t>
       </w:r>
       <w:bookmarkEnd w:id="0"/>
+      <w:proofErr w:type="spellEnd"/>
     </w:p>
     <w:p>
       <w:pPr>
@@ -1308,7 +1323,15 @@
       </w:pPr>
       <w:bookmarkStart w:id="2" w:name="_Toc134474883"/>
       <w:r>
-        <w:t>Composite Components und Dependency Inversion</w:t>
+        <w:t xml:space="preserve">Composite Components und </w:t>
+      </w:r>
+      <w:proofErr w:type="spellStart"/>
+      <w:r>
+        <w:t>Dependency</w:t>
+      </w:r>
+      <w:proofErr w:type="spellEnd"/>
+      <w:r>
+        <w:t xml:space="preserve"> Inversion</w:t>
       </w:r>
       <w:bookmarkEnd w:id="2"/>
     </w:p>
@@ -1334,17 +1357,32 @@
       <w:r>
         <w:t xml:space="preserve">immer aus zwei </w:t>
       </w:r>
+      <w:proofErr w:type="spellStart"/>
       <w:r>
         <w:t>Assemblies</w:t>
       </w:r>
-      <w:r>
-        <w:t>: Ein Assembly enthält die Implementierungen, das andere die Schnittstellen und Datenklassen (Contract)</w:t>
+      <w:proofErr w:type="spellEnd"/>
+      <w:r>
+        <w:t>: Ein Assembly enthält die Implementierungen, das andere die Schnittstellen und Datenklassen (</w:t>
+      </w:r>
+      <w:proofErr w:type="spellStart"/>
+      <w:r>
+        <w:t>Contract</w:t>
+      </w:r>
+      <w:proofErr w:type="spellEnd"/>
+      <w:r>
+        <w:t>)</w:t>
       </w:r>
       <w:r>
         <w:t xml:space="preserve">. </w:t>
       </w:r>
-      <w:r>
-        <w:t xml:space="preserve">Assemblies </w:t>
+      <w:proofErr w:type="spellStart"/>
+      <w:r>
+        <w:t>Assemblies</w:t>
+      </w:r>
+      <w:proofErr w:type="spellEnd"/>
+      <w:r>
+        <w:t xml:space="preserve"> </w:t>
       </w:r>
       <w:r>
         <w:t>besitzen</w:t>
@@ -1353,10 +1391,26 @@
         <w:t xml:space="preserve"> dabei immer nur Abhängigkeiten</w:t>
       </w:r>
       <w:r>
-        <w:t xml:space="preserve"> zu einer Contract Assembly</w:t>
-      </w:r>
-      <w:r>
-        <w:t xml:space="preserve"> (Dependency Inversion)</w:t>
+        <w:t xml:space="preserve"> zu einer </w:t>
+      </w:r>
+      <w:proofErr w:type="spellStart"/>
+      <w:r>
+        <w:t>Contract</w:t>
+      </w:r>
+      <w:proofErr w:type="spellEnd"/>
+      <w:r>
+        <w:t xml:space="preserve"> Assembly</w:t>
+      </w:r>
+      <w:r>
+        <w:t xml:space="preserve"> (</w:t>
+      </w:r>
+      <w:proofErr w:type="spellStart"/>
+      <w:r>
+        <w:t>Dependency</w:t>
+      </w:r>
+      <w:proofErr w:type="spellEnd"/>
+      <w:r>
+        <w:t xml:space="preserve"> Inversion)</w:t>
       </w:r>
       <w:r>
         <w:t>.</w:t>
@@ -1412,10 +1466,20 @@
         <w:spacing w:line="360" w:lineRule="auto"/>
       </w:pPr>
       <w:bookmarkStart w:id="3" w:name="_Toc134474884"/>
-      <w:r>
-        <w:t>Dependency Injection</w:t>
+      <w:proofErr w:type="spellStart"/>
+      <w:r>
+        <w:t>Dependency</w:t>
+      </w:r>
+      <w:proofErr w:type="spellEnd"/>
+      <w:r>
+        <w:t xml:space="preserve"> </w:t>
+      </w:r>
+      <w:proofErr w:type="spellStart"/>
+      <w:r>
+        <w:t>Injection</w:t>
       </w:r>
       <w:bookmarkEnd w:id="3"/>
+      <w:proofErr w:type="spellEnd"/>
       <w:r>
         <w:t xml:space="preserve"> </w:t>
       </w:r>
@@ -1428,17 +1492,43 @@
       <w:r>
         <w:t xml:space="preserve">Das Mapping von </w:t>
       </w:r>
+      <w:proofErr w:type="spellStart"/>
       <w:r>
         <w:t>Contracts</w:t>
       </w:r>
-      <w:r>
-        <w:t xml:space="preserve"> und Implementierungen erfolgt über einen Dependecy Injection Container, </w:t>
+      <w:proofErr w:type="spellEnd"/>
+      <w:r>
+        <w:t xml:space="preserve"> und Implementierungen erfolgt über einen </w:t>
+      </w:r>
+      <w:proofErr w:type="spellStart"/>
+      <w:r>
+        <w:t>Dependecy</w:t>
+      </w:r>
+      <w:proofErr w:type="spellEnd"/>
+      <w:r>
+        <w:t xml:space="preserve"> </w:t>
+      </w:r>
+      <w:proofErr w:type="spellStart"/>
+      <w:r>
+        <w:t>Injection</w:t>
+      </w:r>
+      <w:proofErr w:type="spellEnd"/>
+      <w:r>
+        <w:t xml:space="preserve"> Container, </w:t>
       </w:r>
       <w:r>
         <w:t>dessen Konfiguration</w:t>
       </w:r>
       <w:r>
-        <w:t xml:space="preserve"> sich im Hauptprojekt (ContactSplitter) befindet. Das Hauptprojekt konsumiert alle Komponenten und führt entsprechende Kompositionen durch.</w:t>
+        <w:t xml:space="preserve"> sich im Hauptprojekt (</w:t>
+      </w:r>
+      <w:proofErr w:type="spellStart"/>
+      <w:r>
+        <w:t>ContactSplitter</w:t>
+      </w:r>
+      <w:proofErr w:type="spellEnd"/>
+      <w:r>
+        <w:t>) befindet. Das Hauptprojekt konsumiert alle Komponenten und führt entsprechende Kompositionen durch.</w:t>
       </w:r>
       <w:r>
         <w:t xml:space="preserve"> </w:t>
@@ -1509,28 +1599,59 @@
         <w:t>UI, Logik und Repository</w:t>
       </w:r>
       <w:r>
-        <w:t>, welche sich in den Assemblies</w:t>
-      </w:r>
+        <w:t xml:space="preserve">, welche sich in den </w:t>
+      </w:r>
+      <w:proofErr w:type="spellStart"/>
+      <w:r>
+        <w:t>Assemblies</w:t>
+      </w:r>
+      <w:proofErr w:type="spellEnd"/>
       <w:r>
         <w:t>:</w:t>
       </w:r>
       <w:r>
-        <w:t xml:space="preserve"> ContactSplitter</w:t>
-      </w:r>
-      <w:r>
-        <w:t xml:space="preserve">.Control </w:t>
+        <w:t xml:space="preserve"> </w:t>
+      </w:r>
+      <w:proofErr w:type="spellStart"/>
+      <w:r>
+        <w:t>ContactSplitter</w:t>
+      </w:r>
+      <w:r>
+        <w:t>.Control</w:t>
+      </w:r>
+      <w:proofErr w:type="spellEnd"/>
+      <w:r>
+        <w:t xml:space="preserve"> </w:t>
       </w:r>
       <w:r>
         <w:t xml:space="preserve">(UI), </w:t>
       </w:r>
-      <w:r>
-        <w:t xml:space="preserve">ContactParser.Contracts und ContractParser (Logik) </w:t>
+      <w:proofErr w:type="spellStart"/>
+      <w:r>
+        <w:t>ContactParser.Contracts</w:t>
+      </w:r>
+      <w:proofErr w:type="spellEnd"/>
+      <w:r>
+        <w:t xml:space="preserve"> und </w:t>
+      </w:r>
+      <w:proofErr w:type="spellStart"/>
+      <w:r>
+        <w:t>ContractParser</w:t>
+      </w:r>
+      <w:proofErr w:type="spellEnd"/>
+      <w:r>
+        <w:t xml:space="preserve"> (Logik) </w:t>
       </w:r>
       <w:r>
         <w:t xml:space="preserve">und </w:t>
       </w:r>
-      <w:r>
-        <w:t xml:space="preserve">ContactSplitter.Datastorage (Repository) manifestieren. </w:t>
+      <w:proofErr w:type="spellStart"/>
+      <w:r>
+        <w:t>ContactSplitter.Datastorage</w:t>
+      </w:r>
+      <w:proofErr w:type="spellEnd"/>
+      <w:r>
+        <w:t xml:space="preserve"> (Repository) manifestieren. </w:t>
       </w:r>
     </w:p>
     <w:p>
@@ -1550,7 +1671,15 @@
         <w:jc w:val="both"/>
       </w:pPr>
       <w:r>
-        <w:t>Die Model-View-ViewModel bezieht sich auf das Zusammenspiel von UI</w:t>
+        <w:t>Die Model-View-</w:t>
+      </w:r>
+      <w:proofErr w:type="spellStart"/>
+      <w:r>
+        <w:t>ViewModel</w:t>
+      </w:r>
+      <w:proofErr w:type="spellEnd"/>
+      <w:r>
+        <w:t xml:space="preserve"> bezieht sich auf das Zusammenspiel von UI</w:t>
       </w:r>
       <w:r>
         <w:t xml:space="preserve">, </w:t>
@@ -1571,7 +1700,15 @@
         <w:t xml:space="preserve">. </w:t>
       </w:r>
       <w:r>
-        <w:t>Durch Bindung an ein ViewModel findet die Entkopplung von UI</w:t>
+        <w:t xml:space="preserve">Durch Bindung an ein </w:t>
+      </w:r>
+      <w:proofErr w:type="spellStart"/>
+      <w:r>
+        <w:t>ViewModel</w:t>
+      </w:r>
+      <w:proofErr w:type="spellEnd"/>
+      <w:r>
+        <w:t xml:space="preserve"> findet die Entkopplung von UI</w:t>
       </w:r>
       <w:r>
         <w:t xml:space="preserve">-Design </w:t>
@@ -1586,13 +1723,21 @@
         <w:t xml:space="preserve"> statt</w:t>
       </w:r>
       <w:r>
-        <w:t>. Somit kann das View</w:t>
+        <w:t xml:space="preserve">. Somit kann das </w:t>
+      </w:r>
+      <w:proofErr w:type="spellStart"/>
+      <w:r>
+        <w:t>View</w:t>
       </w:r>
       <w:r>
         <w:t>M</w:t>
       </w:r>
       <w:r>
-        <w:t xml:space="preserve">odel leicht ausgetauscht werden. </w:t>
+        <w:t>odel</w:t>
+      </w:r>
+      <w:proofErr w:type="spellEnd"/>
+      <w:r>
+        <w:t xml:space="preserve"> leicht ausgetauscht werden. </w:t>
       </w:r>
       <w:r>
         <w:t xml:space="preserve"> </w:t>
@@ -1604,10 +1749,12 @@
         <w:spacing w:line="360" w:lineRule="auto"/>
       </w:pPr>
       <w:bookmarkStart w:id="6" w:name="_Toc134474887"/>
+      <w:proofErr w:type="spellStart"/>
       <w:r>
         <w:t>CleanCode</w:t>
       </w:r>
       <w:bookmarkEnd w:id="6"/>
+      <w:proofErr w:type="spellEnd"/>
     </w:p>
     <w:p>
       <w:pPr>
@@ -1625,13 +1772,34 @@
         <w:t>Einhaltung</w:t>
       </w:r>
       <w:r>
-        <w:t xml:space="preserve"> von CleanCode und entsprechender Codierungsrichtlinien, wurde neben </w:t>
-      </w:r>
+        <w:t xml:space="preserve"> von </w:t>
+      </w:r>
+      <w:proofErr w:type="spellStart"/>
+      <w:r>
+        <w:t>CleanCode</w:t>
+      </w:r>
+      <w:proofErr w:type="spellEnd"/>
+      <w:r>
+        <w:t xml:space="preserve"> und entsprechender Codierungsrichtlinien, wurde neben </w:t>
+      </w:r>
+      <w:proofErr w:type="spellStart"/>
       <w:r>
         <w:t>s</w:t>
       </w:r>
       <w:r>
-        <w:t>orgfalt der Entwickler, das Werkzeug Resharper verwendet</w:t>
+        <w:t>orgfalt</w:t>
+      </w:r>
+      <w:proofErr w:type="spellEnd"/>
+      <w:r>
+        <w:t xml:space="preserve"> der Entwickler, das Werkzeug </w:t>
+      </w:r>
+      <w:proofErr w:type="spellStart"/>
+      <w:r>
+        <w:t>Resharper</w:t>
+      </w:r>
+      <w:proofErr w:type="spellEnd"/>
+      <w:r>
+        <w:t xml:space="preserve"> verwendet</w:t>
       </w:r>
       <w:r>
         <w:t xml:space="preserve">. </w:t>
@@ -1653,19 +1821,51 @@
         <w:t>Verletzungen</w:t>
       </w:r>
       <w:r>
-        <w:t xml:space="preserve"> von Codierungsrichlinien (Namenskonventionen, Einrückung, </w:t>
+        <w:t xml:space="preserve"> von </w:t>
+      </w:r>
+      <w:proofErr w:type="spellStart"/>
+      <w:r>
+        <w:t>Codierungsrichlinien</w:t>
+      </w:r>
+      <w:proofErr w:type="spellEnd"/>
+      <w:r>
+        <w:t xml:space="preserve"> (Namenskonventionen, Einrückung, </w:t>
       </w:r>
       <w:r>
         <w:t>Formatierung</w:t>
       </w:r>
       <w:r>
-        <w:t>...) erkennen. Die verwendeten Codierungsrichlinien sind die von der Firma Jetbrains empfohlenen</w:t>
+        <w:t xml:space="preserve">...) erkennen. Die verwendeten </w:t>
+      </w:r>
+      <w:proofErr w:type="spellStart"/>
+      <w:r>
+        <w:t>Codierungsrichlinien</w:t>
+      </w:r>
+      <w:proofErr w:type="spellEnd"/>
+      <w:r>
+        <w:t xml:space="preserve"> sind die von der Firma </w:t>
+      </w:r>
+      <w:proofErr w:type="spellStart"/>
+      <w:r>
+        <w:t>Jetbrains</w:t>
+      </w:r>
+      <w:proofErr w:type="spellEnd"/>
+      <w:r>
+        <w:t xml:space="preserve"> empfohlenen</w:t>
       </w:r>
       <w:r>
         <w:t xml:space="preserve"> </w:t>
       </w:r>
       <w:r>
-        <w:t>und im Resharper vorkonfigurierten Richtlinien:</w:t>
+        <w:t xml:space="preserve">und im </w:t>
+      </w:r>
+      <w:proofErr w:type="spellStart"/>
+      <w:r>
+        <w:t>Resharper</w:t>
+      </w:r>
+      <w:proofErr w:type="spellEnd"/>
+      <w:r>
+        <w:t xml:space="preserve"> vorkonfigurierten Richtlinien:</w:t>
       </w:r>
       <w:r>
         <w:t xml:space="preserve"> </w:t>
@@ -1880,8 +2080,13 @@
         <w:spacing w:line="360" w:lineRule="auto"/>
       </w:pPr>
       <w:r>
-        <w:t>Projektmappe Hyperformer_ContactSplitter</w:t>
-      </w:r>
+        <w:t xml:space="preserve">Projektmappe </w:t>
+      </w:r>
+      <w:proofErr w:type="spellStart"/>
+      <w:r>
+        <w:t>Hyperformer_ContactSplitter</w:t>
+      </w:r>
+      <w:proofErr w:type="spellEnd"/>
     </w:p>
     <w:p>
       <w:pPr>
@@ -1894,12 +2099,26 @@
         <w:rPr>
           <w:lang w:val="en-US"/>
         </w:rPr>
-        <w:t xml:space="preserve">|__ ContactsParser.Contracts    </w:t>
-      </w:r>
+        <w:t xml:space="preserve">|__ </w:t>
+      </w:r>
+      <w:proofErr w:type="spellStart"/>
       <w:r>
         <w:rPr>
           <w:lang w:val="en-US"/>
         </w:rPr>
+        <w:t>ContactsParser.Contracts</w:t>
+      </w:r>
+      <w:proofErr w:type="spellEnd"/>
+      <w:r>
+        <w:rPr>
+          <w:lang w:val="en-US"/>
+        </w:rPr>
+        <w:t xml:space="preserve">    </w:t>
+      </w:r>
+      <w:r>
+        <w:rPr>
+          <w:lang w:val="en-US"/>
+        </w:rPr>
         <w:tab/>
       </w:r>
       <w:r>
@@ -1914,6 +2133,7 @@
         </w:rPr>
         <w:t>(</w:t>
       </w:r>
+      <w:proofErr w:type="spellStart"/>
       <w:r>
         <w:rPr>
           <w:lang w:val="en-US"/>
@@ -1930,7 +2150,28 @@
         <w:rPr>
           <w:lang w:val="en-US"/>
         </w:rPr>
-        <w:t>ehe Abschnitt "Composite Components")</w:t>
+        <w:t>ehe</w:t>
+      </w:r>
+      <w:proofErr w:type="spellEnd"/>
+      <w:r>
+        <w:rPr>
+          <w:lang w:val="en-US"/>
+        </w:rPr>
+        <w:t xml:space="preserve"> </w:t>
+      </w:r>
+      <w:proofErr w:type="spellStart"/>
+      <w:r>
+        <w:rPr>
+          <w:lang w:val="en-US"/>
+        </w:rPr>
+        <w:t>Abschnitt</w:t>
+      </w:r>
+      <w:proofErr w:type="spellEnd"/>
+      <w:r>
+        <w:rPr>
+          <w:lang w:val="en-US"/>
+        </w:rPr>
+        <w:t xml:space="preserve"> "Composite Components")</w:t>
       </w:r>
     </w:p>
     <w:p>
@@ -1938,7 +2179,15 @@
         <w:spacing w:line="360" w:lineRule="auto"/>
       </w:pPr>
       <w:r>
-        <w:t xml:space="preserve">|__ ContactParser               </w:t>
+        <w:t xml:space="preserve">|__ </w:t>
+      </w:r>
+      <w:proofErr w:type="spellStart"/>
+      <w:r>
+        <w:t>ContactParser</w:t>
+      </w:r>
+      <w:proofErr w:type="spellEnd"/>
+      <w:r>
+        <w:t xml:space="preserve">               </w:t>
       </w:r>
       <w:r>
         <w:tab/>
@@ -1961,8 +2210,13 @@
         <w:spacing w:line="360" w:lineRule="auto"/>
       </w:pPr>
       <w:r>
-        <w:t>|__ GPTContactParser</w:t>
-      </w:r>
+        <w:t xml:space="preserve">|__ </w:t>
+      </w:r>
+      <w:proofErr w:type="spellStart"/>
+      <w:r>
+        <w:t>GPTContactParser</w:t>
+      </w:r>
+      <w:proofErr w:type="spellEnd"/>
       <w:r>
         <w:tab/>
       </w:r>
@@ -1980,7 +2234,15 @@
         <w:ind w:left="3540" w:hanging="3540"/>
       </w:pPr>
       <w:r>
-        <w:t xml:space="preserve">|__ ContactSplitter.Control    </w:t>
+        <w:t xml:space="preserve">|__ </w:t>
+      </w:r>
+      <w:proofErr w:type="spellStart"/>
+      <w:r>
+        <w:t>ContactSplitter.Control</w:t>
+      </w:r>
+      <w:proofErr w:type="spellEnd"/>
+      <w:r>
+        <w:t xml:space="preserve">    </w:t>
       </w:r>
       <w:r>
         <w:tab/>
@@ -2023,12 +2285,14 @@
       <w:r>
         <w:t xml:space="preserve">|__ </w:t>
       </w:r>
+      <w:proofErr w:type="spellStart"/>
       <w:r>
         <w:rPr>
           <w:b/>
         </w:rPr>
         <w:t>ContactSplitter</w:t>
       </w:r>
+      <w:proofErr w:type="spellEnd"/>
       <w:r>
         <w:t xml:space="preserve">             </w:t>
       </w:r>
@@ -2047,8 +2311,13 @@
         <w:spacing w:line="360" w:lineRule="auto"/>
       </w:pPr>
       <w:r>
-        <w:t>|__ ContactSplitter.DataStorage</w:t>
-      </w:r>
+        <w:t xml:space="preserve">|__ </w:t>
+      </w:r>
+      <w:proofErr w:type="spellStart"/>
+      <w:r>
+        <w:t>ContactSplitter.DataStorage</w:t>
+      </w:r>
+      <w:proofErr w:type="spellEnd"/>
       <w:r>
         <w:tab/>
         <w:t>(Datenhaltung aller Kontakte usw.)</w:t>
@@ -2059,7 +2328,15 @@
         <w:spacing w:line="360" w:lineRule="auto"/>
       </w:pPr>
       <w:r>
-        <w:t xml:space="preserve">|__ ContactSplitter.Tests       </w:t>
+        <w:t xml:space="preserve">|__ </w:t>
+      </w:r>
+      <w:proofErr w:type="spellStart"/>
+      <w:r>
+        <w:t>ContactSplitter.Tests</w:t>
+      </w:r>
+      <w:proofErr w:type="spellEnd"/>
+      <w:r>
+        <w:t xml:space="preserve">       </w:t>
       </w:r>
       <w:r>
         <w:tab/>
@@ -2085,7 +2362,15 @@
         <w:t>Es handelt sich um jeweils einzelne Projekte</w:t>
       </w:r>
       <w:r>
-        <w:t xml:space="preserve"> (Assemblies)</w:t>
+        <w:t xml:space="preserve"> (</w:t>
+      </w:r>
+      <w:proofErr w:type="spellStart"/>
+      <w:r>
+        <w:t>Assemblies</w:t>
+      </w:r>
+      <w:proofErr w:type="spellEnd"/>
+      <w:r>
+        <w:t>)</w:t>
       </w:r>
       <w:r>
         <w:t>, welche in einer Projektmappe</w:t>
@@ -2097,7 +2382,15 @@
         <w:t xml:space="preserve"> zusammengefasst sind und interagieren</w:t>
       </w:r>
       <w:r>
-        <w:t xml:space="preserve">. Auf den folgenden Seiten sind Abbildungen zu sehen, welche die einzelnen Klassendiagramme der Projekte dargestellen. </w:t>
+        <w:t xml:space="preserve">. Auf den folgenden Seiten sind Abbildungen zu sehen, welche die einzelnen Klassendiagramme der Projekte </w:t>
+      </w:r>
+      <w:proofErr w:type="spellStart"/>
+      <w:r>
+        <w:t>dargestellen</w:t>
+      </w:r>
+      <w:proofErr w:type="spellEnd"/>
+      <w:r>
+        <w:t xml:space="preserve">. </w:t>
       </w:r>
     </w:p>
     <w:p>
@@ -2451,8 +2744,30 @@
         <w:rPr>
           <w:lang w:eastAsia="de-DE"/>
         </w:rPr>
-        <w:t>Definition Of Done</w:t>
-      </w:r>
+        <w:t xml:space="preserve">Definition </w:t>
+      </w:r>
+      <w:proofErr w:type="spellStart"/>
+      <w:r>
+        <w:rPr>
+          <w:lang w:eastAsia="de-DE"/>
+        </w:rPr>
+        <w:t>Of</w:t>
+      </w:r>
+      <w:proofErr w:type="spellEnd"/>
+      <w:r>
+        <w:rPr>
+          <w:lang w:eastAsia="de-DE"/>
+        </w:rPr>
+        <w:t xml:space="preserve"> </w:t>
+      </w:r>
+      <w:proofErr w:type="spellStart"/>
+      <w:r>
+        <w:rPr>
+          <w:lang w:eastAsia="de-DE"/>
+        </w:rPr>
+        <w:t>Done</w:t>
+      </w:r>
+      <w:proofErr w:type="spellEnd"/>
     </w:p>
     <w:p>
       <w:pPr>
@@ -2616,7 +2931,15 @@
         <w:t xml:space="preserve">Titel </w:t>
       </w:r>
       <w:r>
-        <w:t>zu konfigurieren, um künftige Parsevorgänge zu optimieren</w:t>
+        <w:t xml:space="preserve">zu konfigurieren, um künftige </w:t>
+      </w:r>
+      <w:proofErr w:type="spellStart"/>
+      <w:r>
+        <w:t>Parsevorgänge</w:t>
+      </w:r>
+      <w:proofErr w:type="spellEnd"/>
+      <w:r>
+        <w:t xml:space="preserve"> zu optimieren</w:t>
       </w:r>
       <w:r>
         <w:t>.</w:t>
@@ -2939,43 +3262,131 @@
         <w:rPr>
           <w:lang w:eastAsia="de-DE"/>
         </w:rPr>
-        <w:t>Verwendete Open</w:t>
-      </w:r>
-      <w:r>
-        <w:rPr>
-          <w:lang w:eastAsia="de-DE"/>
+        <w:t xml:space="preserve">Es gibt zwei Varianten der App als </w:t>
+      </w:r>
+      <w:r>
+        <w:rPr>
+          <w:lang w:eastAsia="de-DE"/>
+        </w:rPr>
+        <w:t>Ausführbare Exe Dateien</w:t>
+      </w:r>
+    </w:p>
+    <w:p>
+      <w:pPr>
+        <w:pStyle w:val="Listenabsatz"/>
+        <w:numPr>
+          <w:ilvl w:val="1"/>
+          <w:numId w:val="5"/>
+        </w:numPr>
+        <w:rPr>
+          <w:lang w:eastAsia="de-DE"/>
+        </w:rPr>
+      </w:pPr>
+      <w:proofErr w:type="spellStart"/>
+      <w:r>
+        <w:rPr>
+          <w:lang w:eastAsia="de-DE"/>
+        </w:rPr>
+        <w:t>ContactSplitter</w:t>
+      </w:r>
+      <w:proofErr w:type="spellEnd"/>
+      <w:r>
+        <w:rPr>
+          <w:lang w:eastAsia="de-DE"/>
+        </w:rPr>
+        <w:t xml:space="preserve"> 1.0.exe</w:t>
+      </w:r>
+      <w:r>
+        <w:rPr>
+          <w:lang w:eastAsia="de-DE"/>
+        </w:rPr>
+        <w:t xml:space="preserve"> (Beinhaltet die .NET 7.0 </w:t>
+      </w:r>
+      <w:proofErr w:type="spellStart"/>
+      <w:r>
+        <w:rPr>
+          <w:lang w:eastAsia="de-DE"/>
+        </w:rPr>
+        <w:t>Runtime</w:t>
+      </w:r>
+      <w:proofErr w:type="spellEnd"/>
+      <w:r>
+        <w:rPr>
+          <w:lang w:eastAsia="de-DE"/>
+        </w:rPr>
+        <w:t>)</w:t>
+      </w:r>
+    </w:p>
+    <w:p>
+      <w:pPr>
+        <w:pStyle w:val="Listenabsatz"/>
+        <w:numPr>
+          <w:ilvl w:val="1"/>
+          <w:numId w:val="5"/>
+        </w:numPr>
+        <w:rPr>
+          <w:lang w:val="en-US" w:eastAsia="de-DE"/>
+        </w:rPr>
+      </w:pPr>
+      <w:proofErr w:type="spellStart"/>
+      <w:r>
+        <w:rPr>
+          <w:lang w:val="en-US" w:eastAsia="de-DE"/>
+        </w:rPr>
+        <w:t>ContactSplitter</w:t>
+      </w:r>
+      <w:proofErr w:type="spellEnd"/>
+      <w:r>
+        <w:rPr>
+          <w:lang w:val="en-US" w:eastAsia="de-DE"/>
+        </w:rPr>
+        <w:t xml:space="preserve"> 1.0 (.NET 7 Runtime required)</w:t>
+      </w:r>
+      <w:r>
+        <w:rPr>
+          <w:lang w:val="en-US" w:eastAsia="de-DE"/>
+        </w:rPr>
+        <w:t>.e</w:t>
+      </w:r>
+      <w:r>
+        <w:rPr>
+          <w:lang w:val="en-US" w:eastAsia="de-DE"/>
+        </w:rPr>
+        <w:t>xe (</w:t>
+      </w:r>
+      <w:proofErr w:type="spellStart"/>
+      <w:r>
+        <w:rPr>
+          <w:lang w:val="en-US" w:eastAsia="de-DE"/>
+        </w:rPr>
+        <w:t>Benötigt</w:t>
+      </w:r>
+      <w:proofErr w:type="spellEnd"/>
+      <w:r>
+        <w:rPr>
+          <w:lang w:val="en-US" w:eastAsia="de-DE"/>
         </w:rPr>
         <w:t xml:space="preserve"> </w:t>
       </w:r>
-      <w:r>
-        <w:rPr>
-          <w:lang w:eastAsia="de-DE"/>
-        </w:rPr>
-        <w:t>Source</w:t>
-      </w:r>
-      <w:r>
-        <w:rPr>
-          <w:lang w:eastAsia="de-DE"/>
-        </w:rPr>
-        <w:t xml:space="preserve"> </w:t>
-      </w:r>
-      <w:r>
-        <w:rPr>
-          <w:lang w:eastAsia="de-DE"/>
-        </w:rPr>
-        <w:t xml:space="preserve">Lizenzen sind in der App </w:t>
-      </w:r>
-      <w:r>
-        <w:rPr>
-          <w:lang w:eastAsia="de-DE"/>
-        </w:rPr>
-        <w:t xml:space="preserve">auf der Einstellungsseite </w:t>
-      </w:r>
-      <w:r>
-        <w:rPr>
-          <w:lang w:eastAsia="de-DE"/>
-        </w:rPr>
-        <w:t>angegeben</w:t>
+      <w:proofErr w:type="spellStart"/>
+      <w:r>
+        <w:rPr>
+          <w:lang w:val="en-US" w:eastAsia="de-DE"/>
+        </w:rPr>
+        <w:t>eine</w:t>
+      </w:r>
+      <w:proofErr w:type="spellEnd"/>
+      <w:r>
+        <w:rPr>
+          <w:lang w:val="en-US" w:eastAsia="de-DE"/>
+        </w:rPr>
+        <w:t xml:space="preserve"> Installation der .NET 7 Runtime: </w:t>
+      </w:r>
+      <w:r>
+        <w:rPr>
+          <w:lang w:val="en-US" w:eastAsia="de-DE"/>
+        </w:rPr>
+        <w:t>https://dotnet.microsoft.com/en-us/download/dotnet/7.0</w:t>
       </w:r>
     </w:p>
     <w:p>
@@ -2993,6 +3404,60 @@
         <w:rPr>
           <w:lang w:eastAsia="de-DE"/>
         </w:rPr>
+        <w:t>Verwendete Open</w:t>
+      </w:r>
+      <w:r>
+        <w:rPr>
+          <w:lang w:eastAsia="de-DE"/>
+        </w:rPr>
+        <w:t xml:space="preserve"> </w:t>
+      </w:r>
+      <w:r>
+        <w:rPr>
+          <w:lang w:eastAsia="de-DE"/>
+        </w:rPr>
+        <w:t>Source</w:t>
+      </w:r>
+      <w:r>
+        <w:rPr>
+          <w:lang w:eastAsia="de-DE"/>
+        </w:rPr>
+        <w:t xml:space="preserve"> </w:t>
+      </w:r>
+      <w:r>
+        <w:rPr>
+          <w:lang w:eastAsia="de-DE"/>
+        </w:rPr>
+        <w:t xml:space="preserve">Lizenzen sind in der App </w:t>
+      </w:r>
+      <w:r>
+        <w:rPr>
+          <w:lang w:eastAsia="de-DE"/>
+        </w:rPr>
+        <w:t xml:space="preserve">auf der Einstellungsseite </w:t>
+      </w:r>
+      <w:r>
+        <w:rPr>
+          <w:lang w:eastAsia="de-DE"/>
+        </w:rPr>
+        <w:t>angegeben</w:t>
+      </w:r>
+    </w:p>
+    <w:p>
+      <w:pPr>
+        <w:pStyle w:val="Listenabsatz"/>
+        <w:numPr>
+          <w:ilvl w:val="0"/>
+          <w:numId w:val="5"/>
+        </w:numPr>
+        <w:rPr>
+          <w:lang w:eastAsia="de-DE"/>
+        </w:rPr>
+      </w:pPr>
+      <w:r>
+        <w:rPr>
+          <w:lang w:eastAsia="de-DE"/>
+        </w:rPr>
         <w:t>Die</w:t>
       </w:r>
       <w:r>
@@ -3025,7 +3490,21 @@
         <w:rPr>
           <w:lang w:eastAsia="de-DE"/>
         </w:rPr>
-        <w:t>Diese Releasenote bietet eine kurze Zusammenfassung der wichtigsten Funktionen der App und enthält wichtige Hinweise und Anweisungen für Benutzer. Sie soll sicherstellen, dass Benutzer die App schnell verstehen und nutzen können.</w:t>
+        <w:t xml:space="preserve">Diese </w:t>
+      </w:r>
+      <w:proofErr w:type="spellStart"/>
+      <w:r>
+        <w:rPr>
+          <w:lang w:eastAsia="de-DE"/>
+        </w:rPr>
+        <w:t>Releasenote</w:t>
+      </w:r>
+      <w:proofErr w:type="spellEnd"/>
+      <w:r>
+        <w:rPr>
+          <w:lang w:eastAsia="de-DE"/>
+        </w:rPr>
+        <w:t xml:space="preserve"> bietet eine kurze Zusammenfassung der wichtigsten Funktionen der App und enthält wichtige Hinweise und Anweisungen für Benutzer. Sie soll sicherstellen, dass Benutzer die App schnell verstehen und nutzen können.</w:t>
       </w:r>
     </w:p>
     <w:p>
@@ -3037,7 +3516,6 @@
     <w:p>
       <w:pPr>
         <w:keepNext/>
-        <w:jc w:val="center"/>
       </w:pPr>
     </w:p>
     <w:p>
@@ -4050,7 +4528,7 @@
         <w:rFonts w:ascii="Symbol" w:hAnsi="Symbol" w:hint="default"/>
       </w:rPr>
     </w:lvl>
-    <w:lvl w:ilvl="1" w:tplc="04070003" w:tentative="1">
+    <w:lvl w:ilvl="1" w:tplc="04070003">
       <w:start w:val="1"/>
       <w:numFmt w:val="bullet"/>
       <w:lvlText w:val="o"/>

--- a/Documentation/Dokumentation.docx
+++ b/Documentation/Dokumentation.docx
@@ -1,6 +1,6 @@
 
 <file path=word/document.xml><?xml version="1.0" encoding="utf-8"?>
-<w:document xmlns:wpc="http://schemas.microsoft.com/office/word/2010/wordprocessingCanvas" xmlns:cx="http://schemas.microsoft.com/office/drawing/2014/chartex" xmlns:cx1="http://schemas.microsoft.com/office/drawing/2015/9/8/chartex" xmlns:cx2="http://schemas.microsoft.com/office/drawing/2015/10/21/chartex" xmlns:cx3="http://schemas.microsoft.com/office/drawing/2016/5/9/chartex" xmlns:cx4="http://schemas.microsoft.com/office/drawing/2016/5/10/chartex" xmlns:cx5="http://schemas.microsoft.com/office/drawing/2016/5/11/chartex" xmlns:cx6="http://schemas.microsoft.com/office/drawing/2016/5/12/chartex" xmlns:cx7="http://schemas.microsoft.com/office/drawing/2016/5/13/chartex" xmlns:cx8="http://schemas.microsoft.com/office/drawing/2016/5/14/chartex" xmlns:mc="http://schemas.openxmlformats.org/markup-compatibility/2006" xmlns:aink="http://schemas.microsoft.com/office/drawing/2016/ink" xmlns:am3d="http://schemas.microsoft.com/office/drawing/2017/model3d" xmlns:o="urn:schemas-microsoft-com:office:office" xmlns:oel="http://schemas.microsoft.com/office/2019/extlst" xmlns:r="http://schemas.openxmlformats.org/officeDocument/2006/relationships" xmlns:m="http://schemas.openxmlformats.org/officeDocument/2006/math" xmlns:v="urn:schemas-microsoft-com:vml" xmlns:wp14="http://schemas.microsoft.com/office/word/2010/wordprocessingDrawing" xmlns:wp="http://schemas.openxmlformats.org/drawingml/2006/wordprocessingDrawing" xmlns:w10="urn:schemas-microsoft-com:office:word" xmlns:w="http://schemas.openxmlformats.org/wordprocessingml/2006/main" xmlns:w14="http://schemas.microsoft.com/office/word/2010/wordml" xmlns:w15="http://schemas.microsoft.com/office/word/2012/wordml" xmlns:w16cex="http://schemas.microsoft.com/office/word/2018/wordml/cex" xmlns:w16cid="http://schemas.microsoft.com/office/word/2016/wordml/cid" xmlns:w16="http://schemas.microsoft.com/office/word/2018/wordml" xmlns:w16du="http://schemas.microsoft.com/office/word/2023/wordml/word16du" xmlns:w16sdtdh="http://schemas.microsoft.com/office/word/2020/wordml/sdtdatahash" xmlns:w16se="http://schemas.microsoft.com/office/word/2015/wordml/symex" xmlns:wpg="http://schemas.microsoft.com/office/word/2010/wordprocessingGroup" xmlns:wpi="http://schemas.microsoft.com/office/word/2010/wordprocessingInk" xmlns:wne="http://schemas.microsoft.com/office/word/2006/wordml" xmlns:wps="http://schemas.microsoft.com/office/word/2010/wordprocessingShape" mc:Ignorable="w14 w15 w16se w16cid w16 w16cex w16sdtdh wp14">
+<w:document xmlns:wpc="http://schemas.microsoft.com/office/word/2010/wordprocessingCanvas" xmlns:cx="http://schemas.microsoft.com/office/drawing/2014/chartex" xmlns:cx1="http://schemas.microsoft.com/office/drawing/2015/9/8/chartex" xmlns:cx2="http://schemas.microsoft.com/office/drawing/2015/10/21/chartex" xmlns:cx3="http://schemas.microsoft.com/office/drawing/2016/5/9/chartex" xmlns:cx4="http://schemas.microsoft.com/office/drawing/2016/5/10/chartex" xmlns:cx5="http://schemas.microsoft.com/office/drawing/2016/5/11/chartex" xmlns:cx6="http://schemas.microsoft.com/office/drawing/2016/5/12/chartex" xmlns:cx7="http://schemas.microsoft.com/office/drawing/2016/5/13/chartex" xmlns:cx8="http://schemas.microsoft.com/office/drawing/2016/5/14/chartex" xmlns:mc="http://schemas.openxmlformats.org/markup-compatibility/2006" xmlns:aink="http://schemas.microsoft.com/office/drawing/2016/ink" xmlns:am3d="http://schemas.microsoft.com/office/drawing/2017/model3d" xmlns:o="urn:schemas-microsoft-com:office:office" xmlns:oel="http://schemas.microsoft.com/office/2019/extlst" xmlns:r="http://schemas.openxmlformats.org/officeDocument/2006/relationships" xmlns:m="http://schemas.openxmlformats.org/officeDocument/2006/math" xmlns:v="urn:schemas-microsoft-com:vml" xmlns:wp14="http://schemas.microsoft.com/office/word/2010/wordprocessingDrawing" xmlns:wp="http://schemas.openxmlformats.org/drawingml/2006/wordprocessingDrawing" xmlns:w10="urn:schemas-microsoft-com:office:word" xmlns:w="http://schemas.openxmlformats.org/wordprocessingml/2006/main" xmlns:w14="http://schemas.microsoft.com/office/word/2010/wordml" xmlns:w15="http://schemas.microsoft.com/office/word/2012/wordml" xmlns:w16cex="http://schemas.microsoft.com/office/word/2018/wordml/cex" xmlns:w16cid="http://schemas.microsoft.com/office/word/2016/wordml/cid" xmlns:w16="http://schemas.microsoft.com/office/word/2018/wordml" xmlns:w16sdtdh="http://schemas.microsoft.com/office/word/2020/wordml/sdtdatahash" xmlns:w16se="http://schemas.microsoft.com/office/word/2015/wordml/symex" xmlns:wpg="http://schemas.microsoft.com/office/word/2010/wordprocessingGroup" xmlns:wpi="http://schemas.microsoft.com/office/word/2010/wordprocessingInk" xmlns:wne="http://schemas.microsoft.com/office/word/2006/wordml" xmlns:wps="http://schemas.microsoft.com/office/word/2010/wordprocessingShape" mc:Ignorable="w14 w15 w16se w16cid w16 w16cex w16sdtdh wp14">
   <w:body>
     <w:p/>
     <w:p>
@@ -186,7 +186,6 @@
           <w:szCs w:val="40"/>
         </w:rPr>
       </w:pPr>
-      <w:proofErr w:type="spellStart"/>
       <w:r>
         <w:rPr>
           <w:color w:val="A6A6A6" w:themeColor="background1" w:themeShade="A6"/>
@@ -195,7 +194,6 @@
         </w:rPr>
         <w:t>Hyperformer_ContactSplitter</w:t>
       </w:r>
-      <w:proofErr w:type="spellEnd"/>
     </w:p>
     <w:p>
       <w:pPr>
@@ -288,11 +286,9 @@
           <w:color w:val="A6A6A6" w:themeColor="background1" w:themeShade="A6"/>
           <w:sz w:val="40"/>
           <w:szCs w:val="40"/>
-          <w:lang w:val="en-US"/>
-        </w:rPr>
-        <w:t xml:space="preserve">Dipl.-Math. Christian </w:t>
-      </w:r>
-      <w:proofErr w:type="spellStart"/>
+        </w:rPr>
+        <w:t xml:space="preserve">Dipl.-Math. </w:t>
+      </w:r>
       <w:r>
         <w:rPr>
           <w:color w:val="A6A6A6" w:themeColor="background1" w:themeShade="A6"/>
@@ -300,9 +296,8 @@
           <w:szCs w:val="40"/>
           <w:lang w:val="en-US"/>
         </w:rPr>
-        <w:t>Hübscher</w:t>
-      </w:r>
-      <w:proofErr w:type="spellEnd"/>
+        <w:t>Christian Hübscher</w:t>
+      </w:r>
     </w:p>
     <w:p>
       <w:pPr>
@@ -1105,7 +1100,7 @@
             <w:noProof/>
             <w:webHidden/>
           </w:rPr>
-          <w:t>6</w:t>
+          <w:t>9</w:t>
         </w:r>
         <w:r>
           <w:rPr>
@@ -1174,7 +1169,7 @@
             <w:noProof/>
             <w:webHidden/>
           </w:rPr>
-          <w:t>7</w:t>
+          <w:t>10</w:t>
         </w:r>
         <w:r>
           <w:rPr>
@@ -1243,7 +1238,7 @@
             <w:noProof/>
             <w:webHidden/>
           </w:rPr>
-          <w:t>8</w:t>
+          <w:t>11</w:t>
         </w:r>
         <w:r>
           <w:rPr>
@@ -1276,13 +1271,11 @@
         <w:spacing w:line="360" w:lineRule="auto"/>
       </w:pPr>
       <w:bookmarkStart w:id="0" w:name="_Toc134474881"/>
-      <w:proofErr w:type="spellStart"/>
       <w:r>
         <w:lastRenderedPageBreak/>
         <w:t>Hyperformer_ContactSplitter</w:t>
       </w:r>
       <w:bookmarkEnd w:id="0"/>
-      <w:proofErr w:type="spellEnd"/>
     </w:p>
     <w:p>
       <w:pPr>
@@ -1323,15 +1316,7 @@
       </w:pPr>
       <w:bookmarkStart w:id="2" w:name="_Toc134474883"/>
       <w:r>
-        <w:t xml:space="preserve">Composite Components und </w:t>
-      </w:r>
-      <w:proofErr w:type="spellStart"/>
-      <w:r>
-        <w:t>Dependency</w:t>
-      </w:r>
-      <w:proofErr w:type="spellEnd"/>
-      <w:r>
-        <w:t xml:space="preserve"> Inversion</w:t>
+        <w:t>Composite Components und Dependency Inversion</w:t>
       </w:r>
       <w:bookmarkEnd w:id="2"/>
     </w:p>
@@ -1357,32 +1342,17 @@
       <w:r>
         <w:t xml:space="preserve">immer aus zwei </w:t>
       </w:r>
-      <w:proofErr w:type="spellStart"/>
       <w:r>
         <w:t>Assemblies</w:t>
       </w:r>
-      <w:proofErr w:type="spellEnd"/>
-      <w:r>
-        <w:t>: Ein Assembly enthält die Implementierungen, das andere die Schnittstellen und Datenklassen (</w:t>
-      </w:r>
-      <w:proofErr w:type="spellStart"/>
-      <w:r>
-        <w:t>Contract</w:t>
-      </w:r>
-      <w:proofErr w:type="spellEnd"/>
-      <w:r>
-        <w:t>)</w:t>
+      <w:r>
+        <w:t>: Ein Assembly enthält die Implementierungen, das andere die Schnittstellen und Datenklassen (Contract)</w:t>
       </w:r>
       <w:r>
         <w:t xml:space="preserve">. </w:t>
       </w:r>
-      <w:proofErr w:type="spellStart"/>
-      <w:r>
-        <w:t>Assemblies</w:t>
-      </w:r>
-      <w:proofErr w:type="spellEnd"/>
-      <w:r>
-        <w:t xml:space="preserve"> </w:t>
+      <w:r>
+        <w:t xml:space="preserve">Assemblies </w:t>
       </w:r>
       <w:r>
         <w:t>besitzen</w:t>
@@ -1391,26 +1361,10 @@
         <w:t xml:space="preserve"> dabei immer nur Abhängigkeiten</w:t>
       </w:r>
       <w:r>
-        <w:t xml:space="preserve"> zu einer </w:t>
-      </w:r>
-      <w:proofErr w:type="spellStart"/>
-      <w:r>
-        <w:t>Contract</w:t>
-      </w:r>
-      <w:proofErr w:type="spellEnd"/>
-      <w:r>
-        <w:t xml:space="preserve"> Assembly</w:t>
-      </w:r>
-      <w:r>
-        <w:t xml:space="preserve"> (</w:t>
-      </w:r>
-      <w:proofErr w:type="spellStart"/>
-      <w:r>
-        <w:t>Dependency</w:t>
-      </w:r>
-      <w:proofErr w:type="spellEnd"/>
-      <w:r>
-        <w:t xml:space="preserve"> Inversion)</w:t>
+        <w:t xml:space="preserve"> zu einer Contract Assembly</w:t>
+      </w:r>
+      <w:r>
+        <w:t xml:space="preserve"> (Dependency Inversion)</w:t>
       </w:r>
       <w:r>
         <w:t>.</w:t>
@@ -1466,20 +1420,10 @@
         <w:spacing w:line="360" w:lineRule="auto"/>
       </w:pPr>
       <w:bookmarkStart w:id="3" w:name="_Toc134474884"/>
-      <w:proofErr w:type="spellStart"/>
-      <w:r>
-        <w:t>Dependency</w:t>
-      </w:r>
-      <w:proofErr w:type="spellEnd"/>
-      <w:r>
-        <w:t xml:space="preserve"> </w:t>
-      </w:r>
-      <w:proofErr w:type="spellStart"/>
-      <w:r>
-        <w:t>Injection</w:t>
+      <w:r>
+        <w:t>Dependency Injection</w:t>
       </w:r>
       <w:bookmarkEnd w:id="3"/>
-      <w:proofErr w:type="spellEnd"/>
       <w:r>
         <w:t xml:space="preserve"> </w:t>
       </w:r>
@@ -1492,43 +1436,17 @@
       <w:r>
         <w:t xml:space="preserve">Das Mapping von </w:t>
       </w:r>
-      <w:proofErr w:type="spellStart"/>
       <w:r>
         <w:t>Contracts</w:t>
       </w:r>
-      <w:proofErr w:type="spellEnd"/>
-      <w:r>
-        <w:t xml:space="preserve"> und Implementierungen erfolgt über einen </w:t>
-      </w:r>
-      <w:proofErr w:type="spellStart"/>
-      <w:r>
-        <w:t>Dependecy</w:t>
-      </w:r>
-      <w:proofErr w:type="spellEnd"/>
-      <w:r>
-        <w:t xml:space="preserve"> </w:t>
-      </w:r>
-      <w:proofErr w:type="spellStart"/>
-      <w:r>
-        <w:t>Injection</w:t>
-      </w:r>
-      <w:proofErr w:type="spellEnd"/>
-      <w:r>
-        <w:t xml:space="preserve"> Container, </w:t>
+      <w:r>
+        <w:t xml:space="preserve"> und Implementierungen erfolgt über einen Dependecy Injection Container, </w:t>
       </w:r>
       <w:r>
         <w:t>dessen Konfiguration</w:t>
       </w:r>
       <w:r>
-        <w:t xml:space="preserve"> sich im Hauptprojekt (</w:t>
-      </w:r>
-      <w:proofErr w:type="spellStart"/>
-      <w:r>
-        <w:t>ContactSplitter</w:t>
-      </w:r>
-      <w:proofErr w:type="spellEnd"/>
-      <w:r>
-        <w:t>) befindet. Das Hauptprojekt konsumiert alle Komponenten und führt entsprechende Kompositionen durch.</w:t>
+        <w:t xml:space="preserve"> sich im Hauptprojekt (ContactSplitter) befindet. Das Hauptprojekt konsumiert alle Komponenten und führt entsprechende Kompositionen durch.</w:t>
       </w:r>
       <w:r>
         <w:t xml:space="preserve"> </w:t>
@@ -1599,59 +1517,28 @@
         <w:t>UI, Logik und Repository</w:t>
       </w:r>
       <w:r>
-        <w:t xml:space="preserve">, welche sich in den </w:t>
-      </w:r>
-      <w:proofErr w:type="spellStart"/>
-      <w:r>
-        <w:t>Assemblies</w:t>
-      </w:r>
-      <w:proofErr w:type="spellEnd"/>
+        <w:t>, welche sich in den Assemblies</w:t>
+      </w:r>
       <w:r>
         <w:t>:</w:t>
       </w:r>
       <w:r>
-        <w:t xml:space="preserve"> </w:t>
-      </w:r>
-      <w:proofErr w:type="spellStart"/>
-      <w:r>
-        <w:t>ContactSplitter</w:t>
-      </w:r>
-      <w:r>
-        <w:t>.Control</w:t>
-      </w:r>
-      <w:proofErr w:type="spellEnd"/>
-      <w:r>
-        <w:t xml:space="preserve"> </w:t>
+        <w:t xml:space="preserve"> ContactSplitter</w:t>
+      </w:r>
+      <w:r>
+        <w:t xml:space="preserve">.Control </w:t>
       </w:r>
       <w:r>
         <w:t xml:space="preserve">(UI), </w:t>
       </w:r>
-      <w:proofErr w:type="spellStart"/>
-      <w:r>
-        <w:t>ContactParser.Contracts</w:t>
-      </w:r>
-      <w:proofErr w:type="spellEnd"/>
-      <w:r>
-        <w:t xml:space="preserve"> und </w:t>
-      </w:r>
-      <w:proofErr w:type="spellStart"/>
-      <w:r>
-        <w:t>ContractParser</w:t>
-      </w:r>
-      <w:proofErr w:type="spellEnd"/>
-      <w:r>
-        <w:t xml:space="preserve"> (Logik) </w:t>
+      <w:r>
+        <w:t xml:space="preserve">ContactParser.Contracts und ContractParser (Logik) </w:t>
       </w:r>
       <w:r>
         <w:t xml:space="preserve">und </w:t>
       </w:r>
-      <w:proofErr w:type="spellStart"/>
-      <w:r>
-        <w:t>ContactSplitter.Datastorage</w:t>
-      </w:r>
-      <w:proofErr w:type="spellEnd"/>
-      <w:r>
-        <w:t xml:space="preserve"> (Repository) manifestieren. </w:t>
+      <w:r>
+        <w:t xml:space="preserve">ContactSplitter.Datastorage (Repository) manifestieren. </w:t>
       </w:r>
     </w:p>
     <w:p>
@@ -1671,15 +1558,7 @@
         <w:jc w:val="both"/>
       </w:pPr>
       <w:r>
-        <w:t>Die Model-View-</w:t>
-      </w:r>
-      <w:proofErr w:type="spellStart"/>
-      <w:r>
-        <w:t>ViewModel</w:t>
-      </w:r>
-      <w:proofErr w:type="spellEnd"/>
-      <w:r>
-        <w:t xml:space="preserve"> bezieht sich auf das Zusammenspiel von UI</w:t>
+        <w:t>Die Model-View-ViewModel bezieht sich auf das Zusammenspiel von UI</w:t>
       </w:r>
       <w:r>
         <w:t xml:space="preserve">, </w:t>
@@ -1700,15 +1579,7 @@
         <w:t xml:space="preserve">. </w:t>
       </w:r>
       <w:r>
-        <w:t xml:space="preserve">Durch Bindung an ein </w:t>
-      </w:r>
-      <w:proofErr w:type="spellStart"/>
-      <w:r>
-        <w:t>ViewModel</w:t>
-      </w:r>
-      <w:proofErr w:type="spellEnd"/>
-      <w:r>
-        <w:t xml:space="preserve"> findet die Entkopplung von UI</w:t>
+        <w:t>Durch Bindung an ein ViewModel findet die Entkopplung von UI</w:t>
       </w:r>
       <w:r>
         <w:t xml:space="preserve">-Design </w:t>
@@ -1723,21 +1594,13 @@
         <w:t xml:space="preserve"> statt</w:t>
       </w:r>
       <w:r>
-        <w:t xml:space="preserve">. Somit kann das </w:t>
-      </w:r>
-      <w:proofErr w:type="spellStart"/>
-      <w:r>
-        <w:t>View</w:t>
+        <w:t>. Somit kann das View</w:t>
       </w:r>
       <w:r>
         <w:t>M</w:t>
       </w:r>
       <w:r>
-        <w:t>odel</w:t>
-      </w:r>
-      <w:proofErr w:type="spellEnd"/>
-      <w:r>
-        <w:t xml:space="preserve"> leicht ausgetauscht werden. </w:t>
+        <w:t xml:space="preserve">odel leicht ausgetauscht werden. </w:t>
       </w:r>
       <w:r>
         <w:t xml:space="preserve"> </w:t>
@@ -1749,12 +1612,10 @@
         <w:spacing w:line="360" w:lineRule="auto"/>
       </w:pPr>
       <w:bookmarkStart w:id="6" w:name="_Toc134474887"/>
-      <w:proofErr w:type="spellStart"/>
       <w:r>
         <w:t>CleanCode</w:t>
       </w:r>
       <w:bookmarkEnd w:id="6"/>
-      <w:proofErr w:type="spellEnd"/>
     </w:p>
     <w:p>
       <w:pPr>
@@ -1772,34 +1633,16 @@
         <w:t>Einhaltung</w:t>
       </w:r>
       <w:r>
-        <w:t xml:space="preserve"> von </w:t>
-      </w:r>
-      <w:proofErr w:type="spellStart"/>
-      <w:r>
-        <w:t>CleanCode</w:t>
-      </w:r>
-      <w:proofErr w:type="spellEnd"/>
-      <w:r>
-        <w:t xml:space="preserve"> und entsprechender Codierungsrichtlinien, wurde neben </w:t>
-      </w:r>
-      <w:proofErr w:type="spellStart"/>
-      <w:r>
-        <w:t>s</w:t>
+        <w:t xml:space="preserve"> von CleanCode und entsprechender Codierungsrichtlinien, wurde neben </w:t>
+      </w:r>
+      <w:r>
+        <w:t>S</w:t>
       </w:r>
       <w:r>
         <w:t>orgfalt</w:t>
       </w:r>
-      <w:proofErr w:type="spellEnd"/>
-      <w:r>
-        <w:t xml:space="preserve"> der Entwickler, das Werkzeug </w:t>
-      </w:r>
-      <w:proofErr w:type="spellStart"/>
-      <w:r>
-        <w:t>Resharper</w:t>
-      </w:r>
-      <w:proofErr w:type="spellEnd"/>
-      <w:r>
-        <w:t xml:space="preserve"> verwendet</w:t>
+      <w:r>
+        <w:t xml:space="preserve"> der Entwickler, das Werkzeug Resharper verwendet</w:t>
       </w:r>
       <w:r>
         <w:t xml:space="preserve">. </w:t>
@@ -1821,15 +1664,13 @@
         <w:t>Verletzungen</w:t>
       </w:r>
       <w:r>
-        <w:t xml:space="preserve"> von </w:t>
-      </w:r>
-      <w:proofErr w:type="spellStart"/>
-      <w:r>
-        <w:t>Codierungsrichlinien</w:t>
-      </w:r>
-      <w:proofErr w:type="spellEnd"/>
-      <w:r>
-        <w:t xml:space="preserve"> (Namenskonventionen, Einrückung, </w:t>
+        <w:t xml:space="preserve"> von Codierungsrich</w:t>
+      </w:r>
+      <w:r>
+        <w:t>t</w:t>
+      </w:r>
+      <w:r>
+        <w:t xml:space="preserve">linien (Namenskonventionen, Einrückung, </w:t>
       </w:r>
       <w:r>
         <w:t>Formatierung</w:t>
@@ -1837,35 +1678,23 @@
       <w:r>
         <w:t xml:space="preserve">...) erkennen. Die verwendeten </w:t>
       </w:r>
-      <w:proofErr w:type="spellStart"/>
-      <w:r>
-        <w:t>Codierungsrichlinien</w:t>
-      </w:r>
-      <w:proofErr w:type="spellEnd"/>
-      <w:r>
-        <w:t xml:space="preserve"> sind die von der Firma </w:t>
-      </w:r>
-      <w:proofErr w:type="spellStart"/>
-      <w:r>
-        <w:t>Jetbrains</w:t>
-      </w:r>
-      <w:proofErr w:type="spellEnd"/>
-      <w:r>
-        <w:t xml:space="preserve"> empfohlenen</w:t>
+      <w:r>
+        <w:t>Codierungsrich</w:t>
+      </w:r>
+      <w:r>
+        <w:t>t</w:t>
+      </w:r>
+      <w:r>
+        <w:t xml:space="preserve">linien </w:t>
+      </w:r>
+      <w:r>
+        <w:t>sind die von der Firma Jetbrains empfohlenen</w:t>
       </w:r>
       <w:r>
         <w:t xml:space="preserve"> </w:t>
       </w:r>
       <w:r>
-        <w:t xml:space="preserve">und im </w:t>
-      </w:r>
-      <w:proofErr w:type="spellStart"/>
-      <w:r>
-        <w:t>Resharper</w:t>
-      </w:r>
-      <w:proofErr w:type="spellEnd"/>
-      <w:r>
-        <w:t xml:space="preserve"> vorkonfigurierten Richtlinien:</w:t>
+        <w:t>und im Resharper vorkonfigurierten Richtlinien:</w:t>
       </w:r>
       <w:r>
         <w:t xml:space="preserve"> </w:t>
@@ -2080,13 +1909,8 @@
         <w:spacing w:line="360" w:lineRule="auto"/>
       </w:pPr>
       <w:r>
-        <w:t xml:space="preserve">Projektmappe </w:t>
-      </w:r>
-      <w:proofErr w:type="spellStart"/>
-      <w:r>
-        <w:t>Hyperformer_ContactSplitter</w:t>
-      </w:r>
-      <w:proofErr w:type="spellEnd"/>
+        <w:t>Projektmappe Hyperformer_ContactSplitter</w:t>
+      </w:r>
     </w:p>
     <w:p>
       <w:pPr>
@@ -2099,79 +1923,66 @@
         <w:rPr>
           <w:lang w:val="en-US"/>
         </w:rPr>
-        <w:t xml:space="preserve">|__ </w:t>
-      </w:r>
-      <w:proofErr w:type="spellStart"/>
+        <w:t xml:space="preserve">|__ ContactsParser.Contracts    </w:t>
+      </w:r>
       <w:r>
         <w:rPr>
           <w:lang w:val="en-US"/>
         </w:rPr>
-        <w:t>ContactsParser.Contracts</w:t>
-      </w:r>
-      <w:proofErr w:type="spellEnd"/>
+        <w:tab/>
+      </w:r>
       <w:r>
         <w:rPr>
           <w:lang w:val="en-US"/>
         </w:rPr>
-        <w:t xml:space="preserve">    </w:t>
+        <w:tab/>
       </w:r>
       <w:r>
         <w:rPr>
           <w:lang w:val="en-US"/>
         </w:rPr>
+        <w:t>(</w:t>
+      </w:r>
+      <w:r>
+        <w:rPr>
+          <w:lang w:val="en-US"/>
+        </w:rPr>
+        <w:t>S</w:t>
+      </w:r>
+      <w:r>
+        <w:rPr>
+          <w:lang w:val="en-US"/>
+        </w:rPr>
+        <w:t>i</w:t>
+      </w:r>
+      <w:r>
+        <w:rPr>
+          <w:lang w:val="en-US"/>
+        </w:rPr>
+        <w:t>ehe Abschnitt "Composite Components")</w:t>
+      </w:r>
+    </w:p>
+    <w:p>
+      <w:pPr>
+        <w:spacing w:line="360" w:lineRule="auto"/>
+      </w:pPr>
+      <w:r>
+        <w:t xml:space="preserve">|__ ContactParser               </w:t>
+      </w:r>
+      <w:r>
         <w:tab/>
       </w:r>
       <w:r>
-        <w:rPr>
-          <w:lang w:val="en-US"/>
-        </w:rPr>
         <w:tab/>
       </w:r>
       <w:r>
-        <w:rPr>
-          <w:lang w:val="en-US"/>
-        </w:rPr>
-        <w:t>(</w:t>
-      </w:r>
-      <w:proofErr w:type="spellStart"/>
-      <w:r>
-        <w:rPr>
-          <w:lang w:val="en-US"/>
-        </w:rPr>
-        <w:t>S</w:t>
-      </w:r>
-      <w:r>
-        <w:rPr>
-          <w:lang w:val="en-US"/>
-        </w:rPr>
-        <w:t>i</w:t>
-      </w:r>
-      <w:r>
-        <w:rPr>
-          <w:lang w:val="en-US"/>
-        </w:rPr>
-        <w:t>ehe</w:t>
-      </w:r>
-      <w:proofErr w:type="spellEnd"/>
-      <w:r>
-        <w:rPr>
-          <w:lang w:val="en-US"/>
-        </w:rPr>
-        <w:t xml:space="preserve"> </w:t>
-      </w:r>
-      <w:proofErr w:type="spellStart"/>
-      <w:r>
-        <w:rPr>
-          <w:lang w:val="en-US"/>
-        </w:rPr>
-        <w:t>Abschnitt</w:t>
-      </w:r>
-      <w:proofErr w:type="spellEnd"/>
-      <w:r>
-        <w:rPr>
-          <w:lang w:val="en-US"/>
-        </w:rPr>
-        <w:t xml:space="preserve"> "Composite Components")</w:t>
+        <w:t xml:space="preserve">(Logik des </w:t>
+      </w:r>
+      <w:r>
+        <w:t xml:space="preserve">klassischen </w:t>
+      </w:r>
+      <w:r>
+        <w:t>Parsens)</w:t>
       </w:r>
     </w:p>
     <w:p>
@@ -2179,44 +1990,8 @@
         <w:spacing w:line="360" w:lineRule="auto"/>
       </w:pPr>
       <w:r>
-        <w:t xml:space="preserve">|__ </w:t>
-      </w:r>
-      <w:proofErr w:type="spellStart"/>
-      <w:r>
-        <w:t>ContactParser</w:t>
-      </w:r>
-      <w:proofErr w:type="spellEnd"/>
-      <w:r>
-        <w:t xml:space="preserve">               </w:t>
-      </w:r>
-      <w:r>
-        <w:tab/>
-      </w:r>
-      <w:r>
-        <w:tab/>
-      </w:r>
-      <w:r>
-        <w:t xml:space="preserve">(Logik des </w:t>
-      </w:r>
-      <w:r>
-        <w:t xml:space="preserve">klassischen </w:t>
-      </w:r>
-      <w:r>
-        <w:t>Parsens)</w:t>
-      </w:r>
-    </w:p>
-    <w:p>
-      <w:pPr>
-        <w:spacing w:line="360" w:lineRule="auto"/>
-      </w:pPr>
-      <w:r>
-        <w:t xml:space="preserve">|__ </w:t>
-      </w:r>
-      <w:proofErr w:type="spellStart"/>
-      <w:r>
-        <w:t>GPTContactParser</w:t>
-      </w:r>
-      <w:proofErr w:type="spellEnd"/>
+        <w:t>|__ GPTContactParser</w:t>
+      </w:r>
       <w:r>
         <w:tab/>
       </w:r>
@@ -2234,48 +2009,66 @@
         <w:ind w:left="3540" w:hanging="3540"/>
       </w:pPr>
       <w:r>
+        <w:t xml:space="preserve">|__ ContactSplitter.Control    </w:t>
+      </w:r>
+      <w:r>
+        <w:tab/>
+      </w:r>
+      <w:r>
+        <w:t>(</w:t>
+      </w:r>
+      <w:r>
+        <w:t xml:space="preserve">Wiederverwendbares </w:t>
+      </w:r>
+      <w:r>
+        <w:t>UI-Element</w:t>
+      </w:r>
+      <w:r>
+        <w:t xml:space="preserve">, </w:t>
+      </w:r>
+      <w:r>
+        <w:t xml:space="preserve">welches </w:t>
+      </w:r>
+      <w:r>
+        <w:t>Darstellung,</w:t>
+      </w:r>
+      <w:r>
+        <w:t xml:space="preserve"> </w:t>
+      </w:r>
+      <w:r>
+        <w:t>Eingabe</w:t>
+      </w:r>
+      <w:r>
+        <w:t xml:space="preserve">, </w:t>
+      </w:r>
+      <w:r>
+        <w:t>Ausgabe regelt)</w:t>
+      </w:r>
+    </w:p>
+    <w:p>
+      <w:pPr>
+        <w:spacing w:line="360" w:lineRule="auto"/>
+      </w:pPr>
+      <w:r>
         <w:t xml:space="preserve">|__ </w:t>
       </w:r>
-      <w:proofErr w:type="spellStart"/>
-      <w:r>
-        <w:t>ContactSplitter.Control</w:t>
-      </w:r>
-      <w:proofErr w:type="spellEnd"/>
-      <w:r>
-        <w:t xml:space="preserve">    </w:t>
+      <w:r>
+        <w:rPr>
+          <w:b/>
+        </w:rPr>
+        <w:t>ContactSplitter</w:t>
+      </w:r>
+      <w:r>
+        <w:t xml:space="preserve">             </w:t>
       </w:r>
       <w:r>
         <w:tab/>
       </w:r>
       <w:r>
-        <w:t>(</w:t>
-      </w:r>
-      <w:r>
-        <w:t xml:space="preserve">Wiederverwendbares </w:t>
-      </w:r>
-      <w:r>
-        <w:t>UI-Element</w:t>
-      </w:r>
-      <w:r>
-        <w:t xml:space="preserve">, </w:t>
-      </w:r>
-      <w:r>
-        <w:t xml:space="preserve">welches </w:t>
-      </w:r>
-      <w:r>
-        <w:t>Darstellung,</w:t>
-      </w:r>
-      <w:r>
-        <w:t xml:space="preserve"> </w:t>
-      </w:r>
-      <w:r>
-        <w:t>Eingabe</w:t>
-      </w:r>
-      <w:r>
-        <w:t xml:space="preserve">, </w:t>
-      </w:r>
-      <w:r>
-        <w:t>Ausgabe regelt)</w:t>
+        <w:tab/>
+      </w:r>
+      <w:r>
+        <w:t>(Hauptprojekt)</w:t>
       </w:r>
     </w:p>
     <w:p>
@@ -2283,41 +2076,8 @@
         <w:spacing w:line="360" w:lineRule="auto"/>
       </w:pPr>
       <w:r>
-        <w:t xml:space="preserve">|__ </w:t>
-      </w:r>
-      <w:proofErr w:type="spellStart"/>
-      <w:r>
-        <w:rPr>
-          <w:b/>
-        </w:rPr>
-        <w:t>ContactSplitter</w:t>
-      </w:r>
-      <w:proofErr w:type="spellEnd"/>
-      <w:r>
-        <w:t xml:space="preserve">             </w:t>
-      </w:r>
-      <w:r>
-        <w:tab/>
-      </w:r>
-      <w:r>
-        <w:tab/>
-      </w:r>
-      <w:r>
-        <w:t>(Hauptprojekt)</w:t>
-      </w:r>
-    </w:p>
-    <w:p>
-      <w:pPr>
-        <w:spacing w:line="360" w:lineRule="auto"/>
-      </w:pPr>
-      <w:r>
-        <w:t xml:space="preserve">|__ </w:t>
-      </w:r>
-      <w:proofErr w:type="spellStart"/>
-      <w:r>
-        <w:t>ContactSplitter.DataStorage</w:t>
-      </w:r>
-      <w:proofErr w:type="spellEnd"/>
+        <w:t>|__ ContactSplitter.DataStorage</w:t>
+      </w:r>
       <w:r>
         <w:tab/>
         <w:t>(Datenhaltung aller Kontakte usw.)</w:t>
@@ -2328,15 +2088,7 @@
         <w:spacing w:line="360" w:lineRule="auto"/>
       </w:pPr>
       <w:r>
-        <w:t xml:space="preserve">|__ </w:t>
-      </w:r>
-      <w:proofErr w:type="spellStart"/>
-      <w:r>
-        <w:t>ContactSplitter.Tests</w:t>
-      </w:r>
-      <w:proofErr w:type="spellEnd"/>
-      <w:r>
-        <w:t xml:space="preserve">       </w:t>
+        <w:t xml:space="preserve">|__ ContactSplitter.Tests       </w:t>
       </w:r>
       <w:r>
         <w:tab/>
@@ -2362,15 +2114,7 @@
         <w:t>Es handelt sich um jeweils einzelne Projekte</w:t>
       </w:r>
       <w:r>
-        <w:t xml:space="preserve"> (</w:t>
-      </w:r>
-      <w:proofErr w:type="spellStart"/>
-      <w:r>
-        <w:t>Assemblies</w:t>
-      </w:r>
-      <w:proofErr w:type="spellEnd"/>
-      <w:r>
-        <w:t>)</w:t>
+        <w:t xml:space="preserve"> (Assemblies)</w:t>
       </w:r>
       <w:r>
         <w:t>, welche in einer Projektmappe</w:t>
@@ -2382,15 +2126,13 @@
         <w:t xml:space="preserve"> zusammengefasst sind und interagieren</w:t>
       </w:r>
       <w:r>
-        <w:t xml:space="preserve">. Auf den folgenden Seiten sind Abbildungen zu sehen, welche die einzelnen Klassendiagramme der Projekte </w:t>
-      </w:r>
-      <w:proofErr w:type="spellStart"/>
-      <w:r>
-        <w:t>dargestellen</w:t>
-      </w:r>
-      <w:proofErr w:type="spellEnd"/>
-      <w:r>
-        <w:t xml:space="preserve">. </w:t>
+        <w:t xml:space="preserve">. Auf den </w:t>
+      </w:r>
+      <w:r>
+        <w:t>Seiten 9-11</w:t>
+      </w:r>
+      <w:r>
+        <w:t xml:space="preserve"> sind Abbildungen zu sehen, welche die einzelnen Klassendiagramme der Projekte darstellen. </w:t>
       </w:r>
     </w:p>
     <w:p>
@@ -2430,7 +2172,19 @@
         <w:rPr>
           <w:lang w:eastAsia="de-DE"/>
         </w:rPr>
-        <w:t>Als Nutzer möchte ich ein manuelles Textfenster haben, um die Zerlegung der Anrede manuell anzupassen, falls die automatische Zuordnung nicht korrekt ist oder ich den Kontant selbst eintragen möchte.</w:t>
+        <w:t xml:space="preserve">Als Nutzer möchte ich ein manuelles Textfenster haben, um die Zerlegung der Anrede manuell anzupassen, falls die automatische Zuordnung nicht korrekt ist oder ich den </w:t>
+      </w:r>
+      <w:r>
+        <w:rPr>
+          <w:lang w:eastAsia="de-DE"/>
+        </w:rPr>
+        <w:t>Kontakt</w:t>
+      </w:r>
+      <w:r>
+        <w:rPr>
+          <w:lang w:eastAsia="de-DE"/>
+        </w:rPr>
+        <w:t xml:space="preserve"> selbst eintragen möchte.</w:t>
       </w:r>
     </w:p>
     <w:p>
@@ -2445,14 +2199,26 @@
       <w:pPr>
         <w:pStyle w:val="Listenabsatz"/>
         <w:rPr>
-          <w:lang w:eastAsia="de-DE"/>
-        </w:rPr>
-      </w:pPr>
-      <w:r>
-        <w:rPr>
+          <w:b/>
+          <w:bCs/>
+          <w:lang w:eastAsia="de-DE"/>
+        </w:rPr>
+      </w:pPr>
+      <w:r>
+        <w:rPr>
+          <w:b/>
+          <w:bCs/>
           <w:lang w:eastAsia="de-DE"/>
         </w:rPr>
         <w:t>Akzeptanzkriterien</w:t>
+      </w:r>
+      <w:r>
+        <w:rPr>
+          <w:b/>
+          <w:bCs/>
+          <w:lang w:eastAsia="de-DE"/>
+        </w:rPr>
+        <w:t>:</w:t>
       </w:r>
     </w:p>
     <w:p>
@@ -2464,13 +2230,13 @@
         </w:numPr>
       </w:pPr>
       <w:r>
-        <w:t xml:space="preserve">Das System sollte ein Textfeld zur Verfügung stellen, in dem Nutzer Anreden manuell </w:t>
-      </w:r>
-      <w:r>
-        <w:t xml:space="preserve"> </w:t>
-      </w:r>
-      <w:r>
-        <w:t xml:space="preserve">bearbeiten können. </w:t>
+        <w:t xml:space="preserve">Das System sollte ein Textfeld zur Verfügung stellen, in dem Nutzer Anreden </w:t>
+      </w:r>
+      <w:r>
+        <w:t>manuell bearbeiten</w:t>
+      </w:r>
+      <w:r>
+        <w:t xml:space="preserve"> können. </w:t>
       </w:r>
     </w:p>
     <w:p>
@@ -2491,6 +2257,9 @@
         <w:t>Personenmerkmale</w:t>
       </w:r>
       <w:r>
+        <w:t>n</w:t>
+      </w:r>
+      <w:r>
         <w:t xml:space="preserve"> gefüllt werden</w:t>
       </w:r>
     </w:p>
@@ -2522,9 +2291,24 @@
     <w:p>
       <w:pPr>
         <w:pStyle w:val="Listenabsatz"/>
-      </w:pPr>
-      <w:r>
+        <w:rPr>
+          <w:b/>
+          <w:bCs/>
+        </w:rPr>
+      </w:pPr>
+      <w:r>
+        <w:rPr>
+          <w:b/>
+          <w:bCs/>
+        </w:rPr>
         <w:t>Akzeptanzkriterien</w:t>
+      </w:r>
+      <w:r>
+        <w:rPr>
+          <w:b/>
+          <w:bCs/>
+        </w:rPr>
+        <w:t>:</w:t>
       </w:r>
     </w:p>
     <w:p>
@@ -2606,9 +2390,19 @@
       </w:pPr>
       <w:r>
         <w:rPr>
-          <w:lang w:eastAsia="de-DE"/>
-        </w:rPr>
-        <w:t>Akzeptanzkriterien:</w:t>
+          <w:b/>
+          <w:bCs/>
+          <w:lang w:eastAsia="de-DE"/>
+        </w:rPr>
+        <w:t>Akzeptanzkriterie</w:t>
+      </w:r>
+      <w:r>
+        <w:rPr>
+          <w:b/>
+          <w:bCs/>
+          <w:lang w:eastAsia="de-DE"/>
+        </w:rPr>
+        <w:t>n:</w:t>
       </w:r>
     </w:p>
     <w:p>
@@ -2661,9 +2455,17 @@
       </w:pPr>
       <w:r>
         <w:rPr>
-          <w:lang w:eastAsia="de-DE"/>
-        </w:rPr>
-        <w:t>Akzeptanzkriterien:</w:t>
+          <w:b/>
+          <w:bCs/>
+          <w:lang w:eastAsia="de-DE"/>
+        </w:rPr>
+        <w:t>Akzeptanzkriterien</w:t>
+      </w:r>
+      <w:r>
+        <w:rPr>
+          <w:lang w:eastAsia="de-DE"/>
+        </w:rPr>
+        <w:t>:</w:t>
       </w:r>
     </w:p>
     <w:p>
@@ -2744,30 +2546,8 @@
         <w:rPr>
           <w:lang w:eastAsia="de-DE"/>
         </w:rPr>
-        <w:t xml:space="preserve">Definition </w:t>
-      </w:r>
-      <w:proofErr w:type="spellStart"/>
-      <w:r>
-        <w:rPr>
-          <w:lang w:eastAsia="de-DE"/>
-        </w:rPr>
-        <w:t>Of</w:t>
-      </w:r>
-      <w:proofErr w:type="spellEnd"/>
-      <w:r>
-        <w:rPr>
-          <w:lang w:eastAsia="de-DE"/>
-        </w:rPr>
-        <w:t xml:space="preserve"> </w:t>
-      </w:r>
-      <w:proofErr w:type="spellStart"/>
-      <w:r>
-        <w:rPr>
-          <w:lang w:eastAsia="de-DE"/>
-        </w:rPr>
-        <w:t>Done</w:t>
-      </w:r>
-      <w:proofErr w:type="spellEnd"/>
+        <w:t>Definition Of Done</w:t>
+      </w:r>
     </w:p>
     <w:p>
       <w:pPr>
@@ -2784,7 +2564,13 @@
         <w:rPr>
           <w:lang w:eastAsia="de-DE"/>
         </w:rPr>
-        <w:t>Alle Anforderungen des Kunden und des Entwicklerteams sind erfüllt und umgesetzt.</w:t>
+        <w:t>Alle Anforderungen des Kunden und des Entwicklerteams sind erfüllt und umgesetzt</w:t>
+      </w:r>
+      <w:r>
+        <w:rPr>
+          <w:lang w:eastAsia="de-DE"/>
+        </w:rPr>
+        <w:t>.</w:t>
       </w:r>
     </w:p>
     <w:p>
@@ -2931,15 +2717,13 @@
         <w:t xml:space="preserve">Titel </w:t>
       </w:r>
       <w:r>
-        <w:t xml:space="preserve">zu konfigurieren, um künftige </w:t>
-      </w:r>
-      <w:proofErr w:type="spellStart"/>
-      <w:r>
-        <w:t>Parsevorgänge</w:t>
-      </w:r>
-      <w:proofErr w:type="spellEnd"/>
-      <w:r>
-        <w:t xml:space="preserve"> zu optimieren</w:t>
+        <w:t>zu konfigurieren, um künftige Parse</w:t>
+      </w:r>
+      <w:r>
+        <w:t>-</w:t>
+      </w:r>
+      <w:r>
+        <w:t>vorgänge zu optimieren</w:t>
       </w:r>
       <w:r>
         <w:t>.</w:t>
@@ -2978,7 +2762,19 @@
         <w:rPr>
           <w:lang w:eastAsia="de-DE"/>
         </w:rPr>
-        <w:t>Die App ist gut dokumentiert, einschließlich der Funktionsweise, der Systemanforderungen und der</w:t>
+        <w:t xml:space="preserve">Die App ist </w:t>
+      </w:r>
+      <w:r>
+        <w:rPr>
+          <w:lang w:eastAsia="de-DE"/>
+        </w:rPr>
+        <w:t>umfänglich</w:t>
+      </w:r>
+      <w:r>
+        <w:rPr>
+          <w:lang w:eastAsia="de-DE"/>
+        </w:rPr>
+        <w:t xml:space="preserve"> dokumentiert, einschließlich der Funktionsweise, der Systemanforderungen und der</w:t>
       </w:r>
       <w:r>
         <w:rPr>
@@ -3008,7 +2804,7 @@
         <w:rPr>
           <w:lang w:eastAsia="de-DE"/>
         </w:rPr>
-        <w:t>Die App ist erfolgreich getestet und alle Fehler und Bugs sind behoben.</w:t>
+        <w:t xml:space="preserve">Die Dokumentation der App ist für das erste Release angepasst. </w:t>
       </w:r>
     </w:p>
     <w:p>
@@ -3026,7 +2822,85 @@
         <w:rPr>
           <w:lang w:eastAsia="de-DE"/>
         </w:rPr>
-        <w:t>Die App ist bereit für die Veröffentlichung und wird von den Benutzern positiv aufgenommen.</w:t>
+        <w:t xml:space="preserve">Die App </w:t>
+      </w:r>
+      <w:r>
+        <w:rPr>
+          <w:lang w:eastAsia="de-DE"/>
+        </w:rPr>
+        <w:t>ist</w:t>
+      </w:r>
+      <w:r>
+        <w:rPr>
+          <w:lang w:eastAsia="de-DE"/>
+        </w:rPr>
+        <w:t xml:space="preserve"> erfolgreich getestet und </w:t>
+      </w:r>
+      <w:r>
+        <w:rPr>
+          <w:lang w:eastAsia="de-DE"/>
+        </w:rPr>
+        <w:t xml:space="preserve">alle </w:t>
+      </w:r>
+      <w:r>
+        <w:rPr>
+          <w:lang w:eastAsia="de-DE"/>
+        </w:rPr>
+        <w:t>gefundenen Fehler</w:t>
+      </w:r>
+      <w:r>
+        <w:rPr>
+          <w:lang w:eastAsia="de-DE"/>
+        </w:rPr>
+        <w:t xml:space="preserve"> und Bugs </w:t>
+      </w:r>
+      <w:r>
+        <w:rPr>
+          <w:lang w:eastAsia="de-DE"/>
+        </w:rPr>
+        <w:t>sind</w:t>
+      </w:r>
+      <w:r>
+        <w:rPr>
+          <w:lang w:eastAsia="de-DE"/>
+        </w:rPr>
+        <w:t xml:space="preserve"> </w:t>
+      </w:r>
+      <w:r>
+        <w:rPr>
+          <w:lang w:eastAsia="de-DE"/>
+        </w:rPr>
+        <w:t>behoben.</w:t>
+      </w:r>
+    </w:p>
+    <w:p>
+      <w:pPr>
+        <w:pStyle w:val="Listenabsatz"/>
+        <w:numPr>
+          <w:ilvl w:val="0"/>
+          <w:numId w:val="2"/>
+        </w:numPr>
+        <w:rPr>
+          <w:lang w:eastAsia="de-DE"/>
+        </w:rPr>
+      </w:pPr>
+      <w:r>
+        <w:rPr>
+          <w:lang w:eastAsia="de-DE"/>
+        </w:rPr>
+        <w:t xml:space="preserve">Die App </w:t>
+      </w:r>
+      <w:r>
+        <w:rPr>
+          <w:lang w:eastAsia="de-DE"/>
+        </w:rPr>
+        <w:t>ist bereit für die Veröffentlichung und wird vom Kunden akzeptiert.</w:t>
+      </w:r>
+      <w:r>
+        <w:rPr>
+          <w:lang w:eastAsia="de-DE"/>
+        </w:rPr>
+        <w:t xml:space="preserve"> </w:t>
       </w:r>
     </w:p>
     <w:p>
@@ -3244,7 +3118,19 @@
         <w:rPr>
           <w:lang w:eastAsia="de-DE"/>
         </w:rPr>
-        <w:t xml:space="preserve"> derzeit nur für Windows Geräte verfügbar.</w:t>
+        <w:t xml:space="preserve"> </w:t>
+      </w:r>
+      <w:r>
+        <w:rPr>
+          <w:lang w:eastAsia="de-DE"/>
+        </w:rPr>
+        <w:t xml:space="preserve">ist </w:t>
+      </w:r>
+      <w:r>
+        <w:rPr>
+          <w:lang w:eastAsia="de-DE"/>
+        </w:rPr>
+        <w:t>derzeit nur für Windows Geräte verfügbar.</w:t>
       </w:r>
     </w:p>
     <w:p>
@@ -3268,7 +3154,25 @@
         <w:rPr>
           <w:lang w:eastAsia="de-DE"/>
         </w:rPr>
-        <w:t>Ausführbare Exe Dateien</w:t>
+        <w:t>a</w:t>
+      </w:r>
+      <w:r>
+        <w:rPr>
+          <w:lang w:eastAsia="de-DE"/>
+        </w:rPr>
+        <w:t xml:space="preserve">usführbare </w:t>
+      </w:r>
+      <w:r>
+        <w:rPr>
+          <w:lang w:eastAsia="de-DE"/>
+        </w:rPr>
+        <w:t>exe</w:t>
+      </w:r>
+      <w:r>
+        <w:rPr>
+          <w:lang w:eastAsia="de-DE"/>
+        </w:rPr>
+        <w:t xml:space="preserve"> Dateien</w:t>
       </w:r>
     </w:p>
     <w:p>
@@ -3282,39 +3186,17 @@
           <w:lang w:eastAsia="de-DE"/>
         </w:rPr>
       </w:pPr>
-      <w:proofErr w:type="spellStart"/>
-      <w:r>
-        <w:rPr>
-          <w:lang w:eastAsia="de-DE"/>
-        </w:rPr>
-        <w:t>ContactSplitter</w:t>
-      </w:r>
-      <w:proofErr w:type="spellEnd"/>
-      <w:r>
-        <w:rPr>
-          <w:lang w:eastAsia="de-DE"/>
-        </w:rPr>
-        <w:t xml:space="preserve"> 1.0.exe</w:t>
-      </w:r>
-      <w:r>
-        <w:rPr>
-          <w:lang w:eastAsia="de-DE"/>
-        </w:rPr>
-        <w:t xml:space="preserve"> (Beinhaltet die .NET 7.0 </w:t>
-      </w:r>
-      <w:proofErr w:type="spellStart"/>
-      <w:r>
-        <w:rPr>
-          <w:lang w:eastAsia="de-DE"/>
-        </w:rPr>
-        <w:t>Runtime</w:t>
-      </w:r>
-      <w:proofErr w:type="spellEnd"/>
-      <w:r>
-        <w:rPr>
-          <w:lang w:eastAsia="de-DE"/>
-        </w:rPr>
-        <w:t>)</w:t>
+      <w:r>
+        <w:rPr>
+          <w:lang w:eastAsia="de-DE"/>
+        </w:rPr>
+        <w:t>ContactSplitter 1.0.exe</w:t>
+      </w:r>
+      <w:r>
+        <w:rPr>
+          <w:lang w:eastAsia="de-DE"/>
+        </w:rPr>
+        <w:t xml:space="preserve"> (Beinhaltet die .NET 7.0 Runtime)</w:t>
       </w:r>
     </w:p>
     <w:p>
@@ -3328,59 +3210,23 @@
           <w:lang w:val="en-US" w:eastAsia="de-DE"/>
         </w:rPr>
       </w:pPr>
-      <w:proofErr w:type="spellStart"/>
       <w:r>
         <w:rPr>
           <w:lang w:val="en-US" w:eastAsia="de-DE"/>
         </w:rPr>
-        <w:t>ContactSplitter</w:t>
-      </w:r>
-      <w:proofErr w:type="spellEnd"/>
+        <w:t>ContactSplitter 1.0 (.NET 7 Runtime required)</w:t>
+      </w:r>
       <w:r>
         <w:rPr>
           <w:lang w:val="en-US" w:eastAsia="de-DE"/>
         </w:rPr>
-        <w:t xml:space="preserve"> 1.0 (.NET 7 Runtime required)</w:t>
+        <w:t>.e</w:t>
       </w:r>
       <w:r>
         <w:rPr>
           <w:lang w:val="en-US" w:eastAsia="de-DE"/>
         </w:rPr>
-        <w:t>.e</w:t>
-      </w:r>
-      <w:r>
-        <w:rPr>
-          <w:lang w:val="en-US" w:eastAsia="de-DE"/>
-        </w:rPr>
-        <w:t>xe (</w:t>
-      </w:r>
-      <w:proofErr w:type="spellStart"/>
-      <w:r>
-        <w:rPr>
-          <w:lang w:val="en-US" w:eastAsia="de-DE"/>
-        </w:rPr>
-        <w:t>Benötigt</w:t>
-      </w:r>
-      <w:proofErr w:type="spellEnd"/>
-      <w:r>
-        <w:rPr>
-          <w:lang w:val="en-US" w:eastAsia="de-DE"/>
-        </w:rPr>
-        <w:t xml:space="preserve"> </w:t>
-      </w:r>
-      <w:proofErr w:type="spellStart"/>
-      <w:r>
-        <w:rPr>
-          <w:lang w:val="en-US" w:eastAsia="de-DE"/>
-        </w:rPr>
-        <w:t>eine</w:t>
-      </w:r>
-      <w:proofErr w:type="spellEnd"/>
-      <w:r>
-        <w:rPr>
-          <w:lang w:val="en-US" w:eastAsia="de-DE"/>
-        </w:rPr>
-        <w:t xml:space="preserve"> Installation der .NET 7 Runtime: </w:t>
+        <w:t xml:space="preserve">xe (Benötigt eine Installation der .NET 7 Runtime: </w:t>
       </w:r>
       <w:r>
         <w:rPr>
@@ -3492,14 +3338,12 @@
         </w:rPr>
         <w:t xml:space="preserve">Diese </w:t>
       </w:r>
-      <w:proofErr w:type="spellStart"/>
-      <w:r>
-        <w:rPr>
-          <w:lang w:eastAsia="de-DE"/>
-        </w:rPr>
-        <w:t>Releasenote</w:t>
-      </w:r>
-      <w:proofErr w:type="spellEnd"/>
+      <w:r>
+        <w:rPr>
+          <w:lang w:eastAsia="de-DE"/>
+        </w:rPr>
+        <w:t>Release Note</w:t>
+      </w:r>
       <w:r>
         <w:rPr>
           <w:lang w:eastAsia="de-DE"/>
@@ -3554,7 +3398,7 @@
             <v:path o:extrusionok="f" gradientshapeok="t" o:connecttype="rect"/>
             <o:lock v:ext="edit" aspectratio="t"/>
           </v:shapetype>
-          <v:shape id="_x0000_i1025" type="#_x0000_t75" style="width:641pt;height:5in;rotation:270;mso-position-horizontal-relative:text;mso-position-vertical-relative:text" wrapcoords="-36 0 -36 21536 21600 21536 21600 0 -36 0" o:allowoverlap="f">
+          <v:shape id="_x0000_i1025" type="#_x0000_t75" style="width:641.1pt;height:5in;rotation:270;mso-position-horizontal-relative:text;mso-position-vertical-relative:text" wrapcoords="-36 0 -36 21536 21600 21536 21600 0 -36 0" o:allowoverlap="f">
             <v:imagedata r:id="rId15" o:title="One"/>
           </v:shape>
         </w:pict>
@@ -3589,7 +3433,7 @@
       <w:r>
         <w:lastRenderedPageBreak/>
         <w:pict w14:anchorId="5A570667">
-          <v:shape id="_x0000_i1026" type="#_x0000_t75" style="width:351.4pt;height:625.95pt;mso-left-percent:-10001;mso-top-percent:-10001;mso-position-horizontal:absolute;mso-position-horizontal-relative:char;mso-position-vertical:absolute;mso-position-vertical-relative:line;mso-left-percent:-10001;mso-top-percent:-10001">
+          <v:shape id="_x0000_i1026" type="#_x0000_t75" style="width:351.25pt;height:626.1pt;mso-left-percent:-10001;mso-top-percent:-10001;mso-position-horizontal:absolute;mso-position-horizontal-relative:char;mso-position-vertical:absolute;mso-position-vertical-relative:line;mso-left-percent:-10001;mso-top-percent:-10001">
             <v:imagedata r:id="rId16" o:title="Tow"/>
           </v:shape>
         </w:pict>
@@ -3625,7 +3469,7 @@
       <w:r>
         <w:lastRenderedPageBreak/>
         <w:pict w14:anchorId="33698A8F">
-          <v:shape id="_x0000_i1027" type="#_x0000_t75" style="width:361.6pt;height:644.25pt;mso-left-percent:-10001;mso-top-percent:-10001;mso-position-horizontal:absolute;mso-position-horizontal-relative:char;mso-position-vertical:absolute;mso-position-vertical-relative:line;mso-left-percent:-10001;mso-top-percent:-10001">
+          <v:shape id="_x0000_i1027" type="#_x0000_t75" style="width:361.9pt;height:644.25pt;mso-left-percent:-10001;mso-top-percent:-10001;mso-position-horizontal:absolute;mso-position-horizontal-relative:char;mso-position-vertical:absolute;mso-position-vertical-relative:line;mso-left-percent:-10001;mso-top-percent:-10001">
             <v:imagedata r:id="rId17" o:title="Three"/>
           </v:shape>
         </w:pict>
@@ -3667,7 +3511,7 @@
 </file>
 
 <file path=word/endnotes.xml><?xml version="1.0" encoding="utf-8"?>
-<w:endnotes xmlns:wpc="http://schemas.microsoft.com/office/word/2010/wordprocessingCanvas" xmlns:cx="http://schemas.microsoft.com/office/drawing/2014/chartex" xmlns:cx1="http://schemas.microsoft.com/office/drawing/2015/9/8/chartex" xmlns:cx2="http://schemas.microsoft.com/office/drawing/2015/10/21/chartex" xmlns:cx3="http://schemas.microsoft.com/office/drawing/2016/5/9/chartex" xmlns:cx4="http://schemas.microsoft.com/office/drawing/2016/5/10/chartex" xmlns:cx5="http://schemas.microsoft.com/office/drawing/2016/5/11/chartex" xmlns:cx6="http://schemas.microsoft.com/office/drawing/2016/5/12/chartex" xmlns:cx7="http://schemas.microsoft.com/office/drawing/2016/5/13/chartex" xmlns:cx8="http://schemas.microsoft.com/office/drawing/2016/5/14/chartex" xmlns:mc="http://schemas.openxmlformats.org/markup-compatibility/2006" xmlns:aink="http://schemas.microsoft.com/office/drawing/2016/ink" xmlns:am3d="http://schemas.microsoft.com/office/drawing/2017/model3d" xmlns:o="urn:schemas-microsoft-com:office:office" xmlns:oel="http://schemas.microsoft.com/office/2019/extlst" xmlns:r="http://schemas.openxmlformats.org/officeDocument/2006/relationships" xmlns:m="http://schemas.openxmlformats.org/officeDocument/2006/math" xmlns:v="urn:schemas-microsoft-com:vml" xmlns:wp14="http://schemas.microsoft.com/office/word/2010/wordprocessingDrawing" xmlns:wp="http://schemas.openxmlformats.org/drawingml/2006/wordprocessingDrawing" xmlns:w10="urn:schemas-microsoft-com:office:word" xmlns:w="http://schemas.openxmlformats.org/wordprocessingml/2006/main" xmlns:w14="http://schemas.microsoft.com/office/word/2010/wordml" xmlns:w15="http://schemas.microsoft.com/office/word/2012/wordml" xmlns:w16cex="http://schemas.microsoft.com/office/word/2018/wordml/cex" xmlns:w16cid="http://schemas.microsoft.com/office/word/2016/wordml/cid" xmlns:w16="http://schemas.microsoft.com/office/word/2018/wordml" xmlns:w16du="http://schemas.microsoft.com/office/word/2023/wordml/word16du" xmlns:w16sdtdh="http://schemas.microsoft.com/office/word/2020/wordml/sdtdatahash" xmlns:w16se="http://schemas.microsoft.com/office/word/2015/wordml/symex" xmlns:wpg="http://schemas.microsoft.com/office/word/2010/wordprocessingGroup" xmlns:wpi="http://schemas.microsoft.com/office/word/2010/wordprocessingInk" xmlns:wne="http://schemas.microsoft.com/office/word/2006/wordml" xmlns:wps="http://schemas.microsoft.com/office/word/2010/wordprocessingShape" mc:Ignorable="w14 w15 w16se w16cid w16 w16cex w16sdtdh wp14">
+<w:endnotes xmlns:wpc="http://schemas.microsoft.com/office/word/2010/wordprocessingCanvas" xmlns:cx="http://schemas.microsoft.com/office/drawing/2014/chartex" xmlns:cx1="http://schemas.microsoft.com/office/drawing/2015/9/8/chartex" xmlns:cx2="http://schemas.microsoft.com/office/drawing/2015/10/21/chartex" xmlns:cx3="http://schemas.microsoft.com/office/drawing/2016/5/9/chartex" xmlns:cx4="http://schemas.microsoft.com/office/drawing/2016/5/10/chartex" xmlns:cx5="http://schemas.microsoft.com/office/drawing/2016/5/11/chartex" xmlns:cx6="http://schemas.microsoft.com/office/drawing/2016/5/12/chartex" xmlns:cx7="http://schemas.microsoft.com/office/drawing/2016/5/13/chartex" xmlns:cx8="http://schemas.microsoft.com/office/drawing/2016/5/14/chartex" xmlns:mc="http://schemas.openxmlformats.org/markup-compatibility/2006" xmlns:aink="http://schemas.microsoft.com/office/drawing/2016/ink" xmlns:am3d="http://schemas.microsoft.com/office/drawing/2017/model3d" xmlns:o="urn:schemas-microsoft-com:office:office" xmlns:oel="http://schemas.microsoft.com/office/2019/extlst" xmlns:r="http://schemas.openxmlformats.org/officeDocument/2006/relationships" xmlns:m="http://schemas.openxmlformats.org/officeDocument/2006/math" xmlns:v="urn:schemas-microsoft-com:vml" xmlns:wp14="http://schemas.microsoft.com/office/word/2010/wordprocessingDrawing" xmlns:wp="http://schemas.openxmlformats.org/drawingml/2006/wordprocessingDrawing" xmlns:w10="urn:schemas-microsoft-com:office:word" xmlns:w="http://schemas.openxmlformats.org/wordprocessingml/2006/main" xmlns:w14="http://schemas.microsoft.com/office/word/2010/wordml" xmlns:w15="http://schemas.microsoft.com/office/word/2012/wordml" xmlns:w16cex="http://schemas.microsoft.com/office/word/2018/wordml/cex" xmlns:w16cid="http://schemas.microsoft.com/office/word/2016/wordml/cid" xmlns:w16="http://schemas.microsoft.com/office/word/2018/wordml" xmlns:w16sdtdh="http://schemas.microsoft.com/office/word/2020/wordml/sdtdatahash" xmlns:w16se="http://schemas.microsoft.com/office/word/2015/wordml/symex" xmlns:wpg="http://schemas.microsoft.com/office/word/2010/wordprocessingGroup" xmlns:wpi="http://schemas.microsoft.com/office/word/2010/wordprocessingInk" xmlns:wne="http://schemas.microsoft.com/office/word/2006/wordml" xmlns:wps="http://schemas.microsoft.com/office/word/2010/wordprocessingShape" mc:Ignorable="w14 w15 w16se w16cid w16 w16cex w16sdtdh wp14">
   <w:endnote w:type="separator" w:id="-1">
     <w:p>
       <w:pPr>
@@ -3692,7 +3536,7 @@
 </file>
 
 <file path=word/footer1.xml><?xml version="1.0" encoding="utf-8"?>
-<w:ftr xmlns:wpc="http://schemas.microsoft.com/office/word/2010/wordprocessingCanvas" xmlns:cx="http://schemas.microsoft.com/office/drawing/2014/chartex" xmlns:cx1="http://schemas.microsoft.com/office/drawing/2015/9/8/chartex" xmlns:cx2="http://schemas.microsoft.com/office/drawing/2015/10/21/chartex" xmlns:cx3="http://schemas.microsoft.com/office/drawing/2016/5/9/chartex" xmlns:cx4="http://schemas.microsoft.com/office/drawing/2016/5/10/chartex" xmlns:cx5="http://schemas.microsoft.com/office/drawing/2016/5/11/chartex" xmlns:cx6="http://schemas.microsoft.com/office/drawing/2016/5/12/chartex" xmlns:cx7="http://schemas.microsoft.com/office/drawing/2016/5/13/chartex" xmlns:cx8="http://schemas.microsoft.com/office/drawing/2016/5/14/chartex" xmlns:mc="http://schemas.openxmlformats.org/markup-compatibility/2006" xmlns:aink="http://schemas.microsoft.com/office/drawing/2016/ink" xmlns:am3d="http://schemas.microsoft.com/office/drawing/2017/model3d" xmlns:o="urn:schemas-microsoft-com:office:office" xmlns:oel="http://schemas.microsoft.com/office/2019/extlst" xmlns:r="http://schemas.openxmlformats.org/officeDocument/2006/relationships" xmlns:m="http://schemas.openxmlformats.org/officeDocument/2006/math" xmlns:v="urn:schemas-microsoft-com:vml" xmlns:wp14="http://schemas.microsoft.com/office/word/2010/wordprocessingDrawing" xmlns:wp="http://schemas.openxmlformats.org/drawingml/2006/wordprocessingDrawing" xmlns:w10="urn:schemas-microsoft-com:office:word" xmlns:w="http://schemas.openxmlformats.org/wordprocessingml/2006/main" xmlns:w14="http://schemas.microsoft.com/office/word/2010/wordml" xmlns:w15="http://schemas.microsoft.com/office/word/2012/wordml" xmlns:w16cex="http://schemas.microsoft.com/office/word/2018/wordml/cex" xmlns:w16cid="http://schemas.microsoft.com/office/word/2016/wordml/cid" xmlns:w16="http://schemas.microsoft.com/office/word/2018/wordml" xmlns:w16du="http://schemas.microsoft.com/office/word/2023/wordml/word16du" xmlns:w16sdtdh="http://schemas.microsoft.com/office/word/2020/wordml/sdtdatahash" xmlns:w16se="http://schemas.microsoft.com/office/word/2015/wordml/symex" xmlns:wpg="http://schemas.microsoft.com/office/word/2010/wordprocessingGroup" xmlns:wpi="http://schemas.microsoft.com/office/word/2010/wordprocessingInk" xmlns:wne="http://schemas.microsoft.com/office/word/2006/wordml" xmlns:wps="http://schemas.microsoft.com/office/word/2010/wordprocessingShape" mc:Ignorable="w14 w15 w16se w16cid w16 w16cex w16sdtdh wp14">
+<w:ftr xmlns:wpc="http://schemas.microsoft.com/office/word/2010/wordprocessingCanvas" xmlns:cx="http://schemas.microsoft.com/office/drawing/2014/chartex" xmlns:cx1="http://schemas.microsoft.com/office/drawing/2015/9/8/chartex" xmlns:cx2="http://schemas.microsoft.com/office/drawing/2015/10/21/chartex" xmlns:cx3="http://schemas.microsoft.com/office/drawing/2016/5/9/chartex" xmlns:cx4="http://schemas.microsoft.com/office/drawing/2016/5/10/chartex" xmlns:cx5="http://schemas.microsoft.com/office/drawing/2016/5/11/chartex" xmlns:cx6="http://schemas.microsoft.com/office/drawing/2016/5/12/chartex" xmlns:cx7="http://schemas.microsoft.com/office/drawing/2016/5/13/chartex" xmlns:cx8="http://schemas.microsoft.com/office/drawing/2016/5/14/chartex" xmlns:mc="http://schemas.openxmlformats.org/markup-compatibility/2006" xmlns:aink="http://schemas.microsoft.com/office/drawing/2016/ink" xmlns:am3d="http://schemas.microsoft.com/office/drawing/2017/model3d" xmlns:o="urn:schemas-microsoft-com:office:office" xmlns:oel="http://schemas.microsoft.com/office/2019/extlst" xmlns:r="http://schemas.openxmlformats.org/officeDocument/2006/relationships" xmlns:m="http://schemas.openxmlformats.org/officeDocument/2006/math" xmlns:v="urn:schemas-microsoft-com:vml" xmlns:wp14="http://schemas.microsoft.com/office/word/2010/wordprocessingDrawing" xmlns:wp="http://schemas.openxmlformats.org/drawingml/2006/wordprocessingDrawing" xmlns:w10="urn:schemas-microsoft-com:office:word" xmlns:w="http://schemas.openxmlformats.org/wordprocessingml/2006/main" xmlns:w14="http://schemas.microsoft.com/office/word/2010/wordml" xmlns:w15="http://schemas.microsoft.com/office/word/2012/wordml" xmlns:w16cex="http://schemas.microsoft.com/office/word/2018/wordml/cex" xmlns:w16cid="http://schemas.microsoft.com/office/word/2016/wordml/cid" xmlns:w16="http://schemas.microsoft.com/office/word/2018/wordml" xmlns:w16sdtdh="http://schemas.microsoft.com/office/word/2020/wordml/sdtdatahash" xmlns:w16se="http://schemas.microsoft.com/office/word/2015/wordml/symex" xmlns:wpg="http://schemas.microsoft.com/office/word/2010/wordprocessingGroup" xmlns:wpi="http://schemas.microsoft.com/office/word/2010/wordprocessingInk" xmlns:wne="http://schemas.microsoft.com/office/word/2006/wordml" xmlns:wps="http://schemas.microsoft.com/office/word/2010/wordprocessingShape" mc:Ignorable="w14 w15 w16se w16cid w16 w16cex w16sdtdh wp14">
   <w:p>
     <w:pPr>
       <w:pStyle w:val="Fuzeile"/>
@@ -3740,7 +3584,7 @@
         <w:rPr>
           <w:noProof/>
         </w:rPr>
-        <w:t>Dokumentation.docx</w:t>
+        <w:t>Dokumentation</w:t>
       </w:r>
     </w:fldSimple>
   </w:p>
@@ -3748,7 +3592,7 @@
 </file>
 
 <file path=word/footnotes.xml><?xml version="1.0" encoding="utf-8"?>
-<w:footnotes xmlns:wpc="http://schemas.microsoft.com/office/word/2010/wordprocessingCanvas" xmlns:cx="http://schemas.microsoft.com/office/drawing/2014/chartex" xmlns:cx1="http://schemas.microsoft.com/office/drawing/2015/9/8/chartex" xmlns:cx2="http://schemas.microsoft.com/office/drawing/2015/10/21/chartex" xmlns:cx3="http://schemas.microsoft.com/office/drawing/2016/5/9/chartex" xmlns:cx4="http://schemas.microsoft.com/office/drawing/2016/5/10/chartex" xmlns:cx5="http://schemas.microsoft.com/office/drawing/2016/5/11/chartex" xmlns:cx6="http://schemas.microsoft.com/office/drawing/2016/5/12/chartex" xmlns:cx7="http://schemas.microsoft.com/office/drawing/2016/5/13/chartex" xmlns:cx8="http://schemas.microsoft.com/office/drawing/2016/5/14/chartex" xmlns:mc="http://schemas.openxmlformats.org/markup-compatibility/2006" xmlns:aink="http://schemas.microsoft.com/office/drawing/2016/ink" xmlns:am3d="http://schemas.microsoft.com/office/drawing/2017/model3d" xmlns:o="urn:schemas-microsoft-com:office:office" xmlns:oel="http://schemas.microsoft.com/office/2019/extlst" xmlns:r="http://schemas.openxmlformats.org/officeDocument/2006/relationships" xmlns:m="http://schemas.openxmlformats.org/officeDocument/2006/math" xmlns:v="urn:schemas-microsoft-com:vml" xmlns:wp14="http://schemas.microsoft.com/office/word/2010/wordprocessingDrawing" xmlns:wp="http://schemas.openxmlformats.org/drawingml/2006/wordprocessingDrawing" xmlns:w10="urn:schemas-microsoft-com:office:word" xmlns:w="http://schemas.openxmlformats.org/wordprocessingml/2006/main" xmlns:w14="http://schemas.microsoft.com/office/word/2010/wordml" xmlns:w15="http://schemas.microsoft.com/office/word/2012/wordml" xmlns:w16cex="http://schemas.microsoft.com/office/word/2018/wordml/cex" xmlns:w16cid="http://schemas.microsoft.com/office/word/2016/wordml/cid" xmlns:w16="http://schemas.microsoft.com/office/word/2018/wordml" xmlns:w16du="http://schemas.microsoft.com/office/word/2023/wordml/word16du" xmlns:w16sdtdh="http://schemas.microsoft.com/office/word/2020/wordml/sdtdatahash" xmlns:w16se="http://schemas.microsoft.com/office/word/2015/wordml/symex" xmlns:wpg="http://schemas.microsoft.com/office/word/2010/wordprocessingGroup" xmlns:wpi="http://schemas.microsoft.com/office/word/2010/wordprocessingInk" xmlns:wne="http://schemas.microsoft.com/office/word/2006/wordml" xmlns:wps="http://schemas.microsoft.com/office/word/2010/wordprocessingShape" mc:Ignorable="w14 w15 w16se w16cid w16 w16cex w16sdtdh wp14">
+<w:footnotes xmlns:wpc="http://schemas.microsoft.com/office/word/2010/wordprocessingCanvas" xmlns:cx="http://schemas.microsoft.com/office/drawing/2014/chartex" xmlns:cx1="http://schemas.microsoft.com/office/drawing/2015/9/8/chartex" xmlns:cx2="http://schemas.microsoft.com/office/drawing/2015/10/21/chartex" xmlns:cx3="http://schemas.microsoft.com/office/drawing/2016/5/9/chartex" xmlns:cx4="http://schemas.microsoft.com/office/drawing/2016/5/10/chartex" xmlns:cx5="http://schemas.microsoft.com/office/drawing/2016/5/11/chartex" xmlns:cx6="http://schemas.microsoft.com/office/drawing/2016/5/12/chartex" xmlns:cx7="http://schemas.microsoft.com/office/drawing/2016/5/13/chartex" xmlns:cx8="http://schemas.microsoft.com/office/drawing/2016/5/14/chartex" xmlns:mc="http://schemas.openxmlformats.org/markup-compatibility/2006" xmlns:aink="http://schemas.microsoft.com/office/drawing/2016/ink" xmlns:am3d="http://schemas.microsoft.com/office/drawing/2017/model3d" xmlns:o="urn:schemas-microsoft-com:office:office" xmlns:oel="http://schemas.microsoft.com/office/2019/extlst" xmlns:r="http://schemas.openxmlformats.org/officeDocument/2006/relationships" xmlns:m="http://schemas.openxmlformats.org/officeDocument/2006/math" xmlns:v="urn:schemas-microsoft-com:vml" xmlns:wp14="http://schemas.microsoft.com/office/word/2010/wordprocessingDrawing" xmlns:wp="http://schemas.openxmlformats.org/drawingml/2006/wordprocessingDrawing" xmlns:w10="urn:schemas-microsoft-com:office:word" xmlns:w="http://schemas.openxmlformats.org/wordprocessingml/2006/main" xmlns:w14="http://schemas.microsoft.com/office/word/2010/wordml" xmlns:w15="http://schemas.microsoft.com/office/word/2012/wordml" xmlns:w16cex="http://schemas.microsoft.com/office/word/2018/wordml/cex" xmlns:w16cid="http://schemas.microsoft.com/office/word/2016/wordml/cid" xmlns:w16="http://schemas.microsoft.com/office/word/2018/wordml" xmlns:w16sdtdh="http://schemas.microsoft.com/office/word/2020/wordml/sdtdatahash" xmlns:w16se="http://schemas.microsoft.com/office/word/2015/wordml/symex" xmlns:wpg="http://schemas.microsoft.com/office/word/2010/wordprocessingGroup" xmlns:wpi="http://schemas.microsoft.com/office/word/2010/wordprocessingInk" xmlns:wne="http://schemas.microsoft.com/office/word/2006/wordml" xmlns:wps="http://schemas.microsoft.com/office/word/2010/wordprocessingShape" mc:Ignorable="w14 w15 w16se w16cid w16 w16cex w16sdtdh wp14">
   <w:footnote w:type="separator" w:id="-1">
     <w:p>
       <w:pPr>
@@ -3773,7 +3617,7 @@
 </file>
 
 <file path=word/header1.xml><?xml version="1.0" encoding="utf-8"?>
-<w:hdr xmlns:wpc="http://schemas.microsoft.com/office/word/2010/wordprocessingCanvas" xmlns:cx="http://schemas.microsoft.com/office/drawing/2014/chartex" xmlns:cx1="http://schemas.microsoft.com/office/drawing/2015/9/8/chartex" xmlns:cx2="http://schemas.microsoft.com/office/drawing/2015/10/21/chartex" xmlns:cx3="http://schemas.microsoft.com/office/drawing/2016/5/9/chartex" xmlns:cx4="http://schemas.microsoft.com/office/drawing/2016/5/10/chartex" xmlns:cx5="http://schemas.microsoft.com/office/drawing/2016/5/11/chartex" xmlns:cx6="http://schemas.microsoft.com/office/drawing/2016/5/12/chartex" xmlns:cx7="http://schemas.microsoft.com/office/drawing/2016/5/13/chartex" xmlns:cx8="http://schemas.microsoft.com/office/drawing/2016/5/14/chartex" xmlns:mc="http://schemas.openxmlformats.org/markup-compatibility/2006" xmlns:aink="http://schemas.microsoft.com/office/drawing/2016/ink" xmlns:am3d="http://schemas.microsoft.com/office/drawing/2017/model3d" xmlns:o="urn:schemas-microsoft-com:office:office" xmlns:oel="http://schemas.microsoft.com/office/2019/extlst" xmlns:r="http://schemas.openxmlformats.org/officeDocument/2006/relationships" xmlns:m="http://schemas.openxmlformats.org/officeDocument/2006/math" xmlns:v="urn:schemas-microsoft-com:vml" xmlns:wp14="http://schemas.microsoft.com/office/word/2010/wordprocessingDrawing" xmlns:wp="http://schemas.openxmlformats.org/drawingml/2006/wordprocessingDrawing" xmlns:w10="urn:schemas-microsoft-com:office:word" xmlns:w="http://schemas.openxmlformats.org/wordprocessingml/2006/main" xmlns:w14="http://schemas.microsoft.com/office/word/2010/wordml" xmlns:w15="http://schemas.microsoft.com/office/word/2012/wordml" xmlns:w16cex="http://schemas.microsoft.com/office/word/2018/wordml/cex" xmlns:w16cid="http://schemas.microsoft.com/office/word/2016/wordml/cid" xmlns:w16="http://schemas.microsoft.com/office/word/2018/wordml" xmlns:w16du="http://schemas.microsoft.com/office/word/2023/wordml/word16du" xmlns:w16sdtdh="http://schemas.microsoft.com/office/word/2020/wordml/sdtdatahash" xmlns:w16se="http://schemas.microsoft.com/office/word/2015/wordml/symex" xmlns:wpg="http://schemas.microsoft.com/office/word/2010/wordprocessingGroup" xmlns:wpi="http://schemas.microsoft.com/office/word/2010/wordprocessingInk" xmlns:wne="http://schemas.microsoft.com/office/word/2006/wordml" xmlns:wps="http://schemas.microsoft.com/office/word/2010/wordprocessingShape" mc:Ignorable="w14 w15 w16se w16cid w16 w16cex w16sdtdh wp14">
+<w:hdr xmlns:wpc="http://schemas.microsoft.com/office/word/2010/wordprocessingCanvas" xmlns:cx="http://schemas.microsoft.com/office/drawing/2014/chartex" xmlns:cx1="http://schemas.microsoft.com/office/drawing/2015/9/8/chartex" xmlns:cx2="http://schemas.microsoft.com/office/drawing/2015/10/21/chartex" xmlns:cx3="http://schemas.microsoft.com/office/drawing/2016/5/9/chartex" xmlns:cx4="http://schemas.microsoft.com/office/drawing/2016/5/10/chartex" xmlns:cx5="http://schemas.microsoft.com/office/drawing/2016/5/11/chartex" xmlns:cx6="http://schemas.microsoft.com/office/drawing/2016/5/12/chartex" xmlns:cx7="http://schemas.microsoft.com/office/drawing/2016/5/13/chartex" xmlns:cx8="http://schemas.microsoft.com/office/drawing/2016/5/14/chartex" xmlns:mc="http://schemas.openxmlformats.org/markup-compatibility/2006" xmlns:aink="http://schemas.microsoft.com/office/drawing/2016/ink" xmlns:am3d="http://schemas.microsoft.com/office/drawing/2017/model3d" xmlns:o="urn:schemas-microsoft-com:office:office" xmlns:oel="http://schemas.microsoft.com/office/2019/extlst" xmlns:r="http://schemas.openxmlformats.org/officeDocument/2006/relationships" xmlns:m="http://schemas.openxmlformats.org/officeDocument/2006/math" xmlns:v="urn:schemas-microsoft-com:vml" xmlns:wp14="http://schemas.microsoft.com/office/word/2010/wordprocessingDrawing" xmlns:wp="http://schemas.openxmlformats.org/drawingml/2006/wordprocessingDrawing" xmlns:w10="urn:schemas-microsoft-com:office:word" xmlns:w="http://schemas.openxmlformats.org/wordprocessingml/2006/main" xmlns:w14="http://schemas.microsoft.com/office/word/2010/wordml" xmlns:w15="http://schemas.microsoft.com/office/word/2012/wordml" xmlns:w16cex="http://schemas.microsoft.com/office/word/2018/wordml/cex" xmlns:w16cid="http://schemas.microsoft.com/office/word/2016/wordml/cid" xmlns:w16="http://schemas.microsoft.com/office/word/2018/wordml" xmlns:w16sdtdh="http://schemas.microsoft.com/office/word/2020/wordml/sdtdatahash" xmlns:w16se="http://schemas.microsoft.com/office/word/2015/wordml/symex" xmlns:wpg="http://schemas.microsoft.com/office/word/2010/wordprocessingGroup" xmlns:wpi="http://schemas.microsoft.com/office/word/2010/wordprocessingInk" xmlns:wne="http://schemas.microsoft.com/office/word/2006/wordml" xmlns:wps="http://schemas.microsoft.com/office/word/2010/wordprocessingShape" mc:Ignorable="w14 w15 w16se w16cid w16 w16cex w16sdtdh wp14">
   <w:p>
     <w:pPr>
       <w:pStyle w:val="Kopfzeile"/>
@@ -3910,7 +3754,7 @@
 </file>
 
 <file path=word/numbering.xml><?xml version="1.0" encoding="utf-8"?>
-<w:numbering xmlns:wpc="http://schemas.microsoft.com/office/word/2010/wordprocessingCanvas" xmlns:cx="http://schemas.microsoft.com/office/drawing/2014/chartex" xmlns:cx1="http://schemas.microsoft.com/office/drawing/2015/9/8/chartex" xmlns:cx2="http://schemas.microsoft.com/office/drawing/2015/10/21/chartex" xmlns:cx3="http://schemas.microsoft.com/office/drawing/2016/5/9/chartex" xmlns:cx4="http://schemas.microsoft.com/office/drawing/2016/5/10/chartex" xmlns:cx5="http://schemas.microsoft.com/office/drawing/2016/5/11/chartex" xmlns:cx6="http://schemas.microsoft.com/office/drawing/2016/5/12/chartex" xmlns:cx7="http://schemas.microsoft.com/office/drawing/2016/5/13/chartex" xmlns:cx8="http://schemas.microsoft.com/office/drawing/2016/5/14/chartex" xmlns:mc="http://schemas.openxmlformats.org/markup-compatibility/2006" xmlns:aink="http://schemas.microsoft.com/office/drawing/2016/ink" xmlns:am3d="http://schemas.microsoft.com/office/drawing/2017/model3d" xmlns:o="urn:schemas-microsoft-com:office:office" xmlns:oel="http://schemas.microsoft.com/office/2019/extlst" xmlns:r="http://schemas.openxmlformats.org/officeDocument/2006/relationships" xmlns:m="http://schemas.openxmlformats.org/officeDocument/2006/math" xmlns:v="urn:schemas-microsoft-com:vml" xmlns:wp14="http://schemas.microsoft.com/office/word/2010/wordprocessingDrawing" xmlns:wp="http://schemas.openxmlformats.org/drawingml/2006/wordprocessingDrawing" xmlns:w10="urn:schemas-microsoft-com:office:word" xmlns:w="http://schemas.openxmlformats.org/wordprocessingml/2006/main" xmlns:w14="http://schemas.microsoft.com/office/word/2010/wordml" xmlns:w15="http://schemas.microsoft.com/office/word/2012/wordml" xmlns:w16cex="http://schemas.microsoft.com/office/word/2018/wordml/cex" xmlns:w16cid="http://schemas.microsoft.com/office/word/2016/wordml/cid" xmlns:w16="http://schemas.microsoft.com/office/word/2018/wordml" xmlns:w16du="http://schemas.microsoft.com/office/word/2023/wordml/word16du" xmlns:w16sdtdh="http://schemas.microsoft.com/office/word/2020/wordml/sdtdatahash" xmlns:w16se="http://schemas.microsoft.com/office/word/2015/wordml/symex" xmlns:wpg="http://schemas.microsoft.com/office/word/2010/wordprocessingGroup" xmlns:wpi="http://schemas.microsoft.com/office/word/2010/wordprocessingInk" xmlns:wne="http://schemas.microsoft.com/office/word/2006/wordml" xmlns:wps="http://schemas.microsoft.com/office/word/2010/wordprocessingShape" mc:Ignorable="w14 w15 w16se w16cid w16 w16cex w16sdtdh wp14">
+<w:numbering xmlns:wpc="http://schemas.microsoft.com/office/word/2010/wordprocessingCanvas" xmlns:cx="http://schemas.microsoft.com/office/drawing/2014/chartex" xmlns:cx1="http://schemas.microsoft.com/office/drawing/2015/9/8/chartex" xmlns:cx2="http://schemas.microsoft.com/office/drawing/2015/10/21/chartex" xmlns:cx3="http://schemas.microsoft.com/office/drawing/2016/5/9/chartex" xmlns:cx4="http://schemas.microsoft.com/office/drawing/2016/5/10/chartex" xmlns:cx5="http://schemas.microsoft.com/office/drawing/2016/5/11/chartex" xmlns:cx6="http://schemas.microsoft.com/office/drawing/2016/5/12/chartex" xmlns:cx7="http://schemas.microsoft.com/office/drawing/2016/5/13/chartex" xmlns:cx8="http://schemas.microsoft.com/office/drawing/2016/5/14/chartex" xmlns:mc="http://schemas.openxmlformats.org/markup-compatibility/2006" xmlns:aink="http://schemas.microsoft.com/office/drawing/2016/ink" xmlns:am3d="http://schemas.microsoft.com/office/drawing/2017/model3d" xmlns:o="urn:schemas-microsoft-com:office:office" xmlns:oel="http://schemas.microsoft.com/office/2019/extlst" xmlns:r="http://schemas.openxmlformats.org/officeDocument/2006/relationships" xmlns:m="http://schemas.openxmlformats.org/officeDocument/2006/math" xmlns:v="urn:schemas-microsoft-com:vml" xmlns:wp14="http://schemas.microsoft.com/office/word/2010/wordprocessingDrawing" xmlns:wp="http://schemas.openxmlformats.org/drawingml/2006/wordprocessingDrawing" xmlns:w10="urn:schemas-microsoft-com:office:word" xmlns:w="http://schemas.openxmlformats.org/wordprocessingml/2006/main" xmlns:w14="http://schemas.microsoft.com/office/word/2010/wordml" xmlns:w15="http://schemas.microsoft.com/office/word/2012/wordml" xmlns:w16cex="http://schemas.microsoft.com/office/word/2018/wordml/cex" xmlns:w16cid="http://schemas.microsoft.com/office/word/2016/wordml/cid" xmlns:w16="http://schemas.microsoft.com/office/word/2018/wordml" xmlns:w16sdtdh="http://schemas.microsoft.com/office/word/2020/wordml/sdtdatahash" xmlns:w16se="http://schemas.microsoft.com/office/word/2015/wordml/symex" xmlns:wpg="http://schemas.microsoft.com/office/word/2010/wordprocessingGroup" xmlns:wpi="http://schemas.microsoft.com/office/word/2010/wordprocessingInk" xmlns:wne="http://schemas.microsoft.com/office/word/2006/wordml" xmlns:wps="http://schemas.microsoft.com/office/word/2010/wordprocessingShape" mc:Ignorable="w14 w15 w16se w16cid w16 w16cex w16sdtdh wp14">
   <w:abstractNum w:abstractNumId="0" w15:restartNumberingAfterBreak="0">
     <w:nsid w:val="0515202D"/>
     <w:multiLevelType w:val="hybridMultilevel"/>
@@ -6013,27 +5857,6 @@
 </file>
 
 <file path=customXml/item1.xml><?xml version="1.0" encoding="utf-8"?>
-<?mso-contentType ?>
-<FormTemplates xmlns="http://schemas.microsoft.com/sharepoint/v3/contenttype/forms">
-  <Display>DocumentLibraryForm</Display>
-  <Edit>DocumentLibraryForm</Edit>
-  <New>DocumentLibraryForm</New>
-</FormTemplates>
-</file>
-
-<file path=customXml/item2.xml><?xml version="1.0" encoding="utf-8"?>
-<p:properties xmlns:p="http://schemas.microsoft.com/office/2006/metadata/properties" xmlns:xsi="http://www.w3.org/2001/XMLSchema-instance" xmlns:pc="http://schemas.microsoft.com/office/infopath/2007/PartnerControls">
-  <documentManagement>
-    <_activity xmlns="84ce651a-e28d-4e68-81c1-12757b1bac30" xsi:nil="true"/>
-  </documentManagement>
-</p:properties>
-</file>
-
-<file path=customXml/item3.xml><?xml version="1.0" encoding="utf-8"?>
-<b:Sources xmlns:b="http://schemas.openxmlformats.org/officeDocument/2006/bibliography" xmlns="http://schemas.openxmlformats.org/officeDocument/2006/bibliography" SelectedStyle="\APASixthEditionOfficeOnline.xsl" StyleName="APA" Version="6"/>
-</file>
-
-<file path=customXml/item4.xml><?xml version="1.0" encoding="utf-8"?>
 <ct:contentTypeSchema xmlns:ct="http://schemas.microsoft.com/office/2006/metadata/contentType" xmlns:ma="http://schemas.microsoft.com/office/2006/metadata/properties/metaAttributes" ct:_="" ma:_="" ma:contentTypeName="Dokument" ma:contentTypeID="0x010100A38337EFE7BE7B409AF79633F7BE1B5F" ma:contentTypeVersion="12" ma:contentTypeDescription="Ein neues Dokument erstellen." ma:contentTypeScope="" ma:versionID="af509a0b8f6ef6dc1d88cb8f0e71fd31">
   <xsd:schema xmlns:xsd="http://www.w3.org/2001/XMLSchema" xmlns:xs="http://www.w3.org/2001/XMLSchema" xmlns:p="http://schemas.microsoft.com/office/2006/metadata/properties" xmlns:ns3="84ce651a-e28d-4e68-81c1-12757b1bac30" xmlns:ns4="1c55c1ce-ac50-4f3d-aa3c-6a9cfeeda7a4" targetNamespace="http://schemas.microsoft.com/office/2006/metadata/properties" ma:root="true" ma:fieldsID="72ee5615be5b539f53693c2d80c4b717" ns3:_="" ns4:_="">
     <xsd:import namespace="84ce651a-e28d-4e68-81c1-12757b1bac30"/>
@@ -6250,33 +6073,28 @@
 </ct:contentTypeSchema>
 </file>
 
-<file path=customXml/itemProps1.xml><?xml version="1.0" encoding="utf-8"?>
-<ds:datastoreItem xmlns:ds="http://schemas.openxmlformats.org/officeDocument/2006/customXml" ds:itemID="{C4D5DEE7-EC10-4B68-8EF6-4E054E99DDA0}">
-  <ds:schemaRefs>
-    <ds:schemaRef ds:uri="http://schemas.microsoft.com/sharepoint/v3/contenttype/forms"/>
-  </ds:schemaRefs>
-</ds:datastoreItem>
+<file path=customXml/item2.xml><?xml version="1.0" encoding="utf-8"?>
+<b:Sources xmlns:b="http://schemas.openxmlformats.org/officeDocument/2006/bibliography" xmlns="http://schemas.openxmlformats.org/officeDocument/2006/bibliography" SelectedStyle="\APASixthEditionOfficeOnline.xsl" StyleName="APA" Version="6"/>
 </file>
 
-<file path=customXml/itemProps2.xml><?xml version="1.0" encoding="utf-8"?>
-<ds:datastoreItem xmlns:ds="http://schemas.openxmlformats.org/officeDocument/2006/customXml" ds:itemID="{EF19AF65-F834-4899-8769-D9C53809A992}">
-  <ds:schemaRefs>
-    <ds:schemaRef ds:uri="http://schemas.microsoft.com/office/2006/metadata/properties"/>
-    <ds:schemaRef ds:uri="http://schemas.microsoft.com/office/infopath/2007/PartnerControls"/>
-    <ds:schemaRef ds:uri="84ce651a-e28d-4e68-81c1-12757b1bac30"/>
-  </ds:schemaRefs>
-</ds:datastoreItem>
+<file path=customXml/item3.xml><?xml version="1.0" encoding="utf-8"?>
+<p:properties xmlns:p="http://schemas.microsoft.com/office/2006/metadata/properties" xmlns:xsi="http://www.w3.org/2001/XMLSchema-instance" xmlns:pc="http://schemas.microsoft.com/office/infopath/2007/PartnerControls">
+  <documentManagement>
+    <_activity xmlns="84ce651a-e28d-4e68-81c1-12757b1bac30" xsi:nil="true"/>
+  </documentManagement>
+</p:properties>
 </file>
 
-<file path=customXml/itemProps3.xml><?xml version="1.0" encoding="utf-8"?>
-<ds:datastoreItem xmlns:ds="http://schemas.openxmlformats.org/officeDocument/2006/customXml" ds:itemID="{060E8326-3A22-422D-B313-C499E2E8EEA7}">
-  <ds:schemaRefs>
-    <ds:schemaRef ds:uri="http://schemas.openxmlformats.org/officeDocument/2006/bibliography"/>
-  </ds:schemaRefs>
-</ds:datastoreItem>
+<file path=customXml/item4.xml><?xml version="1.0" encoding="utf-8"?>
+<?mso-contentType ?>
+<FormTemplates xmlns="http://schemas.microsoft.com/sharepoint/v3/contenttype/forms">
+  <Display>DocumentLibraryForm</Display>
+  <Edit>DocumentLibraryForm</Edit>
+  <New>DocumentLibraryForm</New>
+</FormTemplates>
 </file>
 
-<file path=customXml/itemProps4.xml><?xml version="1.0" encoding="utf-8"?>
+<file path=customXml/itemProps1.xml><?xml version="1.0" encoding="utf-8"?>
 <ds:datastoreItem xmlns:ds="http://schemas.openxmlformats.org/officeDocument/2006/customXml" ds:itemID="{44D8C1AE-B5FF-47BE-9DE3-126F3CD3D4AB}">
   <ds:schemaRefs>
     <ds:schemaRef ds:uri="http://schemas.microsoft.com/office/2006/metadata/contentType"/>
@@ -6293,4 +6111,30 @@
     <ds:schemaRef ds:uri="http://schemas.microsoft.com/internal/obd"/>
   </ds:schemaRefs>
 </ds:datastoreItem>
+</file>
+
+<file path=customXml/itemProps2.xml><?xml version="1.0" encoding="utf-8"?>
+<ds:datastoreItem xmlns:ds="http://schemas.openxmlformats.org/officeDocument/2006/customXml" ds:itemID="{060E8326-3A22-422D-B313-C499E2E8EEA7}">
+  <ds:schemaRefs>
+    <ds:schemaRef ds:uri="http://schemas.openxmlformats.org/officeDocument/2006/bibliography"/>
+  </ds:schemaRefs>
+</ds:datastoreItem>
+</file>
+
+<file path=customXml/itemProps3.xml><?xml version="1.0" encoding="utf-8"?>
+<ds:datastoreItem xmlns:ds="http://schemas.openxmlformats.org/officeDocument/2006/customXml" ds:itemID="{EF19AF65-F834-4899-8769-D9C53809A992}">
+  <ds:schemaRefs>
+    <ds:schemaRef ds:uri="http://schemas.microsoft.com/office/2006/metadata/properties"/>
+    <ds:schemaRef ds:uri="http://schemas.microsoft.com/office/infopath/2007/PartnerControls"/>
+    <ds:schemaRef ds:uri="84ce651a-e28d-4e68-81c1-12757b1bac30"/>
+  </ds:schemaRefs>
+</ds:datastoreItem>
+</file>
+
+<file path=customXml/itemProps4.xml><?xml version="1.0" encoding="utf-8"?>
+<ds:datastoreItem xmlns:ds="http://schemas.openxmlformats.org/officeDocument/2006/customXml" ds:itemID="{C4D5DEE7-EC10-4B68-8EF6-4E054E99DDA0}">
+  <ds:schemaRefs>
+    <ds:schemaRef ds:uri="http://schemas.microsoft.com/sharepoint/v3/contenttype/forms"/>
+  </ds:schemaRefs>
+</ds:datastoreItem>
 </file>
--- a/Documentation/Dokumentation.docx
+++ b/Documentation/Dokumentation.docx
@@ -1823,6 +1823,12 @@
       <w:r>
         <w:t xml:space="preserve"> schließen).</w:t>
       </w:r>
+      <w:r>
+        <w:t xml:space="preserve"> </w:t>
+      </w:r>
+      <w:r>
+        <w:t xml:space="preserve">Beruht auf der Annahme, dass die Reihenfolge immer „Herr/Frau Titel Vorname Präfix Nachname“ ist. Dabei ist alles außer der Nachname optional und ggf. mehrfach vorhanden. </w:t>
+      </w:r>
     </w:p>
     <w:p>
       <w:pPr>
@@ -2068,14 +2074,44 @@
         <w:tab/>
       </w:r>
       <w:r>
+        <w:tab/>
+      </w:r>
+      <w:r>
         <w:t>(Hauptprojekt)</w:t>
       </w:r>
     </w:p>
     <w:p>
       <w:pPr>
         <w:spacing w:line="360" w:lineRule="auto"/>
-      </w:pPr>
-      <w:r>
+        <w:rPr>
+          <w:lang w:val="en-US"/>
+        </w:rPr>
+      </w:pPr>
+      <w:r>
+        <w:rPr>
+          <w:lang w:val="en-US"/>
+        </w:rPr>
+        <w:t>|__ ContactSplitter.DataStorage.Contracts</w:t>
+      </w:r>
+      <w:r>
+        <w:rPr>
+          <w:lang w:val="en-US"/>
+        </w:rPr>
+        <w:tab/>
+      </w:r>
+      <w:r>
+        <w:rPr>
+          <w:lang w:val="en-US"/>
+        </w:rPr>
+        <w:t>(Siehe Abschnitt "Composite Components")</w:t>
+      </w:r>
+    </w:p>
+    <w:p>
+      <w:pPr>
+        <w:spacing w:line="360" w:lineRule="auto"/>
+      </w:pPr>
+      <w:r>
+        <w:lastRenderedPageBreak/>
         <w:t>|__ ContactSplitter.DataStorage</w:t>
       </w:r>
       <w:r>
@@ -2230,7 +2266,19 @@
         </w:numPr>
       </w:pPr>
       <w:r>
-        <w:t xml:space="preserve">Das System sollte ein Textfeld zur Verfügung stellen, in dem Nutzer Anreden </w:t>
+        <w:t>Das System sollte</w:t>
+      </w:r>
+      <w:r>
+        <w:t xml:space="preserve"> </w:t>
+      </w:r>
+      <w:r>
+        <w:t>Textfeld</w:t>
+      </w:r>
+      <w:r>
+        <w:t>er</w:t>
+      </w:r>
+      <w:r>
+        <w:t xml:space="preserve"> zur Verfügung stellen, in dem Nutzer Anreden </w:t>
       </w:r>
       <w:r>
         <w:t>manuell bearbeiten</w:t>
@@ -3433,7 +3481,7 @@
       <w:r>
         <w:lastRenderedPageBreak/>
         <w:pict w14:anchorId="5A570667">
-          <v:shape id="_x0000_i1026" type="#_x0000_t75" style="width:351.25pt;height:626.1pt;mso-left-percent:-10001;mso-top-percent:-10001;mso-position-horizontal:absolute;mso-position-horizontal-relative:char;mso-position-vertical:absolute;mso-position-vertical-relative:line;mso-left-percent:-10001;mso-top-percent:-10001">
+          <v:shape id="_x0000_i1030" type="#_x0000_t75" style="width:351.7pt;height:625.85pt;mso-left-percent:-10001;mso-top-percent:-10001;mso-position-horizontal:absolute;mso-position-horizontal-relative:char;mso-position-vertical:absolute;mso-position-vertical-relative:line;mso-left-percent:-10001;mso-top-percent:-10001">
             <v:imagedata r:id="rId16" o:title="Tow"/>
           </v:shape>
         </w:pict>
@@ -3469,7 +3517,7 @@
       <w:r>
         <w:lastRenderedPageBreak/>
         <w:pict w14:anchorId="33698A8F">
-          <v:shape id="_x0000_i1027" type="#_x0000_t75" style="width:361.9pt;height:644.25pt;mso-left-percent:-10001;mso-top-percent:-10001;mso-position-horizontal:absolute;mso-position-horizontal-relative:char;mso-position-vertical:absolute;mso-position-vertical-relative:line;mso-left-percent:-10001;mso-top-percent:-10001">
+          <v:shape id="_x0000_i1027" type="#_x0000_t75" style="width:361.85pt;height:643.85pt;mso-left-percent:-10001;mso-top-percent:-10001;mso-position-horizontal:absolute;mso-position-horizontal-relative:char;mso-position-vertical:absolute;mso-position-vertical-relative:line;mso-left-percent:-10001;mso-top-percent:-10001">
             <v:imagedata r:id="rId17" o:title="Three"/>
           </v:shape>
         </w:pict>
@@ -3498,8 +3546,12 @@
       <w:bookmarkEnd w:id="11"/>
     </w:p>
     <w:sectPr>
-      <w:headerReference w:type="default" r:id="rId18"/>
-      <w:footerReference w:type="default" r:id="rId19"/>
+      <w:headerReference w:type="even" r:id="rId18"/>
+      <w:headerReference w:type="default" r:id="rId19"/>
+      <w:footerReference w:type="even" r:id="rId20"/>
+      <w:footerReference w:type="default" r:id="rId21"/>
+      <w:headerReference w:type="first" r:id="rId22"/>
+      <w:footerReference w:type="first" r:id="rId23"/>
       <w:pgSz w:w="11906" w:h="16838"/>
       <w:pgMar w:top="1417" w:right="1417" w:bottom="1134" w:left="1417" w:header="708" w:footer="708" w:gutter="0"/>
       <w:cols w:space="708"/>
@@ -3536,6 +3588,16 @@
 </file>
 
 <file path=word/footer1.xml><?xml version="1.0" encoding="utf-8"?>
+<w:ftr xmlns:wpc="http://schemas.microsoft.com/office/word/2010/wordprocessingCanvas" xmlns:cx="http://schemas.microsoft.com/office/drawing/2014/chartex" xmlns:cx1="http://schemas.microsoft.com/office/drawing/2015/9/8/chartex" xmlns:cx2="http://schemas.microsoft.com/office/drawing/2015/10/21/chartex" xmlns:cx3="http://schemas.microsoft.com/office/drawing/2016/5/9/chartex" xmlns:cx4="http://schemas.microsoft.com/office/drawing/2016/5/10/chartex" xmlns:cx5="http://schemas.microsoft.com/office/drawing/2016/5/11/chartex" xmlns:cx6="http://schemas.microsoft.com/office/drawing/2016/5/12/chartex" xmlns:cx7="http://schemas.microsoft.com/office/drawing/2016/5/13/chartex" xmlns:cx8="http://schemas.microsoft.com/office/drawing/2016/5/14/chartex" xmlns:mc="http://schemas.openxmlformats.org/markup-compatibility/2006" xmlns:aink="http://schemas.microsoft.com/office/drawing/2016/ink" xmlns:am3d="http://schemas.microsoft.com/office/drawing/2017/model3d" xmlns:o="urn:schemas-microsoft-com:office:office" xmlns:oel="http://schemas.microsoft.com/office/2019/extlst" xmlns:r="http://schemas.openxmlformats.org/officeDocument/2006/relationships" xmlns:m="http://schemas.openxmlformats.org/officeDocument/2006/math" xmlns:v="urn:schemas-microsoft-com:vml" xmlns:wp14="http://schemas.microsoft.com/office/word/2010/wordprocessingDrawing" xmlns:wp="http://schemas.openxmlformats.org/drawingml/2006/wordprocessingDrawing" xmlns:w10="urn:schemas-microsoft-com:office:word" xmlns:w="http://schemas.openxmlformats.org/wordprocessingml/2006/main" xmlns:w14="http://schemas.microsoft.com/office/word/2010/wordml" xmlns:w15="http://schemas.microsoft.com/office/word/2012/wordml" xmlns:w16cex="http://schemas.microsoft.com/office/word/2018/wordml/cex" xmlns:w16cid="http://schemas.microsoft.com/office/word/2016/wordml/cid" xmlns:w16="http://schemas.microsoft.com/office/word/2018/wordml" xmlns:w16sdtdh="http://schemas.microsoft.com/office/word/2020/wordml/sdtdatahash" xmlns:w16se="http://schemas.microsoft.com/office/word/2015/wordml/symex" xmlns:wpg="http://schemas.microsoft.com/office/word/2010/wordprocessingGroup" xmlns:wpi="http://schemas.microsoft.com/office/word/2010/wordprocessingInk" xmlns:wne="http://schemas.microsoft.com/office/word/2006/wordml" xmlns:wps="http://schemas.microsoft.com/office/word/2010/wordprocessingShape" mc:Ignorable="w14 w15 w16se w16cid w16 w16cex w16sdtdh wp14">
+  <w:p>
+    <w:pPr>
+      <w:pStyle w:val="Fuzeile"/>
+    </w:pPr>
+  </w:p>
+</w:ftr>
+</file>
+
+<file path=word/footer2.xml><?xml version="1.0" encoding="utf-8"?>
 <w:ftr xmlns:wpc="http://schemas.microsoft.com/office/word/2010/wordprocessingCanvas" xmlns:cx="http://schemas.microsoft.com/office/drawing/2014/chartex" xmlns:cx1="http://schemas.microsoft.com/office/drawing/2015/9/8/chartex" xmlns:cx2="http://schemas.microsoft.com/office/drawing/2015/10/21/chartex" xmlns:cx3="http://schemas.microsoft.com/office/drawing/2016/5/9/chartex" xmlns:cx4="http://schemas.microsoft.com/office/drawing/2016/5/10/chartex" xmlns:cx5="http://schemas.microsoft.com/office/drawing/2016/5/11/chartex" xmlns:cx6="http://schemas.microsoft.com/office/drawing/2016/5/12/chartex" xmlns:cx7="http://schemas.microsoft.com/office/drawing/2016/5/13/chartex" xmlns:cx8="http://schemas.microsoft.com/office/drawing/2016/5/14/chartex" xmlns:mc="http://schemas.openxmlformats.org/markup-compatibility/2006" xmlns:aink="http://schemas.microsoft.com/office/drawing/2016/ink" xmlns:am3d="http://schemas.microsoft.com/office/drawing/2017/model3d" xmlns:o="urn:schemas-microsoft-com:office:office" xmlns:oel="http://schemas.microsoft.com/office/2019/extlst" xmlns:r="http://schemas.openxmlformats.org/officeDocument/2006/relationships" xmlns:m="http://schemas.openxmlformats.org/officeDocument/2006/math" xmlns:v="urn:schemas-microsoft-com:vml" xmlns:wp14="http://schemas.microsoft.com/office/word/2010/wordprocessingDrawing" xmlns:wp="http://schemas.openxmlformats.org/drawingml/2006/wordprocessingDrawing" xmlns:w10="urn:schemas-microsoft-com:office:word" xmlns:w="http://schemas.openxmlformats.org/wordprocessingml/2006/main" xmlns:w14="http://schemas.microsoft.com/office/word/2010/wordml" xmlns:w15="http://schemas.microsoft.com/office/word/2012/wordml" xmlns:w16cex="http://schemas.microsoft.com/office/word/2018/wordml/cex" xmlns:w16cid="http://schemas.microsoft.com/office/word/2016/wordml/cid" xmlns:w16="http://schemas.microsoft.com/office/word/2018/wordml" xmlns:w16sdtdh="http://schemas.microsoft.com/office/word/2020/wordml/sdtdatahash" xmlns:w16se="http://schemas.microsoft.com/office/word/2015/wordml/symex" xmlns:wpg="http://schemas.microsoft.com/office/word/2010/wordprocessingGroup" xmlns:wpi="http://schemas.microsoft.com/office/word/2010/wordprocessingInk" xmlns:wne="http://schemas.microsoft.com/office/word/2006/wordml" xmlns:wps="http://schemas.microsoft.com/office/word/2010/wordprocessingShape" mc:Ignorable="w14 w15 w16se w16cid w16 w16cex w16sdtdh wp14">
   <w:p>
     <w:pPr>
@@ -3577,7 +3639,10 @@
       <w:pStyle w:val="Fuzeile"/>
     </w:pPr>
     <w:r>
-      <w:t xml:space="preserve">08.05.2023 - </w:t>
+      <w:t>11</w:t>
+    </w:r>
+    <w:r>
+      <w:t xml:space="preserve">.05.2023 - </w:t>
     </w:r>
     <w:fldSimple w:instr=" FILENAME   \* MERGEFORMAT ">
       <w:r>
@@ -3587,6 +3652,16 @@
         <w:t>Dokumentation</w:t>
       </w:r>
     </w:fldSimple>
+  </w:p>
+</w:ftr>
+</file>
+
+<file path=word/footer3.xml><?xml version="1.0" encoding="utf-8"?>
+<w:ftr xmlns:wpc="http://schemas.microsoft.com/office/word/2010/wordprocessingCanvas" xmlns:cx="http://schemas.microsoft.com/office/drawing/2014/chartex" xmlns:cx1="http://schemas.microsoft.com/office/drawing/2015/9/8/chartex" xmlns:cx2="http://schemas.microsoft.com/office/drawing/2015/10/21/chartex" xmlns:cx3="http://schemas.microsoft.com/office/drawing/2016/5/9/chartex" xmlns:cx4="http://schemas.microsoft.com/office/drawing/2016/5/10/chartex" xmlns:cx5="http://schemas.microsoft.com/office/drawing/2016/5/11/chartex" xmlns:cx6="http://schemas.microsoft.com/office/drawing/2016/5/12/chartex" xmlns:cx7="http://schemas.microsoft.com/office/drawing/2016/5/13/chartex" xmlns:cx8="http://schemas.microsoft.com/office/drawing/2016/5/14/chartex" xmlns:mc="http://schemas.openxmlformats.org/markup-compatibility/2006" xmlns:aink="http://schemas.microsoft.com/office/drawing/2016/ink" xmlns:am3d="http://schemas.microsoft.com/office/drawing/2017/model3d" xmlns:o="urn:schemas-microsoft-com:office:office" xmlns:oel="http://schemas.microsoft.com/office/2019/extlst" xmlns:r="http://schemas.openxmlformats.org/officeDocument/2006/relationships" xmlns:m="http://schemas.openxmlformats.org/officeDocument/2006/math" xmlns:v="urn:schemas-microsoft-com:vml" xmlns:wp14="http://schemas.microsoft.com/office/word/2010/wordprocessingDrawing" xmlns:wp="http://schemas.openxmlformats.org/drawingml/2006/wordprocessingDrawing" xmlns:w10="urn:schemas-microsoft-com:office:word" xmlns:w="http://schemas.openxmlformats.org/wordprocessingml/2006/main" xmlns:w14="http://schemas.microsoft.com/office/word/2010/wordml" xmlns:w15="http://schemas.microsoft.com/office/word/2012/wordml" xmlns:w16cex="http://schemas.microsoft.com/office/word/2018/wordml/cex" xmlns:w16cid="http://schemas.microsoft.com/office/word/2016/wordml/cid" xmlns:w16="http://schemas.microsoft.com/office/word/2018/wordml" xmlns:w16sdtdh="http://schemas.microsoft.com/office/word/2020/wordml/sdtdatahash" xmlns:w16se="http://schemas.microsoft.com/office/word/2015/wordml/symex" xmlns:wpg="http://schemas.microsoft.com/office/word/2010/wordprocessingGroup" xmlns:wpi="http://schemas.microsoft.com/office/word/2010/wordprocessingInk" xmlns:wne="http://schemas.microsoft.com/office/word/2006/wordml" xmlns:wps="http://schemas.microsoft.com/office/word/2010/wordprocessingShape" mc:Ignorable="w14 w15 w16se w16cid w16 w16cex w16sdtdh wp14">
+  <w:p>
+    <w:pPr>
+      <w:pStyle w:val="Fuzeile"/>
+    </w:pPr>
   </w:p>
 </w:ftr>
 </file>
@@ -3617,6 +3692,16 @@
 </file>
 
 <file path=word/header1.xml><?xml version="1.0" encoding="utf-8"?>
+<w:hdr xmlns:wpc="http://schemas.microsoft.com/office/word/2010/wordprocessingCanvas" xmlns:cx="http://schemas.microsoft.com/office/drawing/2014/chartex" xmlns:cx1="http://schemas.microsoft.com/office/drawing/2015/9/8/chartex" xmlns:cx2="http://schemas.microsoft.com/office/drawing/2015/10/21/chartex" xmlns:cx3="http://schemas.microsoft.com/office/drawing/2016/5/9/chartex" xmlns:cx4="http://schemas.microsoft.com/office/drawing/2016/5/10/chartex" xmlns:cx5="http://schemas.microsoft.com/office/drawing/2016/5/11/chartex" xmlns:cx6="http://schemas.microsoft.com/office/drawing/2016/5/12/chartex" xmlns:cx7="http://schemas.microsoft.com/office/drawing/2016/5/13/chartex" xmlns:cx8="http://schemas.microsoft.com/office/drawing/2016/5/14/chartex" xmlns:mc="http://schemas.openxmlformats.org/markup-compatibility/2006" xmlns:aink="http://schemas.microsoft.com/office/drawing/2016/ink" xmlns:am3d="http://schemas.microsoft.com/office/drawing/2017/model3d" xmlns:o="urn:schemas-microsoft-com:office:office" xmlns:oel="http://schemas.microsoft.com/office/2019/extlst" xmlns:r="http://schemas.openxmlformats.org/officeDocument/2006/relationships" xmlns:m="http://schemas.openxmlformats.org/officeDocument/2006/math" xmlns:v="urn:schemas-microsoft-com:vml" xmlns:wp14="http://schemas.microsoft.com/office/word/2010/wordprocessingDrawing" xmlns:wp="http://schemas.openxmlformats.org/drawingml/2006/wordprocessingDrawing" xmlns:w10="urn:schemas-microsoft-com:office:word" xmlns:w="http://schemas.openxmlformats.org/wordprocessingml/2006/main" xmlns:w14="http://schemas.microsoft.com/office/word/2010/wordml" xmlns:w15="http://schemas.microsoft.com/office/word/2012/wordml" xmlns:w16cex="http://schemas.microsoft.com/office/word/2018/wordml/cex" xmlns:w16cid="http://schemas.microsoft.com/office/word/2016/wordml/cid" xmlns:w16="http://schemas.microsoft.com/office/word/2018/wordml" xmlns:w16sdtdh="http://schemas.microsoft.com/office/word/2020/wordml/sdtdatahash" xmlns:w16se="http://schemas.microsoft.com/office/word/2015/wordml/symex" xmlns:wpg="http://schemas.microsoft.com/office/word/2010/wordprocessingGroup" xmlns:wpi="http://schemas.microsoft.com/office/word/2010/wordprocessingInk" xmlns:wne="http://schemas.microsoft.com/office/word/2006/wordml" xmlns:wps="http://schemas.microsoft.com/office/word/2010/wordprocessingShape" mc:Ignorable="w14 w15 w16se w16cid w16 w16cex w16sdtdh wp14">
+  <w:p>
+    <w:pPr>
+      <w:pStyle w:val="Kopfzeile"/>
+    </w:pPr>
+  </w:p>
+</w:hdr>
+</file>
+
+<file path=word/header2.xml><?xml version="1.0" encoding="utf-8"?>
 <w:hdr xmlns:wpc="http://schemas.microsoft.com/office/word/2010/wordprocessingCanvas" xmlns:cx="http://schemas.microsoft.com/office/drawing/2014/chartex" xmlns:cx1="http://schemas.microsoft.com/office/drawing/2015/9/8/chartex" xmlns:cx2="http://schemas.microsoft.com/office/drawing/2015/10/21/chartex" xmlns:cx3="http://schemas.microsoft.com/office/drawing/2016/5/9/chartex" xmlns:cx4="http://schemas.microsoft.com/office/drawing/2016/5/10/chartex" xmlns:cx5="http://schemas.microsoft.com/office/drawing/2016/5/11/chartex" xmlns:cx6="http://schemas.microsoft.com/office/drawing/2016/5/12/chartex" xmlns:cx7="http://schemas.microsoft.com/office/drawing/2016/5/13/chartex" xmlns:cx8="http://schemas.microsoft.com/office/drawing/2016/5/14/chartex" xmlns:mc="http://schemas.openxmlformats.org/markup-compatibility/2006" xmlns:aink="http://schemas.microsoft.com/office/drawing/2016/ink" xmlns:am3d="http://schemas.microsoft.com/office/drawing/2017/model3d" xmlns:o="urn:schemas-microsoft-com:office:office" xmlns:oel="http://schemas.microsoft.com/office/2019/extlst" xmlns:r="http://schemas.openxmlformats.org/officeDocument/2006/relationships" xmlns:m="http://schemas.openxmlformats.org/officeDocument/2006/math" xmlns:v="urn:schemas-microsoft-com:vml" xmlns:wp14="http://schemas.microsoft.com/office/word/2010/wordprocessingDrawing" xmlns:wp="http://schemas.openxmlformats.org/drawingml/2006/wordprocessingDrawing" xmlns:w10="urn:schemas-microsoft-com:office:word" xmlns:w="http://schemas.openxmlformats.org/wordprocessingml/2006/main" xmlns:w14="http://schemas.microsoft.com/office/word/2010/wordml" xmlns:w15="http://schemas.microsoft.com/office/word/2012/wordml" xmlns:w16cex="http://schemas.microsoft.com/office/word/2018/wordml/cex" xmlns:w16cid="http://schemas.microsoft.com/office/word/2016/wordml/cid" xmlns:w16="http://schemas.microsoft.com/office/word/2018/wordml" xmlns:w16sdtdh="http://schemas.microsoft.com/office/word/2020/wordml/sdtdatahash" xmlns:w16se="http://schemas.microsoft.com/office/word/2015/wordml/symex" xmlns:wpg="http://schemas.microsoft.com/office/word/2010/wordprocessingGroup" xmlns:wpi="http://schemas.microsoft.com/office/word/2010/wordprocessingInk" xmlns:wne="http://schemas.microsoft.com/office/word/2006/wordml" xmlns:wps="http://schemas.microsoft.com/office/word/2010/wordprocessingShape" mc:Ignorable="w14 w15 w16se w16cid w16 w16cex w16sdtdh wp14">
   <w:p>
     <w:pPr>
@@ -3748,6 +3833,16 @@
         <w:sz w:val="28"/>
         <w:szCs w:val="28"/>
       </w:rPr>
+    </w:pPr>
+  </w:p>
+</w:hdr>
+</file>
+
+<file path=word/header3.xml><?xml version="1.0" encoding="utf-8"?>
+<w:hdr xmlns:wpc="http://schemas.microsoft.com/office/word/2010/wordprocessingCanvas" xmlns:cx="http://schemas.microsoft.com/office/drawing/2014/chartex" xmlns:cx1="http://schemas.microsoft.com/office/drawing/2015/9/8/chartex" xmlns:cx2="http://schemas.microsoft.com/office/drawing/2015/10/21/chartex" xmlns:cx3="http://schemas.microsoft.com/office/drawing/2016/5/9/chartex" xmlns:cx4="http://schemas.microsoft.com/office/drawing/2016/5/10/chartex" xmlns:cx5="http://schemas.microsoft.com/office/drawing/2016/5/11/chartex" xmlns:cx6="http://schemas.microsoft.com/office/drawing/2016/5/12/chartex" xmlns:cx7="http://schemas.microsoft.com/office/drawing/2016/5/13/chartex" xmlns:cx8="http://schemas.microsoft.com/office/drawing/2016/5/14/chartex" xmlns:mc="http://schemas.openxmlformats.org/markup-compatibility/2006" xmlns:aink="http://schemas.microsoft.com/office/drawing/2016/ink" xmlns:am3d="http://schemas.microsoft.com/office/drawing/2017/model3d" xmlns:o="urn:schemas-microsoft-com:office:office" xmlns:oel="http://schemas.microsoft.com/office/2019/extlst" xmlns:r="http://schemas.openxmlformats.org/officeDocument/2006/relationships" xmlns:m="http://schemas.openxmlformats.org/officeDocument/2006/math" xmlns:v="urn:schemas-microsoft-com:vml" xmlns:wp14="http://schemas.microsoft.com/office/word/2010/wordprocessingDrawing" xmlns:wp="http://schemas.openxmlformats.org/drawingml/2006/wordprocessingDrawing" xmlns:w10="urn:schemas-microsoft-com:office:word" xmlns:w="http://schemas.openxmlformats.org/wordprocessingml/2006/main" xmlns:w14="http://schemas.microsoft.com/office/word/2010/wordml" xmlns:w15="http://schemas.microsoft.com/office/word/2012/wordml" xmlns:w16cex="http://schemas.microsoft.com/office/word/2018/wordml/cex" xmlns:w16cid="http://schemas.microsoft.com/office/word/2016/wordml/cid" xmlns:w16="http://schemas.microsoft.com/office/word/2018/wordml" xmlns:w16sdtdh="http://schemas.microsoft.com/office/word/2020/wordml/sdtdatahash" xmlns:w16se="http://schemas.microsoft.com/office/word/2015/wordml/symex" xmlns:wpg="http://schemas.microsoft.com/office/word/2010/wordprocessingGroup" xmlns:wpi="http://schemas.microsoft.com/office/word/2010/wordprocessingInk" xmlns:wne="http://schemas.microsoft.com/office/word/2006/wordml" xmlns:wps="http://schemas.microsoft.com/office/word/2010/wordprocessingShape" mc:Ignorable="w14 w15 w16se w16cid w16 w16cex w16sdtdh wp14">
+  <w:p>
+    <w:pPr>
+      <w:pStyle w:val="Kopfzeile"/>
     </w:pPr>
   </w:p>
 </w:hdr>
@@ -5857,6 +5952,10 @@
 </file>
 
 <file path=customXml/item1.xml><?xml version="1.0" encoding="utf-8"?>
+<b:Sources xmlns:b="http://schemas.openxmlformats.org/officeDocument/2006/bibliography" xmlns="http://schemas.openxmlformats.org/officeDocument/2006/bibliography" SelectedStyle="\APASixthEditionOfficeOnline.xsl" StyleName="APA" Version="6"/>
+</file>
+
+<file path=customXml/item2.xml><?xml version="1.0" encoding="utf-8"?>
 <ct:contentTypeSchema xmlns:ct="http://schemas.microsoft.com/office/2006/metadata/contentType" xmlns:ma="http://schemas.microsoft.com/office/2006/metadata/properties/metaAttributes" ct:_="" ma:_="" ma:contentTypeName="Dokument" ma:contentTypeID="0x010100A38337EFE7BE7B409AF79633F7BE1B5F" ma:contentTypeVersion="12" ma:contentTypeDescription="Ein neues Dokument erstellen." ma:contentTypeScope="" ma:versionID="af509a0b8f6ef6dc1d88cb8f0e71fd31">
   <xsd:schema xmlns:xsd="http://www.w3.org/2001/XMLSchema" xmlns:xs="http://www.w3.org/2001/XMLSchema" xmlns:p="http://schemas.microsoft.com/office/2006/metadata/properties" xmlns:ns3="84ce651a-e28d-4e68-81c1-12757b1bac30" xmlns:ns4="1c55c1ce-ac50-4f3d-aa3c-6a9cfeeda7a4" targetNamespace="http://schemas.microsoft.com/office/2006/metadata/properties" ma:root="true" ma:fieldsID="72ee5615be5b539f53693c2d80c4b717" ns3:_="" ns4:_="">
     <xsd:import namespace="84ce651a-e28d-4e68-81c1-12757b1bac30"/>
@@ -6073,19 +6172,7 @@
 </ct:contentTypeSchema>
 </file>
 
-<file path=customXml/item2.xml><?xml version="1.0" encoding="utf-8"?>
-<b:Sources xmlns:b="http://schemas.openxmlformats.org/officeDocument/2006/bibliography" xmlns="http://schemas.openxmlformats.org/officeDocument/2006/bibliography" SelectedStyle="\APASixthEditionOfficeOnline.xsl" StyleName="APA" Version="6"/>
-</file>
-
 <file path=customXml/item3.xml><?xml version="1.0" encoding="utf-8"?>
-<p:properties xmlns:p="http://schemas.microsoft.com/office/2006/metadata/properties" xmlns:xsi="http://www.w3.org/2001/XMLSchema-instance" xmlns:pc="http://schemas.microsoft.com/office/infopath/2007/PartnerControls">
-  <documentManagement>
-    <_activity xmlns="84ce651a-e28d-4e68-81c1-12757b1bac30" xsi:nil="true"/>
-  </documentManagement>
-</p:properties>
-</file>
-
-<file path=customXml/item4.xml><?xml version="1.0" encoding="utf-8"?>
 <?mso-contentType ?>
 <FormTemplates xmlns="http://schemas.microsoft.com/sharepoint/v3/contenttype/forms">
   <Display>DocumentLibraryForm</Display>
@@ -6094,7 +6181,23 @@
 </FormTemplates>
 </file>
 
+<file path=customXml/item4.xml><?xml version="1.0" encoding="utf-8"?>
+<p:properties xmlns:p="http://schemas.microsoft.com/office/2006/metadata/properties" xmlns:xsi="http://www.w3.org/2001/XMLSchema-instance" xmlns:pc="http://schemas.microsoft.com/office/infopath/2007/PartnerControls">
+  <documentManagement>
+    <_activity xmlns="84ce651a-e28d-4e68-81c1-12757b1bac30" xsi:nil="true"/>
+  </documentManagement>
+</p:properties>
+</file>
+
 <file path=customXml/itemProps1.xml><?xml version="1.0" encoding="utf-8"?>
+<ds:datastoreItem xmlns:ds="http://schemas.openxmlformats.org/officeDocument/2006/customXml" ds:itemID="{060E8326-3A22-422D-B313-C499E2E8EEA7}">
+  <ds:schemaRefs>
+    <ds:schemaRef ds:uri="http://schemas.openxmlformats.org/officeDocument/2006/bibliography"/>
+  </ds:schemaRefs>
+</ds:datastoreItem>
+</file>
+
+<file path=customXml/itemProps2.xml><?xml version="1.0" encoding="utf-8"?>
 <ds:datastoreItem xmlns:ds="http://schemas.openxmlformats.org/officeDocument/2006/customXml" ds:itemID="{44D8C1AE-B5FF-47BE-9DE3-126F3CD3D4AB}">
   <ds:schemaRefs>
     <ds:schemaRef ds:uri="http://schemas.microsoft.com/office/2006/metadata/contentType"/>
@@ -6113,15 +6216,15 @@
 </ds:datastoreItem>
 </file>
 
-<file path=customXml/itemProps2.xml><?xml version="1.0" encoding="utf-8"?>
-<ds:datastoreItem xmlns:ds="http://schemas.openxmlformats.org/officeDocument/2006/customXml" ds:itemID="{060E8326-3A22-422D-B313-C499E2E8EEA7}">
+<file path=customXml/itemProps3.xml><?xml version="1.0" encoding="utf-8"?>
+<ds:datastoreItem xmlns:ds="http://schemas.openxmlformats.org/officeDocument/2006/customXml" ds:itemID="{C4D5DEE7-EC10-4B68-8EF6-4E054E99DDA0}">
   <ds:schemaRefs>
-    <ds:schemaRef ds:uri="http://schemas.openxmlformats.org/officeDocument/2006/bibliography"/>
+    <ds:schemaRef ds:uri="http://schemas.microsoft.com/sharepoint/v3/contenttype/forms"/>
   </ds:schemaRefs>
 </ds:datastoreItem>
 </file>
 
-<file path=customXml/itemProps3.xml><?xml version="1.0" encoding="utf-8"?>
+<file path=customXml/itemProps4.xml><?xml version="1.0" encoding="utf-8"?>
 <ds:datastoreItem xmlns:ds="http://schemas.openxmlformats.org/officeDocument/2006/customXml" ds:itemID="{EF19AF65-F834-4899-8769-D9C53809A992}">
   <ds:schemaRefs>
     <ds:schemaRef ds:uri="http://schemas.microsoft.com/office/2006/metadata/properties"/>
@@ -6129,12 +6232,4 @@
     <ds:schemaRef ds:uri="84ce651a-e28d-4e68-81c1-12757b1bac30"/>
   </ds:schemaRefs>
 </ds:datastoreItem>
-</file>
-
-<file path=customXml/itemProps4.xml><?xml version="1.0" encoding="utf-8"?>
-<ds:datastoreItem xmlns:ds="http://schemas.openxmlformats.org/officeDocument/2006/customXml" ds:itemID="{C4D5DEE7-EC10-4B68-8EF6-4E054E99DDA0}">
-  <ds:schemaRefs>
-    <ds:schemaRef ds:uri="http://schemas.microsoft.com/sharepoint/v3/contenttype/forms"/>
-  </ds:schemaRefs>
-</ds:datastoreItem>
 </file>
--- a/Documentation/Dokumentation.docx
+++ b/Documentation/Dokumentation.docx
@@ -1,6 +1,6 @@
 
 <file path=word/document.xml><?xml version="1.0" encoding="utf-8"?>
-<w:document xmlns:wpc="http://schemas.microsoft.com/office/word/2010/wordprocessingCanvas" xmlns:cx="http://schemas.microsoft.com/office/drawing/2014/chartex" xmlns:cx1="http://schemas.microsoft.com/office/drawing/2015/9/8/chartex" xmlns:cx2="http://schemas.microsoft.com/office/drawing/2015/10/21/chartex" xmlns:cx3="http://schemas.microsoft.com/office/drawing/2016/5/9/chartex" xmlns:cx4="http://schemas.microsoft.com/office/drawing/2016/5/10/chartex" xmlns:cx5="http://schemas.microsoft.com/office/drawing/2016/5/11/chartex" xmlns:cx6="http://schemas.microsoft.com/office/drawing/2016/5/12/chartex" xmlns:cx7="http://schemas.microsoft.com/office/drawing/2016/5/13/chartex" xmlns:cx8="http://schemas.microsoft.com/office/drawing/2016/5/14/chartex" xmlns:mc="http://schemas.openxmlformats.org/markup-compatibility/2006" xmlns:aink="http://schemas.microsoft.com/office/drawing/2016/ink" xmlns:am3d="http://schemas.microsoft.com/office/drawing/2017/model3d" xmlns:o="urn:schemas-microsoft-com:office:office" xmlns:oel="http://schemas.microsoft.com/office/2019/extlst" xmlns:r="http://schemas.openxmlformats.org/officeDocument/2006/relationships" xmlns:m="http://schemas.openxmlformats.org/officeDocument/2006/math" xmlns:v="urn:schemas-microsoft-com:vml" xmlns:wp14="http://schemas.microsoft.com/office/word/2010/wordprocessingDrawing" xmlns:wp="http://schemas.openxmlformats.org/drawingml/2006/wordprocessingDrawing" xmlns:w10="urn:schemas-microsoft-com:office:word" xmlns:w="http://schemas.openxmlformats.org/wordprocessingml/2006/main" xmlns:w14="http://schemas.microsoft.com/office/word/2010/wordml" xmlns:w15="http://schemas.microsoft.com/office/word/2012/wordml" xmlns:w16cex="http://schemas.microsoft.com/office/word/2018/wordml/cex" xmlns:w16cid="http://schemas.microsoft.com/office/word/2016/wordml/cid" xmlns:w16="http://schemas.microsoft.com/office/word/2018/wordml" xmlns:w16sdtdh="http://schemas.microsoft.com/office/word/2020/wordml/sdtdatahash" xmlns:w16se="http://schemas.microsoft.com/office/word/2015/wordml/symex" xmlns:wpg="http://schemas.microsoft.com/office/word/2010/wordprocessingGroup" xmlns:wpi="http://schemas.microsoft.com/office/word/2010/wordprocessingInk" xmlns:wne="http://schemas.microsoft.com/office/word/2006/wordml" xmlns:wps="http://schemas.microsoft.com/office/word/2010/wordprocessingShape" mc:Ignorable="w14 w15 w16se w16cid w16 w16cex w16sdtdh wp14">
+<w:document xmlns:wpc="http://schemas.microsoft.com/office/word/2010/wordprocessingCanvas" xmlns:cx="http://schemas.microsoft.com/office/drawing/2014/chartex" xmlns:cx1="http://schemas.microsoft.com/office/drawing/2015/9/8/chartex" xmlns:cx2="http://schemas.microsoft.com/office/drawing/2015/10/21/chartex" xmlns:cx3="http://schemas.microsoft.com/office/drawing/2016/5/9/chartex" xmlns:cx4="http://schemas.microsoft.com/office/drawing/2016/5/10/chartex" xmlns:cx5="http://schemas.microsoft.com/office/drawing/2016/5/11/chartex" xmlns:cx6="http://schemas.microsoft.com/office/drawing/2016/5/12/chartex" xmlns:cx7="http://schemas.microsoft.com/office/drawing/2016/5/13/chartex" xmlns:cx8="http://schemas.microsoft.com/office/drawing/2016/5/14/chartex" xmlns:mc="http://schemas.openxmlformats.org/markup-compatibility/2006" xmlns:aink="http://schemas.microsoft.com/office/drawing/2016/ink" xmlns:am3d="http://schemas.microsoft.com/office/drawing/2017/model3d" xmlns:o="urn:schemas-microsoft-com:office:office" xmlns:oel="http://schemas.microsoft.com/office/2019/extlst" xmlns:r="http://schemas.openxmlformats.org/officeDocument/2006/relationships" xmlns:m="http://schemas.openxmlformats.org/officeDocument/2006/math" xmlns:v="urn:schemas-microsoft-com:vml" xmlns:wp14="http://schemas.microsoft.com/office/word/2010/wordprocessingDrawing" xmlns:wp="http://schemas.openxmlformats.org/drawingml/2006/wordprocessingDrawing" xmlns:w10="urn:schemas-microsoft-com:office:word" xmlns:w="http://schemas.openxmlformats.org/wordprocessingml/2006/main" xmlns:w14="http://schemas.microsoft.com/office/word/2010/wordml" xmlns:w15="http://schemas.microsoft.com/office/word/2012/wordml" xmlns:w16cex="http://schemas.microsoft.com/office/word/2018/wordml/cex" xmlns:w16cid="http://schemas.microsoft.com/office/word/2016/wordml/cid" xmlns:w16="http://schemas.microsoft.com/office/word/2018/wordml" xmlns:w16du="http://schemas.microsoft.com/office/word/2023/wordml/word16du" xmlns:w16sdtdh="http://schemas.microsoft.com/office/word/2020/wordml/sdtdatahash" xmlns:w16se="http://schemas.microsoft.com/office/word/2015/wordml/symex" xmlns:wpg="http://schemas.microsoft.com/office/word/2010/wordprocessingGroup" xmlns:wpi="http://schemas.microsoft.com/office/word/2010/wordprocessingInk" xmlns:wne="http://schemas.microsoft.com/office/word/2006/wordml" xmlns:wps="http://schemas.microsoft.com/office/word/2010/wordprocessingShape" mc:Ignorable="w14 w15 w16se w16cid w16 w16cex w16sdtdh wp14">
   <w:body>
     <w:p/>
     <w:p>
@@ -1829,6 +1829,9 @@
       <w:r>
         <w:t xml:space="preserve">Beruht auf der Annahme, dass die Reihenfolge immer „Herr/Frau Titel Vorname Präfix Nachname“ ist. Dabei ist alles außer der Nachname optional und ggf. mehrfach vorhanden. </w:t>
       </w:r>
+      <w:r>
+        <w:t xml:space="preserve">Der Nachname ist immer das letzte zusammenhängende Wort, Doppelnamen müssen also durch „-„ getrennt werden. </w:t>
+      </w:r>
     </w:p>
     <w:p>
       <w:pPr>
@@ -2074,36 +2077,51 @@
         <w:tab/>
       </w:r>
       <w:r>
+        <w:t>(Hauptprojekt)</w:t>
+      </w:r>
+    </w:p>
+    <w:p>
+      <w:pPr>
+        <w:spacing w:line="360" w:lineRule="auto"/>
+        <w:rPr>
+          <w:lang w:val="en-US"/>
+        </w:rPr>
+      </w:pPr>
+      <w:r>
+        <w:rPr>
+          <w:lang w:val="en-US"/>
+        </w:rPr>
+        <w:lastRenderedPageBreak/>
+        <w:t>|__ ContactSplitter.DataStorage.Contracts</w:t>
+      </w:r>
+      <w:r>
+        <w:rPr>
+          <w:lang w:val="en-US"/>
+        </w:rPr>
         <w:tab/>
       </w:r>
       <w:r>
-        <w:t>(Hauptprojekt)</w:t>
+        <w:rPr>
+          <w:lang w:val="en-US"/>
+        </w:rPr>
+        <w:t>(Siehe Abschnitt "Composite Components")</w:t>
       </w:r>
     </w:p>
     <w:p>
       <w:pPr>
         <w:spacing w:line="360" w:lineRule="auto"/>
-        <w:rPr>
-          <w:lang w:val="en-US"/>
-        </w:rPr>
-      </w:pPr>
-      <w:r>
-        <w:rPr>
-          <w:lang w:val="en-US"/>
-        </w:rPr>
-        <w:t>|__ ContactSplitter.DataStorage.Contracts</w:t>
-      </w:r>
-      <w:r>
-        <w:rPr>
-          <w:lang w:val="en-US"/>
-        </w:rPr>
+      </w:pPr>
+      <w:r>
+        <w:t>|__ ContactSplitter.DataStorage</w:t>
+      </w:r>
+      <w:r>
         <w:tab/>
       </w:r>
       <w:r>
-        <w:rPr>
-          <w:lang w:val="en-US"/>
-        </w:rPr>
-        <w:t>(Siehe Abschnitt "Composite Components")</w:t>
+        <w:tab/>
+      </w:r>
+      <w:r>
+        <w:t>(Datenhaltung aller Kontakte usw.)</w:t>
       </w:r>
     </w:p>
     <w:p>
@@ -2111,20 +2129,10 @@
         <w:spacing w:line="360" w:lineRule="auto"/>
       </w:pPr>
       <w:r>
-        <w:lastRenderedPageBreak/>
-        <w:t>|__ ContactSplitter.DataStorage</w:t>
+        <w:t xml:space="preserve">|__ ContactSplitter.Tests       </w:t>
       </w:r>
       <w:r>
         <w:tab/>
-        <w:t>(Datenhaltung aller Kontakte usw.)</w:t>
-      </w:r>
-    </w:p>
-    <w:p>
-      <w:pPr>
-        <w:spacing w:line="360" w:lineRule="auto"/>
-      </w:pPr>
-      <w:r>
-        <w:t xml:space="preserve">|__ ContactSplitter.Tests       </w:t>
       </w:r>
       <w:r>
         <w:tab/>
@@ -2960,14 +2968,284 @@
     </w:p>
     <w:p>
       <w:pPr>
-        <w:rPr>
-          <w:rFonts w:asciiTheme="majorHAnsi" w:eastAsiaTheme="majorEastAsia" w:hAnsiTheme="majorHAnsi" w:cstheme="majorBidi"/>
-          <w:color w:val="2F5496" w:themeColor="accent1" w:themeShade="BF"/>
-          <w:sz w:val="32"/>
-          <w:szCs w:val="32"/>
-          <w:lang w:eastAsia="de-DE"/>
-        </w:rPr>
-      </w:pPr>
+        <w:pStyle w:val="berschrift1"/>
+        <w:rPr>
+          <w:lang w:eastAsia="de-DE"/>
+        </w:rPr>
+      </w:pPr>
+      <w:r>
+        <w:rPr>
+          <w:lang w:eastAsia="de-DE"/>
+        </w:rPr>
+        <w:t>Testfälle</w:t>
+      </w:r>
+    </w:p>
+    <w:p>
+      <w:pPr>
+        <w:rPr>
+          <w:lang w:eastAsia="de-DE"/>
+        </w:rPr>
+      </w:pPr>
+      <w:r>
+        <w:rPr>
+          <w:lang w:eastAsia="de-DE"/>
+        </w:rPr>
+        <w:t xml:space="preserve">Die Testfälle sind im xUnit-Testprojekt „ContactSplitter.Tests“. </w:t>
+      </w:r>
+      <w:r>
+        <w:rPr>
+          <w:lang w:eastAsia="de-DE"/>
+        </w:rPr>
+        <w:t>Sie können von dort abgelesen werden</w:t>
+      </w:r>
+      <w:r>
+        <w:rPr>
+          <w:lang w:eastAsia="de-DE"/>
+        </w:rPr>
+        <w:t xml:space="preserve">. </w:t>
+      </w:r>
+      <w:r>
+        <w:rPr>
+          <w:lang w:eastAsia="de-DE"/>
+        </w:rPr>
+        <w:t xml:space="preserve">Alle [InlineData]-Zeilen nach </w:t>
+      </w:r>
+      <w:r>
+        <w:rPr>
+          <w:lang w:eastAsia="de-DE"/>
+        </w:rPr>
+        <w:t xml:space="preserve">[Theory] </w:t>
+      </w:r>
+      <w:r>
+        <w:rPr>
+          <w:lang w:eastAsia="de-DE"/>
+        </w:rPr>
+        <w:t xml:space="preserve">stellen einen Testfall dar. </w:t>
+      </w:r>
+      <w:r>
+        <w:rPr>
+          <w:lang w:eastAsia="de-DE"/>
+        </w:rPr>
+        <w:t xml:space="preserve">Das erste Feld stellt die Eingabe für den Parser dar. </w:t>
+      </w:r>
+      <w:r>
+        <w:rPr>
+          <w:lang w:eastAsia="de-DE"/>
+        </w:rPr>
+        <w:t>Alle weiteren Felder sind die erwarteten Lösungen</w:t>
+      </w:r>
+      <w:r>
+        <w:rPr>
+          <w:lang w:eastAsia="de-DE"/>
+        </w:rPr>
+        <w:t xml:space="preserve"> in folgender Reihenfolge: </w:t>
+      </w:r>
+      <w:r>
+        <w:rPr>
+          <w:lang w:eastAsia="de-DE"/>
+        </w:rPr>
+        <w:t>Anrede, Titel, Briefanrede, Vorname, Nachname, Geschlecht</w:t>
+      </w:r>
+      <w:r>
+        <w:rPr>
+          <w:lang w:eastAsia="de-DE"/>
+        </w:rPr>
+        <w:t xml:space="preserve">. </w:t>
+      </w:r>
+    </w:p>
+    <w:p>
+      <w:pPr>
+        <w:rPr>
+          <w:lang w:eastAsia="de-DE"/>
+        </w:rPr>
+      </w:pPr>
+      <w:r>
+        <w:rPr>
+          <w:lang w:eastAsia="de-DE"/>
+        </w:rPr>
+        <w:t>Die Testfälle sind möglich breit gestreut:</w:t>
+      </w:r>
+    </w:p>
+    <w:p>
+      <w:pPr>
+        <w:pStyle w:val="Listenabsatz"/>
+        <w:numPr>
+          <w:ilvl w:val="0"/>
+          <w:numId w:val="10"/>
+        </w:numPr>
+        <w:rPr>
+          <w:lang w:eastAsia="de-DE"/>
+        </w:rPr>
+      </w:pPr>
+      <w:r>
+        <w:rPr>
+          <w:lang w:eastAsia="de-DE"/>
+        </w:rPr>
+        <w:t>Angabe des Geschlechts</w:t>
+      </w:r>
+      <w:r>
+        <w:rPr>
+          <w:lang w:eastAsia="de-DE"/>
+        </w:rPr>
+        <w:t xml:space="preserve"> und keine Angabe</w:t>
+      </w:r>
+    </w:p>
+    <w:p>
+      <w:pPr>
+        <w:pStyle w:val="Listenabsatz"/>
+        <w:numPr>
+          <w:ilvl w:val="0"/>
+          <w:numId w:val="10"/>
+        </w:numPr>
+        <w:rPr>
+          <w:lang w:eastAsia="de-DE"/>
+        </w:rPr>
+      </w:pPr>
+      <w:r>
+        <w:rPr>
+          <w:lang w:eastAsia="de-DE"/>
+        </w:rPr>
+        <w:t>Kein Titel, ein Titel und mehrere Titel</w:t>
+      </w:r>
+    </w:p>
+    <w:p>
+      <w:pPr>
+        <w:pStyle w:val="Listenabsatz"/>
+        <w:numPr>
+          <w:ilvl w:val="0"/>
+          <w:numId w:val="10"/>
+        </w:numPr>
+        <w:rPr>
+          <w:lang w:eastAsia="de-DE"/>
+        </w:rPr>
+      </w:pPr>
+      <w:r>
+        <w:rPr>
+          <w:lang w:eastAsia="de-DE"/>
+        </w:rPr>
+        <w:t>Einer und mehrere Nachnamen</w:t>
+      </w:r>
+    </w:p>
+    <w:p>
+      <w:pPr>
+        <w:pStyle w:val="Listenabsatz"/>
+        <w:numPr>
+          <w:ilvl w:val="0"/>
+          <w:numId w:val="10"/>
+        </w:numPr>
+        <w:rPr>
+          <w:lang w:eastAsia="de-DE"/>
+        </w:rPr>
+      </w:pPr>
+      <w:r>
+        <w:rPr>
+          <w:lang w:eastAsia="de-DE"/>
+        </w:rPr>
+        <w:t>Keiner, e</w:t>
+      </w:r>
+      <w:r>
+        <w:rPr>
+          <w:lang w:eastAsia="de-DE"/>
+        </w:rPr>
+        <w:t>iner und mehrere Vornamen</w:t>
+      </w:r>
+    </w:p>
+    <w:p>
+      <w:pPr>
+        <w:pStyle w:val="Listenabsatz"/>
+        <w:numPr>
+          <w:ilvl w:val="0"/>
+          <w:numId w:val="10"/>
+        </w:numPr>
+        <w:rPr>
+          <w:lang w:eastAsia="de-DE"/>
+        </w:rPr>
+      </w:pPr>
+      <w:r>
+        <w:rPr>
+          <w:lang w:eastAsia="de-DE"/>
+        </w:rPr>
+        <w:t>Abkürzungen als Titel und ausgeschriebene Titel zur Ableitung</w:t>
+      </w:r>
+      <w:r>
+        <w:rPr>
+          <w:lang w:eastAsia="de-DE"/>
+        </w:rPr>
+        <w:t xml:space="preserve"> des Geschlechtes</w:t>
+      </w:r>
+    </w:p>
+    <w:p>
+      <w:pPr>
+        <w:pStyle w:val="Listenabsatz"/>
+        <w:numPr>
+          <w:ilvl w:val="0"/>
+          <w:numId w:val="10"/>
+        </w:numPr>
+        <w:rPr>
+          <w:lang w:eastAsia="de-DE"/>
+        </w:rPr>
+      </w:pPr>
+      <w:r>
+        <w:rPr>
+          <w:lang w:eastAsia="de-DE"/>
+        </w:rPr>
+        <w:t xml:space="preserve">Kein oder ein </w:t>
+      </w:r>
+      <w:r>
+        <w:rPr>
+          <w:lang w:eastAsia="de-DE"/>
+        </w:rPr>
+        <w:t>Präfix</w:t>
+      </w:r>
+      <w:r>
+        <w:rPr>
+          <w:lang w:eastAsia="de-DE"/>
+        </w:rPr>
+        <w:t xml:space="preserve"> </w:t>
+      </w:r>
+      <w:r>
+        <w:rPr>
+          <w:lang w:eastAsia="de-DE"/>
+        </w:rPr>
+        <w:t xml:space="preserve">vor dem </w:t>
+      </w:r>
+      <w:r>
+        <w:rPr>
+          <w:lang w:eastAsia="de-DE"/>
+        </w:rPr>
+        <w:t>Nachnamen</w:t>
+      </w:r>
+    </w:p>
+    <w:p>
+      <w:pPr>
+        <w:rPr>
+          <w:lang w:eastAsia="de-DE"/>
+        </w:rPr>
+      </w:pPr>
+      <w:r>
+        <w:rPr>
+          <w:lang w:eastAsia="de-DE"/>
+        </w:rPr>
+        <w:t xml:space="preserve">Während beim Default (Offline) Parser alle Testfälle erfolgreich sind, variiert dies beim GPT-Parser. Jede Ausführung kann unterschiedliche Ergebnisse liefern. </w:t>
+      </w:r>
+      <w:r>
+        <w:rPr>
+          <w:lang w:eastAsia="de-DE"/>
+        </w:rPr>
+        <w:softHyphen/>
+      </w:r>
+      <w:r>
+        <w:rPr>
+          <w:lang w:eastAsia="de-DE"/>
+        </w:rPr>
+        <w:softHyphen/>
+      </w:r>
+      <w:r>
+        <w:rPr>
+          <w:lang w:eastAsia="de-DE"/>
+        </w:rPr>
+        <w:softHyphen/>
+      </w:r>
       <w:r>
         <w:rPr>
           <w:lang w:eastAsia="de-DE"/>
@@ -3446,7 +3724,7 @@
             <v:path o:extrusionok="f" gradientshapeok="t" o:connecttype="rect"/>
             <o:lock v:ext="edit" aspectratio="t"/>
           </v:shapetype>
-          <v:shape id="_x0000_i1025" type="#_x0000_t75" style="width:641.1pt;height:5in;rotation:270;mso-position-horizontal-relative:text;mso-position-vertical-relative:text" wrapcoords="-36 0 -36 21536 21600 21536 21600 0 -36 0" o:allowoverlap="f">
+          <v:shape id="_x0000_i1025" type="#_x0000_t75" style="width:640.8pt;height:5in;rotation:270;mso-position-horizontal-relative:text;mso-position-vertical-relative:text" wrapcoords="-36 0 -36 21536 21600 21536 21600 0 -36 0" o:allowoverlap="f">
             <v:imagedata r:id="rId15" o:title="One"/>
           </v:shape>
         </w:pict>
@@ -3481,7 +3759,7 @@
       <w:r>
         <w:lastRenderedPageBreak/>
         <w:pict w14:anchorId="5A570667">
-          <v:shape id="_x0000_i1030" type="#_x0000_t75" style="width:351.7pt;height:625.85pt;mso-left-percent:-10001;mso-top-percent:-10001;mso-position-horizontal:absolute;mso-position-horizontal-relative:char;mso-position-vertical:absolute;mso-position-vertical-relative:line;mso-left-percent:-10001;mso-top-percent:-10001">
+          <v:shape id="_x0000_i1026" type="#_x0000_t75" style="width:351.6pt;height:625.8pt;mso-left-percent:-10001;mso-top-percent:-10001;mso-position-horizontal:absolute;mso-position-horizontal-relative:char;mso-position-vertical:absolute;mso-position-vertical-relative:line;mso-left-percent:-10001;mso-top-percent:-10001">
             <v:imagedata r:id="rId16" o:title="Tow"/>
           </v:shape>
         </w:pict>
@@ -3517,7 +3795,7 @@
       <w:r>
         <w:lastRenderedPageBreak/>
         <w:pict w14:anchorId="33698A8F">
-          <v:shape id="_x0000_i1027" type="#_x0000_t75" style="width:361.85pt;height:643.85pt;mso-left-percent:-10001;mso-top-percent:-10001;mso-position-horizontal:absolute;mso-position-horizontal-relative:char;mso-position-vertical:absolute;mso-position-vertical-relative:line;mso-left-percent:-10001;mso-top-percent:-10001">
+          <v:shape id="_x0000_i1027" type="#_x0000_t75" style="width:361.8pt;height:643.8pt;mso-left-percent:-10001;mso-top-percent:-10001;mso-position-horizontal:absolute;mso-position-horizontal-relative:char;mso-position-vertical:absolute;mso-position-vertical-relative:line;mso-left-percent:-10001;mso-top-percent:-10001">
             <v:imagedata r:id="rId17" o:title="Three"/>
           </v:shape>
         </w:pict>
@@ -3563,7 +3841,7 @@
 </file>
 
 <file path=word/endnotes.xml><?xml version="1.0" encoding="utf-8"?>
-<w:endnotes xmlns:wpc="http://schemas.microsoft.com/office/word/2010/wordprocessingCanvas" xmlns:cx="http://schemas.microsoft.com/office/drawing/2014/chartex" xmlns:cx1="http://schemas.microsoft.com/office/drawing/2015/9/8/chartex" xmlns:cx2="http://schemas.microsoft.com/office/drawing/2015/10/21/chartex" xmlns:cx3="http://schemas.microsoft.com/office/drawing/2016/5/9/chartex" xmlns:cx4="http://schemas.microsoft.com/office/drawing/2016/5/10/chartex" xmlns:cx5="http://schemas.microsoft.com/office/drawing/2016/5/11/chartex" xmlns:cx6="http://schemas.microsoft.com/office/drawing/2016/5/12/chartex" xmlns:cx7="http://schemas.microsoft.com/office/drawing/2016/5/13/chartex" xmlns:cx8="http://schemas.microsoft.com/office/drawing/2016/5/14/chartex" xmlns:mc="http://schemas.openxmlformats.org/markup-compatibility/2006" xmlns:aink="http://schemas.microsoft.com/office/drawing/2016/ink" xmlns:am3d="http://schemas.microsoft.com/office/drawing/2017/model3d" xmlns:o="urn:schemas-microsoft-com:office:office" xmlns:oel="http://schemas.microsoft.com/office/2019/extlst" xmlns:r="http://schemas.openxmlformats.org/officeDocument/2006/relationships" xmlns:m="http://schemas.openxmlformats.org/officeDocument/2006/math" xmlns:v="urn:schemas-microsoft-com:vml" xmlns:wp14="http://schemas.microsoft.com/office/word/2010/wordprocessingDrawing" xmlns:wp="http://schemas.openxmlformats.org/drawingml/2006/wordprocessingDrawing" xmlns:w10="urn:schemas-microsoft-com:office:word" xmlns:w="http://schemas.openxmlformats.org/wordprocessingml/2006/main" xmlns:w14="http://schemas.microsoft.com/office/word/2010/wordml" xmlns:w15="http://schemas.microsoft.com/office/word/2012/wordml" xmlns:w16cex="http://schemas.microsoft.com/office/word/2018/wordml/cex" xmlns:w16cid="http://schemas.microsoft.com/office/word/2016/wordml/cid" xmlns:w16="http://schemas.microsoft.com/office/word/2018/wordml" xmlns:w16sdtdh="http://schemas.microsoft.com/office/word/2020/wordml/sdtdatahash" xmlns:w16se="http://schemas.microsoft.com/office/word/2015/wordml/symex" xmlns:wpg="http://schemas.microsoft.com/office/word/2010/wordprocessingGroup" xmlns:wpi="http://schemas.microsoft.com/office/word/2010/wordprocessingInk" xmlns:wne="http://schemas.microsoft.com/office/word/2006/wordml" xmlns:wps="http://schemas.microsoft.com/office/word/2010/wordprocessingShape" mc:Ignorable="w14 w15 w16se w16cid w16 w16cex w16sdtdh wp14">
+<w:endnotes xmlns:wpc="http://schemas.microsoft.com/office/word/2010/wordprocessingCanvas" xmlns:cx="http://schemas.microsoft.com/office/drawing/2014/chartex" xmlns:cx1="http://schemas.microsoft.com/office/drawing/2015/9/8/chartex" xmlns:cx2="http://schemas.microsoft.com/office/drawing/2015/10/21/chartex" xmlns:cx3="http://schemas.microsoft.com/office/drawing/2016/5/9/chartex" xmlns:cx4="http://schemas.microsoft.com/office/drawing/2016/5/10/chartex" xmlns:cx5="http://schemas.microsoft.com/office/drawing/2016/5/11/chartex" xmlns:cx6="http://schemas.microsoft.com/office/drawing/2016/5/12/chartex" xmlns:cx7="http://schemas.microsoft.com/office/drawing/2016/5/13/chartex" xmlns:cx8="http://schemas.microsoft.com/office/drawing/2016/5/14/chartex" xmlns:mc="http://schemas.openxmlformats.org/markup-compatibility/2006" xmlns:aink="http://schemas.microsoft.com/office/drawing/2016/ink" xmlns:am3d="http://schemas.microsoft.com/office/drawing/2017/model3d" xmlns:o="urn:schemas-microsoft-com:office:office" xmlns:oel="http://schemas.microsoft.com/office/2019/extlst" xmlns:r="http://schemas.openxmlformats.org/officeDocument/2006/relationships" xmlns:m="http://schemas.openxmlformats.org/officeDocument/2006/math" xmlns:v="urn:schemas-microsoft-com:vml" xmlns:wp14="http://schemas.microsoft.com/office/word/2010/wordprocessingDrawing" xmlns:wp="http://schemas.openxmlformats.org/drawingml/2006/wordprocessingDrawing" xmlns:w10="urn:schemas-microsoft-com:office:word" xmlns:w="http://schemas.openxmlformats.org/wordprocessingml/2006/main" xmlns:w14="http://schemas.microsoft.com/office/word/2010/wordml" xmlns:w15="http://schemas.microsoft.com/office/word/2012/wordml" xmlns:w16cex="http://schemas.microsoft.com/office/word/2018/wordml/cex" xmlns:w16cid="http://schemas.microsoft.com/office/word/2016/wordml/cid" xmlns:w16="http://schemas.microsoft.com/office/word/2018/wordml" xmlns:w16du="http://schemas.microsoft.com/office/word/2023/wordml/word16du" xmlns:w16sdtdh="http://schemas.microsoft.com/office/word/2020/wordml/sdtdatahash" xmlns:w16se="http://schemas.microsoft.com/office/word/2015/wordml/symex" xmlns:wpg="http://schemas.microsoft.com/office/word/2010/wordprocessingGroup" xmlns:wpi="http://schemas.microsoft.com/office/word/2010/wordprocessingInk" xmlns:wne="http://schemas.microsoft.com/office/word/2006/wordml" xmlns:wps="http://schemas.microsoft.com/office/word/2010/wordprocessingShape" mc:Ignorable="w14 w15 w16se w16cid w16 w16cex w16sdtdh wp14">
   <w:endnote w:type="separator" w:id="-1">
     <w:p>
       <w:pPr>
@@ -3588,7 +3866,7 @@
 </file>
 
 <file path=word/footer1.xml><?xml version="1.0" encoding="utf-8"?>
-<w:ftr xmlns:wpc="http://schemas.microsoft.com/office/word/2010/wordprocessingCanvas" xmlns:cx="http://schemas.microsoft.com/office/drawing/2014/chartex" xmlns:cx1="http://schemas.microsoft.com/office/drawing/2015/9/8/chartex" xmlns:cx2="http://schemas.microsoft.com/office/drawing/2015/10/21/chartex" xmlns:cx3="http://schemas.microsoft.com/office/drawing/2016/5/9/chartex" xmlns:cx4="http://schemas.microsoft.com/office/drawing/2016/5/10/chartex" xmlns:cx5="http://schemas.microsoft.com/office/drawing/2016/5/11/chartex" xmlns:cx6="http://schemas.microsoft.com/office/drawing/2016/5/12/chartex" xmlns:cx7="http://schemas.microsoft.com/office/drawing/2016/5/13/chartex" xmlns:cx8="http://schemas.microsoft.com/office/drawing/2016/5/14/chartex" xmlns:mc="http://schemas.openxmlformats.org/markup-compatibility/2006" xmlns:aink="http://schemas.microsoft.com/office/drawing/2016/ink" xmlns:am3d="http://schemas.microsoft.com/office/drawing/2017/model3d" xmlns:o="urn:schemas-microsoft-com:office:office" xmlns:oel="http://schemas.microsoft.com/office/2019/extlst" xmlns:r="http://schemas.openxmlformats.org/officeDocument/2006/relationships" xmlns:m="http://schemas.openxmlformats.org/officeDocument/2006/math" xmlns:v="urn:schemas-microsoft-com:vml" xmlns:wp14="http://schemas.microsoft.com/office/word/2010/wordprocessingDrawing" xmlns:wp="http://schemas.openxmlformats.org/drawingml/2006/wordprocessingDrawing" xmlns:w10="urn:schemas-microsoft-com:office:word" xmlns:w="http://schemas.openxmlformats.org/wordprocessingml/2006/main" xmlns:w14="http://schemas.microsoft.com/office/word/2010/wordml" xmlns:w15="http://schemas.microsoft.com/office/word/2012/wordml" xmlns:w16cex="http://schemas.microsoft.com/office/word/2018/wordml/cex" xmlns:w16cid="http://schemas.microsoft.com/office/word/2016/wordml/cid" xmlns:w16="http://schemas.microsoft.com/office/word/2018/wordml" xmlns:w16sdtdh="http://schemas.microsoft.com/office/word/2020/wordml/sdtdatahash" xmlns:w16se="http://schemas.microsoft.com/office/word/2015/wordml/symex" xmlns:wpg="http://schemas.microsoft.com/office/word/2010/wordprocessingGroup" xmlns:wpi="http://schemas.microsoft.com/office/word/2010/wordprocessingInk" xmlns:wne="http://schemas.microsoft.com/office/word/2006/wordml" xmlns:wps="http://schemas.microsoft.com/office/word/2010/wordprocessingShape" mc:Ignorable="w14 w15 w16se w16cid w16 w16cex w16sdtdh wp14">
+<w:ftr xmlns:wpc="http://schemas.microsoft.com/office/word/2010/wordprocessingCanvas" xmlns:cx="http://schemas.microsoft.com/office/drawing/2014/chartex" xmlns:cx1="http://schemas.microsoft.com/office/drawing/2015/9/8/chartex" xmlns:cx2="http://schemas.microsoft.com/office/drawing/2015/10/21/chartex" xmlns:cx3="http://schemas.microsoft.com/office/drawing/2016/5/9/chartex" xmlns:cx4="http://schemas.microsoft.com/office/drawing/2016/5/10/chartex" xmlns:cx5="http://schemas.microsoft.com/office/drawing/2016/5/11/chartex" xmlns:cx6="http://schemas.microsoft.com/office/drawing/2016/5/12/chartex" xmlns:cx7="http://schemas.microsoft.com/office/drawing/2016/5/13/chartex" xmlns:cx8="http://schemas.microsoft.com/office/drawing/2016/5/14/chartex" xmlns:mc="http://schemas.openxmlformats.org/markup-compatibility/2006" xmlns:aink="http://schemas.microsoft.com/office/drawing/2016/ink" xmlns:am3d="http://schemas.microsoft.com/office/drawing/2017/model3d" xmlns:o="urn:schemas-microsoft-com:office:office" xmlns:oel="http://schemas.microsoft.com/office/2019/extlst" xmlns:r="http://schemas.openxmlformats.org/officeDocument/2006/relationships" xmlns:m="http://schemas.openxmlformats.org/officeDocument/2006/math" xmlns:v="urn:schemas-microsoft-com:vml" xmlns:wp14="http://schemas.microsoft.com/office/word/2010/wordprocessingDrawing" xmlns:wp="http://schemas.openxmlformats.org/drawingml/2006/wordprocessingDrawing" xmlns:w10="urn:schemas-microsoft-com:office:word" xmlns:w="http://schemas.openxmlformats.org/wordprocessingml/2006/main" xmlns:w14="http://schemas.microsoft.com/office/word/2010/wordml" xmlns:w15="http://schemas.microsoft.com/office/word/2012/wordml" xmlns:w16cex="http://schemas.microsoft.com/office/word/2018/wordml/cex" xmlns:w16cid="http://schemas.microsoft.com/office/word/2016/wordml/cid" xmlns:w16="http://schemas.microsoft.com/office/word/2018/wordml" xmlns:w16du="http://schemas.microsoft.com/office/word/2023/wordml/word16du" xmlns:w16sdtdh="http://schemas.microsoft.com/office/word/2020/wordml/sdtdatahash" xmlns:w16se="http://schemas.microsoft.com/office/word/2015/wordml/symex" xmlns:wpg="http://schemas.microsoft.com/office/word/2010/wordprocessingGroup" xmlns:wpi="http://schemas.microsoft.com/office/word/2010/wordprocessingInk" xmlns:wne="http://schemas.microsoft.com/office/word/2006/wordml" xmlns:wps="http://schemas.microsoft.com/office/word/2010/wordprocessingShape" mc:Ignorable="w14 w15 w16se w16cid w16 w16cex w16sdtdh wp14">
   <w:p>
     <w:pPr>
       <w:pStyle w:val="Fuzeile"/>
@@ -3598,7 +3876,7 @@
 </file>
 
 <file path=word/footer2.xml><?xml version="1.0" encoding="utf-8"?>
-<w:ftr xmlns:wpc="http://schemas.microsoft.com/office/word/2010/wordprocessingCanvas" xmlns:cx="http://schemas.microsoft.com/office/drawing/2014/chartex" xmlns:cx1="http://schemas.microsoft.com/office/drawing/2015/9/8/chartex" xmlns:cx2="http://schemas.microsoft.com/office/drawing/2015/10/21/chartex" xmlns:cx3="http://schemas.microsoft.com/office/drawing/2016/5/9/chartex" xmlns:cx4="http://schemas.microsoft.com/office/drawing/2016/5/10/chartex" xmlns:cx5="http://schemas.microsoft.com/office/drawing/2016/5/11/chartex" xmlns:cx6="http://schemas.microsoft.com/office/drawing/2016/5/12/chartex" xmlns:cx7="http://schemas.microsoft.com/office/drawing/2016/5/13/chartex" xmlns:cx8="http://schemas.microsoft.com/office/drawing/2016/5/14/chartex" xmlns:mc="http://schemas.openxmlformats.org/markup-compatibility/2006" xmlns:aink="http://schemas.microsoft.com/office/drawing/2016/ink" xmlns:am3d="http://schemas.microsoft.com/office/drawing/2017/model3d" xmlns:o="urn:schemas-microsoft-com:office:office" xmlns:oel="http://schemas.microsoft.com/office/2019/extlst" xmlns:r="http://schemas.openxmlformats.org/officeDocument/2006/relationships" xmlns:m="http://schemas.openxmlformats.org/officeDocument/2006/math" xmlns:v="urn:schemas-microsoft-com:vml" xmlns:wp14="http://schemas.microsoft.com/office/word/2010/wordprocessingDrawing" xmlns:wp="http://schemas.openxmlformats.org/drawingml/2006/wordprocessingDrawing" xmlns:w10="urn:schemas-microsoft-com:office:word" xmlns:w="http://schemas.openxmlformats.org/wordprocessingml/2006/main" xmlns:w14="http://schemas.microsoft.com/office/word/2010/wordml" xmlns:w15="http://schemas.microsoft.com/office/word/2012/wordml" xmlns:w16cex="http://schemas.microsoft.com/office/word/2018/wordml/cex" xmlns:w16cid="http://schemas.microsoft.com/office/word/2016/wordml/cid" xmlns:w16="http://schemas.microsoft.com/office/word/2018/wordml" xmlns:w16sdtdh="http://schemas.microsoft.com/office/word/2020/wordml/sdtdatahash" xmlns:w16se="http://schemas.microsoft.com/office/word/2015/wordml/symex" xmlns:wpg="http://schemas.microsoft.com/office/word/2010/wordprocessingGroup" xmlns:wpi="http://schemas.microsoft.com/office/word/2010/wordprocessingInk" xmlns:wne="http://schemas.microsoft.com/office/word/2006/wordml" xmlns:wps="http://schemas.microsoft.com/office/word/2010/wordprocessingShape" mc:Ignorable="w14 w15 w16se w16cid w16 w16cex w16sdtdh wp14">
+<w:ftr xmlns:wpc="http://schemas.microsoft.com/office/word/2010/wordprocessingCanvas" xmlns:cx="http://schemas.microsoft.com/office/drawing/2014/chartex" xmlns:cx1="http://schemas.microsoft.com/office/drawing/2015/9/8/chartex" xmlns:cx2="http://schemas.microsoft.com/office/drawing/2015/10/21/chartex" xmlns:cx3="http://schemas.microsoft.com/office/drawing/2016/5/9/chartex" xmlns:cx4="http://schemas.microsoft.com/office/drawing/2016/5/10/chartex" xmlns:cx5="http://schemas.microsoft.com/office/drawing/2016/5/11/chartex" xmlns:cx6="http://schemas.microsoft.com/office/drawing/2016/5/12/chartex" xmlns:cx7="http://schemas.microsoft.com/office/drawing/2016/5/13/chartex" xmlns:cx8="http://schemas.microsoft.com/office/drawing/2016/5/14/chartex" xmlns:mc="http://schemas.openxmlformats.org/markup-compatibility/2006" xmlns:aink="http://schemas.microsoft.com/office/drawing/2016/ink" xmlns:am3d="http://schemas.microsoft.com/office/drawing/2017/model3d" xmlns:o="urn:schemas-microsoft-com:office:office" xmlns:oel="http://schemas.microsoft.com/office/2019/extlst" xmlns:r="http://schemas.openxmlformats.org/officeDocument/2006/relationships" xmlns:m="http://schemas.openxmlformats.org/officeDocument/2006/math" xmlns:v="urn:schemas-microsoft-com:vml" xmlns:wp14="http://schemas.microsoft.com/office/word/2010/wordprocessingDrawing" xmlns:wp="http://schemas.openxmlformats.org/drawingml/2006/wordprocessingDrawing" xmlns:w10="urn:schemas-microsoft-com:office:word" xmlns:w="http://schemas.openxmlformats.org/wordprocessingml/2006/main" xmlns:w14="http://schemas.microsoft.com/office/word/2010/wordml" xmlns:w15="http://schemas.microsoft.com/office/word/2012/wordml" xmlns:w16cex="http://schemas.microsoft.com/office/word/2018/wordml/cex" xmlns:w16cid="http://schemas.microsoft.com/office/word/2016/wordml/cid" xmlns:w16="http://schemas.microsoft.com/office/word/2018/wordml" xmlns:w16du="http://schemas.microsoft.com/office/word/2023/wordml/word16du" xmlns:w16sdtdh="http://schemas.microsoft.com/office/word/2020/wordml/sdtdatahash" xmlns:w16se="http://schemas.microsoft.com/office/word/2015/wordml/symex" xmlns:wpg="http://schemas.microsoft.com/office/word/2010/wordprocessingGroup" xmlns:wpi="http://schemas.microsoft.com/office/word/2010/wordprocessingInk" xmlns:wne="http://schemas.microsoft.com/office/word/2006/wordml" xmlns:wps="http://schemas.microsoft.com/office/word/2010/wordprocessingShape" mc:Ignorable="w14 w15 w16se w16cid w16 w16cex w16sdtdh wp14">
   <w:p>
     <w:pPr>
       <w:pStyle w:val="Fuzeile"/>
@@ -3657,7 +3935,7 @@
 </file>
 
 <file path=word/footer3.xml><?xml version="1.0" encoding="utf-8"?>
-<w:ftr xmlns:wpc="http://schemas.microsoft.com/office/word/2010/wordprocessingCanvas" xmlns:cx="http://schemas.microsoft.com/office/drawing/2014/chartex" xmlns:cx1="http://schemas.microsoft.com/office/drawing/2015/9/8/chartex" xmlns:cx2="http://schemas.microsoft.com/office/drawing/2015/10/21/chartex" xmlns:cx3="http://schemas.microsoft.com/office/drawing/2016/5/9/chartex" xmlns:cx4="http://schemas.microsoft.com/office/drawing/2016/5/10/chartex" xmlns:cx5="http://schemas.microsoft.com/office/drawing/2016/5/11/chartex" xmlns:cx6="http://schemas.microsoft.com/office/drawing/2016/5/12/chartex" xmlns:cx7="http://schemas.microsoft.com/office/drawing/2016/5/13/chartex" xmlns:cx8="http://schemas.microsoft.com/office/drawing/2016/5/14/chartex" xmlns:mc="http://schemas.openxmlformats.org/markup-compatibility/2006" xmlns:aink="http://schemas.microsoft.com/office/drawing/2016/ink" xmlns:am3d="http://schemas.microsoft.com/office/drawing/2017/model3d" xmlns:o="urn:schemas-microsoft-com:office:office" xmlns:oel="http://schemas.microsoft.com/office/2019/extlst" xmlns:r="http://schemas.openxmlformats.org/officeDocument/2006/relationships" xmlns:m="http://schemas.openxmlformats.org/officeDocument/2006/math" xmlns:v="urn:schemas-microsoft-com:vml" xmlns:wp14="http://schemas.microsoft.com/office/word/2010/wordprocessingDrawing" xmlns:wp="http://schemas.openxmlformats.org/drawingml/2006/wordprocessingDrawing" xmlns:w10="urn:schemas-microsoft-com:office:word" xmlns:w="http://schemas.openxmlformats.org/wordprocessingml/2006/main" xmlns:w14="http://schemas.microsoft.com/office/word/2010/wordml" xmlns:w15="http://schemas.microsoft.com/office/word/2012/wordml" xmlns:w16cex="http://schemas.microsoft.com/office/word/2018/wordml/cex" xmlns:w16cid="http://schemas.microsoft.com/office/word/2016/wordml/cid" xmlns:w16="http://schemas.microsoft.com/office/word/2018/wordml" xmlns:w16sdtdh="http://schemas.microsoft.com/office/word/2020/wordml/sdtdatahash" xmlns:w16se="http://schemas.microsoft.com/office/word/2015/wordml/symex" xmlns:wpg="http://schemas.microsoft.com/office/word/2010/wordprocessingGroup" xmlns:wpi="http://schemas.microsoft.com/office/word/2010/wordprocessingInk" xmlns:wne="http://schemas.microsoft.com/office/word/2006/wordml" xmlns:wps="http://schemas.microsoft.com/office/word/2010/wordprocessingShape" mc:Ignorable="w14 w15 w16se w16cid w16 w16cex w16sdtdh wp14">
+<w:ftr xmlns:wpc="http://schemas.microsoft.com/office/word/2010/wordprocessingCanvas" xmlns:cx="http://schemas.microsoft.com/office/drawing/2014/chartex" xmlns:cx1="http://schemas.microsoft.com/office/drawing/2015/9/8/chartex" xmlns:cx2="http://schemas.microsoft.com/office/drawing/2015/10/21/chartex" xmlns:cx3="http://schemas.microsoft.com/office/drawing/2016/5/9/chartex" xmlns:cx4="http://schemas.microsoft.com/office/drawing/2016/5/10/chartex" xmlns:cx5="http://schemas.microsoft.com/office/drawing/2016/5/11/chartex" xmlns:cx6="http://schemas.microsoft.com/office/drawing/2016/5/12/chartex" xmlns:cx7="http://schemas.microsoft.com/office/drawing/2016/5/13/chartex" xmlns:cx8="http://schemas.microsoft.com/office/drawing/2016/5/14/chartex" xmlns:mc="http://schemas.openxmlformats.org/markup-compatibility/2006" xmlns:aink="http://schemas.microsoft.com/office/drawing/2016/ink" xmlns:am3d="http://schemas.microsoft.com/office/drawing/2017/model3d" xmlns:o="urn:schemas-microsoft-com:office:office" xmlns:oel="http://schemas.microsoft.com/office/2019/extlst" xmlns:r="http://schemas.openxmlformats.org/officeDocument/2006/relationships" xmlns:m="http://schemas.openxmlformats.org/officeDocument/2006/math" xmlns:v="urn:schemas-microsoft-com:vml" xmlns:wp14="http://schemas.microsoft.com/office/word/2010/wordprocessingDrawing" xmlns:wp="http://schemas.openxmlformats.org/drawingml/2006/wordprocessingDrawing" xmlns:w10="urn:schemas-microsoft-com:office:word" xmlns:w="http://schemas.openxmlformats.org/wordprocessingml/2006/main" xmlns:w14="http://schemas.microsoft.com/office/word/2010/wordml" xmlns:w15="http://schemas.microsoft.com/office/word/2012/wordml" xmlns:w16cex="http://schemas.microsoft.com/office/word/2018/wordml/cex" xmlns:w16cid="http://schemas.microsoft.com/office/word/2016/wordml/cid" xmlns:w16="http://schemas.microsoft.com/office/word/2018/wordml" xmlns:w16du="http://schemas.microsoft.com/office/word/2023/wordml/word16du" xmlns:w16sdtdh="http://schemas.microsoft.com/office/word/2020/wordml/sdtdatahash" xmlns:w16se="http://schemas.microsoft.com/office/word/2015/wordml/symex" xmlns:wpg="http://schemas.microsoft.com/office/word/2010/wordprocessingGroup" xmlns:wpi="http://schemas.microsoft.com/office/word/2010/wordprocessingInk" xmlns:wne="http://schemas.microsoft.com/office/word/2006/wordml" xmlns:wps="http://schemas.microsoft.com/office/word/2010/wordprocessingShape" mc:Ignorable="w14 w15 w16se w16cid w16 w16cex w16sdtdh wp14">
   <w:p>
     <w:pPr>
       <w:pStyle w:val="Fuzeile"/>
@@ -3667,7 +3945,7 @@
 </file>
 
 <file path=word/footnotes.xml><?xml version="1.0" encoding="utf-8"?>
-<w:footnotes xmlns:wpc="http://schemas.microsoft.com/office/word/2010/wordprocessingCanvas" xmlns:cx="http://schemas.microsoft.com/office/drawing/2014/chartex" xmlns:cx1="http://schemas.microsoft.com/office/drawing/2015/9/8/chartex" xmlns:cx2="http://schemas.microsoft.com/office/drawing/2015/10/21/chartex" xmlns:cx3="http://schemas.microsoft.com/office/drawing/2016/5/9/chartex" xmlns:cx4="http://schemas.microsoft.com/office/drawing/2016/5/10/chartex" xmlns:cx5="http://schemas.microsoft.com/office/drawing/2016/5/11/chartex" xmlns:cx6="http://schemas.microsoft.com/office/drawing/2016/5/12/chartex" xmlns:cx7="http://schemas.microsoft.com/office/drawing/2016/5/13/chartex" xmlns:cx8="http://schemas.microsoft.com/office/drawing/2016/5/14/chartex" xmlns:mc="http://schemas.openxmlformats.org/markup-compatibility/2006" xmlns:aink="http://schemas.microsoft.com/office/drawing/2016/ink" xmlns:am3d="http://schemas.microsoft.com/office/drawing/2017/model3d" xmlns:o="urn:schemas-microsoft-com:office:office" xmlns:oel="http://schemas.microsoft.com/office/2019/extlst" xmlns:r="http://schemas.openxmlformats.org/officeDocument/2006/relationships" xmlns:m="http://schemas.openxmlformats.org/officeDocument/2006/math" xmlns:v="urn:schemas-microsoft-com:vml" xmlns:wp14="http://schemas.microsoft.com/office/word/2010/wordprocessingDrawing" xmlns:wp="http://schemas.openxmlformats.org/drawingml/2006/wordprocessingDrawing" xmlns:w10="urn:schemas-microsoft-com:office:word" xmlns:w="http://schemas.openxmlformats.org/wordprocessingml/2006/main" xmlns:w14="http://schemas.microsoft.com/office/word/2010/wordml" xmlns:w15="http://schemas.microsoft.com/office/word/2012/wordml" xmlns:w16cex="http://schemas.microsoft.com/office/word/2018/wordml/cex" xmlns:w16cid="http://schemas.microsoft.com/office/word/2016/wordml/cid" xmlns:w16="http://schemas.microsoft.com/office/word/2018/wordml" xmlns:w16sdtdh="http://schemas.microsoft.com/office/word/2020/wordml/sdtdatahash" xmlns:w16se="http://schemas.microsoft.com/office/word/2015/wordml/symex" xmlns:wpg="http://schemas.microsoft.com/office/word/2010/wordprocessingGroup" xmlns:wpi="http://schemas.microsoft.com/office/word/2010/wordprocessingInk" xmlns:wne="http://schemas.microsoft.com/office/word/2006/wordml" xmlns:wps="http://schemas.microsoft.com/office/word/2010/wordprocessingShape" mc:Ignorable="w14 w15 w16se w16cid w16 w16cex w16sdtdh wp14">
+<w:footnotes xmlns:wpc="http://schemas.microsoft.com/office/word/2010/wordprocessingCanvas" xmlns:cx="http://schemas.microsoft.com/office/drawing/2014/chartex" xmlns:cx1="http://schemas.microsoft.com/office/drawing/2015/9/8/chartex" xmlns:cx2="http://schemas.microsoft.com/office/drawing/2015/10/21/chartex" xmlns:cx3="http://schemas.microsoft.com/office/drawing/2016/5/9/chartex" xmlns:cx4="http://schemas.microsoft.com/office/drawing/2016/5/10/chartex" xmlns:cx5="http://schemas.microsoft.com/office/drawing/2016/5/11/chartex" xmlns:cx6="http://schemas.microsoft.com/office/drawing/2016/5/12/chartex" xmlns:cx7="http://schemas.microsoft.com/office/drawing/2016/5/13/chartex" xmlns:cx8="http://schemas.microsoft.com/office/drawing/2016/5/14/chartex" xmlns:mc="http://schemas.openxmlformats.org/markup-compatibility/2006" xmlns:aink="http://schemas.microsoft.com/office/drawing/2016/ink" xmlns:am3d="http://schemas.microsoft.com/office/drawing/2017/model3d" xmlns:o="urn:schemas-microsoft-com:office:office" xmlns:oel="http://schemas.microsoft.com/office/2019/extlst" xmlns:r="http://schemas.openxmlformats.org/officeDocument/2006/relationships" xmlns:m="http://schemas.openxmlformats.org/officeDocument/2006/math" xmlns:v="urn:schemas-microsoft-com:vml" xmlns:wp14="http://schemas.microsoft.com/office/word/2010/wordprocessingDrawing" xmlns:wp="http://schemas.openxmlformats.org/drawingml/2006/wordprocessingDrawing" xmlns:w10="urn:schemas-microsoft-com:office:word" xmlns:w="http://schemas.openxmlformats.org/wordprocessingml/2006/main" xmlns:w14="http://schemas.microsoft.com/office/word/2010/wordml" xmlns:w15="http://schemas.microsoft.com/office/word/2012/wordml" xmlns:w16cex="http://schemas.microsoft.com/office/word/2018/wordml/cex" xmlns:w16cid="http://schemas.microsoft.com/office/word/2016/wordml/cid" xmlns:w16="http://schemas.microsoft.com/office/word/2018/wordml" xmlns:w16du="http://schemas.microsoft.com/office/word/2023/wordml/word16du" xmlns:w16sdtdh="http://schemas.microsoft.com/office/word/2020/wordml/sdtdatahash" xmlns:w16se="http://schemas.microsoft.com/office/word/2015/wordml/symex" xmlns:wpg="http://schemas.microsoft.com/office/word/2010/wordprocessingGroup" xmlns:wpi="http://schemas.microsoft.com/office/word/2010/wordprocessingInk" xmlns:wne="http://schemas.microsoft.com/office/word/2006/wordml" xmlns:wps="http://schemas.microsoft.com/office/word/2010/wordprocessingShape" mc:Ignorable="w14 w15 w16se w16cid w16 w16cex w16sdtdh wp14">
   <w:footnote w:type="separator" w:id="-1">
     <w:p>
       <w:pPr>
@@ -3692,7 +3970,7 @@
 </file>
 
 <file path=word/header1.xml><?xml version="1.0" encoding="utf-8"?>
-<w:hdr xmlns:wpc="http://schemas.microsoft.com/office/word/2010/wordprocessingCanvas" xmlns:cx="http://schemas.microsoft.com/office/drawing/2014/chartex" xmlns:cx1="http://schemas.microsoft.com/office/drawing/2015/9/8/chartex" xmlns:cx2="http://schemas.microsoft.com/office/drawing/2015/10/21/chartex" xmlns:cx3="http://schemas.microsoft.com/office/drawing/2016/5/9/chartex" xmlns:cx4="http://schemas.microsoft.com/office/drawing/2016/5/10/chartex" xmlns:cx5="http://schemas.microsoft.com/office/drawing/2016/5/11/chartex" xmlns:cx6="http://schemas.microsoft.com/office/drawing/2016/5/12/chartex" xmlns:cx7="http://schemas.microsoft.com/office/drawing/2016/5/13/chartex" xmlns:cx8="http://schemas.microsoft.com/office/drawing/2016/5/14/chartex" xmlns:mc="http://schemas.openxmlformats.org/markup-compatibility/2006" xmlns:aink="http://schemas.microsoft.com/office/drawing/2016/ink" xmlns:am3d="http://schemas.microsoft.com/office/drawing/2017/model3d" xmlns:o="urn:schemas-microsoft-com:office:office" xmlns:oel="http://schemas.microsoft.com/office/2019/extlst" xmlns:r="http://schemas.openxmlformats.org/officeDocument/2006/relationships" xmlns:m="http://schemas.openxmlformats.org/officeDocument/2006/math" xmlns:v="urn:schemas-microsoft-com:vml" xmlns:wp14="http://schemas.microsoft.com/office/word/2010/wordprocessingDrawing" xmlns:wp="http://schemas.openxmlformats.org/drawingml/2006/wordprocessingDrawing" xmlns:w10="urn:schemas-microsoft-com:office:word" xmlns:w="http://schemas.openxmlformats.org/wordprocessingml/2006/main" xmlns:w14="http://schemas.microsoft.com/office/word/2010/wordml" xmlns:w15="http://schemas.microsoft.com/office/word/2012/wordml" xmlns:w16cex="http://schemas.microsoft.com/office/word/2018/wordml/cex" xmlns:w16cid="http://schemas.microsoft.com/office/word/2016/wordml/cid" xmlns:w16="http://schemas.microsoft.com/office/word/2018/wordml" xmlns:w16sdtdh="http://schemas.microsoft.com/office/word/2020/wordml/sdtdatahash" xmlns:w16se="http://schemas.microsoft.com/office/word/2015/wordml/symex" xmlns:wpg="http://schemas.microsoft.com/office/word/2010/wordprocessingGroup" xmlns:wpi="http://schemas.microsoft.com/office/word/2010/wordprocessingInk" xmlns:wne="http://schemas.microsoft.com/office/word/2006/wordml" xmlns:wps="http://schemas.microsoft.com/office/word/2010/wordprocessingShape" mc:Ignorable="w14 w15 w16se w16cid w16 w16cex w16sdtdh wp14">
+<w:hdr xmlns:wpc="http://schemas.microsoft.com/office/word/2010/wordprocessingCanvas" xmlns:cx="http://schemas.microsoft.com/office/drawing/2014/chartex" xmlns:cx1="http://schemas.microsoft.com/office/drawing/2015/9/8/chartex" xmlns:cx2="http://schemas.microsoft.com/office/drawing/2015/10/21/chartex" xmlns:cx3="http://schemas.microsoft.com/office/drawing/2016/5/9/chartex" xmlns:cx4="http://schemas.microsoft.com/office/drawing/2016/5/10/chartex" xmlns:cx5="http://schemas.microsoft.com/office/drawing/2016/5/11/chartex" xmlns:cx6="http://schemas.microsoft.com/office/drawing/2016/5/12/chartex" xmlns:cx7="http://schemas.microsoft.com/office/drawing/2016/5/13/chartex" xmlns:cx8="http://schemas.microsoft.com/office/drawing/2016/5/14/chartex" xmlns:mc="http://schemas.openxmlformats.org/markup-compatibility/2006" xmlns:aink="http://schemas.microsoft.com/office/drawing/2016/ink" xmlns:am3d="http://schemas.microsoft.com/office/drawing/2017/model3d" xmlns:o="urn:schemas-microsoft-com:office:office" xmlns:oel="http://schemas.microsoft.com/office/2019/extlst" xmlns:r="http://schemas.openxmlformats.org/officeDocument/2006/relationships" xmlns:m="http://schemas.openxmlformats.org/officeDocument/2006/math" xmlns:v="urn:schemas-microsoft-com:vml" xmlns:wp14="http://schemas.microsoft.com/office/word/2010/wordprocessingDrawing" xmlns:wp="http://schemas.openxmlformats.org/drawingml/2006/wordprocessingDrawing" xmlns:w10="urn:schemas-microsoft-com:office:word" xmlns:w="http://schemas.openxmlformats.org/wordprocessingml/2006/main" xmlns:w14="http://schemas.microsoft.com/office/word/2010/wordml" xmlns:w15="http://schemas.microsoft.com/office/word/2012/wordml" xmlns:w16cex="http://schemas.microsoft.com/office/word/2018/wordml/cex" xmlns:w16cid="http://schemas.microsoft.com/office/word/2016/wordml/cid" xmlns:w16="http://schemas.microsoft.com/office/word/2018/wordml" xmlns:w16du="http://schemas.microsoft.com/office/word/2023/wordml/word16du" xmlns:w16sdtdh="http://schemas.microsoft.com/office/word/2020/wordml/sdtdatahash" xmlns:w16se="http://schemas.microsoft.com/office/word/2015/wordml/symex" xmlns:wpg="http://schemas.microsoft.com/office/word/2010/wordprocessingGroup" xmlns:wpi="http://schemas.microsoft.com/office/word/2010/wordprocessingInk" xmlns:wne="http://schemas.microsoft.com/office/word/2006/wordml" xmlns:wps="http://schemas.microsoft.com/office/word/2010/wordprocessingShape" mc:Ignorable="w14 w15 w16se w16cid w16 w16cex w16sdtdh wp14">
   <w:p>
     <w:pPr>
       <w:pStyle w:val="Kopfzeile"/>
@@ -3702,7 +3980,7 @@
 </file>
 
 <file path=word/header2.xml><?xml version="1.0" encoding="utf-8"?>
-<w:hdr xmlns:wpc="http://schemas.microsoft.com/office/word/2010/wordprocessingCanvas" xmlns:cx="http://schemas.microsoft.com/office/drawing/2014/chartex" xmlns:cx1="http://schemas.microsoft.com/office/drawing/2015/9/8/chartex" xmlns:cx2="http://schemas.microsoft.com/office/drawing/2015/10/21/chartex" xmlns:cx3="http://schemas.microsoft.com/office/drawing/2016/5/9/chartex" xmlns:cx4="http://schemas.microsoft.com/office/drawing/2016/5/10/chartex" xmlns:cx5="http://schemas.microsoft.com/office/drawing/2016/5/11/chartex" xmlns:cx6="http://schemas.microsoft.com/office/drawing/2016/5/12/chartex" xmlns:cx7="http://schemas.microsoft.com/office/drawing/2016/5/13/chartex" xmlns:cx8="http://schemas.microsoft.com/office/drawing/2016/5/14/chartex" xmlns:mc="http://schemas.openxmlformats.org/markup-compatibility/2006" xmlns:aink="http://schemas.microsoft.com/office/drawing/2016/ink" xmlns:am3d="http://schemas.microsoft.com/office/drawing/2017/model3d" xmlns:o="urn:schemas-microsoft-com:office:office" xmlns:oel="http://schemas.microsoft.com/office/2019/extlst" xmlns:r="http://schemas.openxmlformats.org/officeDocument/2006/relationships" xmlns:m="http://schemas.openxmlformats.org/officeDocument/2006/math" xmlns:v="urn:schemas-microsoft-com:vml" xmlns:wp14="http://schemas.microsoft.com/office/word/2010/wordprocessingDrawing" xmlns:wp="http://schemas.openxmlformats.org/drawingml/2006/wordprocessingDrawing" xmlns:w10="urn:schemas-microsoft-com:office:word" xmlns:w="http://schemas.openxmlformats.org/wordprocessingml/2006/main" xmlns:w14="http://schemas.microsoft.com/office/word/2010/wordml" xmlns:w15="http://schemas.microsoft.com/office/word/2012/wordml" xmlns:w16cex="http://schemas.microsoft.com/office/word/2018/wordml/cex" xmlns:w16cid="http://schemas.microsoft.com/office/word/2016/wordml/cid" xmlns:w16="http://schemas.microsoft.com/office/word/2018/wordml" xmlns:w16sdtdh="http://schemas.microsoft.com/office/word/2020/wordml/sdtdatahash" xmlns:w16se="http://schemas.microsoft.com/office/word/2015/wordml/symex" xmlns:wpg="http://schemas.microsoft.com/office/word/2010/wordprocessingGroup" xmlns:wpi="http://schemas.microsoft.com/office/word/2010/wordprocessingInk" xmlns:wne="http://schemas.microsoft.com/office/word/2006/wordml" xmlns:wps="http://schemas.microsoft.com/office/word/2010/wordprocessingShape" mc:Ignorable="w14 w15 w16se w16cid w16 w16cex w16sdtdh wp14">
+<w:hdr xmlns:wpc="http://schemas.microsoft.com/office/word/2010/wordprocessingCanvas" xmlns:cx="http://schemas.microsoft.com/office/drawing/2014/chartex" xmlns:cx1="http://schemas.microsoft.com/office/drawing/2015/9/8/chartex" xmlns:cx2="http://schemas.microsoft.com/office/drawing/2015/10/21/chartex" xmlns:cx3="http://schemas.microsoft.com/office/drawing/2016/5/9/chartex" xmlns:cx4="http://schemas.microsoft.com/office/drawing/2016/5/10/chartex" xmlns:cx5="http://schemas.microsoft.com/office/drawing/2016/5/11/chartex" xmlns:cx6="http://schemas.microsoft.com/office/drawing/2016/5/12/chartex" xmlns:cx7="http://schemas.microsoft.com/office/drawing/2016/5/13/chartex" xmlns:cx8="http://schemas.microsoft.com/office/drawing/2016/5/14/chartex" xmlns:mc="http://schemas.openxmlformats.org/markup-compatibility/2006" xmlns:aink="http://schemas.microsoft.com/office/drawing/2016/ink" xmlns:am3d="http://schemas.microsoft.com/office/drawing/2017/model3d" xmlns:o="urn:schemas-microsoft-com:office:office" xmlns:oel="http://schemas.microsoft.com/office/2019/extlst" xmlns:r="http://schemas.openxmlformats.org/officeDocument/2006/relationships" xmlns:m="http://schemas.openxmlformats.org/officeDocument/2006/math" xmlns:v="urn:schemas-microsoft-com:vml" xmlns:wp14="http://schemas.microsoft.com/office/word/2010/wordprocessingDrawing" xmlns:wp="http://schemas.openxmlformats.org/drawingml/2006/wordprocessingDrawing" xmlns:w10="urn:schemas-microsoft-com:office:word" xmlns:w="http://schemas.openxmlformats.org/wordprocessingml/2006/main" xmlns:w14="http://schemas.microsoft.com/office/word/2010/wordml" xmlns:w15="http://schemas.microsoft.com/office/word/2012/wordml" xmlns:w16cex="http://schemas.microsoft.com/office/word/2018/wordml/cex" xmlns:w16cid="http://schemas.microsoft.com/office/word/2016/wordml/cid" xmlns:w16="http://schemas.microsoft.com/office/word/2018/wordml" xmlns:w16du="http://schemas.microsoft.com/office/word/2023/wordml/word16du" xmlns:w16sdtdh="http://schemas.microsoft.com/office/word/2020/wordml/sdtdatahash" xmlns:w16se="http://schemas.microsoft.com/office/word/2015/wordml/symex" xmlns:wpg="http://schemas.microsoft.com/office/word/2010/wordprocessingGroup" xmlns:wpi="http://schemas.microsoft.com/office/word/2010/wordprocessingInk" xmlns:wne="http://schemas.microsoft.com/office/word/2006/wordml" xmlns:wps="http://schemas.microsoft.com/office/word/2010/wordprocessingShape" mc:Ignorable="w14 w15 w16se w16cid w16 w16cex w16sdtdh wp14">
   <w:p>
     <w:pPr>
       <w:pStyle w:val="Kopfzeile"/>
@@ -3839,7 +4117,7 @@
 </file>
 
 <file path=word/header3.xml><?xml version="1.0" encoding="utf-8"?>
-<w:hdr xmlns:wpc="http://schemas.microsoft.com/office/word/2010/wordprocessingCanvas" xmlns:cx="http://schemas.microsoft.com/office/drawing/2014/chartex" xmlns:cx1="http://schemas.microsoft.com/office/drawing/2015/9/8/chartex" xmlns:cx2="http://schemas.microsoft.com/office/drawing/2015/10/21/chartex" xmlns:cx3="http://schemas.microsoft.com/office/drawing/2016/5/9/chartex" xmlns:cx4="http://schemas.microsoft.com/office/drawing/2016/5/10/chartex" xmlns:cx5="http://schemas.microsoft.com/office/drawing/2016/5/11/chartex" xmlns:cx6="http://schemas.microsoft.com/office/drawing/2016/5/12/chartex" xmlns:cx7="http://schemas.microsoft.com/office/drawing/2016/5/13/chartex" xmlns:cx8="http://schemas.microsoft.com/office/drawing/2016/5/14/chartex" xmlns:mc="http://schemas.openxmlformats.org/markup-compatibility/2006" xmlns:aink="http://schemas.microsoft.com/office/drawing/2016/ink" xmlns:am3d="http://schemas.microsoft.com/office/drawing/2017/model3d" xmlns:o="urn:schemas-microsoft-com:office:office" xmlns:oel="http://schemas.microsoft.com/office/2019/extlst" xmlns:r="http://schemas.openxmlformats.org/officeDocument/2006/relationships" xmlns:m="http://schemas.openxmlformats.org/officeDocument/2006/math" xmlns:v="urn:schemas-microsoft-com:vml" xmlns:wp14="http://schemas.microsoft.com/office/word/2010/wordprocessingDrawing" xmlns:wp="http://schemas.openxmlformats.org/drawingml/2006/wordprocessingDrawing" xmlns:w10="urn:schemas-microsoft-com:office:word" xmlns:w="http://schemas.openxmlformats.org/wordprocessingml/2006/main" xmlns:w14="http://schemas.microsoft.com/office/word/2010/wordml" xmlns:w15="http://schemas.microsoft.com/office/word/2012/wordml" xmlns:w16cex="http://schemas.microsoft.com/office/word/2018/wordml/cex" xmlns:w16cid="http://schemas.microsoft.com/office/word/2016/wordml/cid" xmlns:w16="http://schemas.microsoft.com/office/word/2018/wordml" xmlns:w16sdtdh="http://schemas.microsoft.com/office/word/2020/wordml/sdtdatahash" xmlns:w16se="http://schemas.microsoft.com/office/word/2015/wordml/symex" xmlns:wpg="http://schemas.microsoft.com/office/word/2010/wordprocessingGroup" xmlns:wpi="http://schemas.microsoft.com/office/word/2010/wordprocessingInk" xmlns:wne="http://schemas.microsoft.com/office/word/2006/wordml" xmlns:wps="http://schemas.microsoft.com/office/word/2010/wordprocessingShape" mc:Ignorable="w14 w15 w16se w16cid w16 w16cex w16sdtdh wp14">
+<w:hdr xmlns:wpc="http://schemas.microsoft.com/office/word/2010/wordprocessingCanvas" xmlns:cx="http://schemas.microsoft.com/office/drawing/2014/chartex" xmlns:cx1="http://schemas.microsoft.com/office/drawing/2015/9/8/chartex" xmlns:cx2="http://schemas.microsoft.com/office/drawing/2015/10/21/chartex" xmlns:cx3="http://schemas.microsoft.com/office/drawing/2016/5/9/chartex" xmlns:cx4="http://schemas.microsoft.com/office/drawing/2016/5/10/chartex" xmlns:cx5="http://schemas.microsoft.com/office/drawing/2016/5/11/chartex" xmlns:cx6="http://schemas.microsoft.com/office/drawing/2016/5/12/chartex" xmlns:cx7="http://schemas.microsoft.com/office/drawing/2016/5/13/chartex" xmlns:cx8="http://schemas.microsoft.com/office/drawing/2016/5/14/chartex" xmlns:mc="http://schemas.openxmlformats.org/markup-compatibility/2006" xmlns:aink="http://schemas.microsoft.com/office/drawing/2016/ink" xmlns:am3d="http://schemas.microsoft.com/office/drawing/2017/model3d" xmlns:o="urn:schemas-microsoft-com:office:office" xmlns:oel="http://schemas.microsoft.com/office/2019/extlst" xmlns:r="http://schemas.openxmlformats.org/officeDocument/2006/relationships" xmlns:m="http://schemas.openxmlformats.org/officeDocument/2006/math" xmlns:v="urn:schemas-microsoft-com:vml" xmlns:wp14="http://schemas.microsoft.com/office/word/2010/wordprocessingDrawing" xmlns:wp="http://schemas.openxmlformats.org/drawingml/2006/wordprocessingDrawing" xmlns:w10="urn:schemas-microsoft-com:office:word" xmlns:w="http://schemas.openxmlformats.org/wordprocessingml/2006/main" xmlns:w14="http://schemas.microsoft.com/office/word/2010/wordml" xmlns:w15="http://schemas.microsoft.com/office/word/2012/wordml" xmlns:w16cex="http://schemas.microsoft.com/office/word/2018/wordml/cex" xmlns:w16cid="http://schemas.microsoft.com/office/word/2016/wordml/cid" xmlns:w16="http://schemas.microsoft.com/office/word/2018/wordml" xmlns:w16du="http://schemas.microsoft.com/office/word/2023/wordml/word16du" xmlns:w16sdtdh="http://schemas.microsoft.com/office/word/2020/wordml/sdtdatahash" xmlns:w16se="http://schemas.microsoft.com/office/word/2015/wordml/symex" xmlns:wpg="http://schemas.microsoft.com/office/word/2010/wordprocessingGroup" xmlns:wpi="http://schemas.microsoft.com/office/word/2010/wordprocessingInk" xmlns:wne="http://schemas.microsoft.com/office/word/2006/wordml" xmlns:wps="http://schemas.microsoft.com/office/word/2010/wordprocessingShape" mc:Ignorable="w14 w15 w16se w16cid w16 w16cex w16sdtdh wp14">
   <w:p>
     <w:pPr>
       <w:pStyle w:val="Kopfzeile"/>
@@ -3849,7 +4127,7 @@
 </file>
 
 <file path=word/numbering.xml><?xml version="1.0" encoding="utf-8"?>
-<w:numbering xmlns:wpc="http://schemas.microsoft.com/office/word/2010/wordprocessingCanvas" xmlns:cx="http://schemas.microsoft.com/office/drawing/2014/chartex" xmlns:cx1="http://schemas.microsoft.com/office/drawing/2015/9/8/chartex" xmlns:cx2="http://schemas.microsoft.com/office/drawing/2015/10/21/chartex" xmlns:cx3="http://schemas.microsoft.com/office/drawing/2016/5/9/chartex" xmlns:cx4="http://schemas.microsoft.com/office/drawing/2016/5/10/chartex" xmlns:cx5="http://schemas.microsoft.com/office/drawing/2016/5/11/chartex" xmlns:cx6="http://schemas.microsoft.com/office/drawing/2016/5/12/chartex" xmlns:cx7="http://schemas.microsoft.com/office/drawing/2016/5/13/chartex" xmlns:cx8="http://schemas.microsoft.com/office/drawing/2016/5/14/chartex" xmlns:mc="http://schemas.openxmlformats.org/markup-compatibility/2006" xmlns:aink="http://schemas.microsoft.com/office/drawing/2016/ink" xmlns:am3d="http://schemas.microsoft.com/office/drawing/2017/model3d" xmlns:o="urn:schemas-microsoft-com:office:office" xmlns:oel="http://schemas.microsoft.com/office/2019/extlst" xmlns:r="http://schemas.openxmlformats.org/officeDocument/2006/relationships" xmlns:m="http://schemas.openxmlformats.org/officeDocument/2006/math" xmlns:v="urn:schemas-microsoft-com:vml" xmlns:wp14="http://schemas.microsoft.com/office/word/2010/wordprocessingDrawing" xmlns:wp="http://schemas.openxmlformats.org/drawingml/2006/wordprocessingDrawing" xmlns:w10="urn:schemas-microsoft-com:office:word" xmlns:w="http://schemas.openxmlformats.org/wordprocessingml/2006/main" xmlns:w14="http://schemas.microsoft.com/office/word/2010/wordml" xmlns:w15="http://schemas.microsoft.com/office/word/2012/wordml" xmlns:w16cex="http://schemas.microsoft.com/office/word/2018/wordml/cex" xmlns:w16cid="http://schemas.microsoft.com/office/word/2016/wordml/cid" xmlns:w16="http://schemas.microsoft.com/office/word/2018/wordml" xmlns:w16sdtdh="http://schemas.microsoft.com/office/word/2020/wordml/sdtdatahash" xmlns:w16se="http://schemas.microsoft.com/office/word/2015/wordml/symex" xmlns:wpg="http://schemas.microsoft.com/office/word/2010/wordprocessingGroup" xmlns:wpi="http://schemas.microsoft.com/office/word/2010/wordprocessingInk" xmlns:wne="http://schemas.microsoft.com/office/word/2006/wordml" xmlns:wps="http://schemas.microsoft.com/office/word/2010/wordprocessingShape" mc:Ignorable="w14 w15 w16se w16cid w16 w16cex w16sdtdh wp14">
+<w:numbering xmlns:wpc="http://schemas.microsoft.com/office/word/2010/wordprocessingCanvas" xmlns:cx="http://schemas.microsoft.com/office/drawing/2014/chartex" xmlns:cx1="http://schemas.microsoft.com/office/drawing/2015/9/8/chartex" xmlns:cx2="http://schemas.microsoft.com/office/drawing/2015/10/21/chartex" xmlns:cx3="http://schemas.microsoft.com/office/drawing/2016/5/9/chartex" xmlns:cx4="http://schemas.microsoft.com/office/drawing/2016/5/10/chartex" xmlns:cx5="http://schemas.microsoft.com/office/drawing/2016/5/11/chartex" xmlns:cx6="http://schemas.microsoft.com/office/drawing/2016/5/12/chartex" xmlns:cx7="http://schemas.microsoft.com/office/drawing/2016/5/13/chartex" xmlns:cx8="http://schemas.microsoft.com/office/drawing/2016/5/14/chartex" xmlns:mc="http://schemas.openxmlformats.org/markup-compatibility/2006" xmlns:aink="http://schemas.microsoft.com/office/drawing/2016/ink" xmlns:am3d="http://schemas.microsoft.com/office/drawing/2017/model3d" xmlns:o="urn:schemas-microsoft-com:office:office" xmlns:oel="http://schemas.microsoft.com/office/2019/extlst" xmlns:r="http://schemas.openxmlformats.org/officeDocument/2006/relationships" xmlns:m="http://schemas.openxmlformats.org/officeDocument/2006/math" xmlns:v="urn:schemas-microsoft-com:vml" xmlns:wp14="http://schemas.microsoft.com/office/word/2010/wordprocessingDrawing" xmlns:wp="http://schemas.openxmlformats.org/drawingml/2006/wordprocessingDrawing" xmlns:w10="urn:schemas-microsoft-com:office:word" xmlns:w="http://schemas.openxmlformats.org/wordprocessingml/2006/main" xmlns:w14="http://schemas.microsoft.com/office/word/2010/wordml" xmlns:w15="http://schemas.microsoft.com/office/word/2012/wordml" xmlns:w16cex="http://schemas.microsoft.com/office/word/2018/wordml/cex" xmlns:w16cid="http://schemas.microsoft.com/office/word/2016/wordml/cid" xmlns:w16="http://schemas.microsoft.com/office/word/2018/wordml" xmlns:w16du="http://schemas.microsoft.com/office/word/2023/wordml/word16du" xmlns:w16sdtdh="http://schemas.microsoft.com/office/word/2020/wordml/sdtdatahash" xmlns:w16se="http://schemas.microsoft.com/office/word/2015/wordml/symex" xmlns:wpg="http://schemas.microsoft.com/office/word/2010/wordprocessingGroup" xmlns:wpi="http://schemas.microsoft.com/office/word/2010/wordprocessingInk" xmlns:wne="http://schemas.microsoft.com/office/word/2006/wordml" xmlns:wps="http://schemas.microsoft.com/office/word/2010/wordprocessingShape" mc:Ignorable="w14 w15 w16se w16cid w16 w16cex w16sdtdh wp14">
   <w:abstractNum w:abstractNumId="0" w15:restartNumberingAfterBreak="0">
     <w:nsid w:val="0515202D"/>
     <w:multiLevelType w:val="hybridMultilevel"/>
@@ -3964,6 +4242,118 @@
     </w:lvl>
   </w:abstractNum>
   <w:abstractNum w:abstractNumId="1" w15:restartNumberingAfterBreak="0">
+    <w:nsid w:val="08D16AF3"/>
+    <w:multiLevelType w:val="hybridMultilevel"/>
+    <w:tmpl w:val="75EA3220"/>
+    <w:lvl w:ilvl="0" w:tplc="899A66D6">
+      <w:numFmt w:val="bullet"/>
+      <w:lvlText w:val="-"/>
+      <w:lvlJc w:val="left"/>
+      <w:pPr>
+        <w:ind w:left="720" w:hanging="360"/>
+      </w:pPr>
+      <w:rPr>
+        <w:rFonts w:ascii="Calibri" w:eastAsiaTheme="minorHAnsi" w:hAnsi="Calibri" w:cs="Calibri" w:hint="default"/>
+      </w:rPr>
+    </w:lvl>
+    <w:lvl w:ilvl="1" w:tplc="04070003" w:tentative="1">
+      <w:start w:val="1"/>
+      <w:numFmt w:val="bullet"/>
+      <w:lvlText w:val="o"/>
+      <w:lvlJc w:val="left"/>
+      <w:pPr>
+        <w:ind w:left="1440" w:hanging="360"/>
+      </w:pPr>
+      <w:rPr>
+        <w:rFonts w:ascii="Courier New" w:hAnsi="Courier New" w:cs="Courier New" w:hint="default"/>
+      </w:rPr>
+    </w:lvl>
+    <w:lvl w:ilvl="2" w:tplc="04070005" w:tentative="1">
+      <w:start w:val="1"/>
+      <w:numFmt w:val="bullet"/>
+      <w:lvlText w:val=""/>
+      <w:lvlJc w:val="left"/>
+      <w:pPr>
+        <w:ind w:left="2160" w:hanging="360"/>
+      </w:pPr>
+      <w:rPr>
+        <w:rFonts w:ascii="Wingdings" w:hAnsi="Wingdings" w:hint="default"/>
+      </w:rPr>
+    </w:lvl>
+    <w:lvl w:ilvl="3" w:tplc="04070001" w:tentative="1">
+      <w:start w:val="1"/>
+      <w:numFmt w:val="bullet"/>
+      <w:lvlText w:val=""/>
+      <w:lvlJc w:val="left"/>
+      <w:pPr>
+        <w:ind w:left="2880" w:hanging="360"/>
+      </w:pPr>
+      <w:rPr>
+        <w:rFonts w:ascii="Symbol" w:hAnsi="Symbol" w:hint="default"/>
+      </w:rPr>
+    </w:lvl>
+    <w:lvl w:ilvl="4" w:tplc="04070003" w:tentative="1">
+      <w:start w:val="1"/>
+      <w:numFmt w:val="bullet"/>
+      <w:lvlText w:val="o"/>
+      <w:lvlJc w:val="left"/>
+      <w:pPr>
+        <w:ind w:left="3600" w:hanging="360"/>
+      </w:pPr>
+      <w:rPr>
+        <w:rFonts w:ascii="Courier New" w:hAnsi="Courier New" w:cs="Courier New" w:hint="default"/>
+      </w:rPr>
+    </w:lvl>
+    <w:lvl w:ilvl="5" w:tplc="04070005" w:tentative="1">
+      <w:start w:val="1"/>
+      <w:numFmt w:val="bullet"/>
+      <w:lvlText w:val=""/>
+      <w:lvlJc w:val="left"/>
+      <w:pPr>
+        <w:ind w:left="4320" w:hanging="360"/>
+      </w:pPr>
+      <w:rPr>
+        <w:rFonts w:ascii="Wingdings" w:hAnsi="Wingdings" w:hint="default"/>
+      </w:rPr>
+    </w:lvl>
+    <w:lvl w:ilvl="6" w:tplc="04070001" w:tentative="1">
+      <w:start w:val="1"/>
+      <w:numFmt w:val="bullet"/>
+      <w:lvlText w:val=""/>
+      <w:lvlJc w:val="left"/>
+      <w:pPr>
+        <w:ind w:left="5040" w:hanging="360"/>
+      </w:pPr>
+      <w:rPr>
+        <w:rFonts w:ascii="Symbol" w:hAnsi="Symbol" w:hint="default"/>
+      </w:rPr>
+    </w:lvl>
+    <w:lvl w:ilvl="7" w:tplc="04070003" w:tentative="1">
+      <w:start w:val="1"/>
+      <w:numFmt w:val="bullet"/>
+      <w:lvlText w:val="o"/>
+      <w:lvlJc w:val="left"/>
+      <w:pPr>
+        <w:ind w:left="5760" w:hanging="360"/>
+      </w:pPr>
+      <w:rPr>
+        <w:rFonts w:ascii="Courier New" w:hAnsi="Courier New" w:cs="Courier New" w:hint="default"/>
+      </w:rPr>
+    </w:lvl>
+    <w:lvl w:ilvl="8" w:tplc="04070005" w:tentative="1">
+      <w:start w:val="1"/>
+      <w:numFmt w:val="bullet"/>
+      <w:lvlText w:val=""/>
+      <w:lvlJc w:val="left"/>
+      <w:pPr>
+        <w:ind w:left="6480" w:hanging="360"/>
+      </w:pPr>
+      <w:rPr>
+        <w:rFonts w:ascii="Wingdings" w:hAnsi="Wingdings" w:hint="default"/>
+      </w:rPr>
+    </w:lvl>
+  </w:abstractNum>
+  <w:abstractNum w:abstractNumId="2" w15:restartNumberingAfterBreak="0">
     <w:nsid w:val="174E42EC"/>
     <w:multiLevelType w:val="multilevel"/>
     <w:tmpl w:val="577EE510"/>
@@ -4112,7 +4502,7 @@
       </w:rPr>
     </w:lvl>
   </w:abstractNum>
-  <w:abstractNum w:abstractNumId="2" w15:restartNumberingAfterBreak="0">
+  <w:abstractNum w:abstractNumId="3" w15:restartNumberingAfterBreak="0">
     <w:nsid w:val="186927D1"/>
     <w:multiLevelType w:val="hybridMultilevel"/>
     <w:tmpl w:val="34C61F38"/>
@@ -4225,7 +4615,7 @@
       </w:rPr>
     </w:lvl>
   </w:abstractNum>
-  <w:abstractNum w:abstractNumId="3" w15:restartNumberingAfterBreak="0">
+  <w:abstractNum w:abstractNumId="4" w15:restartNumberingAfterBreak="0">
     <w:nsid w:val="335D27F0"/>
     <w:multiLevelType w:val="hybridMultilevel"/>
     <w:tmpl w:val="5142DC22"/>
@@ -4338,7 +4728,7 @@
       </w:rPr>
     </w:lvl>
   </w:abstractNum>
-  <w:abstractNum w:abstractNumId="4" w15:restartNumberingAfterBreak="0">
+  <w:abstractNum w:abstractNumId="5" w15:restartNumberingAfterBreak="0">
     <w:nsid w:val="3D471F34"/>
     <w:multiLevelType w:val="hybridMultilevel"/>
     <w:tmpl w:val="76285514"/>
@@ -4451,7 +4841,7 @@
       </w:rPr>
     </w:lvl>
   </w:abstractNum>
-  <w:abstractNum w:abstractNumId="5" w15:restartNumberingAfterBreak="0">
+  <w:abstractNum w:abstractNumId="6" w15:restartNumberingAfterBreak="0">
     <w:nsid w:val="5E0B20A2"/>
     <w:multiLevelType w:val="hybridMultilevel"/>
     <w:tmpl w:val="4ED0F53A"/>
@@ -4564,7 +4954,7 @@
       </w:rPr>
     </w:lvl>
   </w:abstractNum>
-  <w:abstractNum w:abstractNumId="6" w15:restartNumberingAfterBreak="0">
+  <w:abstractNum w:abstractNumId="7" w15:restartNumberingAfterBreak="0">
     <w:nsid w:val="5E0F3532"/>
     <w:multiLevelType w:val="hybridMultilevel"/>
     <w:tmpl w:val="50DEEB84"/>
@@ -4677,7 +5067,7 @@
       </w:rPr>
     </w:lvl>
   </w:abstractNum>
-  <w:abstractNum w:abstractNumId="7" w15:restartNumberingAfterBreak="0">
+  <w:abstractNum w:abstractNumId="8" w15:restartNumberingAfterBreak="0">
     <w:nsid w:val="6C555292"/>
     <w:multiLevelType w:val="multilevel"/>
     <w:tmpl w:val="FE1AE6FC"/>
@@ -4790,7 +5180,7 @@
       </w:pPr>
     </w:lvl>
   </w:abstractNum>
-  <w:abstractNum w:abstractNumId="8" w15:restartNumberingAfterBreak="0">
+  <w:abstractNum w:abstractNumId="9" w15:restartNumberingAfterBreak="0">
     <w:nsid w:val="7C2738BA"/>
     <w:multiLevelType w:val="hybridMultilevel"/>
     <w:tmpl w:val="AE2A36B4"/>
@@ -4904,31 +5294,34 @@
     </w:lvl>
   </w:abstractNum>
   <w:num w:numId="1" w16cid:durableId="494956340">
-    <w:abstractNumId w:val="7"/>
+    <w:abstractNumId w:val="8"/>
   </w:num>
   <w:num w:numId="2" w16cid:durableId="1076514157">
+    <w:abstractNumId w:val="3"/>
+  </w:num>
+  <w:num w:numId="3" w16cid:durableId="1064108110">
     <w:abstractNumId w:val="2"/>
   </w:num>
-  <w:num w:numId="3" w16cid:durableId="1064108110">
-    <w:abstractNumId w:val="1"/>
-  </w:num>
   <w:num w:numId="4" w16cid:durableId="78136532">
-    <w:abstractNumId w:val="3"/>
+    <w:abstractNumId w:val="4"/>
   </w:num>
   <w:num w:numId="5" w16cid:durableId="1138495253">
+    <w:abstractNumId w:val="6"/>
+  </w:num>
+  <w:num w:numId="6" w16cid:durableId="1688873504">
     <w:abstractNumId w:val="5"/>
   </w:num>
-  <w:num w:numId="6" w16cid:durableId="1688873504">
-    <w:abstractNumId w:val="4"/>
-  </w:num>
   <w:num w:numId="7" w16cid:durableId="1975716729">
-    <w:abstractNumId w:val="6"/>
+    <w:abstractNumId w:val="7"/>
   </w:num>
   <w:num w:numId="8" w16cid:durableId="33385795">
     <w:abstractNumId w:val="0"/>
   </w:num>
   <w:num w:numId="9" w16cid:durableId="1262910778">
-    <w:abstractNumId w:val="8"/>
+    <w:abstractNumId w:val="9"/>
+  </w:num>
+  <w:num w:numId="10" w16cid:durableId="418793965">
+    <w:abstractNumId w:val="1"/>
   </w:num>
 </w:numbering>
 </file>
@@ -5952,10 +6345,23 @@
 </file>
 
 <file path=customXml/item1.xml><?xml version="1.0" encoding="utf-8"?>
-<b:Sources xmlns:b="http://schemas.openxmlformats.org/officeDocument/2006/bibliography" xmlns="http://schemas.openxmlformats.org/officeDocument/2006/bibliography" SelectedStyle="\APASixthEditionOfficeOnline.xsl" StyleName="APA" Version="6"/>
+<p:properties xmlns:p="http://schemas.microsoft.com/office/2006/metadata/properties" xmlns:xsi="http://www.w3.org/2001/XMLSchema-instance" xmlns:pc="http://schemas.microsoft.com/office/infopath/2007/PartnerControls">
+  <documentManagement>
+    <_activity xmlns="84ce651a-e28d-4e68-81c1-12757b1bac30" xsi:nil="true"/>
+  </documentManagement>
+</p:properties>
 </file>
 
 <file path=customXml/item2.xml><?xml version="1.0" encoding="utf-8"?>
+<?mso-contentType ?>
+<FormTemplates xmlns="http://schemas.microsoft.com/sharepoint/v3/contenttype/forms">
+  <Display>DocumentLibraryForm</Display>
+  <Edit>DocumentLibraryForm</Edit>
+  <New>DocumentLibraryForm</New>
+</FormTemplates>
+</file>
+
+<file path=customXml/item3.xml><?xml version="1.0" encoding="utf-8"?>
 <ct:contentTypeSchema xmlns:ct="http://schemas.microsoft.com/office/2006/metadata/contentType" xmlns:ma="http://schemas.microsoft.com/office/2006/metadata/properties/metaAttributes" ct:_="" ma:_="" ma:contentTypeName="Dokument" ma:contentTypeID="0x010100A38337EFE7BE7B409AF79633F7BE1B5F" ma:contentTypeVersion="12" ma:contentTypeDescription="Ein neues Dokument erstellen." ma:contentTypeScope="" ma:versionID="af509a0b8f6ef6dc1d88cb8f0e71fd31">
   <xsd:schema xmlns:xsd="http://www.w3.org/2001/XMLSchema" xmlns:xs="http://www.w3.org/2001/XMLSchema" xmlns:p="http://schemas.microsoft.com/office/2006/metadata/properties" xmlns:ns3="84ce651a-e28d-4e68-81c1-12757b1bac30" xmlns:ns4="1c55c1ce-ac50-4f3d-aa3c-6a9cfeeda7a4" targetNamespace="http://schemas.microsoft.com/office/2006/metadata/properties" ma:root="true" ma:fieldsID="72ee5615be5b539f53693c2d80c4b717" ns3:_="" ns4:_="">
     <xsd:import namespace="84ce651a-e28d-4e68-81c1-12757b1bac30"/>
@@ -6172,32 +6578,29 @@
 </ct:contentTypeSchema>
 </file>
 
-<file path=customXml/item3.xml><?xml version="1.0" encoding="utf-8"?>
-<?mso-contentType ?>
-<FormTemplates xmlns="http://schemas.microsoft.com/sharepoint/v3/contenttype/forms">
-  <Display>DocumentLibraryForm</Display>
-  <Edit>DocumentLibraryForm</Edit>
-  <New>DocumentLibraryForm</New>
-</FormTemplates>
-</file>
-
 <file path=customXml/item4.xml><?xml version="1.0" encoding="utf-8"?>
-<p:properties xmlns:p="http://schemas.microsoft.com/office/2006/metadata/properties" xmlns:xsi="http://www.w3.org/2001/XMLSchema-instance" xmlns:pc="http://schemas.microsoft.com/office/infopath/2007/PartnerControls">
-  <documentManagement>
-    <_activity xmlns="84ce651a-e28d-4e68-81c1-12757b1bac30" xsi:nil="true"/>
-  </documentManagement>
-</p:properties>
+<b:Sources xmlns:b="http://schemas.openxmlformats.org/officeDocument/2006/bibliography" xmlns="http://schemas.openxmlformats.org/officeDocument/2006/bibliography" SelectedStyle="\APASixthEditionOfficeOnline.xsl" StyleName="APA" Version="6"/>
 </file>
 
 <file path=customXml/itemProps1.xml><?xml version="1.0" encoding="utf-8"?>
-<ds:datastoreItem xmlns:ds="http://schemas.openxmlformats.org/officeDocument/2006/customXml" ds:itemID="{060E8326-3A22-422D-B313-C499E2E8EEA7}">
+<ds:datastoreItem xmlns:ds="http://schemas.openxmlformats.org/officeDocument/2006/customXml" ds:itemID="{EF19AF65-F834-4899-8769-D9C53809A992}">
   <ds:schemaRefs>
-    <ds:schemaRef ds:uri="http://schemas.openxmlformats.org/officeDocument/2006/bibliography"/>
+    <ds:schemaRef ds:uri="http://schemas.microsoft.com/office/2006/metadata/properties"/>
+    <ds:schemaRef ds:uri="http://schemas.microsoft.com/office/infopath/2007/PartnerControls"/>
+    <ds:schemaRef ds:uri="84ce651a-e28d-4e68-81c1-12757b1bac30"/>
   </ds:schemaRefs>
 </ds:datastoreItem>
 </file>
 
 <file path=customXml/itemProps2.xml><?xml version="1.0" encoding="utf-8"?>
+<ds:datastoreItem xmlns:ds="http://schemas.openxmlformats.org/officeDocument/2006/customXml" ds:itemID="{C4D5DEE7-EC10-4B68-8EF6-4E054E99DDA0}">
+  <ds:schemaRefs>
+    <ds:schemaRef ds:uri="http://schemas.microsoft.com/sharepoint/v3/contenttype/forms"/>
+  </ds:schemaRefs>
+</ds:datastoreItem>
+</file>
+
+<file path=customXml/itemProps3.xml><?xml version="1.0" encoding="utf-8"?>
 <ds:datastoreItem xmlns:ds="http://schemas.openxmlformats.org/officeDocument/2006/customXml" ds:itemID="{44D8C1AE-B5FF-47BE-9DE3-126F3CD3D4AB}">
   <ds:schemaRefs>
     <ds:schemaRef ds:uri="http://schemas.microsoft.com/office/2006/metadata/contentType"/>
@@ -6216,20 +6619,10 @@
 </ds:datastoreItem>
 </file>
 
-<file path=customXml/itemProps3.xml><?xml version="1.0" encoding="utf-8"?>
-<ds:datastoreItem xmlns:ds="http://schemas.openxmlformats.org/officeDocument/2006/customXml" ds:itemID="{C4D5DEE7-EC10-4B68-8EF6-4E054E99DDA0}">
+<file path=customXml/itemProps4.xml><?xml version="1.0" encoding="utf-8"?>
+<ds:datastoreItem xmlns:ds="http://schemas.openxmlformats.org/officeDocument/2006/customXml" ds:itemID="{060E8326-3A22-422D-B313-C499E2E8EEA7}">
   <ds:schemaRefs>
-    <ds:schemaRef ds:uri="http://schemas.microsoft.com/sharepoint/v3/contenttype/forms"/>
-  </ds:schemaRefs>
-</ds:datastoreItem>
-</file>
-
-<file path=customXml/itemProps4.xml><?xml version="1.0" encoding="utf-8"?>
-<ds:datastoreItem xmlns:ds="http://schemas.openxmlformats.org/officeDocument/2006/customXml" ds:itemID="{EF19AF65-F834-4899-8769-D9C53809A992}">
-  <ds:schemaRefs>
-    <ds:schemaRef ds:uri="http://schemas.microsoft.com/office/2006/metadata/properties"/>
-    <ds:schemaRef ds:uri="http://schemas.microsoft.com/office/infopath/2007/PartnerControls"/>
-    <ds:schemaRef ds:uri="84ce651a-e28d-4e68-81c1-12757b1bac30"/>
+    <ds:schemaRef ds:uri="http://schemas.openxmlformats.org/officeDocument/2006/bibliography"/>
   </ds:schemaRefs>
 </ds:datastoreItem>
 </file>
--- a/Documentation/Dokumentation.docx
+++ b/Documentation/Dokumentation.docx
@@ -186,6 +186,7 @@
           <w:szCs w:val="40"/>
         </w:rPr>
       </w:pPr>
+      <w:proofErr w:type="spellStart"/>
       <w:r>
         <w:rPr>
           <w:color w:val="A6A6A6" w:themeColor="background1" w:themeShade="A6"/>
@@ -194,6 +195,7 @@
         </w:rPr>
         <w:t>Hyperformer_ContactSplitter</w:t>
       </w:r>
+      <w:proofErr w:type="spellEnd"/>
     </w:p>
     <w:p>
       <w:pPr>
@@ -296,8 +298,19 @@
           <w:szCs w:val="40"/>
           <w:lang w:val="en-US"/>
         </w:rPr>
-        <w:t>Christian Hübscher</w:t>
-      </w:r>
+        <w:t xml:space="preserve">Christian </w:t>
+      </w:r>
+      <w:proofErr w:type="spellStart"/>
+      <w:r>
+        <w:rPr>
+          <w:color w:val="A6A6A6" w:themeColor="background1" w:themeShade="A6"/>
+          <w:sz w:val="40"/>
+          <w:szCs w:val="40"/>
+          <w:lang w:val="en-US"/>
+        </w:rPr>
+        <w:t>Hübscher</w:t>
+      </w:r>
+      <w:proofErr w:type="spellEnd"/>
     </w:p>
     <w:p>
       <w:pPr>
@@ -1271,11 +1284,13 @@
         <w:spacing w:line="360" w:lineRule="auto"/>
       </w:pPr>
       <w:bookmarkStart w:id="0" w:name="_Toc134474881"/>
+      <w:proofErr w:type="spellStart"/>
       <w:r>
         <w:lastRenderedPageBreak/>
         <w:t>Hyperformer_ContactSplitter</w:t>
       </w:r>
       <w:bookmarkEnd w:id="0"/>
+      <w:proofErr w:type="spellEnd"/>
     </w:p>
     <w:p>
       <w:pPr>
@@ -1316,7 +1331,15 @@
       </w:pPr>
       <w:bookmarkStart w:id="2" w:name="_Toc134474883"/>
       <w:r>
-        <w:t>Composite Components und Dependency Inversion</w:t>
+        <w:t xml:space="preserve">Composite Components und </w:t>
+      </w:r>
+      <w:proofErr w:type="spellStart"/>
+      <w:r>
+        <w:t>Dependency</w:t>
+      </w:r>
+      <w:proofErr w:type="spellEnd"/>
+      <w:r>
+        <w:t xml:space="preserve"> Inversion</w:t>
       </w:r>
       <w:bookmarkEnd w:id="2"/>
     </w:p>
@@ -1342,17 +1365,32 @@
       <w:r>
         <w:t xml:space="preserve">immer aus zwei </w:t>
       </w:r>
+      <w:proofErr w:type="spellStart"/>
       <w:r>
         <w:t>Assemblies</w:t>
       </w:r>
-      <w:r>
-        <w:t>: Ein Assembly enthält die Implementierungen, das andere die Schnittstellen und Datenklassen (Contract)</w:t>
+      <w:proofErr w:type="spellEnd"/>
+      <w:r>
+        <w:t>: Ein Assembly enthält die Implementierungen, das andere die Schnittstellen und Datenklassen (</w:t>
+      </w:r>
+      <w:proofErr w:type="spellStart"/>
+      <w:r>
+        <w:t>Contract</w:t>
+      </w:r>
+      <w:proofErr w:type="spellEnd"/>
+      <w:r>
+        <w:t>)</w:t>
       </w:r>
       <w:r>
         <w:t xml:space="preserve">. </w:t>
       </w:r>
-      <w:r>
-        <w:t xml:space="preserve">Assemblies </w:t>
+      <w:proofErr w:type="spellStart"/>
+      <w:r>
+        <w:t>Assemblies</w:t>
+      </w:r>
+      <w:proofErr w:type="spellEnd"/>
+      <w:r>
+        <w:t xml:space="preserve"> </w:t>
       </w:r>
       <w:r>
         <w:t>besitzen</w:t>
@@ -1361,10 +1399,26 @@
         <w:t xml:space="preserve"> dabei immer nur Abhängigkeiten</w:t>
       </w:r>
       <w:r>
-        <w:t xml:space="preserve"> zu einer Contract Assembly</w:t>
-      </w:r>
-      <w:r>
-        <w:t xml:space="preserve"> (Dependency Inversion)</w:t>
+        <w:t xml:space="preserve"> zu einer </w:t>
+      </w:r>
+      <w:proofErr w:type="spellStart"/>
+      <w:r>
+        <w:t>Contract</w:t>
+      </w:r>
+      <w:proofErr w:type="spellEnd"/>
+      <w:r>
+        <w:t xml:space="preserve"> Assembly</w:t>
+      </w:r>
+      <w:r>
+        <w:t xml:space="preserve"> (</w:t>
+      </w:r>
+      <w:proofErr w:type="spellStart"/>
+      <w:r>
+        <w:t>Dependency</w:t>
+      </w:r>
+      <w:proofErr w:type="spellEnd"/>
+      <w:r>
+        <w:t xml:space="preserve"> Inversion)</w:t>
       </w:r>
       <w:r>
         <w:t>.</w:t>
@@ -1420,10 +1474,20 @@
         <w:spacing w:line="360" w:lineRule="auto"/>
       </w:pPr>
       <w:bookmarkStart w:id="3" w:name="_Toc134474884"/>
-      <w:r>
-        <w:t>Dependency Injection</w:t>
+      <w:proofErr w:type="spellStart"/>
+      <w:r>
+        <w:t>Dependency</w:t>
+      </w:r>
+      <w:proofErr w:type="spellEnd"/>
+      <w:r>
+        <w:t xml:space="preserve"> </w:t>
+      </w:r>
+      <w:proofErr w:type="spellStart"/>
+      <w:r>
+        <w:t>Injection</w:t>
       </w:r>
       <w:bookmarkEnd w:id="3"/>
+      <w:proofErr w:type="spellEnd"/>
       <w:r>
         <w:t xml:space="preserve"> </w:t>
       </w:r>
@@ -1436,17 +1500,43 @@
       <w:r>
         <w:t xml:space="preserve">Das Mapping von </w:t>
       </w:r>
+      <w:proofErr w:type="spellStart"/>
       <w:r>
         <w:t>Contracts</w:t>
       </w:r>
-      <w:r>
-        <w:t xml:space="preserve"> und Implementierungen erfolgt über einen Dependecy Injection Container, </w:t>
+      <w:proofErr w:type="spellEnd"/>
+      <w:r>
+        <w:t xml:space="preserve"> und Implementierungen erfolgt über einen </w:t>
+      </w:r>
+      <w:proofErr w:type="spellStart"/>
+      <w:r>
+        <w:t>Dependecy</w:t>
+      </w:r>
+      <w:proofErr w:type="spellEnd"/>
+      <w:r>
+        <w:t xml:space="preserve"> </w:t>
+      </w:r>
+      <w:proofErr w:type="spellStart"/>
+      <w:r>
+        <w:t>Injection</w:t>
+      </w:r>
+      <w:proofErr w:type="spellEnd"/>
+      <w:r>
+        <w:t xml:space="preserve"> Container, </w:t>
       </w:r>
       <w:r>
         <w:t>dessen Konfiguration</w:t>
       </w:r>
       <w:r>
-        <w:t xml:space="preserve"> sich im Hauptprojekt (ContactSplitter) befindet. Das Hauptprojekt konsumiert alle Komponenten und führt entsprechende Kompositionen durch.</w:t>
+        <w:t xml:space="preserve"> sich im Hauptprojekt (</w:t>
+      </w:r>
+      <w:proofErr w:type="spellStart"/>
+      <w:r>
+        <w:t>ContactSplitter</w:t>
+      </w:r>
+      <w:proofErr w:type="spellEnd"/>
+      <w:r>
+        <w:t>) befindet. Das Hauptprojekt konsumiert alle Komponenten und führt entsprechende Kompositionen durch.</w:t>
       </w:r>
       <w:r>
         <w:t xml:space="preserve"> </w:t>
@@ -1517,28 +1607,59 @@
         <w:t>UI, Logik und Repository</w:t>
       </w:r>
       <w:r>
-        <w:t>, welche sich in den Assemblies</w:t>
-      </w:r>
+        <w:t xml:space="preserve">, welche sich in den </w:t>
+      </w:r>
+      <w:proofErr w:type="spellStart"/>
+      <w:r>
+        <w:t>Assemblies</w:t>
+      </w:r>
+      <w:proofErr w:type="spellEnd"/>
       <w:r>
         <w:t>:</w:t>
       </w:r>
       <w:r>
-        <w:t xml:space="preserve"> ContactSplitter</w:t>
-      </w:r>
-      <w:r>
-        <w:t xml:space="preserve">.Control </w:t>
+        <w:t xml:space="preserve"> </w:t>
+      </w:r>
+      <w:proofErr w:type="spellStart"/>
+      <w:r>
+        <w:t>ContactSplitter</w:t>
+      </w:r>
+      <w:r>
+        <w:t>.Control</w:t>
+      </w:r>
+      <w:proofErr w:type="spellEnd"/>
+      <w:r>
+        <w:t xml:space="preserve"> </w:t>
       </w:r>
       <w:r>
         <w:t xml:space="preserve">(UI), </w:t>
       </w:r>
-      <w:r>
-        <w:t xml:space="preserve">ContactParser.Contracts und ContractParser (Logik) </w:t>
+      <w:proofErr w:type="spellStart"/>
+      <w:r>
+        <w:t>ContactParser.Contracts</w:t>
+      </w:r>
+      <w:proofErr w:type="spellEnd"/>
+      <w:r>
+        <w:t xml:space="preserve"> und </w:t>
+      </w:r>
+      <w:proofErr w:type="spellStart"/>
+      <w:r>
+        <w:t>ContractParser</w:t>
+      </w:r>
+      <w:proofErr w:type="spellEnd"/>
+      <w:r>
+        <w:t xml:space="preserve"> (Logik) </w:t>
       </w:r>
       <w:r>
         <w:t xml:space="preserve">und </w:t>
       </w:r>
-      <w:r>
-        <w:t xml:space="preserve">ContactSplitter.Datastorage (Repository) manifestieren. </w:t>
+      <w:proofErr w:type="spellStart"/>
+      <w:r>
+        <w:t>ContactSplitter.Datastorage</w:t>
+      </w:r>
+      <w:proofErr w:type="spellEnd"/>
+      <w:r>
+        <w:t xml:space="preserve"> (Repository) manifestieren. </w:t>
       </w:r>
     </w:p>
     <w:p>
@@ -1612,10 +1733,12 @@
         <w:spacing w:line="360" w:lineRule="auto"/>
       </w:pPr>
       <w:bookmarkStart w:id="6" w:name="_Toc134474887"/>
+      <w:proofErr w:type="spellStart"/>
       <w:r>
         <w:t>CleanCode</w:t>
       </w:r>
       <w:bookmarkEnd w:id="6"/>
+      <w:proofErr w:type="spellEnd"/>
     </w:p>
     <w:p>
       <w:pPr>
@@ -1633,7 +1756,15 @@
         <w:t>Einhaltung</w:t>
       </w:r>
       <w:r>
-        <w:t xml:space="preserve"> von CleanCode und entsprechender Codierungsrichtlinien, wurde neben </w:t>
+        <w:t xml:space="preserve"> von </w:t>
+      </w:r>
+      <w:proofErr w:type="spellStart"/>
+      <w:r>
+        <w:t>CleanCode</w:t>
+      </w:r>
+      <w:proofErr w:type="spellEnd"/>
+      <w:r>
+        <w:t xml:space="preserve"> und entsprechender Codierungsrichtlinien, wurde neben </w:t>
       </w:r>
       <w:r>
         <w:t>S</w:t>
@@ -1642,7 +1773,15 @@
         <w:t>orgfalt</w:t>
       </w:r>
       <w:r>
-        <w:t xml:space="preserve"> der Entwickler, das Werkzeug Resharper verwendet</w:t>
+        <w:t xml:space="preserve"> der Entwickler, das Werkzeug </w:t>
+      </w:r>
+      <w:proofErr w:type="spellStart"/>
+      <w:r>
+        <w:t>Resharper</w:t>
+      </w:r>
+      <w:proofErr w:type="spellEnd"/>
+      <w:r>
+        <w:t xml:space="preserve"> verwendet</w:t>
       </w:r>
       <w:r>
         <w:t xml:space="preserve">. </w:t>
@@ -1688,13 +1827,29 @@
         <w:t xml:space="preserve">linien </w:t>
       </w:r>
       <w:r>
-        <w:t>sind die von der Firma Jetbrains empfohlenen</w:t>
+        <w:t xml:space="preserve">sind die von der Firma </w:t>
+      </w:r>
+      <w:proofErr w:type="spellStart"/>
+      <w:r>
+        <w:t>Jetbrains</w:t>
+      </w:r>
+      <w:proofErr w:type="spellEnd"/>
+      <w:r>
+        <w:t xml:space="preserve"> empfohlenen</w:t>
       </w:r>
       <w:r>
         <w:t xml:space="preserve"> </w:t>
       </w:r>
       <w:r>
-        <w:t>und im Resharper vorkonfigurierten Richtlinien:</w:t>
+        <w:t xml:space="preserve">und im </w:t>
+      </w:r>
+      <w:proofErr w:type="spellStart"/>
+      <w:r>
+        <w:t>Resharper</w:t>
+      </w:r>
+      <w:proofErr w:type="spellEnd"/>
+      <w:r>
+        <w:t xml:space="preserve"> vorkonfigurierten Richtlinien:</w:t>
       </w:r>
       <w:r>
         <w:t xml:space="preserve"> </w:t>
@@ -1830,7 +1985,15 @@
         <w:t xml:space="preserve">Beruht auf der Annahme, dass die Reihenfolge immer „Herr/Frau Titel Vorname Präfix Nachname“ ist. Dabei ist alles außer der Nachname optional und ggf. mehrfach vorhanden. </w:t>
       </w:r>
       <w:r>
-        <w:t xml:space="preserve">Der Nachname ist immer das letzte zusammenhängende Wort, Doppelnamen müssen also durch „-„ getrennt werden. </w:t>
+        <w:t>Der Nachname ist immer das letzte zusammenhängende Wort, Doppelnamen müssen also durch „</w:t>
+      </w:r>
+      <w:proofErr w:type="gramStart"/>
+      <w:r>
+        <w:t>-„ getrennt</w:t>
+      </w:r>
+      <w:proofErr w:type="gramEnd"/>
+      <w:r>
+        <w:t xml:space="preserve"> werden. </w:t>
       </w:r>
     </w:p>
     <w:p>
@@ -1918,8 +2081,13 @@
         <w:spacing w:line="360" w:lineRule="auto"/>
       </w:pPr>
       <w:r>
-        <w:t>Projektmappe Hyperformer_ContactSplitter</w:t>
-      </w:r>
+        <w:t xml:space="preserve">Projektmappe </w:t>
+      </w:r>
+      <w:proofErr w:type="spellStart"/>
+      <w:r>
+        <w:t>Hyperformer_ContactSplitter</w:t>
+      </w:r>
+      <w:proofErr w:type="spellEnd"/>
     </w:p>
     <w:p>
       <w:pPr>
@@ -1932,12 +2100,26 @@
         <w:rPr>
           <w:lang w:val="en-US"/>
         </w:rPr>
-        <w:t xml:space="preserve">|__ ContactsParser.Contracts    </w:t>
-      </w:r>
+        <w:t xml:space="preserve">|__ </w:t>
+      </w:r>
+      <w:proofErr w:type="spellStart"/>
       <w:r>
         <w:rPr>
           <w:lang w:val="en-US"/>
         </w:rPr>
+        <w:t>ContactsParser.Contracts</w:t>
+      </w:r>
+      <w:proofErr w:type="spellEnd"/>
+      <w:r>
+        <w:rPr>
+          <w:lang w:val="en-US"/>
+        </w:rPr>
+        <w:t xml:space="preserve">    </w:t>
+      </w:r>
+      <w:r>
+        <w:rPr>
+          <w:lang w:val="en-US"/>
+        </w:rPr>
         <w:tab/>
       </w:r>
       <w:r>
@@ -1952,6 +2134,7 @@
         </w:rPr>
         <w:t>(</w:t>
       </w:r>
+      <w:proofErr w:type="spellStart"/>
       <w:r>
         <w:rPr>
           <w:lang w:val="en-US"/>
@@ -1968,7 +2151,28 @@
         <w:rPr>
           <w:lang w:val="en-US"/>
         </w:rPr>
-        <w:t>ehe Abschnitt "Composite Components")</w:t>
+        <w:t>ehe</w:t>
+      </w:r>
+      <w:proofErr w:type="spellEnd"/>
+      <w:r>
+        <w:rPr>
+          <w:lang w:val="en-US"/>
+        </w:rPr>
+        <w:t xml:space="preserve"> </w:t>
+      </w:r>
+      <w:proofErr w:type="spellStart"/>
+      <w:r>
+        <w:rPr>
+          <w:lang w:val="en-US"/>
+        </w:rPr>
+        <w:t>Abschnitt</w:t>
+      </w:r>
+      <w:proofErr w:type="spellEnd"/>
+      <w:r>
+        <w:rPr>
+          <w:lang w:val="en-US"/>
+        </w:rPr>
+        <w:t xml:space="preserve"> "Composite Components")</w:t>
       </w:r>
     </w:p>
     <w:p>
@@ -1976,7 +2180,15 @@
         <w:spacing w:line="360" w:lineRule="auto"/>
       </w:pPr>
       <w:r>
-        <w:t xml:space="preserve">|__ ContactParser               </w:t>
+        <w:t xml:space="preserve">|__ </w:t>
+      </w:r>
+      <w:proofErr w:type="spellStart"/>
+      <w:r>
+        <w:t>ContactParser</w:t>
+      </w:r>
+      <w:proofErr w:type="spellEnd"/>
+      <w:r>
+        <w:t xml:space="preserve">               </w:t>
       </w:r>
       <w:r>
         <w:tab/>
@@ -1999,8 +2211,13 @@
         <w:spacing w:line="360" w:lineRule="auto"/>
       </w:pPr>
       <w:r>
-        <w:t>|__ GPTContactParser</w:t>
-      </w:r>
+        <w:t xml:space="preserve">|__ </w:t>
+      </w:r>
+      <w:proofErr w:type="spellStart"/>
+      <w:r>
+        <w:t>GPTContactParser</w:t>
+      </w:r>
+      <w:proofErr w:type="spellEnd"/>
       <w:r>
         <w:tab/>
       </w:r>
@@ -2009,7 +2226,15 @@
       </w:r>
       <w:r>
         <w:tab/>
-        <w:t>(Logik des ChatGPT-API Parsers)</w:t>
+        <w:t xml:space="preserve">(Logik des </w:t>
+      </w:r>
+      <w:proofErr w:type="spellStart"/>
+      <w:r>
+        <w:t>ChatGPT</w:t>
+      </w:r>
+      <w:proofErr w:type="spellEnd"/>
+      <w:r>
+        <w:t>-API Parsers)</w:t>
       </w:r>
     </w:p>
     <w:p>
@@ -2018,7 +2243,15 @@
         <w:ind w:left="3540" w:hanging="3540"/>
       </w:pPr>
       <w:r>
-        <w:t xml:space="preserve">|__ ContactSplitter.Control    </w:t>
+        <w:t xml:space="preserve">|__ </w:t>
+      </w:r>
+      <w:proofErr w:type="spellStart"/>
+      <w:r>
+        <w:t>ContactSplitter.Control</w:t>
+      </w:r>
+      <w:proofErr w:type="spellEnd"/>
+      <w:r>
+        <w:t xml:space="preserve">    </w:t>
       </w:r>
       <w:r>
         <w:tab/>
@@ -2061,12 +2294,14 @@
       <w:r>
         <w:t xml:space="preserve">|__ </w:t>
       </w:r>
+      <w:proofErr w:type="spellStart"/>
       <w:r>
         <w:rPr>
           <w:b/>
         </w:rPr>
         <w:t>ContactSplitter</w:t>
       </w:r>
+      <w:proofErr w:type="spellEnd"/>
       <w:r>
         <w:t xml:space="preserve">             </w:t>
       </w:r>
@@ -2092,19 +2327,57 @@
           <w:lang w:val="en-US"/>
         </w:rPr>
         <w:lastRenderedPageBreak/>
-        <w:t>|__ ContactSplitter.DataStorage.Contracts</w:t>
-      </w:r>
+        <w:t xml:space="preserve">|__ </w:t>
+      </w:r>
+      <w:proofErr w:type="spellStart"/>
+      <w:proofErr w:type="gramStart"/>
       <w:r>
         <w:rPr>
           <w:lang w:val="en-US"/>
         </w:rPr>
+        <w:t>ContactSplitter.DataStorage.Contracts</w:t>
+      </w:r>
+      <w:proofErr w:type="spellEnd"/>
+      <w:proofErr w:type="gramEnd"/>
+      <w:r>
+        <w:rPr>
+          <w:lang w:val="en-US"/>
+        </w:rPr>
         <w:tab/>
       </w:r>
       <w:r>
         <w:rPr>
           <w:lang w:val="en-US"/>
         </w:rPr>
-        <w:t>(Siehe Abschnitt "Composite Components")</w:t>
+        <w:t>(</w:t>
+      </w:r>
+      <w:proofErr w:type="spellStart"/>
+      <w:r>
+        <w:rPr>
+          <w:lang w:val="en-US"/>
+        </w:rPr>
+        <w:t>Siehe</w:t>
+      </w:r>
+      <w:proofErr w:type="spellEnd"/>
+      <w:r>
+        <w:rPr>
+          <w:lang w:val="en-US"/>
+        </w:rPr>
+        <w:t xml:space="preserve"> </w:t>
+      </w:r>
+      <w:proofErr w:type="spellStart"/>
+      <w:r>
+        <w:rPr>
+          <w:lang w:val="en-US"/>
+        </w:rPr>
+        <w:t>Abschnitt</w:t>
+      </w:r>
+      <w:proofErr w:type="spellEnd"/>
+      <w:r>
+        <w:rPr>
+          <w:lang w:val="en-US"/>
+        </w:rPr>
+        <w:t xml:space="preserve"> "Composite Components")</w:t>
       </w:r>
     </w:p>
     <w:p>
@@ -2112,8 +2385,13 @@
         <w:spacing w:line="360" w:lineRule="auto"/>
       </w:pPr>
       <w:r>
-        <w:t>|__ ContactSplitter.DataStorage</w:t>
-      </w:r>
+        <w:t xml:space="preserve">|__ </w:t>
+      </w:r>
+      <w:proofErr w:type="spellStart"/>
+      <w:r>
+        <w:t>ContactSplitter.DataStorage</w:t>
+      </w:r>
+      <w:proofErr w:type="spellEnd"/>
       <w:r>
         <w:tab/>
       </w:r>
@@ -2129,7 +2407,15 @@
         <w:spacing w:line="360" w:lineRule="auto"/>
       </w:pPr>
       <w:r>
-        <w:t xml:space="preserve">|__ ContactSplitter.Tests       </w:t>
+        <w:t xml:space="preserve">|__ </w:t>
+      </w:r>
+      <w:proofErr w:type="spellStart"/>
+      <w:r>
+        <w:t>ContactSplitter.Tests</w:t>
+      </w:r>
+      <w:proofErr w:type="spellEnd"/>
+      <w:r>
+        <w:t xml:space="preserve">       </w:t>
       </w:r>
       <w:r>
         <w:tab/>
@@ -2158,7 +2444,15 @@
         <w:t>Es handelt sich um jeweils einzelne Projekte</w:t>
       </w:r>
       <w:r>
-        <w:t xml:space="preserve"> (Assemblies)</w:t>
+        <w:t xml:space="preserve"> (</w:t>
+      </w:r>
+      <w:proofErr w:type="spellStart"/>
+      <w:r>
+        <w:t>Assemblies</w:t>
+      </w:r>
+      <w:proofErr w:type="spellEnd"/>
+      <w:r>
+        <w:t>)</w:t>
       </w:r>
       <w:r>
         <w:t>, welche in einer Projektmappe</w:t>
@@ -2602,8 +2896,30 @@
         <w:rPr>
           <w:lang w:eastAsia="de-DE"/>
         </w:rPr>
-        <w:t>Definition Of Done</w:t>
-      </w:r>
+        <w:t xml:space="preserve">Definition </w:t>
+      </w:r>
+      <w:proofErr w:type="spellStart"/>
+      <w:r>
+        <w:rPr>
+          <w:lang w:eastAsia="de-DE"/>
+        </w:rPr>
+        <w:t>Of</w:t>
+      </w:r>
+      <w:proofErr w:type="spellEnd"/>
+      <w:r>
+        <w:rPr>
+          <w:lang w:eastAsia="de-DE"/>
+        </w:rPr>
+        <w:t xml:space="preserve"> </w:t>
+      </w:r>
+      <w:proofErr w:type="spellStart"/>
+      <w:r>
+        <w:rPr>
+          <w:lang w:eastAsia="de-DE"/>
+        </w:rPr>
+        <w:t>Done</w:t>
+      </w:r>
+      <w:proofErr w:type="spellEnd"/>
     </w:p>
     <w:p>
       <w:pPr>
@@ -2990,7 +3306,21 @@
         <w:rPr>
           <w:lang w:eastAsia="de-DE"/>
         </w:rPr>
-        <w:t xml:space="preserve">Die Testfälle sind im xUnit-Testprojekt „ContactSplitter.Tests“. </w:t>
+        <w:t>Die Testfälle sind im xUnit-Testprojekt „</w:t>
+      </w:r>
+      <w:proofErr w:type="spellStart"/>
+      <w:r>
+        <w:rPr>
+          <w:lang w:eastAsia="de-DE"/>
+        </w:rPr>
+        <w:t>ContactSplitter.Tests</w:t>
+      </w:r>
+      <w:proofErr w:type="spellEnd"/>
+      <w:r>
+        <w:rPr>
+          <w:lang w:eastAsia="de-DE"/>
+        </w:rPr>
+        <w:t xml:space="preserve">“. </w:t>
       </w:r>
       <w:r>
         <w:rPr>
@@ -3008,7 +3338,21 @@
         <w:rPr>
           <w:lang w:eastAsia="de-DE"/>
         </w:rPr>
-        <w:t xml:space="preserve">Alle [InlineData]-Zeilen nach </w:t>
+        <w:t>Alle [</w:t>
+      </w:r>
+      <w:proofErr w:type="spellStart"/>
+      <w:r>
+        <w:rPr>
+          <w:lang w:eastAsia="de-DE"/>
+        </w:rPr>
+        <w:t>InlineData</w:t>
+      </w:r>
+      <w:proofErr w:type="spellEnd"/>
+      <w:r>
+        <w:rPr>
+          <w:lang w:eastAsia="de-DE"/>
+        </w:rPr>
+        <w:t xml:space="preserve">]-Zeilen nach </w:t>
       </w:r>
       <w:r>
         <w:rPr>
@@ -3232,19 +3576,7 @@
         <w:rPr>
           <w:lang w:eastAsia="de-DE"/>
         </w:rPr>
-        <w:softHyphen/>
-      </w:r>
-      <w:r>
-        <w:rPr>
-          <w:lang w:eastAsia="de-DE"/>
-        </w:rPr>
-        <w:softHyphen/>
-      </w:r>
-      <w:r>
-        <w:rPr>
-          <w:lang w:eastAsia="de-DE"/>
-        </w:rPr>
-        <w:softHyphen/>
+        <w:t xml:space="preserve">Pro Parser gibt es bis zu zwanzig Testfälle. </w:t>
       </w:r>
       <w:r>
         <w:rPr>
@@ -3512,17 +3844,39 @@
           <w:lang w:eastAsia="de-DE"/>
         </w:rPr>
       </w:pPr>
-      <w:r>
-        <w:rPr>
-          <w:lang w:eastAsia="de-DE"/>
-        </w:rPr>
-        <w:t>ContactSplitter 1.0.exe</w:t>
-      </w:r>
-      <w:r>
-        <w:rPr>
-          <w:lang w:eastAsia="de-DE"/>
-        </w:rPr>
-        <w:t xml:space="preserve"> (Beinhaltet die .NET 7.0 Runtime)</w:t>
+      <w:proofErr w:type="spellStart"/>
+      <w:r>
+        <w:rPr>
+          <w:lang w:eastAsia="de-DE"/>
+        </w:rPr>
+        <w:t>ContactSplitter</w:t>
+      </w:r>
+      <w:proofErr w:type="spellEnd"/>
+      <w:r>
+        <w:rPr>
+          <w:lang w:eastAsia="de-DE"/>
+        </w:rPr>
+        <w:t xml:space="preserve"> 1.0.exe</w:t>
+      </w:r>
+      <w:r>
+        <w:rPr>
+          <w:lang w:eastAsia="de-DE"/>
+        </w:rPr>
+        <w:t xml:space="preserve"> (Beinhaltet die .NET 7.0 </w:t>
+      </w:r>
+      <w:proofErr w:type="spellStart"/>
+      <w:r>
+        <w:rPr>
+          <w:lang w:eastAsia="de-DE"/>
+        </w:rPr>
+        <w:t>Runtime</w:t>
+      </w:r>
+      <w:proofErr w:type="spellEnd"/>
+      <w:r>
+        <w:rPr>
+          <w:lang w:eastAsia="de-DE"/>
+        </w:rPr>
+        <w:t>)</w:t>
       </w:r>
     </w:p>
     <w:p>
@@ -3536,23 +3890,59 @@
           <w:lang w:val="en-US" w:eastAsia="de-DE"/>
         </w:rPr>
       </w:pPr>
+      <w:proofErr w:type="spellStart"/>
       <w:r>
         <w:rPr>
           <w:lang w:val="en-US" w:eastAsia="de-DE"/>
         </w:rPr>
-        <w:t>ContactSplitter 1.0 (.NET 7 Runtime required)</w:t>
-      </w:r>
+        <w:t>ContactSplitter</w:t>
+      </w:r>
+      <w:proofErr w:type="spellEnd"/>
       <w:r>
         <w:rPr>
           <w:lang w:val="en-US" w:eastAsia="de-DE"/>
         </w:rPr>
+        <w:t xml:space="preserve"> 1.0 (.NET 7 Runtime required)</w:t>
+      </w:r>
+      <w:r>
+        <w:rPr>
+          <w:lang w:val="en-US" w:eastAsia="de-DE"/>
+        </w:rPr>
         <w:t>.e</w:t>
       </w:r>
       <w:r>
         <w:rPr>
           <w:lang w:val="en-US" w:eastAsia="de-DE"/>
         </w:rPr>
-        <w:t xml:space="preserve">xe (Benötigt eine Installation der .NET 7 Runtime: </w:t>
+        <w:t>xe (</w:t>
+      </w:r>
+      <w:proofErr w:type="spellStart"/>
+      <w:r>
+        <w:rPr>
+          <w:lang w:val="en-US" w:eastAsia="de-DE"/>
+        </w:rPr>
+        <w:t>Benötigt</w:t>
+      </w:r>
+      <w:proofErr w:type="spellEnd"/>
+      <w:r>
+        <w:rPr>
+          <w:lang w:val="en-US" w:eastAsia="de-DE"/>
+        </w:rPr>
+        <w:t xml:space="preserve"> </w:t>
+      </w:r>
+      <w:proofErr w:type="spellStart"/>
+      <w:r>
+        <w:rPr>
+          <w:lang w:val="en-US" w:eastAsia="de-DE"/>
+        </w:rPr>
+        <w:t>eine</w:t>
+      </w:r>
+      <w:proofErr w:type="spellEnd"/>
+      <w:r>
+        <w:rPr>
+          <w:lang w:val="en-US" w:eastAsia="de-DE"/>
+        </w:rPr>
+        <w:t xml:space="preserve"> Installation der .NET 7 Runtime: </w:t>
       </w:r>
       <w:r>
         <w:rPr>
@@ -6345,23 +6735,10 @@
 </file>
 
 <file path=customXml/item1.xml><?xml version="1.0" encoding="utf-8"?>
-<p:properties xmlns:p="http://schemas.microsoft.com/office/2006/metadata/properties" xmlns:xsi="http://www.w3.org/2001/XMLSchema-instance" xmlns:pc="http://schemas.microsoft.com/office/infopath/2007/PartnerControls">
-  <documentManagement>
-    <_activity xmlns="84ce651a-e28d-4e68-81c1-12757b1bac30" xsi:nil="true"/>
-  </documentManagement>
-</p:properties>
+<b:Sources xmlns:b="http://schemas.openxmlformats.org/officeDocument/2006/bibliography" xmlns="http://schemas.openxmlformats.org/officeDocument/2006/bibliography" SelectedStyle="\APASixthEditionOfficeOnline.xsl" StyleName="APA" Version="6"/>
 </file>
 
 <file path=customXml/item2.xml><?xml version="1.0" encoding="utf-8"?>
-<?mso-contentType ?>
-<FormTemplates xmlns="http://schemas.microsoft.com/sharepoint/v3/contenttype/forms">
-  <Display>DocumentLibraryForm</Display>
-  <Edit>DocumentLibraryForm</Edit>
-  <New>DocumentLibraryForm</New>
-</FormTemplates>
-</file>
-
-<file path=customXml/item3.xml><?xml version="1.0" encoding="utf-8"?>
 <ct:contentTypeSchema xmlns:ct="http://schemas.microsoft.com/office/2006/metadata/contentType" xmlns:ma="http://schemas.microsoft.com/office/2006/metadata/properties/metaAttributes" ct:_="" ma:_="" ma:contentTypeName="Dokument" ma:contentTypeID="0x010100A38337EFE7BE7B409AF79633F7BE1B5F" ma:contentTypeVersion="12" ma:contentTypeDescription="Ein neues Dokument erstellen." ma:contentTypeScope="" ma:versionID="af509a0b8f6ef6dc1d88cb8f0e71fd31">
   <xsd:schema xmlns:xsd="http://www.w3.org/2001/XMLSchema" xmlns:xs="http://www.w3.org/2001/XMLSchema" xmlns:p="http://schemas.microsoft.com/office/2006/metadata/properties" xmlns:ns3="84ce651a-e28d-4e68-81c1-12757b1bac30" xmlns:ns4="1c55c1ce-ac50-4f3d-aa3c-6a9cfeeda7a4" targetNamespace="http://schemas.microsoft.com/office/2006/metadata/properties" ma:root="true" ma:fieldsID="72ee5615be5b539f53693c2d80c4b717" ns3:_="" ns4:_="">
     <xsd:import namespace="84ce651a-e28d-4e68-81c1-12757b1bac30"/>
@@ -6578,29 +6955,32 @@
 </ct:contentTypeSchema>
 </file>
 
+<file path=customXml/item3.xml><?xml version="1.0" encoding="utf-8"?>
+<?mso-contentType ?>
+<FormTemplates xmlns="http://schemas.microsoft.com/sharepoint/v3/contenttype/forms">
+  <Display>DocumentLibraryForm</Display>
+  <Edit>DocumentLibraryForm</Edit>
+  <New>DocumentLibraryForm</New>
+</FormTemplates>
+</file>
+
 <file path=customXml/item4.xml><?xml version="1.0" encoding="utf-8"?>
-<b:Sources xmlns:b="http://schemas.openxmlformats.org/officeDocument/2006/bibliography" xmlns="http://schemas.openxmlformats.org/officeDocument/2006/bibliography" SelectedStyle="\APASixthEditionOfficeOnline.xsl" StyleName="APA" Version="6"/>
+<p:properties xmlns:p="http://schemas.microsoft.com/office/2006/metadata/properties" xmlns:xsi="http://www.w3.org/2001/XMLSchema-instance" xmlns:pc="http://schemas.microsoft.com/office/infopath/2007/PartnerControls">
+  <documentManagement>
+    <_activity xmlns="84ce651a-e28d-4e68-81c1-12757b1bac30" xsi:nil="true"/>
+  </documentManagement>
+</p:properties>
 </file>
 
 <file path=customXml/itemProps1.xml><?xml version="1.0" encoding="utf-8"?>
-<ds:datastoreItem xmlns:ds="http://schemas.openxmlformats.org/officeDocument/2006/customXml" ds:itemID="{EF19AF65-F834-4899-8769-D9C53809A992}">
+<ds:datastoreItem xmlns:ds="http://schemas.openxmlformats.org/officeDocument/2006/customXml" ds:itemID="{060E8326-3A22-422D-B313-C499E2E8EEA7}">
   <ds:schemaRefs>
-    <ds:schemaRef ds:uri="http://schemas.microsoft.com/office/2006/metadata/properties"/>
-    <ds:schemaRef ds:uri="http://schemas.microsoft.com/office/infopath/2007/PartnerControls"/>
-    <ds:schemaRef ds:uri="84ce651a-e28d-4e68-81c1-12757b1bac30"/>
+    <ds:schemaRef ds:uri="http://schemas.openxmlformats.org/officeDocument/2006/bibliography"/>
   </ds:schemaRefs>
 </ds:datastoreItem>
 </file>
 
 <file path=customXml/itemProps2.xml><?xml version="1.0" encoding="utf-8"?>
-<ds:datastoreItem xmlns:ds="http://schemas.openxmlformats.org/officeDocument/2006/customXml" ds:itemID="{C4D5DEE7-EC10-4B68-8EF6-4E054E99DDA0}">
-  <ds:schemaRefs>
-    <ds:schemaRef ds:uri="http://schemas.microsoft.com/sharepoint/v3/contenttype/forms"/>
-  </ds:schemaRefs>
-</ds:datastoreItem>
-</file>
-
-<file path=customXml/itemProps3.xml><?xml version="1.0" encoding="utf-8"?>
 <ds:datastoreItem xmlns:ds="http://schemas.openxmlformats.org/officeDocument/2006/customXml" ds:itemID="{44D8C1AE-B5FF-47BE-9DE3-126F3CD3D4AB}">
   <ds:schemaRefs>
     <ds:schemaRef ds:uri="http://schemas.microsoft.com/office/2006/metadata/contentType"/>
@@ -6619,10 +6999,20 @@
 </ds:datastoreItem>
 </file>
 
+<file path=customXml/itemProps3.xml><?xml version="1.0" encoding="utf-8"?>
+<ds:datastoreItem xmlns:ds="http://schemas.openxmlformats.org/officeDocument/2006/customXml" ds:itemID="{C4D5DEE7-EC10-4B68-8EF6-4E054E99DDA0}">
+  <ds:schemaRefs>
+    <ds:schemaRef ds:uri="http://schemas.microsoft.com/sharepoint/v3/contenttype/forms"/>
+  </ds:schemaRefs>
+</ds:datastoreItem>
+</file>
+
 <file path=customXml/itemProps4.xml><?xml version="1.0" encoding="utf-8"?>
-<ds:datastoreItem xmlns:ds="http://schemas.openxmlformats.org/officeDocument/2006/customXml" ds:itemID="{060E8326-3A22-422D-B313-C499E2E8EEA7}">
+<ds:datastoreItem xmlns:ds="http://schemas.openxmlformats.org/officeDocument/2006/customXml" ds:itemID="{EF19AF65-F834-4899-8769-D9C53809A992}">
   <ds:schemaRefs>
-    <ds:schemaRef ds:uri="http://schemas.openxmlformats.org/officeDocument/2006/bibliography"/>
+    <ds:schemaRef ds:uri="http://schemas.microsoft.com/office/2006/metadata/properties"/>
+    <ds:schemaRef ds:uri="http://schemas.microsoft.com/office/infopath/2007/PartnerControls"/>
+    <ds:schemaRef ds:uri="84ce651a-e28d-4e68-81c1-12757b1bac30"/>
   </ds:schemaRefs>
 </ds:datastoreItem>
 </file>
--- a/Documentation/Dokumentation.docx
+++ b/Documentation/Dokumentation.docx
@@ -375,14 +375,12 @@
         <w:p>
           <w:pPr>
             <w:pStyle w:val="Verzeichnis1"/>
-            <w:tabs>
-              <w:tab w:val="right" w:leader="dot" w:pos="9062"/>
-            </w:tabs>
-            <w:spacing w:line="360" w:lineRule="auto"/>
             <w:rPr>
               <w:rFonts w:eastAsiaTheme="minorEastAsia"/>
               <w:noProof/>
+              <w:kern w:val="2"/>
               <w:lang w:eastAsia="de-DE"/>
+              <w14:ligatures w14:val="standardContextual"/>
             </w:rPr>
           </w:pPr>
           <w:r>
@@ -394,7 +392,7 @@
           <w:r>
             <w:fldChar w:fldCharType="separate"/>
           </w:r>
-          <w:hyperlink w:anchor="_Toc134474881" w:history="1">
+          <w:hyperlink w:anchor="_Toc134709731" w:history="1">
             <w:r>
               <w:rPr>
                 <w:rStyle w:val="Hyperlink"/>
@@ -421,7 +419,7 @@
                 <w:noProof/>
                 <w:webHidden/>
               </w:rPr>
-              <w:instrText xml:space="preserve"> PAGEREF _Toc134474881 \h </w:instrText>
+              <w:instrText xml:space="preserve"> PAGEREF _Toc134709731 \h </w:instrText>
             </w:r>
             <w:r>
               <w:rPr>
@@ -458,14 +456,15 @@
             <w:tabs>
               <w:tab w:val="right" w:leader="dot" w:pos="9062"/>
             </w:tabs>
-            <w:spacing w:line="360" w:lineRule="auto"/>
             <w:rPr>
               <w:rFonts w:eastAsiaTheme="minorEastAsia"/>
               <w:noProof/>
+              <w:kern w:val="2"/>
               <w:lang w:eastAsia="de-DE"/>
+              <w14:ligatures w14:val="standardContextual"/>
             </w:rPr>
           </w:pPr>
-          <w:hyperlink w:anchor="_Toc134474882" w:history="1">
+          <w:hyperlink w:anchor="_Toc134709732" w:history="1">
             <w:r>
               <w:rPr>
                 <w:rStyle w:val="Hyperlink"/>
@@ -492,7 +491,7 @@
                 <w:noProof/>
                 <w:webHidden/>
               </w:rPr>
-              <w:instrText xml:space="preserve"> PAGEREF _Toc134474882 \h </w:instrText>
+              <w:instrText xml:space="preserve"> PAGEREF _Toc134709732 \h </w:instrText>
             </w:r>
             <w:r>
               <w:rPr>
@@ -529,14 +528,15 @@
             <w:tabs>
               <w:tab w:val="right" w:leader="dot" w:pos="9062"/>
             </w:tabs>
-            <w:spacing w:line="360" w:lineRule="auto"/>
             <w:rPr>
               <w:rFonts w:eastAsiaTheme="minorEastAsia"/>
               <w:noProof/>
+              <w:kern w:val="2"/>
               <w:lang w:eastAsia="de-DE"/>
+              <w14:ligatures w14:val="standardContextual"/>
             </w:rPr>
           </w:pPr>
-          <w:hyperlink w:anchor="_Toc134474883" w:history="1">
+          <w:hyperlink w:anchor="_Toc134709733" w:history="1">
             <w:r>
               <w:rPr>
                 <w:rStyle w:val="Hyperlink"/>
@@ -563,7 +563,7 @@
                 <w:noProof/>
                 <w:webHidden/>
               </w:rPr>
-              <w:instrText xml:space="preserve"> PAGEREF _Toc134474883 \h </w:instrText>
+              <w:instrText xml:space="preserve"> PAGEREF _Toc134709733 \h </w:instrText>
             </w:r>
             <w:r>
               <w:rPr>
@@ -600,14 +600,15 @@
             <w:tabs>
               <w:tab w:val="right" w:leader="dot" w:pos="9062"/>
             </w:tabs>
-            <w:spacing w:line="360" w:lineRule="auto"/>
             <w:rPr>
               <w:rFonts w:eastAsiaTheme="minorEastAsia"/>
               <w:noProof/>
+              <w:kern w:val="2"/>
               <w:lang w:eastAsia="de-DE"/>
+              <w14:ligatures w14:val="standardContextual"/>
             </w:rPr>
           </w:pPr>
-          <w:hyperlink w:anchor="_Toc134474884" w:history="1">
+          <w:hyperlink w:anchor="_Toc134709734" w:history="1">
             <w:r>
               <w:rPr>
                 <w:rStyle w:val="Hyperlink"/>
@@ -634,7 +635,7 @@
                 <w:noProof/>
                 <w:webHidden/>
               </w:rPr>
-              <w:instrText xml:space="preserve"> PAGEREF _Toc134474884 \h </w:instrText>
+              <w:instrText xml:space="preserve"> PAGEREF _Toc134709734 \h </w:instrText>
             </w:r>
             <w:r>
               <w:rPr>
@@ -671,14 +672,15 @@
             <w:tabs>
               <w:tab w:val="right" w:leader="dot" w:pos="9062"/>
             </w:tabs>
-            <w:spacing w:line="360" w:lineRule="auto"/>
             <w:rPr>
               <w:rFonts w:eastAsiaTheme="minorEastAsia"/>
               <w:noProof/>
+              <w:kern w:val="2"/>
               <w:lang w:eastAsia="de-DE"/>
+              <w14:ligatures w14:val="standardContextual"/>
             </w:rPr>
           </w:pPr>
-          <w:hyperlink w:anchor="_Toc134474885" w:history="1">
+          <w:hyperlink w:anchor="_Toc134709735" w:history="1">
             <w:r>
               <w:rPr>
                 <w:rStyle w:val="Hyperlink"/>
@@ -705,7 +707,7 @@
                 <w:noProof/>
                 <w:webHidden/>
               </w:rPr>
-              <w:instrText xml:space="preserve"> PAGEREF _Toc134474885 \h </w:instrText>
+              <w:instrText xml:space="preserve"> PAGEREF _Toc134709735 \h </w:instrText>
             </w:r>
             <w:r>
               <w:rPr>
@@ -742,14 +744,15 @@
             <w:tabs>
               <w:tab w:val="right" w:leader="dot" w:pos="9062"/>
             </w:tabs>
-            <w:spacing w:line="360" w:lineRule="auto"/>
             <w:rPr>
               <w:rFonts w:eastAsiaTheme="minorEastAsia"/>
               <w:noProof/>
+              <w:kern w:val="2"/>
               <w:lang w:eastAsia="de-DE"/>
+              <w14:ligatures w14:val="standardContextual"/>
             </w:rPr>
           </w:pPr>
-          <w:hyperlink w:anchor="_Toc134474886" w:history="1">
+          <w:hyperlink w:anchor="_Toc134709736" w:history="1">
             <w:r>
               <w:rPr>
                 <w:rStyle w:val="Hyperlink"/>
@@ -776,7 +779,7 @@
                 <w:noProof/>
                 <w:webHidden/>
               </w:rPr>
-              <w:instrText xml:space="preserve"> PAGEREF _Toc134474886 \h </w:instrText>
+              <w:instrText xml:space="preserve"> PAGEREF _Toc134709736 \h </w:instrText>
             </w:r>
             <w:r>
               <w:rPr>
@@ -813,14 +816,15 @@
             <w:tabs>
               <w:tab w:val="right" w:leader="dot" w:pos="9062"/>
             </w:tabs>
-            <w:spacing w:line="360" w:lineRule="auto"/>
             <w:rPr>
               <w:rFonts w:eastAsiaTheme="minorEastAsia"/>
               <w:noProof/>
+              <w:kern w:val="2"/>
               <w:lang w:eastAsia="de-DE"/>
+              <w14:ligatures w14:val="standardContextual"/>
             </w:rPr>
           </w:pPr>
-          <w:hyperlink w:anchor="_Toc134474887" w:history="1">
+          <w:hyperlink w:anchor="_Toc134709737" w:history="1">
             <w:r>
               <w:rPr>
                 <w:rStyle w:val="Hyperlink"/>
@@ -847,7 +851,7 @@
                 <w:noProof/>
                 <w:webHidden/>
               </w:rPr>
-              <w:instrText xml:space="preserve"> PAGEREF _Toc134474887 \h </w:instrText>
+              <w:instrText xml:space="preserve"> PAGEREF _Toc134709737 \h </w:instrText>
             </w:r>
             <w:r>
               <w:rPr>
@@ -884,14 +888,15 @@
             <w:tabs>
               <w:tab w:val="right" w:leader="dot" w:pos="9062"/>
             </w:tabs>
-            <w:spacing w:line="360" w:lineRule="auto"/>
             <w:rPr>
               <w:rFonts w:eastAsiaTheme="minorEastAsia"/>
               <w:noProof/>
+              <w:kern w:val="2"/>
               <w:lang w:eastAsia="de-DE"/>
+              <w14:ligatures w14:val="standardContextual"/>
             </w:rPr>
           </w:pPr>
-          <w:hyperlink w:anchor="_Toc134474888" w:history="1">
+          <w:hyperlink w:anchor="_Toc134709738" w:history="1">
             <w:r>
               <w:rPr>
                 <w:rStyle w:val="Hyperlink"/>
@@ -918,7 +923,7 @@
                 <w:noProof/>
                 <w:webHidden/>
               </w:rPr>
-              <w:instrText xml:space="preserve"> PAGEREF _Toc134474888 \h </w:instrText>
+              <w:instrText xml:space="preserve"> PAGEREF _Toc134709738 \h </w:instrText>
             </w:r>
             <w:r>
               <w:rPr>
@@ -955,14 +960,15 @@
             <w:tabs>
               <w:tab w:val="right" w:leader="dot" w:pos="9062"/>
             </w:tabs>
-            <w:spacing w:line="360" w:lineRule="auto"/>
             <w:rPr>
               <w:rFonts w:eastAsiaTheme="minorEastAsia"/>
               <w:noProof/>
+              <w:kern w:val="2"/>
               <w:lang w:eastAsia="de-DE"/>
+              <w14:ligatures w14:val="standardContextual"/>
             </w:rPr>
           </w:pPr>
-          <w:hyperlink w:anchor="_Toc134474889" w:history="1">
+          <w:hyperlink w:anchor="_Toc134709739" w:history="1">
             <w:r>
               <w:rPr>
                 <w:rStyle w:val="Hyperlink"/>
@@ -989,7 +995,7 @@
                 <w:noProof/>
                 <w:webHidden/>
               </w:rPr>
-              <w:instrText xml:space="preserve"> PAGEREF _Toc134474889 \h </w:instrText>
+              <w:instrText xml:space="preserve"> PAGEREF _Toc134709739 \h </w:instrText>
             </w:r>
             <w:r>
               <w:rPr>
@@ -1010,6 +1016,287 @@
                 <w:webHidden/>
               </w:rPr>
               <w:t>4</w:t>
+            </w:r>
+            <w:r>
+              <w:rPr>
+                <w:noProof/>
+                <w:webHidden/>
+              </w:rPr>
+              <w:fldChar w:fldCharType="end"/>
+            </w:r>
+          </w:hyperlink>
+        </w:p>
+        <w:p>
+          <w:pPr>
+            <w:pStyle w:val="Verzeichnis1"/>
+            <w:rPr>
+              <w:rFonts w:eastAsiaTheme="minorEastAsia"/>
+              <w:noProof/>
+              <w:kern w:val="2"/>
+              <w:lang w:eastAsia="de-DE"/>
+              <w14:ligatures w14:val="standardContextual"/>
+            </w:rPr>
+          </w:pPr>
+          <w:hyperlink w:anchor="_Toc134709740" w:history="1">
+            <w:r>
+              <w:rPr>
+                <w:rStyle w:val="Hyperlink"/>
+                <w:rFonts w:eastAsia="Times New Roman"/>
+                <w:noProof/>
+                <w:lang w:eastAsia="de-DE"/>
+              </w:rPr>
+              <w:t>User Stories</w:t>
+            </w:r>
+            <w:r>
+              <w:rPr>
+                <w:noProof/>
+                <w:webHidden/>
+              </w:rPr>
+              <w:tab/>
+            </w:r>
+            <w:r>
+              <w:rPr>
+                <w:noProof/>
+                <w:webHidden/>
+              </w:rPr>
+              <w:fldChar w:fldCharType="begin"/>
+            </w:r>
+            <w:r>
+              <w:rPr>
+                <w:noProof/>
+                <w:webHidden/>
+              </w:rPr>
+              <w:instrText xml:space="preserve"> PAGEREF _Toc134709740 \h </w:instrText>
+            </w:r>
+            <w:r>
+              <w:rPr>
+                <w:noProof/>
+                <w:webHidden/>
+              </w:rPr>
+            </w:r>
+            <w:r>
+              <w:rPr>
+                <w:noProof/>
+                <w:webHidden/>
+              </w:rPr>
+              <w:fldChar w:fldCharType="separate"/>
+            </w:r>
+            <w:r>
+              <w:rPr>
+                <w:noProof/>
+                <w:webHidden/>
+              </w:rPr>
+              <w:t>6</w:t>
+            </w:r>
+            <w:r>
+              <w:rPr>
+                <w:noProof/>
+                <w:webHidden/>
+              </w:rPr>
+              <w:fldChar w:fldCharType="end"/>
+            </w:r>
+          </w:hyperlink>
+        </w:p>
+        <w:p>
+          <w:pPr>
+            <w:pStyle w:val="Verzeichnis1"/>
+            <w:rPr>
+              <w:rFonts w:eastAsiaTheme="minorEastAsia"/>
+              <w:noProof/>
+              <w:kern w:val="2"/>
+              <w:lang w:eastAsia="de-DE"/>
+              <w14:ligatures w14:val="standardContextual"/>
+            </w:rPr>
+          </w:pPr>
+          <w:hyperlink w:anchor="_Toc134709741" w:history="1">
+            <w:r>
+              <w:rPr>
+                <w:rStyle w:val="Hyperlink"/>
+                <w:noProof/>
+                <w:lang w:eastAsia="de-DE"/>
+              </w:rPr>
+              <w:t>Definition Of Done</w:t>
+            </w:r>
+            <w:r>
+              <w:rPr>
+                <w:noProof/>
+                <w:webHidden/>
+              </w:rPr>
+              <w:tab/>
+            </w:r>
+            <w:r>
+              <w:rPr>
+                <w:noProof/>
+                <w:webHidden/>
+              </w:rPr>
+              <w:fldChar w:fldCharType="begin"/>
+            </w:r>
+            <w:r>
+              <w:rPr>
+                <w:noProof/>
+                <w:webHidden/>
+              </w:rPr>
+              <w:instrText xml:space="preserve"> PAGEREF _Toc134709741 \h </w:instrText>
+            </w:r>
+            <w:r>
+              <w:rPr>
+                <w:noProof/>
+                <w:webHidden/>
+              </w:rPr>
+            </w:r>
+            <w:r>
+              <w:rPr>
+                <w:noProof/>
+                <w:webHidden/>
+              </w:rPr>
+              <w:fldChar w:fldCharType="separate"/>
+            </w:r>
+            <w:r>
+              <w:rPr>
+                <w:noProof/>
+                <w:webHidden/>
+              </w:rPr>
+              <w:t>7</w:t>
+            </w:r>
+            <w:r>
+              <w:rPr>
+                <w:noProof/>
+                <w:webHidden/>
+              </w:rPr>
+              <w:fldChar w:fldCharType="end"/>
+            </w:r>
+          </w:hyperlink>
+        </w:p>
+        <w:p>
+          <w:pPr>
+            <w:pStyle w:val="Verzeichnis1"/>
+            <w:rPr>
+              <w:rFonts w:eastAsiaTheme="minorEastAsia"/>
+              <w:noProof/>
+              <w:kern w:val="2"/>
+              <w:lang w:eastAsia="de-DE"/>
+              <w14:ligatures w14:val="standardContextual"/>
+            </w:rPr>
+          </w:pPr>
+          <w:hyperlink w:anchor="_Toc134709742" w:history="1">
+            <w:r>
+              <w:rPr>
+                <w:rStyle w:val="Hyperlink"/>
+                <w:noProof/>
+                <w:lang w:eastAsia="de-DE"/>
+              </w:rPr>
+              <w:t>Testfälle</w:t>
+            </w:r>
+            <w:r>
+              <w:rPr>
+                <w:noProof/>
+                <w:webHidden/>
+              </w:rPr>
+              <w:tab/>
+            </w:r>
+            <w:r>
+              <w:rPr>
+                <w:noProof/>
+                <w:webHidden/>
+              </w:rPr>
+              <w:fldChar w:fldCharType="begin"/>
+            </w:r>
+            <w:r>
+              <w:rPr>
+                <w:noProof/>
+                <w:webHidden/>
+              </w:rPr>
+              <w:instrText xml:space="preserve"> PAGEREF _Toc134709742 \h </w:instrText>
+            </w:r>
+            <w:r>
+              <w:rPr>
+                <w:noProof/>
+                <w:webHidden/>
+              </w:rPr>
+            </w:r>
+            <w:r>
+              <w:rPr>
+                <w:noProof/>
+                <w:webHidden/>
+              </w:rPr>
+              <w:fldChar w:fldCharType="separate"/>
+            </w:r>
+            <w:r>
+              <w:rPr>
+                <w:noProof/>
+                <w:webHidden/>
+              </w:rPr>
+              <w:t>7</w:t>
+            </w:r>
+            <w:r>
+              <w:rPr>
+                <w:noProof/>
+                <w:webHidden/>
+              </w:rPr>
+              <w:fldChar w:fldCharType="end"/>
+            </w:r>
+          </w:hyperlink>
+        </w:p>
+        <w:p>
+          <w:pPr>
+            <w:pStyle w:val="Verzeichnis1"/>
+            <w:rPr>
+              <w:rFonts w:eastAsiaTheme="minorEastAsia"/>
+              <w:noProof/>
+              <w:kern w:val="2"/>
+              <w:lang w:eastAsia="de-DE"/>
+              <w14:ligatures w14:val="standardContextual"/>
+            </w:rPr>
+          </w:pPr>
+          <w:hyperlink w:anchor="_Toc134709743" w:history="1">
+            <w:r>
+              <w:rPr>
+                <w:rStyle w:val="Hyperlink"/>
+                <w:noProof/>
+                <w:lang w:eastAsia="de-DE"/>
+              </w:rPr>
+              <w:t>Release Note</w:t>
+            </w:r>
+            <w:r>
+              <w:rPr>
+                <w:noProof/>
+                <w:webHidden/>
+              </w:rPr>
+              <w:tab/>
+            </w:r>
+            <w:r>
+              <w:rPr>
+                <w:noProof/>
+                <w:webHidden/>
+              </w:rPr>
+              <w:fldChar w:fldCharType="begin"/>
+            </w:r>
+            <w:r>
+              <w:rPr>
+                <w:noProof/>
+                <w:webHidden/>
+              </w:rPr>
+              <w:instrText xml:space="preserve"> PAGEREF _Toc134709743 \h </w:instrText>
+            </w:r>
+            <w:r>
+              <w:rPr>
+                <w:noProof/>
+                <w:webHidden/>
+              </w:rPr>
+            </w:r>
+            <w:r>
+              <w:rPr>
+                <w:noProof/>
+                <w:webHidden/>
+              </w:rPr>
+              <w:fldChar w:fldCharType="separate"/>
+            </w:r>
+            <w:r>
+              <w:rPr>
+                <w:noProof/>
+                <w:webHidden/>
+              </w:rPr>
+              <w:t>8</w:t>
             </w:r>
             <w:r>
               <w:rPr>
@@ -1041,6 +1328,7 @@
     </w:p>
     <w:p>
       <w:pPr>
+        <w:spacing w:line="360" w:lineRule="auto"/>
         <w:rPr>
           <w:lang w:eastAsia="de-DE"/>
         </w:rPr>
@@ -1054,7 +1342,11 @@
         </w:tabs>
         <w:spacing w:line="360" w:lineRule="auto"/>
         <w:rPr>
+          <w:rFonts w:eastAsiaTheme="minorEastAsia"/>
           <w:noProof/>
+          <w:kern w:val="2"/>
+          <w:lang w:eastAsia="de-DE"/>
+          <w14:ligatures w14:val="standardContextual"/>
         </w:rPr>
       </w:pPr>
       <w:r>
@@ -1066,7 +1358,7 @@
       <w:r>
         <w:fldChar w:fldCharType="separate"/>
       </w:r>
-      <w:hyperlink w:anchor="_Toc134474852" w:history="1">
+      <w:hyperlink w:anchor="_Toc134709744" w:history="1">
         <w:r>
           <w:rPr>
             <w:rStyle w:val="Hyperlink"/>
@@ -1093,7 +1385,7 @@
             <w:noProof/>
             <w:webHidden/>
           </w:rPr>
-          <w:instrText xml:space="preserve"> PAGEREF _Toc134474852 \h </w:instrText>
+          <w:instrText xml:space="preserve"> PAGEREF _Toc134709744 \h </w:instrText>
         </w:r>
         <w:r>
           <w:rPr>
@@ -1132,10 +1424,14 @@
         </w:tabs>
         <w:spacing w:line="360" w:lineRule="auto"/>
         <w:rPr>
+          <w:rFonts w:eastAsiaTheme="minorEastAsia"/>
           <w:noProof/>
-        </w:rPr>
-      </w:pPr>
-      <w:hyperlink w:anchor="_Toc134474853" w:history="1">
+          <w:kern w:val="2"/>
+          <w:lang w:eastAsia="de-DE"/>
+          <w14:ligatures w14:val="standardContextual"/>
+        </w:rPr>
+      </w:pPr>
+      <w:hyperlink w:anchor="_Toc134709745" w:history="1">
         <w:r>
           <w:rPr>
             <w:rStyle w:val="Hyperlink"/>
@@ -1162,7 +1458,7 @@
             <w:noProof/>
             <w:webHidden/>
           </w:rPr>
-          <w:instrText xml:space="preserve"> PAGEREF _Toc134474853 \h </w:instrText>
+          <w:instrText xml:space="preserve"> PAGEREF _Toc134709745 \h </w:instrText>
         </w:r>
         <w:r>
           <w:rPr>
@@ -1201,10 +1497,14 @@
         </w:tabs>
         <w:spacing w:line="360" w:lineRule="auto"/>
         <w:rPr>
+          <w:rFonts w:eastAsiaTheme="minorEastAsia"/>
           <w:noProof/>
-        </w:rPr>
-      </w:pPr>
-      <w:hyperlink w:anchor="_Toc134474854" w:history="1">
+          <w:kern w:val="2"/>
+          <w:lang w:eastAsia="de-DE"/>
+          <w14:ligatures w14:val="standardContextual"/>
+        </w:rPr>
+      </w:pPr>
+      <w:hyperlink w:anchor="_Toc134709746" w:history="1">
         <w:r>
           <w:rPr>
             <w:rStyle w:val="Hyperlink"/>
@@ -1231,7 +1531,7 @@
             <w:noProof/>
             <w:webHidden/>
           </w:rPr>
-          <w:instrText xml:space="preserve"> PAGEREF _Toc134474854 \h </w:instrText>
+          <w:instrText xml:space="preserve"> PAGEREF _Toc134709746 \h </w:instrText>
         </w:r>
         <w:r>
           <w:rPr>
@@ -1264,6 +1564,7 @@
     </w:p>
     <w:p>
       <w:pPr>
+        <w:spacing w:line="360" w:lineRule="auto"/>
         <w:rPr>
           <w:rFonts w:asciiTheme="majorHAnsi" w:eastAsiaTheme="majorEastAsia" w:hAnsiTheme="majorHAnsi" w:cstheme="majorBidi"/>
           <w:color w:val="2F5496" w:themeColor="accent1" w:themeShade="BF"/>
@@ -1283,10 +1584,9 @@
         <w:pStyle w:val="berschrift1"/>
         <w:spacing w:line="360" w:lineRule="auto"/>
       </w:pPr>
-      <w:bookmarkStart w:id="0" w:name="_Toc134474881"/>
+      <w:bookmarkStart w:id="0" w:name="_Toc134709731"/>
       <w:proofErr w:type="spellStart"/>
       <w:r>
-        <w:lastRenderedPageBreak/>
         <w:t>Hyperformer_ContactSplitter</w:t>
       </w:r>
       <w:bookmarkEnd w:id="0"/>
@@ -1305,7 +1605,7 @@
         <w:pStyle w:val="berschrift2"/>
         <w:spacing w:line="360" w:lineRule="auto"/>
       </w:pPr>
-      <w:bookmarkStart w:id="1" w:name="_Toc134474882"/>
+      <w:bookmarkStart w:id="1" w:name="_Toc134709732"/>
       <w:r>
         <w:t>Allgemeine Prinzipien</w:t>
       </w:r>
@@ -1329,7 +1629,7 @@
         <w:spacing w:line="360" w:lineRule="auto"/>
         <w:jc w:val="both"/>
       </w:pPr>
-      <w:bookmarkStart w:id="2" w:name="_Toc134474883"/>
+      <w:bookmarkStart w:id="2" w:name="_Toc134709733"/>
       <w:r>
         <w:t xml:space="preserve">Composite Components und </w:t>
       </w:r>
@@ -1473,7 +1773,7 @@
         <w:pStyle w:val="berschrift2"/>
         <w:spacing w:line="360" w:lineRule="auto"/>
       </w:pPr>
-      <w:bookmarkStart w:id="3" w:name="_Toc134474884"/>
+      <w:bookmarkStart w:id="3" w:name="_Toc134709734"/>
       <w:proofErr w:type="spellStart"/>
       <w:r>
         <w:t>Dependency</w:t>
@@ -1556,7 +1856,7 @@
         <w:pStyle w:val="berschrift2"/>
         <w:spacing w:line="360" w:lineRule="auto"/>
       </w:pPr>
-      <w:bookmarkStart w:id="4" w:name="_Toc134474885"/>
+      <w:bookmarkStart w:id="4" w:name="_Toc134709735"/>
       <w:r>
         <w:t>Schichtenarchitektur</w:t>
       </w:r>
@@ -1667,7 +1967,7 @@
         <w:pStyle w:val="berschrift2"/>
         <w:spacing w:line="360" w:lineRule="auto"/>
       </w:pPr>
-      <w:bookmarkStart w:id="5" w:name="_Toc134474886"/>
+      <w:bookmarkStart w:id="5" w:name="_Toc134709736"/>
       <w:r>
         <w:t>MVVM</w:t>
       </w:r>
@@ -1732,7 +2032,7 @@
         <w:pStyle w:val="berschrift2"/>
         <w:spacing w:line="360" w:lineRule="auto"/>
       </w:pPr>
-      <w:bookmarkStart w:id="6" w:name="_Toc134474887"/>
+      <w:bookmarkStart w:id="6" w:name="_Toc134709737"/>
       <w:proofErr w:type="spellStart"/>
       <w:r>
         <w:t>CleanCode</w:t>
@@ -1787,11 +2087,7 @@
         <w:t xml:space="preserve">. </w:t>
       </w:r>
       <w:r>
-        <w:t xml:space="preserve">Dieses Werkzeug führt statische Codeanalysen durch </w:t>
-      </w:r>
-      <w:r>
-        <w:lastRenderedPageBreak/>
-        <w:t>und kann mittels syntaktischer semantischer Analyse Antipatterns, Inkonsistenzen, mögliche Vereinfachungen</w:t>
+        <w:t>Dieses Werkzeug führt statische Codeanalysen durch und kann mittels syntaktischer semantischer Analyse Antipatterns, Inkonsistenzen, mögliche Vereinfachungen</w:t>
       </w:r>
       <w:r>
         <w:t xml:space="preserve"> </w:t>
@@ -1895,7 +2191,7 @@
         <w:pStyle w:val="berschrift2"/>
         <w:spacing w:line="360" w:lineRule="auto"/>
       </w:pPr>
-      <w:bookmarkStart w:id="7" w:name="_Toc134474888"/>
+      <w:bookmarkStart w:id="7" w:name="_Toc134709738"/>
       <w:r>
         <w:t>Anmerkungen zum Parser</w:t>
       </w:r>
@@ -2070,7 +2366,7 @@
         <w:pStyle w:val="berschrift2"/>
         <w:spacing w:line="360" w:lineRule="auto"/>
       </w:pPr>
-      <w:bookmarkStart w:id="8" w:name="_Toc134474889"/>
+      <w:bookmarkStart w:id="8" w:name="_Toc134709739"/>
       <w:r>
         <w:t>Konkreter Projektaufbau</w:t>
       </w:r>
@@ -2326,7 +2622,6 @@
         <w:rPr>
           <w:lang w:val="en-US"/>
         </w:rPr>
-        <w:lastRenderedPageBreak/>
         <w:t xml:space="preserve">|__ </w:t>
       </w:r>
       <w:proofErr w:type="spellStart"/>
@@ -2486,14 +2781,15 @@
           <w:lang w:eastAsia="de-DE"/>
         </w:rPr>
       </w:pPr>
+      <w:bookmarkStart w:id="9" w:name="_Toc134709740"/>
       <w:r>
         <w:rPr>
           <w:rFonts w:eastAsia="Times New Roman"/>
           <w:lang w:eastAsia="de-DE"/>
         </w:rPr>
-        <w:lastRenderedPageBreak/>
         <w:t>User Stories</w:t>
       </w:r>
+      <w:bookmarkEnd w:id="9"/>
     </w:p>
     <w:p>
       <w:pPr>
@@ -2892,6 +3188,7 @@
           <w:lang w:eastAsia="de-DE"/>
         </w:rPr>
       </w:pPr>
+      <w:bookmarkStart w:id="10" w:name="_Toc134709741"/>
       <w:r>
         <w:rPr>
           <w:lang w:eastAsia="de-DE"/>
@@ -2919,6 +3216,7 @@
         </w:rPr>
         <w:t>Done</w:t>
       </w:r>
+      <w:bookmarkEnd w:id="10"/>
       <w:proofErr w:type="spellEnd"/>
     </w:p>
     <w:p>
@@ -3289,24 +3587,40 @@
           <w:lang w:eastAsia="de-DE"/>
         </w:rPr>
       </w:pPr>
+      <w:bookmarkStart w:id="11" w:name="_Toc134709742"/>
       <w:r>
         <w:rPr>
           <w:lang w:eastAsia="de-DE"/>
         </w:rPr>
         <w:t>Testfälle</w:t>
       </w:r>
-    </w:p>
-    <w:p>
-      <w:pPr>
-        <w:rPr>
-          <w:lang w:eastAsia="de-DE"/>
-        </w:rPr>
-      </w:pPr>
-      <w:r>
-        <w:rPr>
-          <w:lang w:eastAsia="de-DE"/>
-        </w:rPr>
-        <w:t>Die Testfälle sind im xUnit-Testprojekt „</w:t>
+      <w:bookmarkEnd w:id="11"/>
+    </w:p>
+    <w:p>
+      <w:pPr>
+        <w:rPr>
+          <w:lang w:eastAsia="de-DE"/>
+        </w:rPr>
+      </w:pPr>
+      <w:r>
+        <w:rPr>
+          <w:lang w:eastAsia="de-DE"/>
+        </w:rPr>
+        <w:t xml:space="preserve">Die Testfälle sind im </w:t>
+      </w:r>
+      <w:proofErr w:type="spellStart"/>
+      <w:r>
+        <w:rPr>
+          <w:lang w:eastAsia="de-DE"/>
+        </w:rPr>
+        <w:t>xUnit</w:t>
+      </w:r>
+      <w:proofErr w:type="spellEnd"/>
+      <w:r>
+        <w:rPr>
+          <w:lang w:eastAsia="de-DE"/>
+        </w:rPr>
+        <w:t>-Testprojekt „</w:t>
       </w:r>
       <w:proofErr w:type="spellStart"/>
       <w:r>
@@ -3592,13 +3906,14 @@
           <w:lang w:eastAsia="de-DE"/>
         </w:rPr>
       </w:pPr>
-      <w:r>
-        <w:rPr>
-          <w:lang w:eastAsia="de-DE"/>
-        </w:rPr>
-        <w:lastRenderedPageBreak/>
+      <w:bookmarkStart w:id="12" w:name="_Toc134709743"/>
+      <w:r>
+        <w:rPr>
+          <w:lang w:eastAsia="de-DE"/>
+        </w:rPr>
         <w:t>Release Note</w:t>
       </w:r>
+      <w:bookmarkEnd w:id="12"/>
     </w:p>
     <w:p>
       <w:pPr>
@@ -4092,9 +4407,174 @@
       <w:r>
         <w:br w:type="page"/>
       </w:r>
-      <w:r>
-        <w:lastRenderedPageBreak/>
-        <w:pict w14:anchorId="70589D27">
+    </w:p>
+    <w:p>
+      <w:pPr>
+        <w:pStyle w:val="Beschriftung"/>
+        <w:jc w:val="center"/>
+      </w:pPr>
+      <w:r>
+        <w:rPr>
+          <w:noProof/>
+        </w:rPr>
+        <w:drawing>
+          <wp:inline distT="0" distB="0" distL="0" distR="0" wp14:anchorId="13AA686E" wp14:editId="55B55C77">
+            <wp:extent cx="8301828" cy="4673216"/>
+            <wp:effectExtent l="4445" t="0" r="8890" b="8890"/>
+            <wp:docPr id="296262953" name="Grafik 1"/>
+            <wp:cNvGraphicFramePr>
+              <a:graphicFrameLocks xmlns:a="http://schemas.openxmlformats.org/drawingml/2006/main" noChangeAspect="1"/>
+            </wp:cNvGraphicFramePr>
+            <a:graphic xmlns:a="http://schemas.openxmlformats.org/drawingml/2006/main">
+              <a:graphicData uri="http://schemas.openxmlformats.org/drawingml/2006/picture">
+                <pic:pic xmlns:pic="http://schemas.openxmlformats.org/drawingml/2006/picture">
+                  <pic:nvPicPr>
+                    <pic:cNvPr id="0" name="Picture 9"/>
+                    <pic:cNvPicPr>
+                      <a:picLocks noChangeAspect="1" noChangeArrowheads="1"/>
+                    </pic:cNvPicPr>
+                  </pic:nvPicPr>
+                  <pic:blipFill>
+                    <a:blip r:embed="rId15">
+                      <a:extLst>
+                        <a:ext uri="{28A0092B-C50C-407E-A947-70E740481C1C}">
+                          <a14:useLocalDpi xmlns:a14="http://schemas.microsoft.com/office/drawing/2010/main" val="0"/>
+                        </a:ext>
+                      </a:extLst>
+                    </a:blip>
+                    <a:srcRect/>
+                    <a:stretch>
+                      <a:fillRect/>
+                    </a:stretch>
+                  </pic:blipFill>
+                  <pic:spPr bwMode="auto">
+                    <a:xfrm rot="16200000">
+                      <a:off x="0" y="0"/>
+                      <a:ext cx="8361615" cy="4706871"/>
+                    </a:xfrm>
+                    <a:prstGeom prst="rect">
+                      <a:avLst/>
+                    </a:prstGeom>
+                    <a:noFill/>
+                    <a:ln>
+                      <a:noFill/>
+                    </a:ln>
+                  </pic:spPr>
+                </pic:pic>
+              </a:graphicData>
+            </a:graphic>
+          </wp:inline>
+        </w:drawing>
+      </w:r>
+    </w:p>
+    <w:p>
+      <w:pPr>
+        <w:pStyle w:val="Beschriftung"/>
+        <w:jc w:val="center"/>
+      </w:pPr>
+      <w:bookmarkStart w:id="13" w:name="_Toc134709744"/>
+      <w:r>
+        <w:t xml:space="preserve">Abbildung </w:t>
+      </w:r>
+      <w:fldSimple w:instr=" SEQ Abbildung \* ARABIC ">
+        <w:r>
+          <w:rPr>
+            <w:noProof/>
+          </w:rPr>
+          <w:t>1</w:t>
+        </w:r>
+      </w:fldSimple>
+      <w:r>
+        <w:t>: Klassendiagramm Teil eins</w:t>
+      </w:r>
+      <w:bookmarkEnd w:id="13"/>
+    </w:p>
+    <w:p>
+      <w:pPr>
+        <w:jc w:val="center"/>
+      </w:pPr>
+      <w:r>
+        <w:rPr>
+          <w:noProof/>
+        </w:rPr>
+        <w:drawing>
+          <wp:inline distT="0" distB="0" distL="0" distR="0" wp14:anchorId="77824A65" wp14:editId="4C6A1926">
+            <wp:extent cx="8240470" cy="4638675"/>
+            <wp:effectExtent l="0" t="8890" r="0" b="0"/>
+            <wp:docPr id="2028653303" name="Grafik 2"/>
+            <wp:cNvGraphicFramePr>
+              <a:graphicFrameLocks xmlns:a="http://schemas.openxmlformats.org/drawingml/2006/main" noChangeAspect="1"/>
+            </wp:cNvGraphicFramePr>
+            <a:graphic xmlns:a="http://schemas.openxmlformats.org/drawingml/2006/main">
+              <a:graphicData uri="http://schemas.openxmlformats.org/drawingml/2006/picture">
+                <pic:pic xmlns:pic="http://schemas.openxmlformats.org/drawingml/2006/picture">
+                  <pic:nvPicPr>
+                    <pic:cNvPr id="0" name="Picture 10"/>
+                    <pic:cNvPicPr>
+                      <a:picLocks noChangeAspect="1" noChangeArrowheads="1"/>
+                    </pic:cNvPicPr>
+                  </pic:nvPicPr>
+                  <pic:blipFill>
+                    <a:blip r:embed="rId16">
+                      <a:extLst>
+                        <a:ext uri="{28A0092B-C50C-407E-A947-70E740481C1C}">
+                          <a14:useLocalDpi xmlns:a14="http://schemas.microsoft.com/office/drawing/2010/main" val="0"/>
+                        </a:ext>
+                      </a:extLst>
+                    </a:blip>
+                    <a:srcRect/>
+                    <a:stretch>
+                      <a:fillRect/>
+                    </a:stretch>
+                  </pic:blipFill>
+                  <pic:spPr bwMode="auto">
+                    <a:xfrm rot="16200000">
+                      <a:off x="0" y="0"/>
+                      <a:ext cx="8249907" cy="4643987"/>
+                    </a:xfrm>
+                    <a:prstGeom prst="rect">
+                      <a:avLst/>
+                    </a:prstGeom>
+                    <a:noFill/>
+                    <a:ln>
+                      <a:noFill/>
+                    </a:ln>
+                  </pic:spPr>
+                </pic:pic>
+              </a:graphicData>
+            </a:graphic>
+          </wp:inline>
+        </w:drawing>
+      </w:r>
+    </w:p>
+    <w:p>
+      <w:pPr>
+        <w:pStyle w:val="Beschriftung"/>
+        <w:jc w:val="center"/>
+      </w:pPr>
+      <w:bookmarkStart w:id="14" w:name="_Toc134709745"/>
+      <w:r>
+        <w:t xml:space="preserve">Abbildung </w:t>
+      </w:r>
+      <w:fldSimple w:instr=" SEQ Abbildung \* ARABIC ">
+        <w:r>
+          <w:rPr>
+            <w:noProof/>
+          </w:rPr>
+          <w:t>2</w:t>
+        </w:r>
+      </w:fldSimple>
+      <w:r>
+        <w:t>: Klassendiagramm Teil zwei</w:t>
+      </w:r>
+      <w:bookmarkEnd w:id="14"/>
+    </w:p>
+    <w:p>
+      <w:pPr>
+        <w:jc w:val="center"/>
+      </w:pPr>
+      <w:r>
+        <w:pict w14:anchorId="33698A8F">
           <v:shapetype id="_x0000_t75" coordsize="21600,21600" o:spt="75" o:preferrelative="t" path="m@4@5l@4@11@9@11@9@5xe" filled="f" stroked="f">
             <v:stroke joinstyle="miter"/>
             <v:formulas>
@@ -4114,78 +4594,7 @@
             <v:path o:extrusionok="f" gradientshapeok="t" o:connecttype="rect"/>
             <o:lock v:ext="edit" aspectratio="t"/>
           </v:shapetype>
-          <v:shape id="_x0000_i1025" type="#_x0000_t75" style="width:640.8pt;height:5in;rotation:270;mso-position-horizontal-relative:text;mso-position-vertical-relative:text" wrapcoords="-36 0 -36 21536 21600 21536 21600 0 -36 0" o:allowoverlap="f">
-            <v:imagedata r:id="rId15" o:title="One"/>
-          </v:shape>
-        </w:pict>
-      </w:r>
-    </w:p>
-    <w:p>
-      <w:pPr>
-        <w:pStyle w:val="Beschriftung"/>
-        <w:jc w:val="center"/>
-      </w:pPr>
-      <w:bookmarkStart w:id="9" w:name="_Toc134474852"/>
-      <w:r>
-        <w:t xml:space="preserve">Abbildung </w:t>
-      </w:r>
-      <w:fldSimple w:instr=" SEQ Abbildung \* ARABIC ">
-        <w:r>
-          <w:rPr>
-            <w:noProof/>
-          </w:rPr>
-          <w:t>1</w:t>
-        </w:r>
-      </w:fldSimple>
-      <w:r>
-        <w:t>: Klassendiagramm Teil eins</w:t>
-      </w:r>
-      <w:bookmarkEnd w:id="9"/>
-    </w:p>
-    <w:p>
-      <w:pPr>
-        <w:jc w:val="center"/>
-      </w:pPr>
-      <w:r>
-        <w:lastRenderedPageBreak/>
-        <w:pict w14:anchorId="5A570667">
-          <v:shape id="_x0000_i1026" type="#_x0000_t75" style="width:351.6pt;height:625.8pt;mso-left-percent:-10001;mso-top-percent:-10001;mso-position-horizontal:absolute;mso-position-horizontal-relative:char;mso-position-vertical:absolute;mso-position-vertical-relative:line;mso-left-percent:-10001;mso-top-percent:-10001">
-            <v:imagedata r:id="rId16" o:title="Tow"/>
-          </v:shape>
-        </w:pict>
-      </w:r>
-    </w:p>
-    <w:p>
-      <w:pPr>
-        <w:pStyle w:val="Beschriftung"/>
-        <w:jc w:val="center"/>
-      </w:pPr>
-      <w:bookmarkStart w:id="10" w:name="_Toc134474853"/>
-      <w:r>
-        <w:t xml:space="preserve">Abbildung </w:t>
-      </w:r>
-      <w:fldSimple w:instr=" SEQ Abbildung \* ARABIC ">
-        <w:r>
-          <w:rPr>
-            <w:noProof/>
-          </w:rPr>
-          <w:t>2</w:t>
-        </w:r>
-      </w:fldSimple>
-      <w:r>
-        <w:t>: Klassendiagramm Teil zwei</w:t>
-      </w:r>
-      <w:bookmarkEnd w:id="10"/>
-    </w:p>
-    <w:p/>
-    <w:p>
-      <w:pPr>
-        <w:jc w:val="center"/>
-      </w:pPr>
-      <w:r>
-        <w:lastRenderedPageBreak/>
-        <w:pict w14:anchorId="33698A8F">
-          <v:shape id="_x0000_i1027" type="#_x0000_t75" style="width:361.8pt;height:643.8pt;mso-left-percent:-10001;mso-top-percent:-10001;mso-position-horizontal:absolute;mso-position-horizontal-relative:char;mso-position-vertical:absolute;mso-position-vertical-relative:line;mso-left-percent:-10001;mso-top-percent:-10001">
+          <v:shape id="_x0000_i1027" type="#_x0000_t75" style="width:361.75pt;height:644.05pt;mso-left-percent:-10001;mso-top-percent:-10001;mso-position-horizontal:absolute;mso-position-horizontal-relative:char;mso-position-vertical:absolute;mso-position-vertical-relative:line;mso-left-percent:-10001;mso-top-percent:-10001">
             <v:imagedata r:id="rId17" o:title="Three"/>
           </v:shape>
         </w:pict>
@@ -4196,7 +4605,7 @@
         <w:pStyle w:val="Beschriftung"/>
         <w:jc w:val="center"/>
       </w:pPr>
-      <w:bookmarkStart w:id="11" w:name="_Toc134474854"/>
+      <w:bookmarkStart w:id="15" w:name="_Toc134709746"/>
       <w:r>
         <w:t xml:space="preserve">Abbildung </w:t>
       </w:r>
@@ -4211,7 +4620,7 @@
       <w:r>
         <w:t>: Klassendiagramm Teil drei</w:t>
       </w:r>
-      <w:bookmarkEnd w:id="11"/>
+      <w:bookmarkEnd w:id="15"/>
     </w:p>
     <w:sectPr>
       <w:headerReference w:type="even" r:id="rId18"/>
@@ -6354,9 +6763,12 @@
     <w:autoRedefine/>
     <w:uiPriority w:val="39"/>
     <w:unhideWhenUsed/>
-    <w:rsid w:val="00F2393A"/>
+    <w:rsid w:val="00D87A45"/>
     <w:pPr>
-      <w:spacing w:after="100"/>
+      <w:tabs>
+        <w:tab w:val="right" w:leader="dot" w:pos="9062"/>
+      </w:tabs>
+      <w:spacing w:after="100" w:line="360" w:lineRule="auto"/>
     </w:pPr>
   </w:style>
   <w:style w:type="paragraph" w:styleId="Verzeichnis2">
@@ -6735,10 +7147,23 @@
 </file>
 
 <file path=customXml/item1.xml><?xml version="1.0" encoding="utf-8"?>
-<b:Sources xmlns:b="http://schemas.openxmlformats.org/officeDocument/2006/bibliography" xmlns="http://schemas.openxmlformats.org/officeDocument/2006/bibliography" SelectedStyle="\APASixthEditionOfficeOnline.xsl" StyleName="APA" Version="6"/>
+<p:properties xmlns:p="http://schemas.microsoft.com/office/2006/metadata/properties" xmlns:xsi="http://www.w3.org/2001/XMLSchema-instance" xmlns:pc="http://schemas.microsoft.com/office/infopath/2007/PartnerControls">
+  <documentManagement>
+    <_activity xmlns="84ce651a-e28d-4e68-81c1-12757b1bac30" xsi:nil="true"/>
+  </documentManagement>
+</p:properties>
 </file>
 
 <file path=customXml/item2.xml><?xml version="1.0" encoding="utf-8"?>
+<?mso-contentType ?>
+<FormTemplates xmlns="http://schemas.microsoft.com/sharepoint/v3/contenttype/forms">
+  <Display>DocumentLibraryForm</Display>
+  <Edit>DocumentLibraryForm</Edit>
+  <New>DocumentLibraryForm</New>
+</FormTemplates>
+</file>
+
+<file path=customXml/item3.xml><?xml version="1.0" encoding="utf-8"?>
 <ct:contentTypeSchema xmlns:ct="http://schemas.microsoft.com/office/2006/metadata/contentType" xmlns:ma="http://schemas.microsoft.com/office/2006/metadata/properties/metaAttributes" ct:_="" ma:_="" ma:contentTypeName="Dokument" ma:contentTypeID="0x010100A38337EFE7BE7B409AF79633F7BE1B5F" ma:contentTypeVersion="12" ma:contentTypeDescription="Ein neues Dokument erstellen." ma:contentTypeScope="" ma:versionID="af509a0b8f6ef6dc1d88cb8f0e71fd31">
   <xsd:schema xmlns:xsd="http://www.w3.org/2001/XMLSchema" xmlns:xs="http://www.w3.org/2001/XMLSchema" xmlns:p="http://schemas.microsoft.com/office/2006/metadata/properties" xmlns:ns3="84ce651a-e28d-4e68-81c1-12757b1bac30" xmlns:ns4="1c55c1ce-ac50-4f3d-aa3c-6a9cfeeda7a4" targetNamespace="http://schemas.microsoft.com/office/2006/metadata/properties" ma:root="true" ma:fieldsID="72ee5615be5b539f53693c2d80c4b717" ns3:_="" ns4:_="">
     <xsd:import namespace="84ce651a-e28d-4e68-81c1-12757b1bac30"/>
@@ -6955,32 +7380,29 @@
 </ct:contentTypeSchema>
 </file>
 
-<file path=customXml/item3.xml><?xml version="1.0" encoding="utf-8"?>
-<?mso-contentType ?>
-<FormTemplates xmlns="http://schemas.microsoft.com/sharepoint/v3/contenttype/forms">
-  <Display>DocumentLibraryForm</Display>
-  <Edit>DocumentLibraryForm</Edit>
-  <New>DocumentLibraryForm</New>
-</FormTemplates>
-</file>
-
 <file path=customXml/item4.xml><?xml version="1.0" encoding="utf-8"?>
-<p:properties xmlns:p="http://schemas.microsoft.com/office/2006/metadata/properties" xmlns:xsi="http://www.w3.org/2001/XMLSchema-instance" xmlns:pc="http://schemas.microsoft.com/office/infopath/2007/PartnerControls">
-  <documentManagement>
-    <_activity xmlns="84ce651a-e28d-4e68-81c1-12757b1bac30" xsi:nil="true"/>
-  </documentManagement>
-</p:properties>
+<b:Sources xmlns:b="http://schemas.openxmlformats.org/officeDocument/2006/bibliography" xmlns="http://schemas.openxmlformats.org/officeDocument/2006/bibliography" SelectedStyle="\APASixthEditionOfficeOnline.xsl" StyleName="APA" Version="6"/>
 </file>
 
 <file path=customXml/itemProps1.xml><?xml version="1.0" encoding="utf-8"?>
-<ds:datastoreItem xmlns:ds="http://schemas.openxmlformats.org/officeDocument/2006/customXml" ds:itemID="{060E8326-3A22-422D-B313-C499E2E8EEA7}">
+<ds:datastoreItem xmlns:ds="http://schemas.openxmlformats.org/officeDocument/2006/customXml" ds:itemID="{EF19AF65-F834-4899-8769-D9C53809A992}">
   <ds:schemaRefs>
-    <ds:schemaRef ds:uri="http://schemas.openxmlformats.org/officeDocument/2006/bibliography"/>
+    <ds:schemaRef ds:uri="http://schemas.microsoft.com/office/2006/metadata/properties"/>
+    <ds:schemaRef ds:uri="http://schemas.microsoft.com/office/infopath/2007/PartnerControls"/>
+    <ds:schemaRef ds:uri="84ce651a-e28d-4e68-81c1-12757b1bac30"/>
   </ds:schemaRefs>
 </ds:datastoreItem>
 </file>
 
 <file path=customXml/itemProps2.xml><?xml version="1.0" encoding="utf-8"?>
+<ds:datastoreItem xmlns:ds="http://schemas.openxmlformats.org/officeDocument/2006/customXml" ds:itemID="{C4D5DEE7-EC10-4B68-8EF6-4E054E99DDA0}">
+  <ds:schemaRefs>
+    <ds:schemaRef ds:uri="http://schemas.microsoft.com/sharepoint/v3/contenttype/forms"/>
+  </ds:schemaRefs>
+</ds:datastoreItem>
+</file>
+
+<file path=customXml/itemProps3.xml><?xml version="1.0" encoding="utf-8"?>
 <ds:datastoreItem xmlns:ds="http://schemas.openxmlformats.org/officeDocument/2006/customXml" ds:itemID="{44D8C1AE-B5FF-47BE-9DE3-126F3CD3D4AB}">
   <ds:schemaRefs>
     <ds:schemaRef ds:uri="http://schemas.microsoft.com/office/2006/metadata/contentType"/>
@@ -6999,20 +7421,10 @@
 </ds:datastoreItem>
 </file>
 
-<file path=customXml/itemProps3.xml><?xml version="1.0" encoding="utf-8"?>
-<ds:datastoreItem xmlns:ds="http://schemas.openxmlformats.org/officeDocument/2006/customXml" ds:itemID="{C4D5DEE7-EC10-4B68-8EF6-4E054E99DDA0}">
+<file path=customXml/itemProps4.xml><?xml version="1.0" encoding="utf-8"?>
+<ds:datastoreItem xmlns:ds="http://schemas.openxmlformats.org/officeDocument/2006/customXml" ds:itemID="{060E8326-3A22-422D-B313-C499E2E8EEA7}">
   <ds:schemaRefs>
-    <ds:schemaRef ds:uri="http://schemas.microsoft.com/sharepoint/v3/contenttype/forms"/>
-  </ds:schemaRefs>
-</ds:datastoreItem>
-</file>
-
-<file path=customXml/itemProps4.xml><?xml version="1.0" encoding="utf-8"?>
-<ds:datastoreItem xmlns:ds="http://schemas.openxmlformats.org/officeDocument/2006/customXml" ds:itemID="{EF19AF65-F834-4899-8769-D9C53809A992}">
-  <ds:schemaRefs>
-    <ds:schemaRef ds:uri="http://schemas.microsoft.com/office/2006/metadata/properties"/>
-    <ds:schemaRef ds:uri="http://schemas.microsoft.com/office/infopath/2007/PartnerControls"/>
-    <ds:schemaRef ds:uri="84ce651a-e28d-4e68-81c1-12757b1bac30"/>
+    <ds:schemaRef ds:uri="http://schemas.openxmlformats.org/officeDocument/2006/bibliography"/>
   </ds:schemaRefs>
 </ds:datastoreItem>
 </file>
--- a/Documentation/Dokumentation.docx
+++ b/Documentation/Dokumentation.docx
@@ -186,7 +186,6 @@
           <w:szCs w:val="40"/>
         </w:rPr>
       </w:pPr>
-      <w:proofErr w:type="spellStart"/>
       <w:r>
         <w:rPr>
           <w:color w:val="A6A6A6" w:themeColor="background1" w:themeShade="A6"/>
@@ -195,7 +194,6 @@
         </w:rPr>
         <w:t>Hyperformer_ContactSplitter</w:t>
       </w:r>
-      <w:proofErr w:type="spellEnd"/>
     </w:p>
     <w:p>
       <w:pPr>
@@ -298,19 +296,8 @@
           <w:szCs w:val="40"/>
           <w:lang w:val="en-US"/>
         </w:rPr>
-        <w:t xml:space="preserve">Christian </w:t>
-      </w:r>
-      <w:proofErr w:type="spellStart"/>
-      <w:r>
-        <w:rPr>
-          <w:color w:val="A6A6A6" w:themeColor="background1" w:themeShade="A6"/>
-          <w:sz w:val="40"/>
-          <w:szCs w:val="40"/>
-          <w:lang w:val="en-US"/>
-        </w:rPr>
-        <w:t>Hübscher</w:t>
-      </w:r>
-      <w:proofErr w:type="spellEnd"/>
+        <w:t>Christian Hübscher</w:t>
+      </w:r>
     </w:p>
     <w:p>
       <w:pPr>
@@ -1585,12 +1572,11 @@
         <w:spacing w:line="360" w:lineRule="auto"/>
       </w:pPr>
       <w:bookmarkStart w:id="0" w:name="_Toc134709731"/>
-      <w:proofErr w:type="spellStart"/>
-      <w:r>
+      <w:r>
+        <w:lastRenderedPageBreak/>
         <w:t>Hyperformer_ContactSplitter</w:t>
       </w:r>
       <w:bookmarkEnd w:id="0"/>
-      <w:proofErr w:type="spellEnd"/>
     </w:p>
     <w:p>
       <w:pPr>
@@ -1631,15 +1617,7 @@
       </w:pPr>
       <w:bookmarkStart w:id="2" w:name="_Toc134709733"/>
       <w:r>
-        <w:t xml:space="preserve">Composite Components und </w:t>
-      </w:r>
-      <w:proofErr w:type="spellStart"/>
-      <w:r>
-        <w:t>Dependency</w:t>
-      </w:r>
-      <w:proofErr w:type="spellEnd"/>
-      <w:r>
-        <w:t xml:space="preserve"> Inversion</w:t>
+        <w:t>Composite Components und Dependency Inversion</w:t>
       </w:r>
       <w:bookmarkEnd w:id="2"/>
     </w:p>
@@ -1665,32 +1643,17 @@
       <w:r>
         <w:t xml:space="preserve">immer aus zwei </w:t>
       </w:r>
-      <w:proofErr w:type="spellStart"/>
       <w:r>
         <w:t>Assemblies</w:t>
       </w:r>
-      <w:proofErr w:type="spellEnd"/>
-      <w:r>
-        <w:t>: Ein Assembly enthält die Implementierungen, das andere die Schnittstellen und Datenklassen (</w:t>
-      </w:r>
-      <w:proofErr w:type="spellStart"/>
-      <w:r>
-        <w:t>Contract</w:t>
-      </w:r>
-      <w:proofErr w:type="spellEnd"/>
-      <w:r>
-        <w:t>)</w:t>
+      <w:r>
+        <w:t>: Ein Assembly enthält die Implementierungen, das andere die Schnittstellen und Datenklassen (Contract)</w:t>
       </w:r>
       <w:r>
         <w:t xml:space="preserve">. </w:t>
       </w:r>
-      <w:proofErr w:type="spellStart"/>
-      <w:r>
-        <w:t>Assemblies</w:t>
-      </w:r>
-      <w:proofErr w:type="spellEnd"/>
-      <w:r>
-        <w:t xml:space="preserve"> </w:t>
+      <w:r>
+        <w:t xml:space="preserve">Assemblies </w:t>
       </w:r>
       <w:r>
         <w:t>besitzen</w:t>
@@ -1699,26 +1662,10 @@
         <w:t xml:space="preserve"> dabei immer nur Abhängigkeiten</w:t>
       </w:r>
       <w:r>
-        <w:t xml:space="preserve"> zu einer </w:t>
-      </w:r>
-      <w:proofErr w:type="spellStart"/>
-      <w:r>
-        <w:t>Contract</w:t>
-      </w:r>
-      <w:proofErr w:type="spellEnd"/>
-      <w:r>
-        <w:t xml:space="preserve"> Assembly</w:t>
-      </w:r>
-      <w:r>
-        <w:t xml:space="preserve"> (</w:t>
-      </w:r>
-      <w:proofErr w:type="spellStart"/>
-      <w:r>
-        <w:t>Dependency</w:t>
-      </w:r>
-      <w:proofErr w:type="spellEnd"/>
-      <w:r>
-        <w:t xml:space="preserve"> Inversion)</w:t>
+        <w:t xml:space="preserve"> zu einer Contract Assembly</w:t>
+      </w:r>
+      <w:r>
+        <w:t xml:space="preserve"> (Dependency Inversion)</w:t>
       </w:r>
       <w:r>
         <w:t>.</w:t>
@@ -1774,20 +1721,10 @@
         <w:spacing w:line="360" w:lineRule="auto"/>
       </w:pPr>
       <w:bookmarkStart w:id="3" w:name="_Toc134709734"/>
-      <w:proofErr w:type="spellStart"/>
-      <w:r>
-        <w:t>Dependency</w:t>
-      </w:r>
-      <w:proofErr w:type="spellEnd"/>
-      <w:r>
-        <w:t xml:space="preserve"> </w:t>
-      </w:r>
-      <w:proofErr w:type="spellStart"/>
-      <w:r>
-        <w:t>Injection</w:t>
+      <w:r>
+        <w:t>Dependency Injection</w:t>
       </w:r>
       <w:bookmarkEnd w:id="3"/>
-      <w:proofErr w:type="spellEnd"/>
       <w:r>
         <w:t xml:space="preserve"> </w:t>
       </w:r>
@@ -1800,43 +1737,17 @@
       <w:r>
         <w:t xml:space="preserve">Das Mapping von </w:t>
       </w:r>
-      <w:proofErr w:type="spellStart"/>
       <w:r>
         <w:t>Contracts</w:t>
       </w:r>
-      <w:proofErr w:type="spellEnd"/>
-      <w:r>
-        <w:t xml:space="preserve"> und Implementierungen erfolgt über einen </w:t>
-      </w:r>
-      <w:proofErr w:type="spellStart"/>
-      <w:r>
-        <w:t>Dependecy</w:t>
-      </w:r>
-      <w:proofErr w:type="spellEnd"/>
-      <w:r>
-        <w:t xml:space="preserve"> </w:t>
-      </w:r>
-      <w:proofErr w:type="spellStart"/>
-      <w:r>
-        <w:t>Injection</w:t>
-      </w:r>
-      <w:proofErr w:type="spellEnd"/>
-      <w:r>
-        <w:t xml:space="preserve"> Container, </w:t>
+      <w:r>
+        <w:t xml:space="preserve"> und Implementierungen erfolgt über einen Dependecy Injection Container, </w:t>
       </w:r>
       <w:r>
         <w:t>dessen Konfiguration</w:t>
       </w:r>
       <w:r>
-        <w:t xml:space="preserve"> sich im Hauptprojekt (</w:t>
-      </w:r>
-      <w:proofErr w:type="spellStart"/>
-      <w:r>
-        <w:t>ContactSplitter</w:t>
-      </w:r>
-      <w:proofErr w:type="spellEnd"/>
-      <w:r>
-        <w:t>) befindet. Das Hauptprojekt konsumiert alle Komponenten und führt entsprechende Kompositionen durch.</w:t>
+        <w:t xml:space="preserve"> sich im Hauptprojekt (ContactSplitter) befindet. Das Hauptprojekt konsumiert alle Komponenten und führt entsprechende Kompositionen durch.</w:t>
       </w:r>
       <w:r>
         <w:t xml:space="preserve"> </w:t>
@@ -1907,59 +1818,28 @@
         <w:t>UI, Logik und Repository</w:t>
       </w:r>
       <w:r>
-        <w:t xml:space="preserve">, welche sich in den </w:t>
-      </w:r>
-      <w:proofErr w:type="spellStart"/>
-      <w:r>
-        <w:t>Assemblies</w:t>
-      </w:r>
-      <w:proofErr w:type="spellEnd"/>
+        <w:t>, welche sich in den Assemblies</w:t>
+      </w:r>
       <w:r>
         <w:t>:</w:t>
       </w:r>
       <w:r>
-        <w:t xml:space="preserve"> </w:t>
-      </w:r>
-      <w:proofErr w:type="spellStart"/>
-      <w:r>
-        <w:t>ContactSplitter</w:t>
-      </w:r>
-      <w:r>
-        <w:t>.Control</w:t>
-      </w:r>
-      <w:proofErr w:type="spellEnd"/>
-      <w:r>
-        <w:t xml:space="preserve"> </w:t>
+        <w:t xml:space="preserve"> ContactSplitter</w:t>
+      </w:r>
+      <w:r>
+        <w:t xml:space="preserve">.Control </w:t>
       </w:r>
       <w:r>
         <w:t xml:space="preserve">(UI), </w:t>
       </w:r>
-      <w:proofErr w:type="spellStart"/>
-      <w:r>
-        <w:t>ContactParser.Contracts</w:t>
-      </w:r>
-      <w:proofErr w:type="spellEnd"/>
-      <w:r>
-        <w:t xml:space="preserve"> und </w:t>
-      </w:r>
-      <w:proofErr w:type="spellStart"/>
-      <w:r>
-        <w:t>ContractParser</w:t>
-      </w:r>
-      <w:proofErr w:type="spellEnd"/>
-      <w:r>
-        <w:t xml:space="preserve"> (Logik) </w:t>
+      <w:r>
+        <w:t xml:space="preserve">ContactParser.Contracts und ContractParser (Logik) </w:t>
       </w:r>
       <w:r>
         <w:t xml:space="preserve">und </w:t>
       </w:r>
-      <w:proofErr w:type="spellStart"/>
-      <w:r>
-        <w:t>ContactSplitter.Datastorage</w:t>
-      </w:r>
-      <w:proofErr w:type="spellEnd"/>
-      <w:r>
-        <w:t xml:space="preserve"> (Repository) manifestieren. </w:t>
+      <w:r>
+        <w:t xml:space="preserve">ContactSplitter.Datastorage (Repository) manifestieren. </w:t>
       </w:r>
     </w:p>
     <w:p>
@@ -2033,12 +1913,10 @@
         <w:spacing w:line="360" w:lineRule="auto"/>
       </w:pPr>
       <w:bookmarkStart w:id="6" w:name="_Toc134709737"/>
-      <w:proofErr w:type="spellStart"/>
       <w:r>
         <w:t>CleanCode</w:t>
       </w:r>
       <w:bookmarkEnd w:id="6"/>
-      <w:proofErr w:type="spellEnd"/>
     </w:p>
     <w:p>
       <w:pPr>
@@ -2056,15 +1934,7 @@
         <w:t>Einhaltung</w:t>
       </w:r>
       <w:r>
-        <w:t xml:space="preserve"> von </w:t>
-      </w:r>
-      <w:proofErr w:type="spellStart"/>
-      <w:r>
-        <w:t>CleanCode</w:t>
-      </w:r>
-      <w:proofErr w:type="spellEnd"/>
-      <w:r>
-        <w:t xml:space="preserve"> und entsprechender Codierungsrichtlinien, wurde neben </w:t>
+        <w:t xml:space="preserve"> von CleanCode und entsprechender Codierungsrichtlinien, wurde neben </w:t>
       </w:r>
       <w:r>
         <w:t>S</w:t>
@@ -2073,21 +1943,17 @@
         <w:t>orgfalt</w:t>
       </w:r>
       <w:r>
-        <w:t xml:space="preserve"> der Entwickler, das Werkzeug </w:t>
-      </w:r>
-      <w:proofErr w:type="spellStart"/>
-      <w:r>
-        <w:t>Resharper</w:t>
-      </w:r>
-      <w:proofErr w:type="spellEnd"/>
-      <w:r>
-        <w:t xml:space="preserve"> verwendet</w:t>
+        <w:t xml:space="preserve"> der Entwickler, das Werkzeug Resharper verwendet</w:t>
       </w:r>
       <w:r>
         <w:t xml:space="preserve">. </w:t>
       </w:r>
       <w:r>
-        <w:t>Dieses Werkzeug führt statische Codeanalysen durch und kann mittels syntaktischer semantischer Analyse Antipatterns, Inkonsistenzen, mögliche Vereinfachungen</w:t>
+        <w:t xml:space="preserve">Dieses Werkzeug führt statische Codeanalysen durch </w:t>
+      </w:r>
+      <w:r>
+        <w:lastRenderedPageBreak/>
+        <w:t>und kann mittels syntaktischer semantischer Analyse Antipatterns, Inkonsistenzen, mögliche Vereinfachungen</w:t>
       </w:r>
       <w:r>
         <w:t xml:space="preserve"> </w:t>
@@ -2123,29 +1989,13 @@
         <w:t xml:space="preserve">linien </w:t>
       </w:r>
       <w:r>
-        <w:t xml:space="preserve">sind die von der Firma </w:t>
-      </w:r>
-      <w:proofErr w:type="spellStart"/>
-      <w:r>
-        <w:t>Jetbrains</w:t>
-      </w:r>
-      <w:proofErr w:type="spellEnd"/>
-      <w:r>
-        <w:t xml:space="preserve"> empfohlenen</w:t>
+        <w:t>sind die von der Firma Jetbrains empfohlenen</w:t>
       </w:r>
       <w:r>
         <w:t xml:space="preserve"> </w:t>
       </w:r>
       <w:r>
-        <w:t xml:space="preserve">und im </w:t>
-      </w:r>
-      <w:proofErr w:type="spellStart"/>
-      <w:r>
-        <w:t>Resharper</w:t>
-      </w:r>
-      <w:proofErr w:type="spellEnd"/>
-      <w:r>
-        <w:t xml:space="preserve"> vorkonfigurierten Richtlinien:</w:t>
+        <w:t>und im Resharper vorkonfigurierten Richtlinien:</w:t>
       </w:r>
       <w:r>
         <w:t xml:space="preserve"> </w:t>
@@ -2281,15 +2131,7 @@
         <w:t xml:space="preserve">Beruht auf der Annahme, dass die Reihenfolge immer „Herr/Frau Titel Vorname Präfix Nachname“ ist. Dabei ist alles außer der Nachname optional und ggf. mehrfach vorhanden. </w:t>
       </w:r>
       <w:r>
-        <w:t>Der Nachname ist immer das letzte zusammenhängende Wort, Doppelnamen müssen also durch „</w:t>
-      </w:r>
-      <w:proofErr w:type="gramStart"/>
-      <w:r>
-        <w:t>-„ getrennt</w:t>
-      </w:r>
-      <w:proofErr w:type="gramEnd"/>
-      <w:r>
-        <w:t xml:space="preserve"> werden. </w:t>
+        <w:t xml:space="preserve">Der Nachname ist immer das letzte zusammenhängende Wort, Doppelnamen müssen also durch „-„ getrennt werden. </w:t>
       </w:r>
     </w:p>
     <w:p>
@@ -2377,13 +2219,8 @@
         <w:spacing w:line="360" w:lineRule="auto"/>
       </w:pPr>
       <w:r>
-        <w:t xml:space="preserve">Projektmappe </w:t>
-      </w:r>
-      <w:proofErr w:type="spellStart"/>
-      <w:r>
-        <w:t>Hyperformer_ContactSplitter</w:t>
-      </w:r>
-      <w:proofErr w:type="spellEnd"/>
+        <w:t>Projektmappe Hyperformer_ContactSplitter</w:t>
+      </w:r>
     </w:p>
     <w:p>
       <w:pPr>
@@ -2396,79 +2233,66 @@
         <w:rPr>
           <w:lang w:val="en-US"/>
         </w:rPr>
-        <w:t xml:space="preserve">|__ </w:t>
-      </w:r>
-      <w:proofErr w:type="spellStart"/>
+        <w:t xml:space="preserve">|__ ContactsParser.Contracts    </w:t>
+      </w:r>
       <w:r>
         <w:rPr>
           <w:lang w:val="en-US"/>
         </w:rPr>
-        <w:t>ContactsParser.Contracts</w:t>
-      </w:r>
-      <w:proofErr w:type="spellEnd"/>
+        <w:tab/>
+      </w:r>
       <w:r>
         <w:rPr>
           <w:lang w:val="en-US"/>
         </w:rPr>
-        <w:t xml:space="preserve">    </w:t>
+        <w:tab/>
       </w:r>
       <w:r>
         <w:rPr>
           <w:lang w:val="en-US"/>
         </w:rPr>
+        <w:t>(</w:t>
+      </w:r>
+      <w:r>
+        <w:rPr>
+          <w:lang w:val="en-US"/>
+        </w:rPr>
+        <w:t>S</w:t>
+      </w:r>
+      <w:r>
+        <w:rPr>
+          <w:lang w:val="en-US"/>
+        </w:rPr>
+        <w:t>i</w:t>
+      </w:r>
+      <w:r>
+        <w:rPr>
+          <w:lang w:val="en-US"/>
+        </w:rPr>
+        <w:t>ehe Abschnitt "Composite Components")</w:t>
+      </w:r>
+    </w:p>
+    <w:p>
+      <w:pPr>
+        <w:spacing w:line="360" w:lineRule="auto"/>
+      </w:pPr>
+      <w:r>
+        <w:t xml:space="preserve">|__ ContactParser               </w:t>
+      </w:r>
+      <w:r>
         <w:tab/>
       </w:r>
       <w:r>
-        <w:rPr>
-          <w:lang w:val="en-US"/>
-        </w:rPr>
         <w:tab/>
       </w:r>
       <w:r>
-        <w:rPr>
-          <w:lang w:val="en-US"/>
-        </w:rPr>
-        <w:t>(</w:t>
-      </w:r>
-      <w:proofErr w:type="spellStart"/>
-      <w:r>
-        <w:rPr>
-          <w:lang w:val="en-US"/>
-        </w:rPr>
-        <w:t>S</w:t>
-      </w:r>
-      <w:r>
-        <w:rPr>
-          <w:lang w:val="en-US"/>
-        </w:rPr>
-        <w:t>i</w:t>
-      </w:r>
-      <w:r>
-        <w:rPr>
-          <w:lang w:val="en-US"/>
-        </w:rPr>
-        <w:t>ehe</w:t>
-      </w:r>
-      <w:proofErr w:type="spellEnd"/>
-      <w:r>
-        <w:rPr>
-          <w:lang w:val="en-US"/>
-        </w:rPr>
-        <w:t xml:space="preserve"> </w:t>
-      </w:r>
-      <w:proofErr w:type="spellStart"/>
-      <w:r>
-        <w:rPr>
-          <w:lang w:val="en-US"/>
-        </w:rPr>
-        <w:t>Abschnitt</w:t>
-      </w:r>
-      <w:proofErr w:type="spellEnd"/>
-      <w:r>
-        <w:rPr>
-          <w:lang w:val="en-US"/>
-        </w:rPr>
-        <w:t xml:space="preserve"> "Composite Components")</w:t>
+        <w:t xml:space="preserve">(Logik des </w:t>
+      </w:r>
+      <w:r>
+        <w:t xml:space="preserve">klassischen </w:t>
+      </w:r>
+      <w:r>
+        <w:t>Parsens)</w:t>
       </w:r>
     </w:p>
     <w:p>
@@ -2476,15 +2300,7 @@
         <w:spacing w:line="360" w:lineRule="auto"/>
       </w:pPr>
       <w:r>
-        <w:t xml:space="preserve">|__ </w:t>
-      </w:r>
-      <w:proofErr w:type="spellStart"/>
-      <w:r>
-        <w:t>ContactParser</w:t>
-      </w:r>
-      <w:proofErr w:type="spellEnd"/>
-      <w:r>
-        <w:t xml:space="preserve">               </w:t>
+        <w:t>|__ GPTContactParser</w:t>
       </w:r>
       <w:r>
         <w:tab/>
@@ -2493,44 +2309,8 @@
         <w:tab/>
       </w:r>
       <w:r>
-        <w:t xml:space="preserve">(Logik des </w:t>
-      </w:r>
-      <w:r>
-        <w:t xml:space="preserve">klassischen </w:t>
-      </w:r>
-      <w:r>
-        <w:t>Parsens)</w:t>
-      </w:r>
-    </w:p>
-    <w:p>
-      <w:pPr>
-        <w:spacing w:line="360" w:lineRule="auto"/>
-      </w:pPr>
-      <w:r>
-        <w:t xml:space="preserve">|__ </w:t>
-      </w:r>
-      <w:proofErr w:type="spellStart"/>
-      <w:r>
-        <w:t>GPTContactParser</w:t>
-      </w:r>
-      <w:proofErr w:type="spellEnd"/>
-      <w:r>
         <w:tab/>
-      </w:r>
-      <w:r>
-        <w:tab/>
-      </w:r>
-      <w:r>
-        <w:tab/>
-        <w:t xml:space="preserve">(Logik des </w:t>
-      </w:r>
-      <w:proofErr w:type="spellStart"/>
-      <w:r>
-        <w:t>ChatGPT</w:t>
-      </w:r>
-      <w:proofErr w:type="spellEnd"/>
-      <w:r>
-        <w:t>-API Parsers)</w:t>
+        <w:t>(Logik des ChatGPT-API Parsers)</w:t>
       </w:r>
     </w:p>
     <w:p>
@@ -2539,48 +2319,66 @@
         <w:ind w:left="3540" w:hanging="3540"/>
       </w:pPr>
       <w:r>
+        <w:t xml:space="preserve">|__ ContactSplitter.Control    </w:t>
+      </w:r>
+      <w:r>
+        <w:tab/>
+      </w:r>
+      <w:r>
+        <w:t>(</w:t>
+      </w:r>
+      <w:r>
+        <w:t xml:space="preserve">Wiederverwendbares </w:t>
+      </w:r>
+      <w:r>
+        <w:t>UI-Element</w:t>
+      </w:r>
+      <w:r>
+        <w:t xml:space="preserve">, </w:t>
+      </w:r>
+      <w:r>
+        <w:t xml:space="preserve">welches </w:t>
+      </w:r>
+      <w:r>
+        <w:t>Darstellung,</w:t>
+      </w:r>
+      <w:r>
+        <w:t xml:space="preserve"> </w:t>
+      </w:r>
+      <w:r>
+        <w:t>Eingabe</w:t>
+      </w:r>
+      <w:r>
+        <w:t xml:space="preserve">, </w:t>
+      </w:r>
+      <w:r>
+        <w:t>Ausgabe regelt)</w:t>
+      </w:r>
+    </w:p>
+    <w:p>
+      <w:pPr>
+        <w:spacing w:line="360" w:lineRule="auto"/>
+      </w:pPr>
+      <w:r>
         <w:t xml:space="preserve">|__ </w:t>
       </w:r>
-      <w:proofErr w:type="spellStart"/>
-      <w:r>
-        <w:t>ContactSplitter.Control</w:t>
-      </w:r>
-      <w:proofErr w:type="spellEnd"/>
-      <w:r>
-        <w:t xml:space="preserve">    </w:t>
+      <w:r>
+        <w:rPr>
+          <w:b/>
+        </w:rPr>
+        <w:t>ContactSplitter</w:t>
+      </w:r>
+      <w:r>
+        <w:t xml:space="preserve">             </w:t>
       </w:r>
       <w:r>
         <w:tab/>
       </w:r>
       <w:r>
-        <w:t>(</w:t>
-      </w:r>
-      <w:r>
-        <w:t xml:space="preserve">Wiederverwendbares </w:t>
-      </w:r>
-      <w:r>
-        <w:t>UI-Element</w:t>
-      </w:r>
-      <w:r>
-        <w:t xml:space="preserve">, </w:t>
-      </w:r>
-      <w:r>
-        <w:t xml:space="preserve">welches </w:t>
-      </w:r>
-      <w:r>
-        <w:t>Darstellung,</w:t>
-      </w:r>
-      <w:r>
-        <w:t xml:space="preserve"> </w:t>
-      </w:r>
-      <w:r>
-        <w:t>Eingabe</w:t>
-      </w:r>
-      <w:r>
-        <w:t xml:space="preserve">, </w:t>
-      </w:r>
-      <w:r>
-        <w:t>Ausgabe regelt)</w:t>
+        <w:tab/>
+      </w:r>
+      <w:r>
+        <w:t>(Hauptprojekt)</w:t>
       </w:r>
     </w:p>
     <w:p>
@@ -2588,129 +2386,37 @@
         <w:spacing w:line="360" w:lineRule="auto"/>
       </w:pPr>
       <w:r>
-        <w:t xml:space="preserve">|__ </w:t>
-      </w:r>
-      <w:proofErr w:type="spellStart"/>
-      <w:r>
-        <w:rPr>
-          <w:b/>
-        </w:rPr>
-        <w:t>ContactSplitter</w:t>
-      </w:r>
-      <w:proofErr w:type="spellEnd"/>
-      <w:r>
-        <w:t xml:space="preserve">             </w:t>
+        <w:lastRenderedPageBreak/>
+        <w:t>|__ ContactSplitter.DataStorage.Contracts</w:t>
       </w:r>
       <w:r>
         <w:tab/>
+        <w:t>(Siehe Abschnitt "Composite Components")</w:t>
+      </w:r>
+    </w:p>
+    <w:p>
+      <w:pPr>
+        <w:spacing w:line="360" w:lineRule="auto"/>
+      </w:pPr>
+      <w:r>
+        <w:t>|__ ContactSplitter.DataStorage</w:t>
       </w:r>
       <w:r>
         <w:tab/>
       </w:r>
       <w:r>
-        <w:t>(Hauptprojekt)</w:t>
+        <w:tab/>
+      </w:r>
+      <w:r>
+        <w:t>(Datenhaltung aller Kontakte usw.)</w:t>
       </w:r>
     </w:p>
     <w:p>
       <w:pPr>
         <w:spacing w:line="360" w:lineRule="auto"/>
-        <w:rPr>
-          <w:lang w:val="en-US"/>
-        </w:rPr>
-      </w:pPr>
-      <w:r>
-        <w:rPr>
-          <w:lang w:val="en-US"/>
-        </w:rPr>
-        <w:t xml:space="preserve">|__ </w:t>
-      </w:r>
-      <w:proofErr w:type="spellStart"/>
-      <w:proofErr w:type="gramStart"/>
-      <w:r>
-        <w:rPr>
-          <w:lang w:val="en-US"/>
-        </w:rPr>
-        <w:t>ContactSplitter.DataStorage.Contracts</w:t>
-      </w:r>
-      <w:proofErr w:type="spellEnd"/>
-      <w:proofErr w:type="gramEnd"/>
-      <w:r>
-        <w:rPr>
-          <w:lang w:val="en-US"/>
-        </w:rPr>
-        <w:tab/>
-      </w:r>
-      <w:r>
-        <w:rPr>
-          <w:lang w:val="en-US"/>
-        </w:rPr>
-        <w:t>(</w:t>
-      </w:r>
-      <w:proofErr w:type="spellStart"/>
-      <w:r>
-        <w:rPr>
-          <w:lang w:val="en-US"/>
-        </w:rPr>
-        <w:t>Siehe</w:t>
-      </w:r>
-      <w:proofErr w:type="spellEnd"/>
-      <w:r>
-        <w:rPr>
-          <w:lang w:val="en-US"/>
-        </w:rPr>
-        <w:t xml:space="preserve"> </w:t>
-      </w:r>
-      <w:proofErr w:type="spellStart"/>
-      <w:r>
-        <w:rPr>
-          <w:lang w:val="en-US"/>
-        </w:rPr>
-        <w:t>Abschnitt</w:t>
-      </w:r>
-      <w:proofErr w:type="spellEnd"/>
-      <w:r>
-        <w:rPr>
-          <w:lang w:val="en-US"/>
-        </w:rPr>
-        <w:t xml:space="preserve"> "Composite Components")</w:t>
-      </w:r>
-    </w:p>
-    <w:p>
-      <w:pPr>
-        <w:spacing w:line="360" w:lineRule="auto"/>
-      </w:pPr>
-      <w:r>
-        <w:t xml:space="preserve">|__ </w:t>
-      </w:r>
-      <w:proofErr w:type="spellStart"/>
-      <w:r>
-        <w:t>ContactSplitter.DataStorage</w:t>
-      </w:r>
-      <w:proofErr w:type="spellEnd"/>
-      <w:r>
-        <w:tab/>
-      </w:r>
-      <w:r>
-        <w:tab/>
-      </w:r>
-      <w:r>
-        <w:t>(Datenhaltung aller Kontakte usw.)</w:t>
-      </w:r>
-    </w:p>
-    <w:p>
-      <w:pPr>
-        <w:spacing w:line="360" w:lineRule="auto"/>
-      </w:pPr>
-      <w:r>
-        <w:t xml:space="preserve">|__ </w:t>
-      </w:r>
-      <w:proofErr w:type="spellStart"/>
-      <w:r>
-        <w:t>ContactSplitter.Tests</w:t>
-      </w:r>
-      <w:proofErr w:type="spellEnd"/>
-      <w:r>
-        <w:t xml:space="preserve">       </w:t>
+      </w:pPr>
+      <w:r>
+        <w:t xml:space="preserve">|__ ContactSplitter.Tests       </w:t>
       </w:r>
       <w:r>
         <w:tab/>
@@ -2739,15 +2445,7 @@
         <w:t>Es handelt sich um jeweils einzelne Projekte</w:t>
       </w:r>
       <w:r>
-        <w:t xml:space="preserve"> (</w:t>
-      </w:r>
-      <w:proofErr w:type="spellStart"/>
-      <w:r>
-        <w:t>Assemblies</w:t>
-      </w:r>
-      <w:proofErr w:type="spellEnd"/>
-      <w:r>
-        <w:t>)</w:t>
+        <w:t xml:space="preserve"> (Assemblies)</w:t>
       </w:r>
       <w:r>
         <w:t>, welche in einer Projektmappe</w:t>
@@ -2787,6 +2485,7 @@
           <w:rFonts w:eastAsia="Times New Roman"/>
           <w:lang w:eastAsia="de-DE"/>
         </w:rPr>
+        <w:lastRenderedPageBreak/>
         <w:t>User Stories</w:t>
       </w:r>
       <w:bookmarkEnd w:id="9"/>
@@ -3193,31 +2892,9 @@
         <w:rPr>
           <w:lang w:eastAsia="de-DE"/>
         </w:rPr>
-        <w:t xml:space="preserve">Definition </w:t>
-      </w:r>
-      <w:proofErr w:type="spellStart"/>
-      <w:r>
-        <w:rPr>
-          <w:lang w:eastAsia="de-DE"/>
-        </w:rPr>
-        <w:t>Of</w:t>
-      </w:r>
-      <w:proofErr w:type="spellEnd"/>
-      <w:r>
-        <w:rPr>
-          <w:lang w:eastAsia="de-DE"/>
-        </w:rPr>
-        <w:t xml:space="preserve"> </w:t>
-      </w:r>
-      <w:proofErr w:type="spellStart"/>
-      <w:r>
-        <w:rPr>
-          <w:lang w:eastAsia="de-DE"/>
-        </w:rPr>
-        <w:t>Done</w:t>
+        <w:t>Definition Of Done</w:t>
       </w:r>
       <w:bookmarkEnd w:id="10"/>
-      <w:proofErr w:type="spellEnd"/>
     </w:p>
     <w:p>
       <w:pPr>
@@ -3606,35 +3283,7 @@
         <w:rPr>
           <w:lang w:eastAsia="de-DE"/>
         </w:rPr>
-        <w:t xml:space="preserve">Die Testfälle sind im </w:t>
-      </w:r>
-      <w:proofErr w:type="spellStart"/>
-      <w:r>
-        <w:rPr>
-          <w:lang w:eastAsia="de-DE"/>
-        </w:rPr>
-        <w:t>xUnit</w:t>
-      </w:r>
-      <w:proofErr w:type="spellEnd"/>
-      <w:r>
-        <w:rPr>
-          <w:lang w:eastAsia="de-DE"/>
-        </w:rPr>
-        <w:t>-Testprojekt „</w:t>
-      </w:r>
-      <w:proofErr w:type="spellStart"/>
-      <w:r>
-        <w:rPr>
-          <w:lang w:eastAsia="de-DE"/>
-        </w:rPr>
-        <w:t>ContactSplitter.Tests</w:t>
-      </w:r>
-      <w:proofErr w:type="spellEnd"/>
-      <w:r>
-        <w:rPr>
-          <w:lang w:eastAsia="de-DE"/>
-        </w:rPr>
-        <w:t xml:space="preserve">“. </w:t>
+        <w:t xml:space="preserve">Die Testfälle sind im xUnit-Testprojekt „ContactSplitter.Tests“. </w:t>
       </w:r>
       <w:r>
         <w:rPr>
@@ -3652,21 +3301,7 @@
         <w:rPr>
           <w:lang w:eastAsia="de-DE"/>
         </w:rPr>
-        <w:t>Alle [</w:t>
-      </w:r>
-      <w:proofErr w:type="spellStart"/>
-      <w:r>
-        <w:rPr>
-          <w:lang w:eastAsia="de-DE"/>
-        </w:rPr>
-        <w:t>InlineData</w:t>
-      </w:r>
-      <w:proofErr w:type="spellEnd"/>
-      <w:r>
-        <w:rPr>
-          <w:lang w:eastAsia="de-DE"/>
-        </w:rPr>
-        <w:t xml:space="preserve">]-Zeilen nach </w:t>
+        <w:t xml:space="preserve">Alle [InlineData]-Zeilen nach </w:t>
       </w:r>
       <w:r>
         <w:rPr>
@@ -3911,6 +3546,7 @@
         <w:rPr>
           <w:lang w:eastAsia="de-DE"/>
         </w:rPr>
+        <w:lastRenderedPageBreak/>
         <w:t>Release Note</w:t>
       </w:r>
       <w:bookmarkEnd w:id="12"/>
@@ -4159,39 +3795,17 @@
           <w:lang w:eastAsia="de-DE"/>
         </w:rPr>
       </w:pPr>
-      <w:proofErr w:type="spellStart"/>
-      <w:r>
-        <w:rPr>
-          <w:lang w:eastAsia="de-DE"/>
-        </w:rPr>
-        <w:t>ContactSplitter</w:t>
-      </w:r>
-      <w:proofErr w:type="spellEnd"/>
-      <w:r>
-        <w:rPr>
-          <w:lang w:eastAsia="de-DE"/>
-        </w:rPr>
-        <w:t xml:space="preserve"> 1.0.exe</w:t>
-      </w:r>
-      <w:r>
-        <w:rPr>
-          <w:lang w:eastAsia="de-DE"/>
-        </w:rPr>
-        <w:t xml:space="preserve"> (Beinhaltet die .NET 7.0 </w:t>
-      </w:r>
-      <w:proofErr w:type="spellStart"/>
-      <w:r>
-        <w:rPr>
-          <w:lang w:eastAsia="de-DE"/>
-        </w:rPr>
-        <w:t>Runtime</w:t>
-      </w:r>
-      <w:proofErr w:type="spellEnd"/>
-      <w:r>
-        <w:rPr>
-          <w:lang w:eastAsia="de-DE"/>
-        </w:rPr>
-        <w:t>)</w:t>
+      <w:r>
+        <w:rPr>
+          <w:lang w:eastAsia="de-DE"/>
+        </w:rPr>
+        <w:t>ContactSplitter 1.0.exe</w:t>
+      </w:r>
+      <w:r>
+        <w:rPr>
+          <w:lang w:eastAsia="de-DE"/>
+        </w:rPr>
+        <w:t xml:space="preserve"> (Beinhaltet die .NET 7.0 Runtime)</w:t>
       </w:r>
     </w:p>
     <w:p>
@@ -4205,59 +3819,23 @@
           <w:lang w:val="en-US" w:eastAsia="de-DE"/>
         </w:rPr>
       </w:pPr>
-      <w:proofErr w:type="spellStart"/>
       <w:r>
         <w:rPr>
           <w:lang w:val="en-US" w:eastAsia="de-DE"/>
         </w:rPr>
-        <w:t>ContactSplitter</w:t>
-      </w:r>
-      <w:proofErr w:type="spellEnd"/>
+        <w:t>ContactSplitter 1.0 (.NET 7 Runtime required)</w:t>
+      </w:r>
       <w:r>
         <w:rPr>
           <w:lang w:val="en-US" w:eastAsia="de-DE"/>
         </w:rPr>
-        <w:t xml:space="preserve"> 1.0 (.NET 7 Runtime required)</w:t>
+        <w:t>.e</w:t>
       </w:r>
       <w:r>
         <w:rPr>
           <w:lang w:val="en-US" w:eastAsia="de-DE"/>
         </w:rPr>
-        <w:t>.e</w:t>
-      </w:r>
-      <w:r>
-        <w:rPr>
-          <w:lang w:val="en-US" w:eastAsia="de-DE"/>
-        </w:rPr>
-        <w:t>xe (</w:t>
-      </w:r>
-      <w:proofErr w:type="spellStart"/>
-      <w:r>
-        <w:rPr>
-          <w:lang w:val="en-US" w:eastAsia="de-DE"/>
-        </w:rPr>
-        <w:t>Benötigt</w:t>
-      </w:r>
-      <w:proofErr w:type="spellEnd"/>
-      <w:r>
-        <w:rPr>
-          <w:lang w:val="en-US" w:eastAsia="de-DE"/>
-        </w:rPr>
-        <w:t xml:space="preserve"> </w:t>
-      </w:r>
-      <w:proofErr w:type="spellStart"/>
-      <w:r>
-        <w:rPr>
-          <w:lang w:val="en-US" w:eastAsia="de-DE"/>
-        </w:rPr>
-        <w:t>eine</w:t>
-      </w:r>
-      <w:proofErr w:type="spellEnd"/>
-      <w:r>
-        <w:rPr>
-          <w:lang w:val="en-US" w:eastAsia="de-DE"/>
-        </w:rPr>
-        <w:t xml:space="preserve"> Installation der .NET 7 Runtime: </w:t>
+        <w:t xml:space="preserve">xe (Benötigt eine Installation der .NET 7 Runtime: </w:t>
       </w:r>
       <w:r>
         <w:rPr>
@@ -4417,11 +3995,12 @@
         <w:rPr>
           <w:noProof/>
         </w:rPr>
+        <w:lastRenderedPageBreak/>
         <w:drawing>
-          <wp:inline distT="0" distB="0" distL="0" distR="0" wp14:anchorId="13AA686E" wp14:editId="55B55C77">
-            <wp:extent cx="8301828" cy="4673216"/>
-            <wp:effectExtent l="4445" t="0" r="8890" b="8890"/>
-            <wp:docPr id="296262953" name="Grafik 1"/>
+          <wp:inline distT="0" distB="0" distL="0" distR="0" wp14:anchorId="67A4FDAA" wp14:editId="30B51EB2">
+            <wp:extent cx="8243567" cy="4356275"/>
+            <wp:effectExtent l="318" t="0" r="6032" b="6033"/>
+            <wp:docPr id="409600286" name="Grafik 1"/>
             <wp:cNvGraphicFramePr>
               <a:graphicFrameLocks xmlns:a="http://schemas.openxmlformats.org/drawingml/2006/main" noChangeAspect="1"/>
             </wp:cNvGraphicFramePr>
@@ -4429,13 +4008,13 @@
               <a:graphicData uri="http://schemas.openxmlformats.org/drawingml/2006/picture">
                 <pic:pic xmlns:pic="http://schemas.openxmlformats.org/drawingml/2006/picture">
                   <pic:nvPicPr>
-                    <pic:cNvPr id="0" name="Picture 9"/>
+                    <pic:cNvPr id="0" name="Picture 2"/>
                     <pic:cNvPicPr>
                       <a:picLocks noChangeAspect="1" noChangeArrowheads="1"/>
                     </pic:cNvPicPr>
                   </pic:nvPicPr>
                   <pic:blipFill>
-                    <a:blip r:embed="rId15">
+                    <a:blip r:embed="rId15" cstate="print">
                       <a:extLst>
                         <a:ext uri="{28A0092B-C50C-407E-A947-70E740481C1C}">
                           <a14:useLocalDpi xmlns:a14="http://schemas.microsoft.com/office/drawing/2010/main" val="0"/>
@@ -4450,7 +4029,7 @@
                   <pic:spPr bwMode="auto">
                     <a:xfrm rot="16200000">
                       <a:off x="0" y="0"/>
-                      <a:ext cx="8361615" cy="4706871"/>
+                      <a:ext cx="8261891" cy="4365958"/>
                     </a:xfrm>
                     <a:prstGeom prst="rect">
                       <a:avLst/>
@@ -4497,6 +4076,7 @@
         <w:rPr>
           <w:noProof/>
         </w:rPr>
+        <w:lastRenderedPageBreak/>
         <w:drawing>
           <wp:inline distT="0" distB="0" distL="0" distR="0" wp14:anchorId="77824A65" wp14:editId="4C6A1926">
             <wp:extent cx="8240470" cy="4638675"/>
@@ -4574,6 +4154,7 @@
         <w:jc w:val="center"/>
       </w:pPr>
       <w:r>
+        <w:lastRenderedPageBreak/>
         <w:pict w14:anchorId="33698A8F">
           <v:shapetype id="_x0000_t75" coordsize="21600,21600" o:spt="75" o:preferrelative="t" path="m@4@5l@4@11@9@11@9@5xe" filled="f" stroked="f">
             <v:stroke joinstyle="miter"/>
@@ -4594,7 +4175,7 @@
             <v:path o:extrusionok="f" gradientshapeok="t" o:connecttype="rect"/>
             <o:lock v:ext="edit" aspectratio="t"/>
           </v:shapetype>
-          <v:shape id="_x0000_i1027" type="#_x0000_t75" style="width:361.75pt;height:644.05pt;mso-left-percent:-10001;mso-top-percent:-10001;mso-position-horizontal:absolute;mso-position-horizontal-relative:char;mso-position-vertical:absolute;mso-position-vertical-relative:line;mso-left-percent:-10001;mso-top-percent:-10001">
+          <v:shape id="_x0000_i1025" type="#_x0000_t75" style="width:362.25pt;height:644.25pt;mso-left-percent:-10001;mso-top-percent:-10001;mso-position-horizontal:absolute;mso-position-horizontal-relative:char;mso-position-vertical:absolute;mso-position-vertical-relative:line;mso-left-percent:-10001;mso-top-percent:-10001">
             <v:imagedata r:id="rId17" o:title="Three"/>
           </v:shape>
         </w:pict>
@@ -4622,13 +4203,86 @@
       </w:r>
       <w:bookmarkEnd w:id="15"/>
     </w:p>
+    <w:p>
+      <w:pPr>
+        <w:pStyle w:val="Beschriftung"/>
+        <w:jc w:val="center"/>
+      </w:pPr>
+      <w:r>
+        <w:rPr>
+          <w:noProof/>
+        </w:rPr>
+        <w:lastRenderedPageBreak/>
+        <w:drawing>
+          <wp:inline distT="0" distB="0" distL="0" distR="0" wp14:anchorId="3FC2BB1A" wp14:editId="4AA938F2">
+            <wp:extent cx="7723175" cy="3694100"/>
+            <wp:effectExtent l="0" t="4763" r="6668" b="6667"/>
+            <wp:docPr id="3180239" name="Grafik 2" descr="Ein Bild, das Text, Screenshot, Schrift, Diagramm enthält.&#10;&#10;Automatisch generierte Beschreibung"/>
+            <wp:cNvGraphicFramePr>
+              <a:graphicFrameLocks xmlns:a="http://schemas.openxmlformats.org/drawingml/2006/main" noChangeAspect="1"/>
+            </wp:cNvGraphicFramePr>
+            <a:graphic xmlns:a="http://schemas.openxmlformats.org/drawingml/2006/main">
+              <a:graphicData uri="http://schemas.openxmlformats.org/drawingml/2006/picture">
+                <pic:pic xmlns:pic="http://schemas.openxmlformats.org/drawingml/2006/picture">
+                  <pic:nvPicPr>
+                    <pic:cNvPr id="3180239" name="Grafik 2" descr="Ein Bild, das Text, Screenshot, Schrift, Diagramm enthält.&#10;&#10;Automatisch generierte Beschreibung"/>
+                    <pic:cNvPicPr>
+                      <a:picLocks noChangeAspect="1" noChangeArrowheads="1"/>
+                    </pic:cNvPicPr>
+                  </pic:nvPicPr>
+                  <pic:blipFill>
+                    <a:blip r:embed="rId18">
+                      <a:extLst>
+                        <a:ext uri="{28A0092B-C50C-407E-A947-70E740481C1C}">
+                          <a14:useLocalDpi xmlns:a14="http://schemas.microsoft.com/office/drawing/2010/main" val="0"/>
+                        </a:ext>
+                      </a:extLst>
+                    </a:blip>
+                    <a:srcRect/>
+                    <a:stretch>
+                      <a:fillRect/>
+                    </a:stretch>
+                  </pic:blipFill>
+                  <pic:spPr bwMode="auto">
+                    <a:xfrm rot="5400000">
+                      <a:off x="0" y="0"/>
+                      <a:ext cx="7736996" cy="3700711"/>
+                    </a:xfrm>
+                    <a:prstGeom prst="rect">
+                      <a:avLst/>
+                    </a:prstGeom>
+                    <a:noFill/>
+                    <a:ln>
+                      <a:noFill/>
+                    </a:ln>
+                  </pic:spPr>
+                </pic:pic>
+              </a:graphicData>
+            </a:graphic>
+          </wp:inline>
+        </w:drawing>
+      </w:r>
+    </w:p>
+    <w:p>
+      <w:pPr>
+        <w:pStyle w:val="Beschriftung"/>
+        <w:jc w:val="center"/>
+      </w:pPr>
+      <w:r>
+        <w:t>Abbildung 4: Abhänigkeitsdiagramm (Assemblies</w:t>
+      </w:r>
+      <w:r>
+        <w:t>)</w:t>
+      </w:r>
+    </w:p>
+    <w:p/>
     <w:sectPr>
-      <w:headerReference w:type="even" r:id="rId18"/>
-      <w:headerReference w:type="default" r:id="rId19"/>
-      <w:footerReference w:type="even" r:id="rId20"/>
-      <w:footerReference w:type="default" r:id="rId21"/>
-      <w:headerReference w:type="first" r:id="rId22"/>
-      <w:footerReference w:type="first" r:id="rId23"/>
+      <w:headerReference w:type="even" r:id="rId19"/>
+      <w:headerReference w:type="default" r:id="rId20"/>
+      <w:footerReference w:type="even" r:id="rId21"/>
+      <w:footerReference w:type="default" r:id="rId22"/>
+      <w:headerReference w:type="first" r:id="rId23"/>
+      <w:footerReference w:type="first" r:id="rId24"/>
       <w:pgSz w:w="11906" w:h="16838"/>
       <w:pgMar w:top="1417" w:right="1417" w:bottom="1134" w:left="1417" w:header="708" w:footer="708" w:gutter="0"/>
       <w:cols w:space="708"/>

--- a/Documentation/Dokumentation.docx
+++ b/Documentation/Dokumentation.docx
@@ -4078,10 +4078,10 @@
         </w:rPr>
         <w:lastRenderedPageBreak/>
         <w:drawing>
-          <wp:inline distT="0" distB="0" distL="0" distR="0" wp14:anchorId="77824A65" wp14:editId="4C6A1926">
-            <wp:extent cx="8240470" cy="4638675"/>
-            <wp:effectExtent l="0" t="8890" r="0" b="0"/>
-            <wp:docPr id="2028653303" name="Grafik 2"/>
+          <wp:inline distT="0" distB="0" distL="0" distR="0" wp14:anchorId="4332FBEC" wp14:editId="65C75678">
+            <wp:extent cx="8104828" cy="4544822"/>
+            <wp:effectExtent l="8255" t="0" r="0" b="0"/>
+            <wp:docPr id="1531412800" name="Grafik 2"/>
             <wp:cNvGraphicFramePr>
               <a:graphicFrameLocks xmlns:a="http://schemas.openxmlformats.org/drawingml/2006/main" noChangeAspect="1"/>
             </wp:cNvGraphicFramePr>
@@ -4089,7 +4089,7 @@
               <a:graphicData uri="http://schemas.openxmlformats.org/drawingml/2006/picture">
                 <pic:pic xmlns:pic="http://schemas.openxmlformats.org/drawingml/2006/picture">
                   <pic:nvPicPr>
-                    <pic:cNvPr id="0" name="Picture 10"/>
+                    <pic:cNvPr id="0" name="Picture 3"/>
                     <pic:cNvPicPr>
                       <a:picLocks noChangeAspect="1" noChangeArrowheads="1"/>
                     </pic:cNvPicPr>
@@ -4110,7 +4110,7 @@
                   <pic:spPr bwMode="auto">
                     <a:xfrm rot="16200000">
                       <a:off x="0" y="0"/>
-                      <a:ext cx="8249907" cy="4643987"/>
+                      <a:ext cx="8113777" cy="4549840"/>
                     </a:xfrm>
                     <a:prstGeom prst="rect">
                       <a:avLst/>
@@ -4214,9 +4214,9 @@
         </w:rPr>
         <w:lastRenderedPageBreak/>
         <w:drawing>
-          <wp:inline distT="0" distB="0" distL="0" distR="0" wp14:anchorId="3FC2BB1A" wp14:editId="4AA938F2">
-            <wp:extent cx="7723175" cy="3694100"/>
-            <wp:effectExtent l="0" t="4763" r="6668" b="6667"/>
+          <wp:inline distT="0" distB="0" distL="0" distR="0" wp14:anchorId="3FC2BB1A" wp14:editId="78E431AF">
+            <wp:extent cx="6312270" cy="3019245"/>
+            <wp:effectExtent l="0" t="0" r="0" b="0"/>
             <wp:docPr id="3180239" name="Grafik 2" descr="Ein Bild, das Text, Screenshot, Schrift, Diagramm enthält.&#10;&#10;Automatisch generierte Beschreibung"/>
             <wp:cNvGraphicFramePr>
               <a:graphicFrameLocks xmlns:a="http://schemas.openxmlformats.org/drawingml/2006/main" noChangeAspect="1"/>
@@ -4244,9 +4244,9 @@
                     </a:stretch>
                   </pic:blipFill>
                   <pic:spPr bwMode="auto">
-                    <a:xfrm rot="5400000">
+                    <a:xfrm>
                       <a:off x="0" y="0"/>
-                      <a:ext cx="7736996" cy="3700711"/>
+                      <a:ext cx="6348720" cy="3036680"/>
                     </a:xfrm>
                     <a:prstGeom prst="rect">
                       <a:avLst/>
@@ -4273,6 +4273,9 @@
       </w:r>
       <w:r>
         <w:t>)</w:t>
+      </w:r>
+      <w:r>
+        <w:t>y</w:t>
       </w:r>
     </w:p>
     <w:p/>
@@ -4380,7 +4383,7 @@
         <w:rPr>
           <w:noProof/>
         </w:rPr>
-        <w:t>Dokumentation</w:t>
+        <w:t>Dokumentation.docx</w:t>
       </w:r>
     </w:fldSimple>
   </w:p>
